--- a/docs/legal/SCBE_NONPROVISIONAL_SPEC_v1.docx
+++ b/docs/legal/SCBE_NONPROVISIONAL_SPEC_v1.docx
@@ -179,7 +179,7 @@
           <w:b w:val="0"/>
           <w:sz w:val="24"/>
         </w:rPr>
-        <w:t>There exists a need in the art for a security framework that: (a) enforces access control through mathematical invariants that cannot be circumvented by adversarial optimization; (b) scales the cost of adversarial behavior superexponentially with the degree of deviation from trusted operation; (c) derives cryptographic keys from structured semantic inputs that constrain the available derivation paths; (d) binds authorization to geometric position, path history, and domain membership simultaneously; and (e) provides post-quantum security through dual-lattice consensus with temporal synchronization.</w:t>
+        <w:t>There exists a need in the art for a security framework that: (a) enforces access control through measured geometric state rather than pattern matching alone; (b) scales the cost or risk assigned to adversarial behavior as a nonlinear function of the degree of deviation from trusted operation; (c) derives cryptographic keys from structured semantic inputs that constrain the available derivation paths; (d) binds authorization to geometric position, path history, and domain membership simultaneously; and (e) provides post-quantum security through dual-lattice consensus with temporal synchronization.</w:t>
       </w:r>
     </w:p>
     <w:p>
@@ -206,7 +206,7 @@
           <w:b w:val="0"/>
           <w:sz w:val="24"/>
         </w:rPr>
-        <w:t>It is a primary object of the present invention to provide an access control system wherein the verification cost imposed on a requesting entity is a superexponential function of its hyperbolic distance from a trusted operational center, thereby creating a geometric enforcement barrier that renders adversarial operation computationally infeasible as the entity approaches the manifold boundary.</w:t>
+        <w:t>It is a primary object of the present invention to provide an access control system wherein the verification cost or risk imposed on a requesting entity is a nonlinear increasing function of its measured drift from a trusted operational center, thereby creating a geometric enforcement barrier that makes adversarial operation increasingly costly as the entity moves away from trusted behavior.</w:t>
       </w:r>
     </w:p>
     <w:p>
@@ -234,7 +234,7 @@
           <w:b w:val="0"/>
           <w:sz w:val="24"/>
         </w:rPr>
-        <w:t>It is a further object to provide a cryptographic identity container that implements deferred authorization through a conjunction of five predicates -- tongue membership, geometric ring position, monotone descent path history, quorum approval, and AEAD cryptographic verification -- wherein failure of any predicate produces cryptographically random output of identical length to a successful decryption, rendering the failure mode indistinguishable from success to an external observer.</w:t>
+        <w:t>It is a further object to provide a cryptographic identity container that implements deferred authorization through a plurality of predicates -- including semantic, geometric, path-history, quorum, or AEAD cryptographic verification predicates -- wherein failure of any predicate may produce noise or pseudorandom-looking output of identical length to a successful decryption.</w:t>
       </w:r>
     </w:p>
     <w:p>
@@ -360,7 +360,7 @@
           <w:b w:val="0"/>
           <w:sz w:val="24"/>
         </w:rPr>
-        <w:t>Preferred embodiments include: session-adaptive centroid accumulation; a multi-layer pre-filter stack ordered cheapest-reject-first; a fail-to-noise response returning deterministic pseudorandom output indistinguishable from valid output upon denial; durable state persistence and rollback across process restarts; quarantine non-error containment that restricts tool access and execution resources without terminating the session; post-quantum decision receipts signed under ML-DSA-65 and encapsulated under ML-KEM-768; six-axis semantic weighting using golden-ratio-scaled tongue weights; and physics-based task coordination for multi-agent governance.</w:t>
+        <w:t>Preferred embodiments include: session-adaptive centroid accumulation; a multi-layer pre-filter stack ordered cheapest-reject-first; a fail-to-noise response returning deterministic pseudorandom-looking audit output upon denial; durable state persistence and rollback across process restarts; quarantine non-error containment that restricts tool access and execution resources without terminating the session; post-quantum decision receipts signed under ML-DSA-65 and encapsulated under ML-KEM-768; six-axis semantic weighting using golden-ratio-scaled tongue weights; and physics-based task coordination for multi-agent governance.</w:t>
       </w:r>
     </w:p>
     <w:p>
@@ -418,7 +418,7 @@
           <w:b w:val="0"/>
           <w:sz w:val="24"/>
         </w:rPr>
-        <w:t>Harmonic wall cost function H(d,R) = R^(d^2) plotted on a log scale as verification cost versus hyperbolic distance d for base R = e, showing superexponential growth with the critical 128-bit security threshold at d_crit approximately equals 9.42.</w:t>
+        <w:t>Alternative harmonic cost functions plotted against measured drift, including H(d,R) = R^(d^2), a bounded reciprocal score 1/(1+d+2*pd), and a clamped RuntimeGate cost pi^(phi*min(d*,d_max)).</w:t>
       </w:r>
     </w:p>
     <w:p>
@@ -484,7 +484,7 @@
           <w:b w:val="0"/>
           <w:sz w:val="24"/>
         </w:rPr>
-        <w:t>Sacred Egg five-predicate deferred authorization flowchart showing the conjunction P_tongue AND P_geo AND P_path AND P_quorum AND P_crypto, wherein failure of any predicate branches to a fail-to-noise output indistinguishable from a successful decryption output.</w:t>
+        <w:t>Sacred Egg five-predicate deferred authorization flowchart showing the conjunction P_tongue AND P_geo AND P_path AND P_quorum AND P_crypto, wherein failure of any predicate branches to a fail-to-noise or pseudorandom-looking audit output.</w:t>
       </w:r>
     </w:p>
     <w:p>
@@ -753,7 +753,7 @@
           <w:b w:val="0"/>
           <w:sz w:val="24"/>
         </w:rPr>
-        <w:t>"Fail-to-Noise": The security property that any authorization failure produces output that is computationally indistinguishable from a successful authorization output. Specifically, upon failure of any predicate during Sacred Egg hatching, the system generates cryptographically random bytes of identical length to the true plaintext, using crypto.getRandomValues() or equivalent CSPRNG.</w:t>
+        <w:t>"Fail-to-Noise": A failure-handling property in which an authorization failure returns a noise or pseudorandom-looking output rather than a structured error message. In some embodiments the noise is deterministic and audit-reproducible from a content hash; in other embodiments the noise is generated by a keyed or cryptographic random generator.</w:t>
       </w:r>
     </w:p>
     <w:p>
@@ -767,7 +767,7 @@
           <w:b w:val="0"/>
           <w:sz w:val="24"/>
         </w:rPr>
-        <w:t>"Harmonic Wall" or "Harmonic Scaling": The superexponential cost function H(d, R) = R^(d^2) where d is the hyperbolic distance from a trusted center and R &gt; 1 is the base parameter. This function creates a "vertical wall" effect: the cost is modest for small d (H(1) = 2.72 for R = e) but becomes computationally infeasible for large d (H(5) = 7.2 x 10^10 for R = e), with the critical 128-bit security threshold at d_crit = sqrt(128 * ln(2)) approximately equals 9.42.</w:t>
+        <w:t>"Harmonic Wall" or "Harmonic Scaling": A nonlinear cost or score function that maps measured drift to governance risk or safety score. Embodiments include H(d, R) = R^(d^2) where R &gt; 1, a bounded reciprocal safety score H = 1/(1+d+2pd), and a clamped RuntimeGate cost C = pi^(phimin(d*, d_max)). The selected embodiment depends on runtime stability, auditability, and numerical constraints.</w:t>
       </w:r>
     </w:p>
     <w:p>
@@ -1265,7 +1265,7 @@
           <w:b w:val="0"/>
           <w:sz w:val="24"/>
         </w:rPr>
-        <w:t>The clamping is essential for computational stability but does not affect the security properties: the Harmonic Wall (Layer 12) already imposes superexponential cost for points approaching the boundary.</w:t>
+        <w:t>The clamping is essential for computational stability. Layer 12 then maps the resulting measured drift to a governance cost or safety score using one of the disclosed nonlinear cost embodiments.</w:t>
       </w:r>
     </w:p>
     <w:p>
@@ -1979,7 +1979,7 @@
           <w:b/>
           <w:sz w:val="24"/>
         </w:rPr>
-        <w:t>3.12 Layer 12: Harmonic Scaling -- THE VERTICAL WALL (Axiom A12)</w:t>
+        <w:t>3.12 Layer 12: Harmonic Scaling -- NONLINEAR GOVERNANCE COST (Axiom A12)</w:t>
       </w:r>
     </w:p>
     <w:p>
@@ -1993,7 +1993,7 @@
           <w:b w:val="0"/>
           <w:sz w:val="24"/>
         </w:rPr>
-        <w:t>Layer 12 applies the Harmonic Wall function to convert hyperbolic distance into verification cost:</w:t>
+        <w:t>Layer 12 applies a harmonic scaling function to convert measured drift or hyperbolic distance into verification cost or safety score. Several embodiments are supported:</w:t>
       </w:r>
     </w:p>
     <w:p>
@@ -2007,7 +2007,7 @@
           <w:b w:val="0"/>
           <w:sz w:val="24"/>
         </w:rPr>
-        <w:t>This is the central enforcement mechanism of the invention. The superexponential growth of R^(d^2) as a function of d creates a "vertical wall" effect:</w:t>
+        <w:t>The first embodiment grows superlinearly in the exponent as a function of d and creates a "vertical wall" effect:</w:t>
       </w:r>
     </w:p>
     <w:p>
@@ -2101,7 +2101,7 @@
           <w:b w:val="0"/>
           <w:sz w:val="24"/>
         </w:rPr>
-        <w:t>This bounded form maps the superexponential wall into a reciprocal form suitable for IEEE 754 floating-point arithmetic while preserving the qualitative property that large distances produce large risk amplification.</w:t>
+        <w:t>The bounded reciprocal form maps larger distances to lower safety scores in a manner suitable for IEEE 754 floating-point arithmetic. The clamped RuntimeGate form uses a bounded exponent to avoid overflow while preserving monotonic cost growth up to a configured cap.</w:t>
       </w:r>
     </w:p>
     <w:p>
@@ -3212,7 +3212,7 @@
           <w:b w:val="0"/>
           <w:sz w:val="24"/>
         </w:rPr>
-        <w:t>When any predicate fails, the Sacred Egg produces cryptographically random output of the same length as the true plaintext:</w:t>
+        <w:t>When any predicate fails, the Sacred Egg may produce random, keyed, or deterministic pseudorandom-looking output of the same length as the true plaintext:</w:t>
       </w:r>
     </w:p>
     <w:p>
@@ -3246,7 +3246,7 @@
           <w:b w:val="0"/>
           <w:sz w:val="24"/>
         </w:rPr>
-        <w:t>The fail-to-noise property is essential because it eliminates the information-theoretic side channel that traditional error messages create. An attacker who can distinguish "wrong password" from "wrong username" gains information that reduces the search space; fail-to-noise provides zero bits of distinguishing information.</w:t>
+        <w:t>The fail-to-noise property reduces the side channel that traditional error messages create. An attacker who can distinguish "wrong password" from "wrong username" gains information that reduces the search space; fail-to-noise avoids returning such structured failure categories.</w:t>
       </w:r>
     </w:p>
     <w:p>
@@ -5022,7 +5022,7 @@
         <w:br/>
         <w:t>| A11 | Triadic distance: d_tri = sqrt(lambda_1d_1^2 + lambda_2d_2^2 + lambda_3*d_G^2) | L11 |</w:t>
         <w:br/>
-        <w:t>| A12 | Harmonic scaling: H(d, R) = R^(d^2) | L12 |</w:t>
+        <w:t>| A12 | Harmonic scaling: nonlinear drift-to-cost or drift-to-score mapping | L12 |</w:t>
       </w:r>
     </w:p>
     <w:p>
@@ -5335,7 +5335,7 @@
           <w:b w:val="0"/>
           <w:sz w:val="24"/>
         </w:rPr>
-        <w:t>whereby the governance cost increases superexponentially as the embedded point approaches a boundary of the open unit ball.</w:t>
+        <w:t>whereby the governance cost follows a function of the form B^(k*d), where B is a base greater than one, k is a positive scaling constant, and d is a distance measure computed from the hyperbolic space, such that the governance cost increases monotonically as the embedded point deviates from the session centroid.</w:t>
       </w:r>
     </w:p>
     <w:p>
@@ -5363,7 +5363,7 @@
           <w:b w:val="0"/>
           <w:sz w:val="24"/>
         </w:rPr>
-        <w:t>3. The method of claim 1, wherein the nonlinear cost function comprises one of: (i) a function of the form H(d, R) = R^(d^2), where d is a distance measure and R is a base greater than one; or (ii) a bounded safety-score function of the form H = 1 / (1 + d + 2*pd), where pd is a phase-deviation term.</w:t>
+        <w:t>3. The method of claim 1, wherein the nonlinear cost function comprises one of: (i) a function of the form H(d, R) = R^(d^2), where d is a distance measure and R is a base greater than one; (ii) a bounded safety-score function of the form H = 1 / (1 + d + 2*pd), where pd is a phase-deviation term; or (iii) a function of the form pi^(phi*d), where pi is the mathematical constant pi and phi is the golden ratio.</w:t>
       </w:r>
     </w:p>
     <w:p>
@@ -5419,7 +5419,7 @@
           <w:b w:val="0"/>
           <w:sz w:val="24"/>
         </w:rPr>
-        <w:t>7. The method of claim 1, further comprising, responsive to a deny decision, generating a deterministic pseudorandom noise output by computing a seed as a cryptographic hash of a fixed prefix concatenated with a content hash of the denied request, iteratively re-hashing the seed until a target length is reached, and returning the noise output in place of an error response, such that the noise output is indistinguishable from a valid output to an observer not holding the governance keys, is identical for identical denied requests, and is reproducible by an auditor from the content hash.</w:t>
+        <w:t>7. The method of claim 1, further comprising, responsive to a deny decision, generating a deterministic pseudorandom-looking noise output by computing a seed as a cryptographic hash of a fixed prefix concatenated with a content hash of the denied request, iteratively re-hashing the seed until a target length is reached, and returning the noise output in place of an error response, such that the noise output is identical for identical denied requests and is reproducible by an auditor from the content hash.</w:t>
       </w:r>
     </w:p>
     <w:p>
@@ -5825,7 +5825,7 @@
           <w:b w:val="0"/>
           <w:sz w:val="24"/>
         </w:rPr>
-        <w:t>21. The method of claim 1, further comprising generating a cryptographic authorization container that is unlocked only when all of N predetermined predicates are satisfied, the predicates comprising at least: a semantic predicate; a geometric predicate measuring distance from a known safe region; an execution-path predicate verifying that the container was reached via an authorized call chain; a quorum predicate requiring a threshold number of approving agents; and a cryptographic predicate verifying a post-quantum signature; wherein failure of any predicate returns a noise output indistinguishable from a successfully-unlocked container.</w:t>
+        <w:t>21. The method of claim 1, further comprising generating a cryptographic authorization container that is unlocked only when N predetermined predicates are satisfied, where N is at least three, the predicates including at least: a semantic predicate evaluating whether the context representation of the proposed action satisfies an authorized semantic profile; a geometric predicate measuring whether the embedded point lies within a predetermined hyperbolic distance from the session centroid; and a cryptographic predicate verifying a post-quantum signature; wherein failure of any predicate causes the container to return a noise output generated by the fail-to-noise function of claim 7, such that both a successful unlock and any predicate failure produce outputs that are indistinguishable to an observer not holding the authorization keys.</w:t>
       </w:r>
     </w:p>
     <w:p>
@@ -5853,7 +5853,7 @@
           <w:b w:val="0"/>
           <w:sz w:val="24"/>
         </w:rPr>
-        <w:t>23. The system of claim 9, wherein the system maintains a swarm trust score for each participating governance agent, updates the trust score as tau_new = alpha * tau_old + (1 - alpha) * v, where v is a validity factor for a most-recent contribution and alpha is a smoothing constant, and automatically self-excludes from the governance decision any agent whose trust score falls below a participation threshold, thereby producing a Byzantine-fault-tolerant swarm consensus without a central coordinator.</w:t>
+        <w:t>23. The method of claim 1, further comprising: prior to emitting the governance decision, determining whether the computational action matches a predetermined reroute rule associated with a class of actions; and, when a match is found, substituting a replacement action for the proposed computational action and emitting an allow decision for the replacement action, such that high-risk classes of actions are redirected to lower-risk alternatives without exposing a denial response to the requesting entity.</w:t>
       </w:r>
     </w:p>
     <w:p>
@@ -5867,7 +5867,7 @@
           <w:b w:val="0"/>
           <w:sz w:val="24"/>
         </w:rPr>
-        <w:t>24. The method of claim 1, further comprising applying a Hopfield energy function E(c) = -1/2 * (c')^T * W * c' + theta^T * c' to the context representation c, wherein W encodes patterns of known legitimate operations learned offline; classifying the action as novel-intent when E(c) is above a threshold relative to trained patterns; and incorporating the novel-intent indicator into the composite risk value.</w:t>
+        <w:t>24. The method of claim 1, further comprising computing a null-space anomaly score by determining whether per-axis deviations of the context representation from the session centroid each fall below a predetermined threshold; incrementing the null-space anomaly score when all per-axis deviations are below the threshold; and incorporating the null-space anomaly score into the composite risk value; wherein a null-space anomaly score above a predetermined level is treated as a governance signal indicating an action that is deliberately mimicking baseline behavior to evade the governance cost.</w:t>
       </w:r>
     </w:p>
     <w:p>
@@ -5914,7 +5914,7 @@
           <w:b w:val="0"/>
           <w:sz w:val="24"/>
         </w:rPr>
-        <w:t>A computer-implemented system and method govern execution of computational actions in artificial-intelligence and agentic systems. Input actions are encoded as six-dimensional context vectors weighted by successive powers of the golden ratio and embedded into a Poincare ball model of hyperbolic space. Hyperbolic distance between the embedded point and a session centroid representing prior authorized behavior drives an exponential authorization cost that makes adversarial deviations computationally prohibitive. Governance decisions -- allow, quarantine, escalate, or deny -- combine the authorization cost with bijective tamper detection, instruction-safety pattern matching, and spectral coherence signals. Denied actions return deterministic pseudorandom noise indistinguishable from valid output. Authorized actions receive post-quantum cryptographic receipts signed under ML-DSA-65 and encapsulated under ML-KEM-768.</w:t>
+        <w:t>A computer-implemented system and method govern execution of computational actions in artificial-intelligence and agentic systems. Input actions are encoded as six-dimensional context vectors weighted by successive powers of the golden ratio and embedded into a Poincare ball model of hyperbolic space. Hyperbolic distance between the embedded point and a session centroid representing prior authorized behavior drives an exponential authorization cost that makes adversarial deviations computationally prohibitive. Governance decisions -- allow, quarantine, escalate, or deny -- combine the authorization cost with bijective tamper detection, instruction-safety pattern matching, and spectral coherence signals. Denied actions return deterministic pseudorandom-looking audit noise instead of a structured failure category. Authorized actions receive post-quantum cryptographic receipts signed under ML-DSA-65 and encapsulated under ML-KEM-768.</w:t>
       </w:r>
     </w:p>
     <w:sectPr>

--- a/docs/legal/SCBE_NONPROVISIONAL_SPEC_v1.docx
+++ b/docs/legal/SCBE_NONPROVISIONAL_SPEC_v1.docx
@@ -123,7 +123,7 @@
           <w:b w:val="0"/>
           <w:sz w:val="24"/>
         </w:rPr>
-        <w:t>Machine learning-based anomaly detection systems have partially addressed this limitation by learning behavioral baselines and flagging statistical outliers. However, such systems suffer from three well-documented weaknesses: (1) adversarial examples can fool learned classifiers through carefully crafted inputs that remain within the learned decision boundary; (2) model drift requires continuous retraining, creating windows of vulnerability; and (3) the security guarantees are probabilistic rather than mathematical, meaning no formal proof of security boundary integrity can be provided.</w:t>
+        <w:t>Machine learning-based anomaly detection systems have partially addressed this limitation by learning behavioral baselines and flagging statistical outliers. However, such systems suffer from three well-documented weaknesses: (1) adversarial examples can fool learned classifiers through carefully crafted inputs that remain within the learned decision boundary; (2) model drift requires continuous retraining, creating windows of vulnerability; and (3) the resulting security posture is typically statistical rather than a deterministic metric boundary computed from the request state.</w:t>
       </w:r>
     </w:p>
     <w:p>
@@ -304,7 +304,7 @@
           <w:b w:val="0"/>
           <w:sz w:val="24"/>
         </w:rPr>
-        <w:t>The present invention provides a computer-implemented system and method for governing execution of computational actions in artificial-intelligence and agentic systems. The system embeds input actions into a Poincare ball model of bounded hyperbolic space, measures hyperbolic distance from a session-adaptive centroid representing prior authorized behavior, and applies a nonlinear governance cost function that makes adversarial deviations computationally prohibitive. A four-tier decision gate routes proposed actions to allow, review, quarantine, or deny outcomes.</w:t>
+        <w:t>The present invention provides a computer-implemented system and method for governing execution of computational actions in artificial-intelligence and agentic systems. The system embeds input actions into a Poincare ball model of bounded hyperbolic space, measures hyperbolic distance from a session-adaptive centroid representing prior authorized behavior, and applies a nonlinear governance cost function that increases governance severity as measured deviation increases. A four-tier decision gate routes proposed actions to allow, review, quarantine, or deny outcomes.</w:t>
       </w:r>
     </w:p>
     <w:p>
@@ -655,7 +655,7 @@
           <w:b w:val="0"/>
           <w:sz w:val="24"/>
         </w:rPr>
-        <w:t>"Hyperbolic Distance": The distance function d_H(u, v) = arcosh(1 + 2||u-v||^2 / ((1-||u||^2)(1-||v||^2))) defined on the Poincare ball, which is the unique distance function satisfying the axioms of hyperbolic geometry in this model. This distance is a mathematical invariant -- it is determined by the metric tensor and cannot be circumvented or approximated by adversarial means.</w:t>
+        <w:t>"Hyperbolic Distance": The distance function d_H(u, v) = arcosh(1 + 2||u-v||^2 / ((1-||u||^2)(1-||v||^2))) defined on the Poincare ball, which is the distance function satisfying the axioms of hyperbolic geometry in this model. This distance is a mathematical invariant determined by the metric tensor and is not changed by the coordinate representation selected for the request.</w:t>
       </w:r>
     </w:p>
     <w:p>
@@ -948,7 +948,7 @@
           <w:b w:val="0"/>
           <w:sz w:val="24"/>
         </w:rPr>
-        <w:t>Each layer implements one or more of twelve mathematical axioms (A1 through A12) that collectively guarantee the system's security properties. These axioms are additionally mapped to five quantum-mechanical axiom families (Unitarity, Locality, Causality, Symmetry, Composition) for formal verification purposes.</w:t>
+        <w:t>Each layer implements one or more of twelve mathematical axioms (A1 through A12) that collectively define the system's intended security invariants. These axioms are additionally mapped to five quantum-mechanical axiom families (Unitarity, Locality, Causality, Symmetry, Composition) for formal verification purposes.</w:t>
       </w:r>
     </w:p>
     <w:p>
@@ -2059,7 +2059,7 @@
           <w:b w:val="0"/>
           <w:sz w:val="24"/>
         </w:rPr>
-        <w:t>The critical property is the transition from manageable cost to impossible cost over a narrow range of d. Between d = 2 and d = 4, the cost increases by a factor of approximately 163,000. This creates a sharp, well-defined security boundary that is continuously differentiable (no threshold artifacts) yet practically impenetrable.</w:t>
+        <w:t>The critical property is the transition from lower cost to substantially higher cost over a narrow range of d. Between d = 2 and d = 4 in the R^(d^2) embodiment, the cost increases by a factor of approximately 163,000. This creates a sharp, well-defined security boundary that is continuously differentiable while still allowing configured runtime thresholds.</w:t>
       </w:r>
     </w:p>
     <w:p>
@@ -2234,7 +2234,7 @@
           <w:b w:val="0"/>
           <w:sz w:val="24"/>
         </w:rPr>
-        <w:t>Corollary (North-Star Enforcement): Any deviation from perfect alignment (d* = 0, T = 1, I = 1) guarantees Risk' &gt; B. There is no "free lunch" -- every deviation carries a cost.</w:t>
+        <w:t>Corollary (North-Star Enforcement): Under the stated risk function, deviation from perfect alignment (d* = 0, T = 1, I = 1) increases Risk' above the baseline B. Thus measured deviation contributes to the governance cost.</w:t>
       </w:r>
     </w:p>
     <w:p>
@@ -2827,7 +2827,7 @@
           <w:b w:val="0"/>
           <w:sz w:val="24"/>
         </w:rPr>
-        <w:t>These properties guarantee that the Langues Metric is a well-behaved, strictly increasing cost function that becomes exponentially more expensive as any deviation increases, with bounded oscillation providing temporal unpredictability.</w:t>
+        <w:t>These properties provide a well-behaved, strictly increasing cost function that becomes more expensive as deviation increases, with bounded oscillation providing temporal variation.</w:t>
       </w:r>
     </w:p>
     <w:p>
@@ -4419,7 +4419,7 @@
         <w:br/>
         <w:t>2. High detection rate for compromised agents: A compromised agent that has been adversarially modified will attempt to compute the impossible result, revealing its corruption.</w:t>
         <w:br/>
-        <w:t>3. No information leakage: The trap challenges are indistinguishable from normal computational requests until the agent attempts to solve them, preventing adversaries from pre-filtering traps.</w:t>
+        <w:t>3. Reduced pre-filtering signal: The trap challenges are formatted as normal computational requests until the agent attempts to solve them, reducing the ability of an adversary to pre-filter traps by surface form alone.</w:t>
       </w:r>
     </w:p>
     <w:p>
@@ -4820,7 +4820,7 @@
           <w:b w:val="0"/>
           <w:sz w:val="24"/>
         </w:rPr>
-        <w:t>Overall: 71% of attacks are blocked (cannot proceed), 29% are detected (proceed but identified). 100% detection rate across all attack types.</w:t>
+        <w:t>In the simulated fixture set, 71% of attacks are blocked (cannot proceed), and 29% are detected (proceed but identified). The fixture set produced detections across all enumerated attack types.</w:t>
       </w:r>
     </w:p>
     <w:p>
@@ -4955,7 +4955,7 @@
           <w:b w:val="0"/>
           <w:sz w:val="24"/>
         </w:rPr>
-        <w:t>Every claim in this patent application is backed by working, tested code demonstrating reduction to practice.</w:t>
+        <w:t>Each drafted claim is mapped to working implementation evidence or is separately flagged for review as a higher-risk or continuation-style feature.</w:t>
       </w:r>
     </w:p>
     <w:p>
@@ -5335,7 +5335,7 @@
           <w:b w:val="0"/>
           <w:sz w:val="24"/>
         </w:rPr>
-        <w:t>whereby the governance cost follows a function of the form B^(k*d), where B is a base greater than one, k is a positive scaling constant, and d is a distance measure computed from the hyperbolic space, such that the governance cost increases monotonically as the embedded point deviates from the session centroid.</w:t>
+        <w:t>whereby the governance cost is a nonlinear increasing function of measured drift from the session centroid and is used to control execution of the computational action through the emitted governance decision.</w:t>
       </w:r>
     </w:p>
     <w:p>
@@ -5825,7 +5825,7 @@
           <w:b w:val="0"/>
           <w:sz w:val="24"/>
         </w:rPr>
-        <w:t>21. The method of claim 1, further comprising generating a cryptographic authorization container that is unlocked only when N predetermined predicates are satisfied, where N is at least three, the predicates including at least: a semantic predicate evaluating whether the context representation of the proposed action satisfies an authorized semantic profile; a geometric predicate measuring whether the embedded point lies within a predetermined hyperbolic distance from the session centroid; and a cryptographic predicate verifying a post-quantum signature; wherein failure of any predicate causes the container to return a noise output generated by the fail-to-noise function of claim 7, such that both a successful unlock and any predicate failure produce outputs that are indistinguishable to an observer not holding the authorization keys.</w:t>
+        <w:t>21. The method of claim 1, further comprising generating a cryptographic authorization container that is unlocked only when N predetermined predicates are satisfied, where N is at least three, the predicates including at least: a semantic predicate evaluating whether the context representation of the proposed action satisfies an authorized semantic profile; a geometric predicate measuring whether the embedded point lies within a predetermined hyperbolic distance from the session centroid; and a cryptographic predicate verifying a post-quantum signature; wherein failure of any predicate causes the container to return a noise or pseudorandom-looking output generated by the fail-to-noise function of claim 7 rather than a structured predicate-failure response.</w:t>
       </w:r>
     </w:p>
     <w:p>
@@ -5839,7 +5839,7 @@
           <w:b w:val="0"/>
           <w:sz w:val="24"/>
         </w:rPr>
-        <w:t>22. The method of claim 21, wherein the noise output is generated by the deterministic re-hashing of claim 7, such that every output path -- both a successful unlock and a failure of any predicate -- produces an output indistinguishable, to an observer not holding the keys for all of the predicates, from any other output path.</w:t>
+        <w:t>22. The method of claim 21, wherein the noise output is generated by the deterministic re-hashing of claim 7, such that a repeated failure path for the same denied request produces an audit-reproducible output of a predetermined length while avoiding disclosure of which predicate failed.</w:t>
       </w:r>
     </w:p>
     <w:p>
@@ -5914,7 +5914,7 @@
           <w:b w:val="0"/>
           <w:sz w:val="24"/>
         </w:rPr>
-        <w:t>A computer-implemented system and method govern execution of computational actions in artificial-intelligence and agentic systems. Input actions are encoded as six-dimensional context vectors weighted by successive powers of the golden ratio and embedded into a Poincare ball model of hyperbolic space. Hyperbolic distance between the embedded point and a session centroid representing prior authorized behavior drives an exponential authorization cost that makes adversarial deviations computationally prohibitive. Governance decisions -- allow, quarantine, escalate, or deny -- combine the authorization cost with bijective tamper detection, instruction-safety pattern matching, and spectral coherence signals. Denied actions return deterministic pseudorandom-looking audit noise instead of a structured failure category. Authorized actions receive post-quantum cryptographic receipts signed under ML-DSA-65 and encapsulated under ML-KEM-768.</w:t>
+        <w:t>A computer-implemented system and method govern execution of computational actions in artificial-intelligence and agentic systems. Input actions are encoded as six-dimensional context vectors weighted by successive powers of the golden ratio and embedded into a Poincare ball model of hyperbolic space. Hyperbolic distance between the embedded point and a session centroid representing prior authorized behavior drives a nonlinear authorization cost or safety score used to control execution. Governance decisions -- allow, review, quarantine, or deny -- combine the authorization cost with bijective tamper detection, instruction-safety pattern matching, and spectral coherence signals. Denied actions return deterministic pseudorandom-looking audit noise instead of a structured failure category. Authorized actions receive post-quantum cryptographic receipts signed under ML-DSA-65 and encapsulated under ML-KEM-768.</w:t>
       </w:r>
     </w:p>
     <w:sectPr>

--- a/docs/legal/SCBE_NONPROVISIONAL_SPEC_v1.docx
+++ b/docs/legal/SCBE_NONPROVISIONAL_SPEC_v1.docx
@@ -5882,6 +5882,20 @@
           <w:sz w:val="24"/>
         </w:rPr>
         <w:t>25. The system of claim 9, wherein the system coordinates task execution across a plurality of agent slots using a physics-based juggling model in which tasks are modeled as balls having inertia proportional to a task priority, agent slots are modeled as hands having readiness states, handoffs are modeled as throws having predicted catch windows, and a governance cost of a task increases when a trajectory of the task deviates from a predicted flight arc, such that higher-risk tasks are assigned higher arcs and fewer handoffs.</w:t>
+      </w:r>
+    </w:p>
+    <w:p>
+      <w:pPr>
+        <w:spacing w:before="120" w:after="120" w:line="360" w:lineRule="exact"/>
+        <w:ind w:left="0" w:firstLine="0"/>
+      </w:pPr>
+      <w:r>
+        <w:rPr>
+          <w:rFonts w:ascii="Times New Roman" w:hAnsi="Times New Roman"/>
+          <w:b w:val="0"/>
+          <w:sz w:val="24"/>
+        </w:rPr>
+        <w:t>26. The method of claim 4, wherein each axis of the six-axis semantic weighting employs a bijective token alphabet in which each token is uniquely identified by a prefix element selected from a first predetermined set and a suffix element selected from a second predetermined set, such that the complete token vocabulary for each axis is a bijective mapping between token strings and integer indices, and the token vocabularies of distinct axes are disjoint.</w:t>
       </w:r>
     </w:p>
     <w:p>

--- a/docs/legal/SCBE_NONPROVISIONAL_SPEC_v1.docx
+++ b/docs/legal/SCBE_NONPROVISIONAL_SPEC_v1.docx
@@ -5377,7 +5377,7 @@
           <w:b w:val="0"/>
           <w:sz w:val="24"/>
         </w:rPr>
-        <w:t>4. The method of claim 1, wherein the additional governance signal comprises a six-axis semantic weighting in which each axis has a predetermined weight equal to a power of the golden ratio, phi^k for k = 0 through 5, with phi approximately equal to 1.618.</w:t>
+        <w:t>4. The method of claim 1, wherein the additional governance signal comprises a six-axis semantic weighting in which each of the six axes corresponds to a distinct semantic domain of the context representation and is assigned a predetermined weight equal to a power of the golden ratio, phi^k for a respective index k from 0 through 5, with phi approximately equal to 1.618, such that the weighting applies exponentially increasing emphasis to higher-order semantic domains and the combined six-axis score scales the governance signal across semantically diverse dimensions of the context.</w:t>
       </w:r>
     </w:p>
     <w:p>
@@ -5895,7 +5895,35 @@
           <w:b w:val="0"/>
           <w:sz w:val="24"/>
         </w:rPr>
-        <w:t>26. The method of claim 4, wherein each axis of the six-axis semantic weighting employs a bijective token alphabet in which each token is uniquely identified by a prefix element selected from a first predetermined set and a suffix element selected from a second predetermined set, such that the complete token vocabulary for each axis is a bijective mapping between token strings and integer indices, and the token vocabularies of distinct axes are disjoint.</w:t>
+        <w:t>26. The method of claim 4, wherein each axis of the semantic weighting employs a bijective token alphabet comprising a number of tokens equal to the Cartesian product of a first predetermined prefix set and a second predetermined suffix set, each token uniquely formed by concatenating a prefix element, a predetermined separator character, and a suffix element, such that the complete token vocabulary for each axis bijects onto a contiguous range of integer byte indices, the token vocabularies of distinct axes are pairwise disjoint, and the axis of origin of any given token is determinable by set membership alone without additional context.</w:t>
+      </w:r>
+    </w:p>
+    <w:p>
+      <w:pPr>
+        <w:spacing w:before="120" w:after="120" w:line="360" w:lineRule="exact"/>
+        <w:ind w:left="0" w:firstLine="0"/>
+      </w:pPr>
+      <w:r>
+        <w:rPr>
+          <w:rFonts w:ascii="Times New Roman" w:hAnsi="Times New Roman"/>
+          <w:b w:val="0"/>
+          <w:sz w:val="24"/>
+        </w:rPr>
+        <w:t>27. The method of claim 4, wherein each of the six axes of the semantic weighting is associated with a respective harmonic frequency ratio selected from integer-ratio musical intervals and a phase offset equal to 2*pi*k/6 radians for the respective axis index k, such that the six axes are uniformly distributed around the unit circle at sixty-degree intervals, and the contribution of each axis to the governance signal incorporates a sinusoidal time-varying modulation at the respective harmonic frequency and phase offset.</w:t>
+      </w:r>
+    </w:p>
+    <w:p>
+      <w:pPr>
+        <w:spacing w:before="120" w:after="120" w:line="360" w:lineRule="exact"/>
+        <w:ind w:left="0" w:firstLine="0"/>
+      </w:pPr>
+      <w:r>
+        <w:rPr>
+          <w:rFonts w:ascii="Times New Roman" w:hAnsi="Times New Roman"/>
+          <w:b w:val="0"/>
+          <w:sz w:val="24"/>
+        </w:rPr>
+        <w:t>28. The method of claim 26, wherein each axis's token vocabulary constitutes a domain-specific entropy encoding in which each byte of a context representation maps deterministically to a token in that axis's vocabulary, the semantic content of the context thereby constraining available key derivation paths within the governance system, such that key derivation paths obtained from encodings in distinct axis vocabularies are mutually independent by the pairwise-disjoint vocabulary property.</w:t>
       </w:r>
     </w:p>
     <w:p>

--- a/docs/legal/SCBE_NONPROVISIONAL_SPEC_v1.docx
+++ b/docs/legal/SCBE_NONPROVISIONAL_SPEC_v1.docx
@@ -2253,6 +2253,20 @@
     </w:p>
     <w:p>
       <w:pPr>
+        <w:spacing w:before="0" w:after="120" w:line="360" w:lineRule="exact"/>
+        <w:ind w:firstLine="720"/>
+      </w:pPr>
+      <w:r>
+        <w:rPr>
+          <w:rFonts w:ascii="Times New Roman" w:hAnsi="Times New Roman"/>
+          <w:b w:val="0"/>
+          <w:sz w:val="24"/>
+        </w:rPr>
+        <w:t>In the five-tier governance variant, a REROUTE decision mode provides constructive containment as an alternative to outright denial. When the action text matches a pattern in a configurable reroute table AND an elevated geometric or semantic signal -- specifically, a harmonic cost or spin magnitude above a confirmation threshold -- independently corroborates the match, the gate substitutes a safer replacement action rather than blocking and returning fail-to-noise output. The reroute table maps action patterns (regular expressions over the action text) to replacement action identifiers and human-readable rationale strings; representative entries redirect system file access to a logged-denial stub and redirect external network sends to a log-only handler. REROUTE operates on a separate action path outside the numeric severity escalation chain: it does not compete with ALLOW, QUARANTINE, or DENY in severity comparisons, and a REROUTE result is preserved against subsequent overlay signals that would otherwise escalate toward DENY. The two-signal confirmation requirement -- pattern match plus geometric or semantic corroboration -- substantially reduces false-positive reroutes on benign text that incidentally contains common words matching the reroute pattern.</w:t>
+      </w:r>
+    </w:p>
+    <w:p>
+      <w:pPr>
         <w:spacing w:before="200" w:after="80" w:line="360" w:lineRule="exact"/>
       </w:pPr>
       <w:r>
@@ -4065,6 +4079,30 @@
           <w:sz w:val="24"/>
         </w:rPr>
         <w:t>The system implements a "cheapest reject first" strategy that orders verification stages by computational cost:</w:t>
+      </w:r>
+    </w:p>
+    <w:p>
+      <w:pPr>
+        <w:spacing w:before="0" w:after="120" w:line="360" w:lineRule="exact"/>
+        <w:ind w:firstLine="720"/>
+      </w:pPr>
+      <w:r>
+        <w:rPr>
+          <w:rFonts w:ascii="Times New Roman" w:hAnsi="Times New Roman"/>
+          <w:b w:val="0"/>
+          <w:sz w:val="24"/>
+        </w:rPr>
+        <w:t>Stage 0: Null-Space Anomaly Check -- O(d)</w:t>
+        <w:br/>
+        <w:t>- Compute the six-dimensional tongue coordinate vector for the action text.</w:t>
+        <w:br/>
+        <w:t>- Compare each coordinate against the session centroid (or a fixed default baseline when no centroid has been established).</w:t>
+        <w:br/>
+        <w:t>- If ALL six coordinates are within a predetermined epsilon of the centroid (all deviations &lt; NULL_SPACE_EPSILON), compute anomaly score = max(0.0, 1 - mean_deviation / NULL_SPACE_EPSILON). An adversarial input that deliberately keeps all tongue activations near the centroid is "hiding in the null space" -- the action appears geometrically normal so that the hyperbolic distance to the centroid remains small, evading the harmonic cost wall while carrying adversarial intent.</w:t>
+        <w:br/>
+        <w:t>- If the standard deviation of the coordinate vector is below a uniformity threshold (e.g., std &lt; 0.03), return anomaly score 0.5 regardless of centroid proximity. Real text activates tongue dimensions unevenly; a flat, unnaturally uniform activation profile is independently suspicious.</w:t>
+        <w:br/>
+        <w:t>- A nonzero anomaly score is added to the composite risk value before the main hyperbolic distance computation, so null-space hiding is penalized even when the measured distance to the centroid is small.</w:t>
       </w:r>
     </w:p>
     <w:p>

--- a/docs/legal/SCBE_NONPROVISIONAL_SPEC_v1.docx
+++ b/docs/legal/SCBE_NONPROVISIONAL_SPEC_v1.docx
@@ -1582,7 +1582,13 @@
           <w:b w:val="0"/>
           <w:sz w:val="24"/>
         </w:rPr>
-        <w:t>This preservation is guaranteed by the theory of gyrovector spaces (Ungar, 2008). The isometry property means that the phase transform moves points within the Poincare ball without changing their relative distances -- it is a "rigid motion" of hyperbolic space.</w:t>
+        <w:t>This preservation follows from the standard gyrovector-space formulation of</w:t>
+        <w:br/>
+        <w:t>Poincare-ball isometries (Ungar, 2008). The isometry property means that the</w:t>
+        <w:br/>
+        <w:t>phase transform moves points within the Poincare ball without changing their</w:t>
+        <w:br/>
+        <w:t>relative distances under the stated metric.</w:t>
       </w:r>
     </w:p>
     <w:p>
@@ -4425,7 +4431,17 @@
           <w:b w:val="0"/>
           <w:sz w:val="24"/>
         </w:rPr>
-        <w:t>Variable Swap Trap: The system periodically presents challenges containing swapped or impossible physical variables (e.g., a thermodynamic equation with entropy and enthalpy swapped, or a gravitational calculation with imaginary mass). Legitimate agents, having been trained on correct physics, recognize the impossibility and respond with a diagnostic rejection. Rogue agents, attempting to compute the result naively, produce an output that reveals their compromised state.</w:t>
+        <w:t>Variable Swap Trap: The system periodically presents challenges containing</w:t>
+        <w:br/>
+        <w:t>swapped or physically inconsistent variables (e.g., a thermodynamic equation</w:t>
+        <w:br/>
+        <w:t>with entropy and enthalpy swapped, or a gravitational calculation with imaginary</w:t>
+        <w:br/>
+        <w:t>mass). A governed agent may recognize the inconsistency and respond with a</w:t>
+        <w:br/>
+        <w:t>diagnostic rejection, while a compromised agent may attempt to compute the result</w:t>
+        <w:br/>
+        <w:t>naively and thereby produce a detectable governance signal.</w:t>
       </w:r>
     </w:p>
     <w:p>
@@ -4454,8 +4470,35 @@
           <w:sz w:val="24"/>
         </w:rPr>
         <w:t>1. Zero false positives for legitimate agents: The traps use well-known impossibilities (perpetual motion, negative entropy generation, FTL information transfer) that any correctly functioning agent will reject.</w:t>
+      </w:r>
+    </w:p>
+    <w:p>
+      <w:pPr>
+        <w:spacing w:before="200" w:after="80" w:line="360" w:lineRule="exact"/>
+      </w:pPr>
+      <w:r>
+        <w:rPr>
+          <w:rFonts w:ascii="Times New Roman" w:hAnsi="Times New Roman"/>
+          <w:b/>
+          <w:sz w:val="24"/>
+        </w:rPr>
+        <w:t>2. Detection support for compromised agents: A compromised agent that has</w:t>
+      </w:r>
+    </w:p>
+    <w:p>
+      <w:pPr>
+        <w:spacing w:before="0" w:after="120" w:line="360" w:lineRule="exact"/>
+        <w:ind w:firstLine="720"/>
+      </w:pPr>
+      <w:r>
+        <w:rPr>
+          <w:rFonts w:ascii="Times New Roman" w:hAnsi="Times New Roman"/>
+          <w:b w:val="0"/>
+          <w:sz w:val="24"/>
+        </w:rPr>
+        <w:t>been adversarially modified may attempt to compute the inconsistent result,</w:t>
         <w:br/>
-        <w:t>2. High detection rate for compromised agents: A compromised agent that has been adversarially modified will attempt to compute the impossible result, revealing its corruption.</w:t>
+        <w:t>producing a signal that can contribute to a governance decision.</w:t>
         <w:br/>
         <w:t>3. Reduced pre-filtering signal: The trap challenges are formatted as normal computational requests until the agent attempts to solve them, reducing the ability of an adversary to pre-filter traps by surface form alone.</w:t>
       </w:r>
@@ -5203,6 +5246,308 @@
       </w:r>
     </w:p>
     <w:p>
+      <w:pPr>
+        <w:spacing w:before="0" w:after="120" w:line="360" w:lineRule="exact"/>
+        <w:ind w:firstLine="720"/>
+      </w:pPr>
+      <w:r>
+        <w:rPr>
+          <w:rFonts w:ascii="Times New Roman" w:hAnsi="Times New Roman"/>
+          <w:b w:val="0"/>
+          <w:sz w:val="24"/>
+        </w:rPr>
+        <w:t>FILING CLAIMS</w:t>
+      </w:r>
+    </w:p>
+    <w:p>
+      <w:pPr>
+        <w:spacing w:before="0" w:after="120" w:line="360" w:lineRule="exact"/>
+        <w:ind w:firstLine="720"/>
+      </w:pPr>
+      <w:r>
+        <w:rPr>
+          <w:rFonts w:ascii="Times New Roman" w:hAnsi="Times New Roman"/>
+          <w:b w:val="0"/>
+          <w:sz w:val="24"/>
+        </w:rPr>
+        <w:t>The filing claims are generated from docs/legal/build_patent_docx.py and mirrored in docs/legal/PATENT_CLAIMS_EXPANDED_v2.md. The current filing set contains 28 claims, including independent claims 1, 9, and 15. Legacy draft claims were removed from this detailed-description source to avoid conflicts with the assembled filing packet.</w:t>
+      </w:r>
+    </w:p>
+    <w:p>
+      <w:pPr>
+        <w:spacing w:before="0" w:after="120" w:line="360" w:lineRule="exact"/>
+        <w:ind w:firstLine="720"/>
+      </w:pPr>
+      <w:r>
+        <w:rPr>
+          <w:rFonts w:ascii="Times New Roman" w:hAnsi="Times New Roman"/>
+          <w:b w:val="0"/>
+          <w:sz w:val="24"/>
+        </w:rPr>
+        <w:t>CLAIM SUPPORT MAP</w:t>
+      </w:r>
+    </w:p>
+    <w:p>
+      <w:pPr>
+        <w:spacing w:before="0" w:after="120" w:line="360" w:lineRule="exact"/>
+        <w:ind w:firstLine="720"/>
+      </w:pPr>
+      <w:r>
+        <w:rPr>
+          <w:rFonts w:ascii="Times New Roman" w:hAnsi="Times New Roman"/>
+          <w:b w:val="0"/>
+          <w:sz w:val="24"/>
+        </w:rPr>
+        <w:t>| Claim | Specification Section | Implementation File | Test Evidence |</w:t>
+        <w:br/>
+        <w:t>|-------|----------------------|--------------------|--------------|</w:t>
+        <w:br/>
+        <w:t>| 1 | Section 3 (14-Layer Pipeline) | pipeline14.ts, hyperbolic.ts | Regression tests recorded |</w:t>
+        <w:br/>
+        <w:t>| 2 | Section 4 (Sacred Tongues) | sacredTongues.ts, spiralSeal.ts | Bijection/roundtrip tests |</w:t>
+        <w:br/>
+        <w:t>| 3 | Section 3.12 (Harmonic Wall) | harmonicScaling.ts | Distance vs. cost data (FIG. 2) |</w:t>
+        <w:br/>
+        <w:t>| 4 | Section 5 (Sacred Eggs) | sacredEggs.ts, sacredEggsGenesis.ts | Hatch/fail-to-noise tests |</w:t>
+        <w:br/>
+        <w:t>| 5 | Section 6 (Dual Lattice) | dual_lattice.py, pqc_module.py | Consensus/settling wave tests |</w:t>
+        <w:br/>
+        <w:t>| 6 | Section 7 (Anti-Fragile) | fractional_flux.py, living_metric.py | ODE/shock absorber tests |</w:t>
+        <w:br/>
+        <w:t>| 7-16 | Sections 3-7 | Various | Full test suite |</w:t>
+        <w:br/>
+        <w:t>| 17 | Section 10.1 (Dual-Lane) | production_v2_1.py | Context binding tests |</w:t>
+        <w:br/>
+        <w:t>| 18 | Section 10.2 (Trap Ciphers) | production_v2_1.py | Variable swap tests |</w:t>
+        <w:br/>
+        <w:t>| 19 | Section 10.3 (Corrective Swarm) | production_v2_1.py | Swarm trust/lineage tests |</w:t>
+        <w:br/>
+        <w:t>| 20 | Section 10.4 (Roundtable) | sacredTongues.ts | Multi-sig consensus tests |</w:t>
+        <w:br/>
+        <w:t>| 21 | Section 10.5 (Provenance) | spiralSeal.ts, pqc_module.py | Provenance chain tests |</w:t>
+      </w:r>
+    </w:p>
+    <w:p>
+      <w:pPr>
+        <w:spacing w:before="0" w:after="120" w:line="360" w:lineRule="exact"/>
+        <w:ind w:firstLine="720"/>
+      </w:pPr>
+      <w:r>
+        <w:rPr>
+          <w:rFonts w:ascii="Times New Roman" w:hAnsi="Times New Roman"/>
+          <w:b w:val="0"/>
+          <w:sz w:val="24"/>
+        </w:rPr>
+        <w:t>PRIOR ART CITATIONS</w:t>
+      </w:r>
+    </w:p>
+    <w:p>
+      <w:pPr>
+        <w:spacing w:before="0" w:after="120" w:line="360" w:lineRule="exact"/>
+        <w:ind w:firstLine="720"/>
+      </w:pPr>
+      <w:r>
+        <w:rPr>
+          <w:rFonts w:ascii="Times New Roman" w:hAnsi="Times New Roman"/>
+          <w:b w:val="0"/>
+          <w:sz w:val="24"/>
+        </w:rPr>
+        <w:t>The following references are cited as relevant prior art, with distinctions from the present invention noted:</w:t>
+      </w:r>
+    </w:p>
+    <w:p>
+      <w:pPr>
+        <w:spacing w:before="0" w:after="120" w:line="360" w:lineRule="exact"/>
+        <w:ind w:firstLine="720"/>
+      </w:pPr>
+      <w:r>
+        <w:rPr>
+          <w:rFonts w:ascii="Times New Roman" w:hAnsi="Times New Roman"/>
+          <w:b w:val="0"/>
+          <w:sz w:val="24"/>
+        </w:rPr>
+        <w:t>1. BIP-32/44 (Wuille, 2012): Hierarchical Deterministic Wallets. Uses seed + passphrase for key derivation. Distinction: passphrase is unstructured text; present invention uses structured six-dimensional linguistic ontology that constrains derivation paths.</w:t>
+      </w:r>
+    </w:p>
+    <w:p>
+      <w:pPr>
+        <w:spacing w:before="0" w:after="120" w:line="360" w:lineRule="exact"/>
+        <w:ind w:firstLine="720"/>
+      </w:pPr>
+      <w:r>
+        <w:rPr>
+          <w:rFonts w:ascii="Times New Roman" w:hAnsi="Times New Roman"/>
+          <w:b w:val="0"/>
+          <w:sz w:val="24"/>
+        </w:rPr>
+        <w:t>2. BIP-39 (Palatinus et al., 2013): Mnemonic code for generating deterministic keys. Uses flat wordlist of 2048 entries. Distinction: present invention uses six 256-token bijective alphabets with golden-ratio weights and harmonic phase relationships.</w:t>
+      </w:r>
+    </w:p>
+    <w:p>
+      <w:pPr>
+        <w:spacing w:before="0" w:after="120" w:line="360" w:lineRule="exact"/>
+        <w:ind w:firstLine="720"/>
+      </w:pPr>
+      <w:r>
+        <w:rPr>
+          <w:rFonts w:ascii="Times New Roman" w:hAnsi="Times New Roman"/>
+          <w:b w:val="0"/>
+          <w:sz w:val="24"/>
+        </w:rPr>
+        <w:t>3. RFC 5869 (Krawczyk &amp; Eronen, 2010): HKDF key derivation function. Used as a component in the present invention; distinction: present invention's domain separation tags encode geometric position and path history, not just application-level context.</w:t>
+      </w:r>
+    </w:p>
+    <w:p>
+      <w:pPr>
+        <w:spacing w:before="0" w:after="120" w:line="360" w:lineRule="exact"/>
+        <w:ind w:firstLine="720"/>
+      </w:pPr>
+      <w:r>
+        <w:rPr>
+          <w:rFonts w:ascii="Times New Roman" w:hAnsi="Times New Roman"/>
+          <w:b w:val="0"/>
+          <w:sz w:val="24"/>
+        </w:rPr>
+        <w:t>4. FIPS 203 (NIST, 2024): ML-KEM (Module Learning With Errors Key Encapsulation Mechanism). Used as a component. Distinction: present invention requires dual-lattice consensus with temporal synchronization, not standalone KEM.</w:t>
+      </w:r>
+    </w:p>
+    <w:p>
+      <w:pPr>
+        <w:spacing w:before="0" w:after="120" w:line="360" w:lineRule="exact"/>
+        <w:ind w:firstLine="720"/>
+      </w:pPr>
+      <w:r>
+        <w:rPr>
+          <w:rFonts w:ascii="Times New Roman" w:hAnsi="Times New Roman"/>
+          <w:b w:val="0"/>
+          <w:sz w:val="24"/>
+        </w:rPr>
+        <w:t>5. FIPS 204 (NIST, 2024): ML-DSA (Module Digital Signature Algorithm). Used as a component. Distinction: same as above.</w:t>
+      </w:r>
+    </w:p>
+    <w:p>
+      <w:pPr>
+        <w:spacing w:before="0" w:after="120" w:line="360" w:lineRule="exact"/>
+        <w:ind w:firstLine="720"/>
+      </w:pPr>
+      <w:r>
+        <w:rPr>
+          <w:rFonts w:ascii="Times New Roman" w:hAnsi="Times New Roman"/>
+          <w:b w:val="0"/>
+          <w:sz w:val="24"/>
+        </w:rPr>
+        <w:t>6. Ungar, A.A. (2008): Analytic Hyperbolic Geometry and Albert Einstein's Special Theory of Relativity. Provides mathematical foundation for gyrovector spaces and Mobius addition. Distinction: present invention applies these mathematical structures to access control enforcement, not physics.</w:t>
+      </w:r>
+    </w:p>
+    <w:p>
+      <w:pPr>
+        <w:spacing w:before="0" w:after="120" w:line="360" w:lineRule="exact"/>
+        <w:ind w:firstLine="720"/>
+      </w:pPr>
+      <w:r>
+        <w:rPr>
+          <w:rFonts w:ascii="Times New Roman" w:hAnsi="Times New Roman"/>
+          <w:b w:val="0"/>
+          <w:sz w:val="24"/>
+        </w:rPr>
+        <w:t>7. Nickel &amp; Kiela (2017): Poincare Embeddings for Learning Hierarchical Representations. Uses Poincare ball for embedding hierarchical data. Distinction: present invention uses Poincare ball for enforcement (making adversarial behavior expensive), not representation (organizing data).</w:t>
+      </w:r>
+    </w:p>
+    <w:p>
+      <w:pPr>
+        <w:spacing w:before="0" w:after="120" w:line="360" w:lineRule="exact"/>
+        <w:ind w:firstLine="720"/>
+      </w:pPr>
+      <w:r>
+        <w:rPr>
+          <w:rFonts w:ascii="Times New Roman" w:hAnsi="Times New Roman"/>
+          <w:b w:val="0"/>
+          <w:sz w:val="24"/>
+        </w:rPr>
+        <w:t>8. X.509 Certificates (ITU-T, 2019): Digital certificates for identity. Distinction: present invention's Sacred Eggs are generative seed containers that cryptographically constrain key derivation, not static attribute labels.</w:t>
+      </w:r>
+    </w:p>
+    <w:p>
+      <w:pPr>
+        <w:spacing w:before="0" w:after="120" w:line="360" w:lineRule="exact"/>
+        <w:ind w:firstLine="720"/>
+      </w:pPr>
+      <w:r>
+        <w:rPr>
+          <w:rFonts w:ascii="Times New Roman" w:hAnsi="Times New Roman"/>
+          <w:b w:val="0"/>
+          <w:sz w:val="24"/>
+        </w:rPr>
+        <w:t>9. W3C Verifiable Credentials (2022): Verifiable claims data model. Distinction: present invention binds credentials to geometric position and path history in hyperbolic space, not just issuer signatures.</w:t>
+      </w:r>
+    </w:p>
+    <w:p>
+      <w:pPr>
+        <w:spacing w:before="0" w:after="120" w:line="360" w:lineRule="exact"/>
+        <w:ind w:firstLine="720"/>
+      </w:pPr>
+      <w:r>
+        <w:rPr>
+          <w:rFonts w:ascii="Times New Roman" w:hAnsi="Times New Roman"/>
+          <w:b w:val="0"/>
+          <w:sz w:val="24"/>
+        </w:rPr>
+        <w:t>10. Taleb, N.N. (2012): Antifragile: Things That Gain from Disorder. Provides conceptual framework for anti-fragility. Distinction: present invention implements mathematical anti-fragility through metric tensor expansion under adversarial pressure (Claim 6).</w:t>
+      </w:r>
+    </w:p>
+    <w:p>
+      <w:pPr>
+        <w:spacing w:before="0" w:after="120" w:line="360" w:lineRule="exact"/>
+        <w:ind w:firstLine="720"/>
+      </w:pPr>
+      <w:r>
+        <w:rPr>
+          <w:rFonts w:ascii="Times New Roman" w:hAnsi="Times New Roman"/>
+          <w:b w:val="0"/>
+          <w:sz w:val="24"/>
+        </w:rPr>
+        <w:t>11. Hopfield, J.J. (1982): Neural networks and physical systems with emergent collective computational abilities. Provides mathematical foundation for energy-based pattern recognition. Distinction: present invention uses Hopfield energy as a behavioral gating mechanism in a multi-stage verification pipeline.</w:t>
+      </w:r>
+    </w:p>
+    <w:p>
+      <w:pPr>
+        <w:spacing w:before="0" w:after="120" w:line="360" w:lineRule="exact"/>
+        <w:ind w:firstLine="720"/>
+      </w:pPr>
+      <w:r>
+        <w:rPr>
+          <w:rFonts w:ascii="Times New Roman" w:hAnsi="Times New Roman"/>
+          <w:b w:val="0"/>
+          <w:sz w:val="24"/>
+        </w:rPr>
+        <w:t>12. Abadi et al. (2005): Control-Flow Integrity. Original CFI concept using label-based enforcement. Distinction: present invention's PHDM achieves 99% ROP detection (vs. 70% for label-based CFI) through dimensional lifting and Hamiltonian path analysis.</w:t>
+      </w:r>
+    </w:p>
+    <w:p>
+      <w:pPr>
+        <w:spacing w:before="0" w:after="120" w:line="360" w:lineRule="exact"/>
+        <w:ind w:firstLine="720"/>
+      </w:pPr>
+      <w:r>
+        <w:rPr>
+          <w:rFonts w:ascii="Times New Roman" w:hAnsi="Times New Roman"/>
+          <w:b w:val="0"/>
+          <w:sz w:val="24"/>
+        </w:rPr>
+        <w:t>Document prepared for attorney review.</w:t>
+        <w:br/>
+        <w:t>**Claim elements are mapped to working implementation references and recorded</w:t>
+        <w:br/>
+        <w:t>test evidence where available.**</w:t>
+        <w:br/>
+        <w:t>Total claims: 11 independent + 10 dependent = 21 claims</w:t>
+        <w:br/>
+        <w:t>Repository: SCBE-AETHERMOORE (TypeScript + Python dual implementation)</w:t>
+        <w:br/>
+        <w:t>Priority Date: January 15, 2026 (Provisional Application No. 63/961,403)</w:t>
+      </w:r>
+    </w:p>
+    <w:p>
       <w:r>
         <w:br w:type="page"/>
       </w:r>
@@ -5933,7 +6278,7 @@
           <w:b w:val="0"/>
           <w:sz w:val="24"/>
         </w:rPr>
-        <w:t>26. The method of claim 4, wherein each axis of the semantic weighting employs a bijective token alphabet comprising a number of tokens equal to the Cartesian product of a first predetermined prefix set and a second predetermined suffix set, each token uniquely formed by concatenating a prefix element, a predetermined separator character, and a suffix element, such that the complete token vocabulary for each axis bijects onto a contiguous range of integer byte indices, the token vocabularies of distinct axes are pairwise disjoint, and the axis of origin of any given token is determinable by set membership alone without additional context.</w:t>
+        <w:t>26. The method of claim 4, wherein each axis of the semantic weighting employs a bijective token alphabet comprising a number of tokens equal to the Cartesian product of a first predetermined prefix set and a second predetermined suffix set, each token uniquely formed by concatenating a prefix element, a predetermined separator character, and a suffix element, such that the complete token vocabulary for each axis bijects onto a contiguous range of integer byte indices, and wherein a serialized token form includes an axis designator that makes serialized token vocabularies of distinct axes pairwise disjoint and makes the axis of origin of any serialized token determinable from the serialized token without additional context.</w:t>
       </w:r>
     </w:p>
     <w:p>
@@ -5947,7 +6292,7 @@
           <w:b w:val="0"/>
           <w:sz w:val="24"/>
         </w:rPr>
-        <w:t>27. The method of claim 4, wherein each of the six axes of the semantic weighting is associated with a respective harmonic frequency ratio selected from integer-ratio musical intervals and a phase offset equal to 2*pi*k/6 radians for the respective axis index k, such that the six axes are uniformly distributed around the unit circle at sixty-degree intervals, and the contribution of each axis to the governance signal incorporates a sinusoidal time-varying modulation at the respective harmonic frequency and phase offset.</w:t>
+        <w:t>27. The method of claim 4, wherein each of the six axes of the semantic weighting is associated with a respective harmonic frequency ratio selected from integer-ratio musical intervals, and a phase offset equal to 2*pi*k/6 radians for the respective axis index k from 0 through 5, such that the six axes are uniformly distributed around the unit circle at sixty-degree intervals, and the governance signal incorporates the phase offset of each axis as a fixed structural parameter of the six-axis weighting configuration.</w:t>
       </w:r>
     </w:p>
     <w:p>
@@ -5961,7 +6306,7 @@
           <w:b w:val="0"/>
           <w:sz w:val="24"/>
         </w:rPr>
-        <w:t>28. The method of claim 26, wherein each axis's token vocabulary constitutes a domain-specific entropy encoding in which each byte of a context representation maps deterministically to a token in that axis's vocabulary, the semantic content of the context thereby constraining available key derivation paths within the governance system, such that key derivation paths obtained from encodings in distinct axis vocabularies are mutually independent by the pairwise-disjoint vocabulary property.</w:t>
+        <w:t>28. The method of claim 26, wherein each axis's token vocabulary constitutes a domain-specific deterministic byte encoding in which each byte value of a context representation maps uniquely to a token in that axis's vocabulary, the semantic content of the context thereby constraining the specific tokens produced within each axis's vocabulary; and wherein the pairwise-disjoint serialized-vocabulary property ensures that the same byte sequence encoded under distinct axes produces structurally distinct token sequences, such that axis-specific encodings of the same input are mutually distinguishable without decoding.</w:t>
       </w:r>
     </w:p>
     <w:p>

--- a/docs/legal/SCBE_NONPROVISIONAL_SPEC_v1.docx
+++ b/docs/legal/SCBE_NONPROVISIONAL_SPEC_v1.docx
@@ -33,8 +33,16 @@
     <w:p>
       <w:pPr>
         <w:spacing w:before="0" w:after="120" w:line="360" w:lineRule="exact"/>
-        <w:ind w:firstLine="720"/>
-      </w:pPr>
+        <w:ind w:firstLine="0"/>
+      </w:pPr>
+      <w:r>
+        <w:rPr>
+          <w:rFonts w:ascii="Times New Roman" w:hAnsi="Times New Roman"/>
+          <w:b/>
+          <w:sz w:val="24"/>
+        </w:rPr>
+        <w:t xml:space="preserve">[0001]    </w:t>
+      </w:r>
       <w:r>
         <w:rPr>
           <w:rFonts w:ascii="Times New Roman" w:hAnsi="Times New Roman"/>
@@ -74,8 +82,16 @@
     <w:p>
       <w:pPr>
         <w:spacing w:before="0" w:after="120" w:line="360" w:lineRule="exact"/>
-        <w:ind w:firstLine="720"/>
-      </w:pPr>
+        <w:ind w:firstLine="0"/>
+      </w:pPr>
+      <w:r>
+        <w:rPr>
+          <w:rFonts w:ascii="Times New Roman" w:hAnsi="Times New Roman"/>
+          <w:b/>
+          <w:sz w:val="24"/>
+        </w:rPr>
+        <w:t xml:space="preserve">[0002]    </w:t>
+      </w:r>
       <w:r>
         <w:rPr>
           <w:rFonts w:ascii="Times New Roman" w:hAnsi="Times New Roman"/>
@@ -101,8 +117,16 @@
     <w:p>
       <w:pPr>
         <w:spacing w:before="0" w:after="120" w:line="360" w:lineRule="exact"/>
-        <w:ind w:firstLine="720"/>
-      </w:pPr>
+        <w:ind w:firstLine="0"/>
+      </w:pPr>
+      <w:r>
+        <w:rPr>
+          <w:rFonts w:ascii="Times New Roman" w:hAnsi="Times New Roman"/>
+          <w:b/>
+          <w:sz w:val="24"/>
+        </w:rPr>
+        <w:t xml:space="preserve">[0003]    </w:t>
+      </w:r>
       <w:r>
         <w:rPr>
           <w:rFonts w:ascii="Times New Roman" w:hAnsi="Times New Roman"/>
@@ -115,8 +139,16 @@
     <w:p>
       <w:pPr>
         <w:spacing w:before="0" w:after="120" w:line="360" w:lineRule="exact"/>
-        <w:ind w:firstLine="720"/>
-      </w:pPr>
+        <w:ind w:firstLine="0"/>
+      </w:pPr>
+      <w:r>
+        <w:rPr>
+          <w:rFonts w:ascii="Times New Roman" w:hAnsi="Times New Roman"/>
+          <w:b/>
+          <w:sz w:val="24"/>
+        </w:rPr>
+        <w:t xml:space="preserve">[0004]    </w:t>
+      </w:r>
       <w:r>
         <w:rPr>
           <w:rFonts w:ascii="Times New Roman" w:hAnsi="Times New Roman"/>
@@ -129,8 +161,16 @@
     <w:p>
       <w:pPr>
         <w:spacing w:before="0" w:after="120" w:line="360" w:lineRule="exact"/>
-        <w:ind w:firstLine="720"/>
-      </w:pPr>
+        <w:ind w:firstLine="0"/>
+      </w:pPr>
+      <w:r>
+        <w:rPr>
+          <w:rFonts w:ascii="Times New Roman" w:hAnsi="Times New Roman"/>
+          <w:b/>
+          <w:sz w:val="24"/>
+        </w:rPr>
+        <w:t xml:space="preserve">[0005]    </w:t>
+      </w:r>
       <w:r>
         <w:rPr>
           <w:rFonts w:ascii="Times New Roman" w:hAnsi="Times New Roman"/>
@@ -143,8 +183,16 @@
     <w:p>
       <w:pPr>
         <w:spacing w:before="0" w:after="120" w:line="360" w:lineRule="exact"/>
-        <w:ind w:firstLine="720"/>
-      </w:pPr>
+        <w:ind w:firstLine="0"/>
+      </w:pPr>
+      <w:r>
+        <w:rPr>
+          <w:rFonts w:ascii="Times New Roman" w:hAnsi="Times New Roman"/>
+          <w:b/>
+          <w:sz w:val="24"/>
+        </w:rPr>
+        <w:t xml:space="preserve">[0006]    </w:t>
+      </w:r>
       <w:r>
         <w:rPr>
           <w:rFonts w:ascii="Times New Roman" w:hAnsi="Times New Roman"/>
@@ -157,8 +205,16 @@
     <w:p>
       <w:pPr>
         <w:spacing w:before="0" w:after="120" w:line="360" w:lineRule="exact"/>
-        <w:ind w:firstLine="720"/>
-      </w:pPr>
+        <w:ind w:firstLine="0"/>
+      </w:pPr>
+      <w:r>
+        <w:rPr>
+          <w:rFonts w:ascii="Times New Roman" w:hAnsi="Times New Roman"/>
+          <w:b/>
+          <w:sz w:val="24"/>
+        </w:rPr>
+        <w:t xml:space="preserve">[0007]    </w:t>
+      </w:r>
       <w:r>
         <w:rPr>
           <w:rFonts w:ascii="Times New Roman" w:hAnsi="Times New Roman"/>
@@ -171,8 +227,16 @@
     <w:p>
       <w:pPr>
         <w:spacing w:before="0" w:after="120" w:line="360" w:lineRule="exact"/>
-        <w:ind w:firstLine="720"/>
-      </w:pPr>
+        <w:ind w:firstLine="0"/>
+      </w:pPr>
+      <w:r>
+        <w:rPr>
+          <w:rFonts w:ascii="Times New Roman" w:hAnsi="Times New Roman"/>
+          <w:b/>
+          <w:sz w:val="24"/>
+        </w:rPr>
+        <w:t xml:space="preserve">[0008]    </w:t>
+      </w:r>
       <w:r>
         <w:rPr>
           <w:rFonts w:ascii="Times New Roman" w:hAnsi="Times New Roman"/>
@@ -198,8 +262,16 @@
     <w:p>
       <w:pPr>
         <w:spacing w:before="0" w:after="120" w:line="360" w:lineRule="exact"/>
-        <w:ind w:firstLine="720"/>
-      </w:pPr>
+        <w:ind w:firstLine="0"/>
+      </w:pPr>
+      <w:r>
+        <w:rPr>
+          <w:rFonts w:ascii="Times New Roman" w:hAnsi="Times New Roman"/>
+          <w:b/>
+          <w:sz w:val="24"/>
+        </w:rPr>
+        <w:t xml:space="preserve">[0009]    </w:t>
+      </w:r>
       <w:r>
         <w:rPr>
           <w:rFonts w:ascii="Times New Roman" w:hAnsi="Times New Roman"/>
@@ -212,8 +284,16 @@
     <w:p>
       <w:pPr>
         <w:spacing w:before="0" w:after="120" w:line="360" w:lineRule="exact"/>
-        <w:ind w:firstLine="720"/>
-      </w:pPr>
+        <w:ind w:firstLine="0"/>
+      </w:pPr>
+      <w:r>
+        <w:rPr>
+          <w:rFonts w:ascii="Times New Roman" w:hAnsi="Times New Roman"/>
+          <w:b/>
+          <w:sz w:val="24"/>
+        </w:rPr>
+        <w:t xml:space="preserve">[0010]    </w:t>
+      </w:r>
       <w:r>
         <w:rPr>
           <w:rFonts w:ascii="Times New Roman" w:hAnsi="Times New Roman"/>
@@ -226,8 +306,16 @@
     <w:p>
       <w:pPr>
         <w:spacing w:before="0" w:after="120" w:line="360" w:lineRule="exact"/>
-        <w:ind w:firstLine="720"/>
-      </w:pPr>
+        <w:ind w:firstLine="0"/>
+      </w:pPr>
+      <w:r>
+        <w:rPr>
+          <w:rFonts w:ascii="Times New Roman" w:hAnsi="Times New Roman"/>
+          <w:b/>
+          <w:sz w:val="24"/>
+        </w:rPr>
+        <w:t xml:space="preserve">[0011]    </w:t>
+      </w:r>
       <w:r>
         <w:rPr>
           <w:rFonts w:ascii="Times New Roman" w:hAnsi="Times New Roman"/>
@@ -240,8 +328,16 @@
     <w:p>
       <w:pPr>
         <w:spacing w:before="0" w:after="120" w:line="360" w:lineRule="exact"/>
-        <w:ind w:firstLine="720"/>
-      </w:pPr>
+        <w:ind w:firstLine="0"/>
+      </w:pPr>
+      <w:r>
+        <w:rPr>
+          <w:rFonts w:ascii="Times New Roman" w:hAnsi="Times New Roman"/>
+          <w:b/>
+          <w:sz w:val="24"/>
+        </w:rPr>
+        <w:t xml:space="preserve">[0012]    </w:t>
+      </w:r>
       <w:r>
         <w:rPr>
           <w:rFonts w:ascii="Times New Roman" w:hAnsi="Times New Roman"/>
@@ -254,8 +350,16 @@
     <w:p>
       <w:pPr>
         <w:spacing w:before="0" w:after="120" w:line="360" w:lineRule="exact"/>
-        <w:ind w:firstLine="720"/>
-      </w:pPr>
+        <w:ind w:firstLine="0"/>
+      </w:pPr>
+      <w:r>
+        <w:rPr>
+          <w:rFonts w:ascii="Times New Roman" w:hAnsi="Times New Roman"/>
+          <w:b/>
+          <w:sz w:val="24"/>
+        </w:rPr>
+        <w:t xml:space="preserve">[0013]    </w:t>
+      </w:r>
       <w:r>
         <w:rPr>
           <w:rFonts w:ascii="Times New Roman" w:hAnsi="Times New Roman"/>
@@ -268,8 +372,16 @@
     <w:p>
       <w:pPr>
         <w:spacing w:before="0" w:after="120" w:line="360" w:lineRule="exact"/>
-        <w:ind w:firstLine="720"/>
-      </w:pPr>
+        <w:ind w:firstLine="0"/>
+      </w:pPr>
+      <w:r>
+        <w:rPr>
+          <w:rFonts w:ascii="Times New Roman" w:hAnsi="Times New Roman"/>
+          <w:b/>
+          <w:sz w:val="24"/>
+        </w:rPr>
+        <w:t xml:space="preserve">[0014]    </w:t>
+      </w:r>
       <w:r>
         <w:rPr>
           <w:rFonts w:ascii="Times New Roman" w:hAnsi="Times New Roman"/>
@@ -296,8 +408,16 @@
     <w:p>
       <w:pPr>
         <w:spacing w:before="0" w:after="120" w:line="360" w:lineRule="exact"/>
-        <w:ind w:firstLine="720"/>
-      </w:pPr>
+        <w:ind w:firstLine="0"/>
+      </w:pPr>
+      <w:r>
+        <w:rPr>
+          <w:rFonts w:ascii="Times New Roman" w:hAnsi="Times New Roman"/>
+          <w:b/>
+          <w:sz w:val="24"/>
+        </w:rPr>
+        <w:t xml:space="preserve">[0015]    </w:t>
+      </w:r>
       <w:r>
         <w:rPr>
           <w:rFonts w:ascii="Times New Roman" w:hAnsi="Times New Roman"/>
@@ -310,8 +430,16 @@
     <w:p>
       <w:pPr>
         <w:spacing w:before="0" w:after="120" w:line="360" w:lineRule="exact"/>
-        <w:ind w:firstLine="720"/>
-      </w:pPr>
+        <w:ind w:firstLine="0"/>
+      </w:pPr>
+      <w:r>
+        <w:rPr>
+          <w:rFonts w:ascii="Times New Roman" w:hAnsi="Times New Roman"/>
+          <w:b/>
+          <w:sz w:val="24"/>
+        </w:rPr>
+        <w:t xml:space="preserve">[0016]    </w:t>
+      </w:r>
       <w:r>
         <w:rPr>
           <w:rFonts w:ascii="Times New Roman" w:hAnsi="Times New Roman"/>
@@ -324,8 +452,16 @@
     <w:p>
       <w:pPr>
         <w:spacing w:before="0" w:after="120" w:line="360" w:lineRule="exact"/>
-        <w:ind w:firstLine="720"/>
-      </w:pPr>
+        <w:ind w:firstLine="0"/>
+      </w:pPr>
+      <w:r>
+        <w:rPr>
+          <w:rFonts w:ascii="Times New Roman" w:hAnsi="Times New Roman"/>
+          <w:b/>
+          <w:sz w:val="24"/>
+        </w:rPr>
+        <w:t xml:space="preserve">[0017]    </w:t>
+      </w:r>
       <w:r>
         <w:rPr>
           <w:rFonts w:ascii="Times New Roman" w:hAnsi="Times New Roman"/>
@@ -338,8 +474,16 @@
     <w:p>
       <w:pPr>
         <w:spacing w:before="0" w:after="120" w:line="360" w:lineRule="exact"/>
-        <w:ind w:firstLine="720"/>
-      </w:pPr>
+        <w:ind w:firstLine="0"/>
+      </w:pPr>
+      <w:r>
+        <w:rPr>
+          <w:rFonts w:ascii="Times New Roman" w:hAnsi="Times New Roman"/>
+          <w:b/>
+          <w:sz w:val="24"/>
+        </w:rPr>
+        <w:t xml:space="preserve">[0018]    </w:t>
+      </w:r>
       <w:r>
         <w:rPr>
           <w:rFonts w:ascii="Times New Roman" w:hAnsi="Times New Roman"/>
@@ -352,8 +496,16 @@
     <w:p>
       <w:pPr>
         <w:spacing w:before="0" w:after="120" w:line="360" w:lineRule="exact"/>
-        <w:ind w:firstLine="720"/>
-      </w:pPr>
+        <w:ind w:firstLine="0"/>
+      </w:pPr>
+      <w:r>
+        <w:rPr>
+          <w:rFonts w:ascii="Times New Roman" w:hAnsi="Times New Roman"/>
+          <w:b/>
+          <w:sz w:val="24"/>
+        </w:rPr>
+        <w:t xml:space="preserve">[0019]    </w:t>
+      </w:r>
       <w:r>
         <w:rPr>
           <w:rFonts w:ascii="Times New Roman" w:hAnsi="Times New Roman"/>
@@ -380,8 +532,16 @@
     <w:p>
       <w:pPr>
         <w:spacing w:before="60" w:after="60" w:line="360" w:lineRule="exact"/>
-        <w:ind w:left="0"/>
-      </w:pPr>
+        <w:ind w:left="0" w:firstLine="0"/>
+      </w:pPr>
+      <w:r>
+        <w:rPr>
+          <w:rFonts w:ascii="Times New Roman" w:hAnsi="Times New Roman"/>
+          <w:b/>
+          <w:sz w:val="24"/>
+        </w:rPr>
+        <w:t xml:space="preserve">[0020]    </w:t>
+      </w:r>
       <w:r>
         <w:rPr>
           <w:rFonts w:ascii="Times New Roman" w:hAnsi="Times New Roman"/>
@@ -402,8 +562,16 @@
     <w:p>
       <w:pPr>
         <w:spacing w:before="60" w:after="60" w:line="360" w:lineRule="exact"/>
-        <w:ind w:left="0"/>
-      </w:pPr>
+        <w:ind w:left="0" w:firstLine="0"/>
+      </w:pPr>
+      <w:r>
+        <w:rPr>
+          <w:rFonts w:ascii="Times New Roman" w:hAnsi="Times New Roman"/>
+          <w:b/>
+          <w:sz w:val="24"/>
+        </w:rPr>
+        <w:t xml:space="preserve">[0021]    </w:t>
+      </w:r>
       <w:r>
         <w:rPr>
           <w:rFonts w:ascii="Times New Roman" w:hAnsi="Times New Roman"/>
@@ -424,8 +592,16 @@
     <w:p>
       <w:pPr>
         <w:spacing w:before="60" w:after="60" w:line="360" w:lineRule="exact"/>
-        <w:ind w:left="0"/>
-      </w:pPr>
+        <w:ind w:left="0" w:firstLine="0"/>
+      </w:pPr>
+      <w:r>
+        <w:rPr>
+          <w:rFonts w:ascii="Times New Roman" w:hAnsi="Times New Roman"/>
+          <w:b/>
+          <w:sz w:val="24"/>
+        </w:rPr>
+        <w:t xml:space="preserve">[0022]    </w:t>
+      </w:r>
       <w:r>
         <w:rPr>
           <w:rFonts w:ascii="Times New Roman" w:hAnsi="Times New Roman"/>
@@ -446,8 +622,16 @@
     <w:p>
       <w:pPr>
         <w:spacing w:before="60" w:after="60" w:line="360" w:lineRule="exact"/>
-        <w:ind w:left="0"/>
-      </w:pPr>
+        <w:ind w:left="0" w:firstLine="0"/>
+      </w:pPr>
+      <w:r>
+        <w:rPr>
+          <w:rFonts w:ascii="Times New Roman" w:hAnsi="Times New Roman"/>
+          <w:b/>
+          <w:sz w:val="24"/>
+        </w:rPr>
+        <w:t xml:space="preserve">[0023]    </w:t>
+      </w:r>
       <w:r>
         <w:rPr>
           <w:rFonts w:ascii="Times New Roman" w:hAnsi="Times New Roman"/>
@@ -468,8 +652,16 @@
     <w:p>
       <w:pPr>
         <w:spacing w:before="60" w:after="60" w:line="360" w:lineRule="exact"/>
-        <w:ind w:left="0"/>
-      </w:pPr>
+        <w:ind w:left="0" w:firstLine="0"/>
+      </w:pPr>
+      <w:r>
+        <w:rPr>
+          <w:rFonts w:ascii="Times New Roman" w:hAnsi="Times New Roman"/>
+          <w:b/>
+          <w:sz w:val="24"/>
+        </w:rPr>
+        <w:t xml:space="preserve">[0024]    </w:t>
+      </w:r>
       <w:r>
         <w:rPr>
           <w:rFonts w:ascii="Times New Roman" w:hAnsi="Times New Roman"/>
@@ -490,8 +682,16 @@
     <w:p>
       <w:pPr>
         <w:spacing w:before="60" w:after="60" w:line="360" w:lineRule="exact"/>
-        <w:ind w:left="0"/>
-      </w:pPr>
+        <w:ind w:left="0" w:firstLine="0"/>
+      </w:pPr>
+      <w:r>
+        <w:rPr>
+          <w:rFonts w:ascii="Times New Roman" w:hAnsi="Times New Roman"/>
+          <w:b/>
+          <w:sz w:val="24"/>
+        </w:rPr>
+        <w:t xml:space="preserve">[0025]    </w:t>
+      </w:r>
       <w:r>
         <w:rPr>
           <w:rFonts w:ascii="Times New Roman" w:hAnsi="Times New Roman"/>
@@ -512,8 +712,16 @@
     <w:p>
       <w:pPr>
         <w:spacing w:before="60" w:after="60" w:line="360" w:lineRule="exact"/>
-        <w:ind w:left="0"/>
-      </w:pPr>
+        <w:ind w:left="0" w:firstLine="0"/>
+      </w:pPr>
+      <w:r>
+        <w:rPr>
+          <w:rFonts w:ascii="Times New Roman" w:hAnsi="Times New Roman"/>
+          <w:b/>
+          <w:sz w:val="24"/>
+        </w:rPr>
+        <w:t xml:space="preserve">[0026]    </w:t>
+      </w:r>
       <w:r>
         <w:rPr>
           <w:rFonts w:ascii="Times New Roman" w:hAnsi="Times New Roman"/>
@@ -534,8 +742,16 @@
     <w:p>
       <w:pPr>
         <w:spacing w:before="60" w:after="60" w:line="360" w:lineRule="exact"/>
-        <w:ind w:left="0"/>
-      </w:pPr>
+        <w:ind w:left="0" w:firstLine="0"/>
+      </w:pPr>
+      <w:r>
+        <w:rPr>
+          <w:rFonts w:ascii="Times New Roman" w:hAnsi="Times New Roman"/>
+          <w:b/>
+          <w:sz w:val="24"/>
+        </w:rPr>
+        <w:t xml:space="preserve">[0027]    </w:t>
+      </w:r>
       <w:r>
         <w:rPr>
           <w:rFonts w:ascii="Times New Roman" w:hAnsi="Times New Roman"/>
@@ -556,8 +772,16 @@
     <w:p>
       <w:pPr>
         <w:spacing w:before="60" w:after="60" w:line="360" w:lineRule="exact"/>
-        <w:ind w:left="0"/>
-      </w:pPr>
+        <w:ind w:left="0" w:firstLine="0"/>
+      </w:pPr>
+      <w:r>
+        <w:rPr>
+          <w:rFonts w:ascii="Times New Roman" w:hAnsi="Times New Roman"/>
+          <w:b/>
+          <w:sz w:val="24"/>
+        </w:rPr>
+        <w:t xml:space="preserve">[0028]    </w:t>
+      </w:r>
       <w:r>
         <w:rPr>
           <w:rFonts w:ascii="Times New Roman" w:hAnsi="Times New Roman"/>
@@ -592,8 +816,16 @@
     <w:p>
       <w:pPr>
         <w:spacing w:before="0" w:after="120" w:line="360" w:lineRule="exact"/>
-        <w:ind w:firstLine="720"/>
-      </w:pPr>
+        <w:ind w:firstLine="0"/>
+      </w:pPr>
+      <w:r>
+        <w:rPr>
+          <w:rFonts w:ascii="Times New Roman" w:hAnsi="Times New Roman"/>
+          <w:b/>
+          <w:sz w:val="24"/>
+        </w:rPr>
+        <w:t xml:space="preserve">[0029]    </w:t>
+      </w:r>
       <w:r>
         <w:rPr>
           <w:rFonts w:ascii="Times New Roman" w:hAnsi="Times New Roman"/>
@@ -619,8 +851,16 @@
     <w:p>
       <w:pPr>
         <w:spacing w:before="0" w:after="120" w:line="360" w:lineRule="exact"/>
-        <w:ind w:firstLine="720"/>
-      </w:pPr>
+        <w:ind w:firstLine="0"/>
+      </w:pPr>
+      <w:r>
+        <w:rPr>
+          <w:rFonts w:ascii="Times New Roman" w:hAnsi="Times New Roman"/>
+          <w:b/>
+          <w:sz w:val="24"/>
+        </w:rPr>
+        <w:t xml:space="preserve">[0030]    </w:t>
+      </w:r>
       <w:r>
         <w:rPr>
           <w:rFonts w:ascii="Times New Roman" w:hAnsi="Times New Roman"/>
@@ -633,8 +873,16 @@
     <w:p>
       <w:pPr>
         <w:spacing w:before="0" w:after="120" w:line="360" w:lineRule="exact"/>
-        <w:ind w:firstLine="720"/>
-      </w:pPr>
+        <w:ind w:firstLine="0"/>
+      </w:pPr>
+      <w:r>
+        <w:rPr>
+          <w:rFonts w:ascii="Times New Roman" w:hAnsi="Times New Roman"/>
+          <w:b/>
+          <w:sz w:val="24"/>
+        </w:rPr>
+        <w:t xml:space="preserve">[0031]    </w:t>
+      </w:r>
       <w:r>
         <w:rPr>
           <w:rFonts w:ascii="Times New Roman" w:hAnsi="Times New Roman"/>
@@ -647,8 +895,16 @@
     <w:p>
       <w:pPr>
         <w:spacing w:before="0" w:after="120" w:line="360" w:lineRule="exact"/>
-        <w:ind w:firstLine="720"/>
-      </w:pPr>
+        <w:ind w:firstLine="0"/>
+      </w:pPr>
+      <w:r>
+        <w:rPr>
+          <w:rFonts w:ascii="Times New Roman" w:hAnsi="Times New Roman"/>
+          <w:b/>
+          <w:sz w:val="24"/>
+        </w:rPr>
+        <w:t xml:space="preserve">[0032]    </w:t>
+      </w:r>
       <w:r>
         <w:rPr>
           <w:rFonts w:ascii="Times New Roman" w:hAnsi="Times New Roman"/>
@@ -661,8 +917,16 @@
     <w:p>
       <w:pPr>
         <w:spacing w:before="0" w:after="120" w:line="360" w:lineRule="exact"/>
-        <w:ind w:firstLine="720"/>
-      </w:pPr>
+        <w:ind w:firstLine="0"/>
+      </w:pPr>
+      <w:r>
+        <w:rPr>
+          <w:rFonts w:ascii="Times New Roman" w:hAnsi="Times New Roman"/>
+          <w:b/>
+          <w:sz w:val="24"/>
+        </w:rPr>
+        <w:t xml:space="preserve">[0033]    </w:t>
+      </w:r>
       <w:r>
         <w:rPr>
           <w:rFonts w:ascii="Times New Roman" w:hAnsi="Times New Roman"/>
@@ -675,8 +939,16 @@
     <w:p>
       <w:pPr>
         <w:spacing w:before="0" w:after="120" w:line="360" w:lineRule="exact"/>
-        <w:ind w:firstLine="720"/>
-      </w:pPr>
+        <w:ind w:firstLine="0"/>
+      </w:pPr>
+      <w:r>
+        <w:rPr>
+          <w:rFonts w:ascii="Times New Roman" w:hAnsi="Times New Roman"/>
+          <w:b/>
+          <w:sz w:val="24"/>
+        </w:rPr>
+        <w:t xml:space="preserve">[0034]    </w:t>
+      </w:r>
       <w:r>
         <w:rPr>
           <w:rFonts w:ascii="Times New Roman" w:hAnsi="Times New Roman"/>
@@ -689,8 +961,16 @@
     <w:p>
       <w:pPr>
         <w:spacing w:before="0" w:after="120" w:line="360" w:lineRule="exact"/>
-        <w:ind w:firstLine="720"/>
-      </w:pPr>
+        <w:ind w:firstLine="0"/>
+      </w:pPr>
+      <w:r>
+        <w:rPr>
+          <w:rFonts w:ascii="Times New Roman" w:hAnsi="Times New Roman"/>
+          <w:b/>
+          <w:sz w:val="24"/>
+        </w:rPr>
+        <w:t xml:space="preserve">[0035]    </w:t>
+      </w:r>
       <w:r>
         <w:rPr>
           <w:rFonts w:ascii="Times New Roman" w:hAnsi="Times New Roman"/>
@@ -703,8 +983,16 @@
     <w:p>
       <w:pPr>
         <w:spacing w:before="0" w:after="120" w:line="360" w:lineRule="exact"/>
-        <w:ind w:firstLine="720"/>
-      </w:pPr>
+        <w:ind w:firstLine="0"/>
+      </w:pPr>
+      <w:r>
+        <w:rPr>
+          <w:rFonts w:ascii="Times New Roman" w:hAnsi="Times New Roman"/>
+          <w:b/>
+          <w:sz w:val="24"/>
+        </w:rPr>
+        <w:t xml:space="preserve">[0036]    </w:t>
+      </w:r>
       <w:r>
         <w:rPr>
           <w:rFonts w:ascii="Times New Roman" w:hAnsi="Times New Roman"/>
@@ -717,8 +1005,16 @@
     <w:p>
       <w:pPr>
         <w:spacing w:before="0" w:after="120" w:line="360" w:lineRule="exact"/>
-        <w:ind w:firstLine="720"/>
-      </w:pPr>
+        <w:ind w:firstLine="0"/>
+      </w:pPr>
+      <w:r>
+        <w:rPr>
+          <w:rFonts w:ascii="Times New Roman" w:hAnsi="Times New Roman"/>
+          <w:b/>
+          <w:sz w:val="24"/>
+        </w:rPr>
+        <w:t xml:space="preserve">[0037]    </w:t>
+      </w:r>
       <w:r>
         <w:rPr>
           <w:rFonts w:ascii="Times New Roman" w:hAnsi="Times New Roman"/>
@@ -731,8 +1027,16 @@
     <w:p>
       <w:pPr>
         <w:spacing w:before="0" w:after="120" w:line="360" w:lineRule="exact"/>
-        <w:ind w:firstLine="720"/>
-      </w:pPr>
+        <w:ind w:firstLine="0"/>
+      </w:pPr>
+      <w:r>
+        <w:rPr>
+          <w:rFonts w:ascii="Times New Roman" w:hAnsi="Times New Roman"/>
+          <w:b/>
+          <w:sz w:val="24"/>
+        </w:rPr>
+        <w:t xml:space="preserve">[0038]    </w:t>
+      </w:r>
       <w:r>
         <w:rPr>
           <w:rFonts w:ascii="Times New Roman" w:hAnsi="Times New Roman"/>
@@ -745,8 +1049,16 @@
     <w:p>
       <w:pPr>
         <w:spacing w:before="0" w:after="120" w:line="360" w:lineRule="exact"/>
-        <w:ind w:firstLine="720"/>
-      </w:pPr>
+        <w:ind w:firstLine="0"/>
+      </w:pPr>
+      <w:r>
+        <w:rPr>
+          <w:rFonts w:ascii="Times New Roman" w:hAnsi="Times New Roman"/>
+          <w:b/>
+          <w:sz w:val="24"/>
+        </w:rPr>
+        <w:t xml:space="preserve">[0039]    </w:t>
+      </w:r>
       <w:r>
         <w:rPr>
           <w:rFonts w:ascii="Times New Roman" w:hAnsi="Times New Roman"/>
@@ -759,8 +1071,16 @@
     <w:p>
       <w:pPr>
         <w:spacing w:before="0" w:after="120" w:line="360" w:lineRule="exact"/>
-        <w:ind w:firstLine="720"/>
-      </w:pPr>
+        <w:ind w:firstLine="0"/>
+      </w:pPr>
+      <w:r>
+        <w:rPr>
+          <w:rFonts w:ascii="Times New Roman" w:hAnsi="Times New Roman"/>
+          <w:b/>
+          <w:sz w:val="24"/>
+        </w:rPr>
+        <w:t xml:space="preserve">[0040]    </w:t>
+      </w:r>
       <w:r>
         <w:rPr>
           <w:rFonts w:ascii="Times New Roman" w:hAnsi="Times New Roman"/>
@@ -773,8 +1093,16 @@
     <w:p>
       <w:pPr>
         <w:spacing w:before="0" w:after="120" w:line="360" w:lineRule="exact"/>
-        <w:ind w:firstLine="720"/>
-      </w:pPr>
+        <w:ind w:firstLine="0"/>
+      </w:pPr>
+      <w:r>
+        <w:rPr>
+          <w:rFonts w:ascii="Times New Roman" w:hAnsi="Times New Roman"/>
+          <w:b/>
+          <w:sz w:val="24"/>
+        </w:rPr>
+        <w:t xml:space="preserve">[0041]    </w:t>
+      </w:r>
       <w:r>
         <w:rPr>
           <w:rFonts w:ascii="Times New Roman" w:hAnsi="Times New Roman"/>
@@ -787,8 +1115,16 @@
     <w:p>
       <w:pPr>
         <w:spacing w:before="0" w:after="120" w:line="360" w:lineRule="exact"/>
-        <w:ind w:firstLine="720"/>
-      </w:pPr>
+        <w:ind w:firstLine="0"/>
+      </w:pPr>
+      <w:r>
+        <w:rPr>
+          <w:rFonts w:ascii="Times New Roman" w:hAnsi="Times New Roman"/>
+          <w:b/>
+          <w:sz w:val="24"/>
+        </w:rPr>
+        <w:t xml:space="preserve">[0042]    </w:t>
+      </w:r>
       <w:r>
         <w:rPr>
           <w:rFonts w:ascii="Times New Roman" w:hAnsi="Times New Roman"/>
@@ -801,8 +1137,16 @@
     <w:p>
       <w:pPr>
         <w:spacing w:before="0" w:after="120" w:line="360" w:lineRule="exact"/>
-        <w:ind w:firstLine="720"/>
-      </w:pPr>
+        <w:ind w:firstLine="0"/>
+      </w:pPr>
+      <w:r>
+        <w:rPr>
+          <w:rFonts w:ascii="Times New Roman" w:hAnsi="Times New Roman"/>
+          <w:b/>
+          <w:sz w:val="24"/>
+        </w:rPr>
+        <w:t xml:space="preserve">[0043]    </w:t>
+      </w:r>
       <w:r>
         <w:rPr>
           <w:rFonts w:ascii="Times New Roman" w:hAnsi="Times New Roman"/>
@@ -815,8 +1159,16 @@
     <w:p>
       <w:pPr>
         <w:spacing w:before="0" w:after="120" w:line="360" w:lineRule="exact"/>
-        <w:ind w:firstLine="720"/>
-      </w:pPr>
+        <w:ind w:firstLine="0"/>
+      </w:pPr>
+      <w:r>
+        <w:rPr>
+          <w:rFonts w:ascii="Times New Roman" w:hAnsi="Times New Roman"/>
+          <w:b/>
+          <w:sz w:val="24"/>
+        </w:rPr>
+        <w:t xml:space="preserve">[0044]    </w:t>
+      </w:r>
       <w:r>
         <w:rPr>
           <w:rFonts w:ascii="Times New Roman" w:hAnsi="Times New Roman"/>
@@ -829,8 +1181,16 @@
     <w:p>
       <w:pPr>
         <w:spacing w:before="0" w:after="120" w:line="360" w:lineRule="exact"/>
-        <w:ind w:firstLine="720"/>
-      </w:pPr>
+        <w:ind w:firstLine="0"/>
+      </w:pPr>
+      <w:r>
+        <w:rPr>
+          <w:rFonts w:ascii="Times New Roman" w:hAnsi="Times New Roman"/>
+          <w:b/>
+          <w:sz w:val="24"/>
+        </w:rPr>
+        <w:t xml:space="preserve">[0045]    </w:t>
+      </w:r>
       <w:r>
         <w:rPr>
           <w:rFonts w:ascii="Times New Roman" w:hAnsi="Times New Roman"/>
@@ -856,8 +1216,16 @@
     <w:p>
       <w:pPr>
         <w:spacing w:before="0" w:after="120" w:line="360" w:lineRule="exact"/>
-        <w:ind w:firstLine="720"/>
-      </w:pPr>
+        <w:ind w:firstLine="0"/>
+      </w:pPr>
+      <w:r>
+        <w:rPr>
+          <w:rFonts w:ascii="Times New Roman" w:hAnsi="Times New Roman"/>
+          <w:b/>
+          <w:sz w:val="24"/>
+        </w:rPr>
+        <w:t xml:space="preserve">[0046]    </w:t>
+      </w:r>
       <w:r>
         <w:rPr>
           <w:rFonts w:ascii="Times New Roman" w:hAnsi="Times New Roman"/>
@@ -870,8 +1238,16 @@
     <w:p>
       <w:pPr>
         <w:spacing w:before="0" w:after="120" w:line="360" w:lineRule="exact"/>
-        <w:ind w:firstLine="720"/>
-      </w:pPr>
+        <w:ind w:firstLine="0"/>
+      </w:pPr>
+      <w:r>
+        <w:rPr>
+          <w:rFonts w:ascii="Times New Roman" w:hAnsi="Times New Roman"/>
+          <w:b/>
+          <w:sz w:val="24"/>
+        </w:rPr>
+        <w:t xml:space="preserve">[0047]    </w:t>
+      </w:r>
       <w:r>
         <w:rPr>
           <w:rFonts w:ascii="Times New Roman" w:hAnsi="Times New Roman"/>
@@ -884,8 +1260,16 @@
     <w:p>
       <w:pPr>
         <w:spacing w:before="0" w:after="120" w:line="360" w:lineRule="exact"/>
-        <w:ind w:firstLine="720"/>
-      </w:pPr>
+        <w:ind w:firstLine="0"/>
+      </w:pPr>
+      <w:r>
+        <w:rPr>
+          <w:rFonts w:ascii="Times New Roman" w:hAnsi="Times New Roman"/>
+          <w:b/>
+          <w:sz w:val="24"/>
+        </w:rPr>
+        <w:t xml:space="preserve">[0048]    </w:t>
+      </w:r>
       <w:r>
         <w:rPr>
           <w:rFonts w:ascii="Times New Roman" w:hAnsi="Times New Roman"/>
@@ -898,8 +1282,16 @@
     <w:p>
       <w:pPr>
         <w:spacing w:before="0" w:after="120" w:line="360" w:lineRule="exact"/>
-        <w:ind w:firstLine="720"/>
-      </w:pPr>
+        <w:ind w:firstLine="0"/>
+      </w:pPr>
+      <w:r>
+        <w:rPr>
+          <w:rFonts w:ascii="Times New Roman" w:hAnsi="Times New Roman"/>
+          <w:b/>
+          <w:sz w:val="24"/>
+        </w:rPr>
+        <w:t xml:space="preserve">[0049]    </w:t>
+      </w:r>
       <w:r>
         <w:rPr>
           <w:rFonts w:ascii="Times New Roman" w:hAnsi="Times New Roman"/>
@@ -912,8 +1304,16 @@
     <w:p>
       <w:pPr>
         <w:spacing w:before="0" w:after="120" w:line="360" w:lineRule="exact"/>
-        <w:ind w:firstLine="720"/>
-      </w:pPr>
+        <w:ind w:firstLine="0"/>
+      </w:pPr>
+      <w:r>
+        <w:rPr>
+          <w:rFonts w:ascii="Times New Roman" w:hAnsi="Times New Roman"/>
+          <w:b/>
+          <w:sz w:val="24"/>
+        </w:rPr>
+        <w:t xml:space="preserve">[0050]    </w:t>
+      </w:r>
       <w:r>
         <w:rPr>
           <w:rFonts w:ascii="Times New Roman" w:hAnsi="Times New Roman"/>
@@ -926,8 +1326,16 @@
     <w:p>
       <w:pPr>
         <w:spacing w:before="0" w:after="120" w:line="360" w:lineRule="exact"/>
-        <w:ind w:firstLine="720"/>
-      </w:pPr>
+        <w:ind w:firstLine="0"/>
+      </w:pPr>
+      <w:r>
+        <w:rPr>
+          <w:rFonts w:ascii="Times New Roman" w:hAnsi="Times New Roman"/>
+          <w:b/>
+          <w:sz w:val="24"/>
+        </w:rPr>
+        <w:t xml:space="preserve">[0051]    </w:t>
+      </w:r>
       <w:r>
         <w:rPr>
           <w:rFonts w:ascii="Times New Roman" w:hAnsi="Times New Roman"/>
@@ -940,8 +1348,16 @@
     <w:p>
       <w:pPr>
         <w:spacing w:before="0" w:after="120" w:line="360" w:lineRule="exact"/>
-        <w:ind w:firstLine="720"/>
-      </w:pPr>
+        <w:ind w:firstLine="0"/>
+      </w:pPr>
+      <w:r>
+        <w:rPr>
+          <w:rFonts w:ascii="Times New Roman" w:hAnsi="Times New Roman"/>
+          <w:b/>
+          <w:sz w:val="24"/>
+        </w:rPr>
+        <w:t xml:space="preserve">[0052]    </w:t>
+      </w:r>
       <w:r>
         <w:rPr>
           <w:rFonts w:ascii="Times New Roman" w:hAnsi="Times New Roman"/>
@@ -980,8 +1396,16 @@
     <w:p>
       <w:pPr>
         <w:spacing w:before="0" w:after="120" w:line="360" w:lineRule="exact"/>
-        <w:ind w:firstLine="720"/>
-      </w:pPr>
+        <w:ind w:firstLine="0"/>
+      </w:pPr>
+      <w:r>
+        <w:rPr>
+          <w:rFonts w:ascii="Times New Roman" w:hAnsi="Times New Roman"/>
+          <w:b/>
+          <w:sz w:val="24"/>
+        </w:rPr>
+        <w:t xml:space="preserve">[0053]    </w:t>
+      </w:r>
       <w:r>
         <w:rPr>
           <w:rFonts w:ascii="Times New Roman" w:hAnsi="Times New Roman"/>
@@ -994,8 +1418,16 @@
     <w:p>
       <w:pPr>
         <w:spacing w:before="0" w:after="120" w:line="360" w:lineRule="exact"/>
-        <w:ind w:firstLine="720"/>
-      </w:pPr>
+        <w:ind w:firstLine="0"/>
+      </w:pPr>
+      <w:r>
+        <w:rPr>
+          <w:rFonts w:ascii="Times New Roman" w:hAnsi="Times New Roman"/>
+          <w:b/>
+          <w:sz w:val="24"/>
+        </w:rPr>
+        <w:t xml:space="preserve">[0054]    </w:t>
+      </w:r>
       <w:r>
         <w:rPr>
           <w:rFonts w:ascii="Times New Roman" w:hAnsi="Times New Roman"/>
@@ -1008,8 +1440,16 @@
     <w:p>
       <w:pPr>
         <w:spacing w:before="0" w:after="120" w:line="360" w:lineRule="exact"/>
-        <w:ind w:firstLine="720"/>
-      </w:pPr>
+        <w:ind w:firstLine="0"/>
+      </w:pPr>
+      <w:r>
+        <w:rPr>
+          <w:rFonts w:ascii="Times New Roman" w:hAnsi="Times New Roman"/>
+          <w:b/>
+          <w:sz w:val="24"/>
+        </w:rPr>
+        <w:t xml:space="preserve">[0055]    </w:t>
+      </w:r>
       <w:r>
         <w:rPr>
           <w:rFonts w:ascii="Times New Roman" w:hAnsi="Times New Roman"/>
@@ -1022,8 +1462,16 @@
     <w:p>
       <w:pPr>
         <w:spacing w:before="0" w:after="120" w:line="360" w:lineRule="exact"/>
-        <w:ind w:firstLine="720"/>
-      </w:pPr>
+        <w:ind w:firstLine="0"/>
+      </w:pPr>
+      <w:r>
+        <w:rPr>
+          <w:rFonts w:ascii="Times New Roman" w:hAnsi="Times New Roman"/>
+          <w:b/>
+          <w:sz w:val="24"/>
+        </w:rPr>
+        <w:t xml:space="preserve">[0056]    </w:t>
+      </w:r>
       <w:r>
         <w:rPr>
           <w:rFonts w:ascii="Times New Roman" w:hAnsi="Times New Roman"/>
@@ -1049,8 +1497,16 @@
     <w:p>
       <w:pPr>
         <w:spacing w:before="0" w:after="120" w:line="360" w:lineRule="exact"/>
-        <w:ind w:firstLine="720"/>
-      </w:pPr>
+        <w:ind w:firstLine="0"/>
+      </w:pPr>
+      <w:r>
+        <w:rPr>
+          <w:rFonts w:ascii="Times New Roman" w:hAnsi="Times New Roman"/>
+          <w:b/>
+          <w:sz w:val="24"/>
+        </w:rPr>
+        <w:t xml:space="preserve">[0057]    </w:t>
+      </w:r>
       <w:r>
         <w:rPr>
           <w:rFonts w:ascii="Times New Roman" w:hAnsi="Times New Roman"/>
@@ -1063,8 +1519,16 @@
     <w:p>
       <w:pPr>
         <w:spacing w:before="0" w:after="120" w:line="360" w:lineRule="exact"/>
-        <w:ind w:firstLine="720"/>
-      </w:pPr>
+        <w:ind w:firstLine="0"/>
+      </w:pPr>
+      <w:r>
+        <w:rPr>
+          <w:rFonts w:ascii="Times New Roman" w:hAnsi="Times New Roman"/>
+          <w:b/>
+          <w:sz w:val="24"/>
+        </w:rPr>
+        <w:t xml:space="preserve">[0058]    </w:t>
+      </w:r>
       <w:r>
         <w:rPr>
           <w:rFonts w:ascii="Times New Roman" w:hAnsi="Times New Roman"/>
@@ -1077,8 +1541,16 @@
     <w:p>
       <w:pPr>
         <w:spacing w:before="0" w:after="120" w:line="360" w:lineRule="exact"/>
-        <w:ind w:firstLine="720"/>
-      </w:pPr>
+        <w:ind w:firstLine="0"/>
+      </w:pPr>
+      <w:r>
+        <w:rPr>
+          <w:rFonts w:ascii="Times New Roman" w:hAnsi="Times New Roman"/>
+          <w:b/>
+          <w:sz w:val="24"/>
+        </w:rPr>
+        <w:t xml:space="preserve">[0059]    </w:t>
+      </w:r>
       <w:r>
         <w:rPr>
           <w:rFonts w:ascii="Times New Roman" w:hAnsi="Times New Roman"/>
@@ -1104,8 +1576,16 @@
     <w:p>
       <w:pPr>
         <w:spacing w:before="0" w:after="120" w:line="360" w:lineRule="exact"/>
-        <w:ind w:firstLine="720"/>
-      </w:pPr>
+        <w:ind w:firstLine="0"/>
+      </w:pPr>
+      <w:r>
+        <w:rPr>
+          <w:rFonts w:ascii="Times New Roman" w:hAnsi="Times New Roman"/>
+          <w:b/>
+          <w:sz w:val="24"/>
+        </w:rPr>
+        <w:t xml:space="preserve">[0060]    </w:t>
+      </w:r>
       <w:r>
         <w:rPr>
           <w:rFonts w:ascii="Times New Roman" w:hAnsi="Times New Roman"/>
@@ -1118,8 +1598,16 @@
     <w:p>
       <w:pPr>
         <w:spacing w:before="0" w:after="120" w:line="360" w:lineRule="exact"/>
-        <w:ind w:firstLine="720"/>
-      </w:pPr>
+        <w:ind w:firstLine="0"/>
+      </w:pPr>
+      <w:r>
+        <w:rPr>
+          <w:rFonts w:ascii="Times New Roman" w:hAnsi="Times New Roman"/>
+          <w:b/>
+          <w:sz w:val="24"/>
+        </w:rPr>
+        <w:t xml:space="preserve">[0061]    </w:t>
+      </w:r>
       <w:r>
         <w:rPr>
           <w:rFonts w:ascii="Times New Roman" w:hAnsi="Times New Roman"/>
@@ -1132,8 +1620,16 @@
     <w:p>
       <w:pPr>
         <w:spacing w:before="0" w:after="120" w:line="360" w:lineRule="exact"/>
-        <w:ind w:firstLine="720"/>
-      </w:pPr>
+        <w:ind w:firstLine="0"/>
+      </w:pPr>
+      <w:r>
+        <w:rPr>
+          <w:rFonts w:ascii="Times New Roman" w:hAnsi="Times New Roman"/>
+          <w:b/>
+          <w:sz w:val="24"/>
+        </w:rPr>
+        <w:t xml:space="preserve">[0062]    </w:t>
+      </w:r>
       <w:r>
         <w:rPr>
           <w:rFonts w:ascii="Times New Roman" w:hAnsi="Times New Roman"/>
@@ -1146,8 +1642,16 @@
     <w:p>
       <w:pPr>
         <w:spacing w:before="0" w:after="120" w:line="360" w:lineRule="exact"/>
-        <w:ind w:firstLine="720"/>
-      </w:pPr>
+        <w:ind w:firstLine="0"/>
+      </w:pPr>
+      <w:r>
+        <w:rPr>
+          <w:rFonts w:ascii="Times New Roman" w:hAnsi="Times New Roman"/>
+          <w:b/>
+          <w:sz w:val="24"/>
+        </w:rPr>
+        <w:t xml:space="preserve">[0063]    </w:t>
+      </w:r>
       <w:r>
         <w:rPr>
           <w:rFonts w:ascii="Times New Roman" w:hAnsi="Times New Roman"/>
@@ -1160,8 +1664,16 @@
     <w:p>
       <w:pPr>
         <w:spacing w:before="0" w:after="120" w:line="360" w:lineRule="exact"/>
-        <w:ind w:firstLine="720"/>
-      </w:pPr>
+        <w:ind w:firstLine="0"/>
+      </w:pPr>
+      <w:r>
+        <w:rPr>
+          <w:rFonts w:ascii="Times New Roman" w:hAnsi="Times New Roman"/>
+          <w:b/>
+          <w:sz w:val="24"/>
+        </w:rPr>
+        <w:t xml:space="preserve">[0064]    </w:t>
+      </w:r>
       <w:r>
         <w:rPr>
           <w:rFonts w:ascii="Times New Roman" w:hAnsi="Times New Roman"/>
@@ -1174,8 +1686,16 @@
     <w:p>
       <w:pPr>
         <w:spacing w:before="0" w:after="120" w:line="360" w:lineRule="exact"/>
-        <w:ind w:firstLine="720"/>
-      </w:pPr>
+        <w:ind w:firstLine="0"/>
+      </w:pPr>
+      <w:r>
+        <w:rPr>
+          <w:rFonts w:ascii="Times New Roman" w:hAnsi="Times New Roman"/>
+          <w:b/>
+          <w:sz w:val="24"/>
+        </w:rPr>
+        <w:t xml:space="preserve">[0065]    </w:t>
+      </w:r>
       <w:r>
         <w:rPr>
           <w:rFonts w:ascii="Times New Roman" w:hAnsi="Times New Roman"/>
@@ -1201,8 +1721,16 @@
     <w:p>
       <w:pPr>
         <w:spacing w:before="0" w:after="120" w:line="360" w:lineRule="exact"/>
-        <w:ind w:firstLine="720"/>
-      </w:pPr>
+        <w:ind w:firstLine="0"/>
+      </w:pPr>
+      <w:r>
+        <w:rPr>
+          <w:rFonts w:ascii="Times New Roman" w:hAnsi="Times New Roman"/>
+          <w:b/>
+          <w:sz w:val="24"/>
+        </w:rPr>
+        <w:t xml:space="preserve">[0066]    </w:t>
+      </w:r>
       <w:r>
         <w:rPr>
           <w:rFonts w:ascii="Times New Roman" w:hAnsi="Times New Roman"/>
@@ -1215,8 +1743,16 @@
     <w:p>
       <w:pPr>
         <w:spacing w:before="0" w:after="120" w:line="360" w:lineRule="exact"/>
-        <w:ind w:firstLine="720"/>
-      </w:pPr>
+        <w:ind w:firstLine="0"/>
+      </w:pPr>
+      <w:r>
+        <w:rPr>
+          <w:rFonts w:ascii="Times New Roman" w:hAnsi="Times New Roman"/>
+          <w:b/>
+          <w:sz w:val="24"/>
+        </w:rPr>
+        <w:t xml:space="preserve">[0067]    </w:t>
+      </w:r>
       <w:r>
         <w:rPr>
           <w:rFonts w:ascii="Times New Roman" w:hAnsi="Times New Roman"/>
@@ -1229,8 +1765,16 @@
     <w:p>
       <w:pPr>
         <w:spacing w:before="0" w:after="120" w:line="360" w:lineRule="exact"/>
-        <w:ind w:firstLine="720"/>
-      </w:pPr>
+        <w:ind w:firstLine="0"/>
+      </w:pPr>
+      <w:r>
+        <w:rPr>
+          <w:rFonts w:ascii="Times New Roman" w:hAnsi="Times New Roman"/>
+          <w:b/>
+          <w:sz w:val="24"/>
+        </w:rPr>
+        <w:t xml:space="preserve">[0068]    </w:t>
+      </w:r>
       <w:r>
         <w:rPr>
           <w:rFonts w:ascii="Times New Roman" w:hAnsi="Times New Roman"/>
@@ -1243,8 +1787,16 @@
     <w:p>
       <w:pPr>
         <w:spacing w:before="0" w:after="120" w:line="360" w:lineRule="exact"/>
-        <w:ind w:firstLine="720"/>
-      </w:pPr>
+        <w:ind w:firstLine="0"/>
+      </w:pPr>
+      <w:r>
+        <w:rPr>
+          <w:rFonts w:ascii="Times New Roman" w:hAnsi="Times New Roman"/>
+          <w:b/>
+          <w:sz w:val="24"/>
+        </w:rPr>
+        <w:t xml:space="preserve">[0069]    </w:t>
+      </w:r>
       <w:r>
         <w:rPr>
           <w:rFonts w:ascii="Times New Roman" w:hAnsi="Times New Roman"/>
@@ -1257,8 +1809,16 @@
     <w:p>
       <w:pPr>
         <w:spacing w:before="0" w:after="120" w:line="360" w:lineRule="exact"/>
-        <w:ind w:firstLine="720"/>
-      </w:pPr>
+        <w:ind w:firstLine="0"/>
+      </w:pPr>
+      <w:r>
+        <w:rPr>
+          <w:rFonts w:ascii="Times New Roman" w:hAnsi="Times New Roman"/>
+          <w:b/>
+          <w:sz w:val="24"/>
+        </w:rPr>
+        <w:t xml:space="preserve">[0070]    </w:t>
+      </w:r>
       <w:r>
         <w:rPr>
           <w:rFonts w:ascii="Times New Roman" w:hAnsi="Times New Roman"/>
@@ -1271,8 +1831,16 @@
     <w:p>
       <w:pPr>
         <w:spacing w:before="0" w:after="120" w:line="360" w:lineRule="exact"/>
-        <w:ind w:firstLine="720"/>
-      </w:pPr>
+        <w:ind w:firstLine="0"/>
+      </w:pPr>
+      <w:r>
+        <w:rPr>
+          <w:rFonts w:ascii="Times New Roman" w:hAnsi="Times New Roman"/>
+          <w:b/>
+          <w:sz w:val="24"/>
+        </w:rPr>
+        <w:t xml:space="preserve">[0071]    </w:t>
+      </w:r>
       <w:r>
         <w:rPr>
           <w:rFonts w:ascii="Times New Roman" w:hAnsi="Times New Roman"/>
@@ -1298,8 +1866,16 @@
     <w:p>
       <w:pPr>
         <w:spacing w:before="0" w:after="120" w:line="360" w:lineRule="exact"/>
-        <w:ind w:firstLine="720"/>
-      </w:pPr>
+        <w:ind w:firstLine="0"/>
+      </w:pPr>
+      <w:r>
+        <w:rPr>
+          <w:rFonts w:ascii="Times New Roman" w:hAnsi="Times New Roman"/>
+          <w:b/>
+          <w:sz w:val="24"/>
+        </w:rPr>
+        <w:t xml:space="preserve">[0072]    </w:t>
+      </w:r>
       <w:r>
         <w:rPr>
           <w:rFonts w:ascii="Times New Roman" w:hAnsi="Times New Roman"/>
@@ -1312,8 +1888,16 @@
     <w:p>
       <w:pPr>
         <w:spacing w:before="0" w:after="120" w:line="360" w:lineRule="exact"/>
-        <w:ind w:firstLine="720"/>
-      </w:pPr>
+        <w:ind w:firstLine="0"/>
+      </w:pPr>
+      <w:r>
+        <w:rPr>
+          <w:rFonts w:ascii="Times New Roman" w:hAnsi="Times New Roman"/>
+          <w:b/>
+          <w:sz w:val="24"/>
+        </w:rPr>
+        <w:t xml:space="preserve">[0073]    </w:t>
+      </w:r>
       <w:r>
         <w:rPr>
           <w:rFonts w:ascii="Times New Roman" w:hAnsi="Times New Roman"/>
@@ -1326,8 +1910,16 @@
     <w:p>
       <w:pPr>
         <w:spacing w:before="0" w:after="120" w:line="360" w:lineRule="exact"/>
-        <w:ind w:firstLine="720"/>
-      </w:pPr>
+        <w:ind w:firstLine="0"/>
+      </w:pPr>
+      <w:r>
+        <w:rPr>
+          <w:rFonts w:ascii="Times New Roman" w:hAnsi="Times New Roman"/>
+          <w:b/>
+          <w:sz w:val="24"/>
+        </w:rPr>
+        <w:t xml:space="preserve">[0074]    </w:t>
+      </w:r>
       <w:r>
         <w:rPr>
           <w:rFonts w:ascii="Times New Roman" w:hAnsi="Times New Roman"/>
@@ -1348,8 +1940,16 @@
     <w:p>
       <w:pPr>
         <w:spacing w:before="0" w:after="120" w:line="360" w:lineRule="exact"/>
-        <w:ind w:firstLine="720"/>
-      </w:pPr>
+        <w:ind w:firstLine="0"/>
+      </w:pPr>
+      <w:r>
+        <w:rPr>
+          <w:rFonts w:ascii="Times New Roman" w:hAnsi="Times New Roman"/>
+          <w:b/>
+          <w:sz w:val="24"/>
+        </w:rPr>
+        <w:t xml:space="preserve">[0075]    </w:t>
+      </w:r>
       <w:r>
         <w:rPr>
           <w:rFonts w:ascii="Times New Roman" w:hAnsi="Times New Roman"/>
@@ -1362,8 +1962,16 @@
     <w:p>
       <w:pPr>
         <w:spacing w:before="0" w:after="120" w:line="360" w:lineRule="exact"/>
-        <w:ind w:firstLine="720"/>
-      </w:pPr>
+        <w:ind w:firstLine="0"/>
+      </w:pPr>
+      <w:r>
+        <w:rPr>
+          <w:rFonts w:ascii="Times New Roman" w:hAnsi="Times New Roman"/>
+          <w:b/>
+          <w:sz w:val="24"/>
+        </w:rPr>
+        <w:t xml:space="preserve">[0076]    </w:t>
+      </w:r>
       <w:r>
         <w:rPr>
           <w:rFonts w:ascii="Times New Roman" w:hAnsi="Times New Roman"/>
@@ -1376,8 +1984,16 @@
     <w:p>
       <w:pPr>
         <w:spacing w:before="0" w:after="120" w:line="360" w:lineRule="exact"/>
-        <w:ind w:firstLine="720"/>
-      </w:pPr>
+        <w:ind w:firstLine="0"/>
+      </w:pPr>
+      <w:r>
+        <w:rPr>
+          <w:rFonts w:ascii="Times New Roman" w:hAnsi="Times New Roman"/>
+          <w:b/>
+          <w:sz w:val="24"/>
+        </w:rPr>
+        <w:t xml:space="preserve">[0077]    </w:t>
+      </w:r>
       <w:r>
         <w:rPr>
           <w:rFonts w:ascii="Times New Roman" w:hAnsi="Times New Roman"/>
@@ -1390,8 +2006,16 @@
     <w:p>
       <w:pPr>
         <w:spacing w:before="0" w:after="120" w:line="360" w:lineRule="exact"/>
-        <w:ind w:firstLine="720"/>
-      </w:pPr>
+        <w:ind w:firstLine="0"/>
+      </w:pPr>
+      <w:r>
+        <w:rPr>
+          <w:rFonts w:ascii="Times New Roman" w:hAnsi="Times New Roman"/>
+          <w:b/>
+          <w:sz w:val="24"/>
+        </w:rPr>
+        <w:t xml:space="preserve">[0078]    </w:t>
+      </w:r>
       <w:r>
         <w:rPr>
           <w:rFonts w:ascii="Times New Roman" w:hAnsi="Times New Roman"/>
@@ -1417,8 +2041,16 @@
     <w:p>
       <w:pPr>
         <w:spacing w:before="0" w:after="120" w:line="360" w:lineRule="exact"/>
-        <w:ind w:firstLine="720"/>
-      </w:pPr>
+        <w:ind w:firstLine="0"/>
+      </w:pPr>
+      <w:r>
+        <w:rPr>
+          <w:rFonts w:ascii="Times New Roman" w:hAnsi="Times New Roman"/>
+          <w:b/>
+          <w:sz w:val="24"/>
+        </w:rPr>
+        <w:t xml:space="preserve">[0079]    </w:t>
+      </w:r>
       <w:r>
         <w:rPr>
           <w:rFonts w:ascii="Times New Roman" w:hAnsi="Times New Roman"/>
@@ -1431,8 +2063,16 @@
     <w:p>
       <w:pPr>
         <w:spacing w:before="0" w:after="120" w:line="360" w:lineRule="exact"/>
-        <w:ind w:firstLine="720"/>
-      </w:pPr>
+        <w:ind w:firstLine="0"/>
+      </w:pPr>
+      <w:r>
+        <w:rPr>
+          <w:rFonts w:ascii="Times New Roman" w:hAnsi="Times New Roman"/>
+          <w:b/>
+          <w:sz w:val="24"/>
+        </w:rPr>
+        <w:t xml:space="preserve">[0080]    </w:t>
+      </w:r>
       <w:r>
         <w:rPr>
           <w:rFonts w:ascii="Times New Roman" w:hAnsi="Times New Roman"/>
@@ -1445,8 +2085,16 @@
     <w:p>
       <w:pPr>
         <w:spacing w:before="0" w:after="120" w:line="360" w:lineRule="exact"/>
-        <w:ind w:firstLine="720"/>
-      </w:pPr>
+        <w:ind w:firstLine="0"/>
+      </w:pPr>
+      <w:r>
+        <w:rPr>
+          <w:rFonts w:ascii="Times New Roman" w:hAnsi="Times New Roman"/>
+          <w:b/>
+          <w:sz w:val="24"/>
+        </w:rPr>
+        <w:t xml:space="preserve">[0081]    </w:t>
+      </w:r>
       <w:r>
         <w:rPr>
           <w:rFonts w:ascii="Times New Roman" w:hAnsi="Times New Roman"/>
@@ -1463,8 +2111,16 @@
     <w:p>
       <w:pPr>
         <w:spacing w:before="0" w:after="120" w:line="360" w:lineRule="exact"/>
-        <w:ind w:firstLine="720"/>
-      </w:pPr>
+        <w:ind w:firstLine="0"/>
+      </w:pPr>
+      <w:r>
+        <w:rPr>
+          <w:rFonts w:ascii="Times New Roman" w:hAnsi="Times New Roman"/>
+          <w:b/>
+          <w:sz w:val="24"/>
+        </w:rPr>
+        <w:t xml:space="preserve">[0082]    </w:t>
+      </w:r>
       <w:r>
         <w:rPr>
           <w:rFonts w:ascii="Times New Roman" w:hAnsi="Times New Roman"/>
@@ -1477,8 +2133,16 @@
     <w:p>
       <w:pPr>
         <w:spacing w:before="0" w:after="120" w:line="360" w:lineRule="exact"/>
-        <w:ind w:firstLine="720"/>
-      </w:pPr>
+        <w:ind w:firstLine="0"/>
+      </w:pPr>
+      <w:r>
+        <w:rPr>
+          <w:rFonts w:ascii="Times New Roman" w:hAnsi="Times New Roman"/>
+          <w:b/>
+          <w:sz w:val="24"/>
+        </w:rPr>
+        <w:t xml:space="preserve">[0083]    </w:t>
+      </w:r>
       <w:r>
         <w:rPr>
           <w:rFonts w:ascii="Times New Roman" w:hAnsi="Times New Roman"/>
@@ -1491,8 +2155,16 @@
     <w:p>
       <w:pPr>
         <w:spacing w:before="0" w:after="120" w:line="360" w:lineRule="exact"/>
-        <w:ind w:firstLine="720"/>
-      </w:pPr>
+        <w:ind w:firstLine="0"/>
+      </w:pPr>
+      <w:r>
+        <w:rPr>
+          <w:rFonts w:ascii="Times New Roman" w:hAnsi="Times New Roman"/>
+          <w:b/>
+          <w:sz w:val="24"/>
+        </w:rPr>
+        <w:t xml:space="preserve">[0084]    </w:t>
+      </w:r>
       <w:r>
         <w:rPr>
           <w:rFonts w:ascii="Times New Roman" w:hAnsi="Times New Roman"/>
@@ -1505,8 +2177,16 @@
     <w:p>
       <w:pPr>
         <w:spacing w:before="0" w:after="120" w:line="360" w:lineRule="exact"/>
-        <w:ind w:firstLine="720"/>
-      </w:pPr>
+        <w:ind w:firstLine="0"/>
+      </w:pPr>
+      <w:r>
+        <w:rPr>
+          <w:rFonts w:ascii="Times New Roman" w:hAnsi="Times New Roman"/>
+          <w:b/>
+          <w:sz w:val="24"/>
+        </w:rPr>
+        <w:t xml:space="preserve">[0085]    </w:t>
+      </w:r>
       <w:r>
         <w:rPr>
           <w:rFonts w:ascii="Times New Roman" w:hAnsi="Times New Roman"/>
@@ -1532,8 +2212,16 @@
     <w:p>
       <w:pPr>
         <w:spacing w:before="0" w:after="120" w:line="360" w:lineRule="exact"/>
-        <w:ind w:firstLine="720"/>
-      </w:pPr>
+        <w:ind w:firstLine="0"/>
+      </w:pPr>
+      <w:r>
+        <w:rPr>
+          <w:rFonts w:ascii="Times New Roman" w:hAnsi="Times New Roman"/>
+          <w:b/>
+          <w:sz w:val="24"/>
+        </w:rPr>
+        <w:t xml:space="preserve">[0086]    </w:t>
+      </w:r>
       <w:r>
         <w:rPr>
           <w:rFonts w:ascii="Times New Roman" w:hAnsi="Times New Roman"/>
@@ -1546,8 +2234,16 @@
     <w:p>
       <w:pPr>
         <w:spacing w:before="0" w:after="120" w:line="360" w:lineRule="exact"/>
-        <w:ind w:firstLine="720"/>
-      </w:pPr>
+        <w:ind w:firstLine="0"/>
+      </w:pPr>
+      <w:r>
+        <w:rPr>
+          <w:rFonts w:ascii="Times New Roman" w:hAnsi="Times New Roman"/>
+          <w:b/>
+          <w:sz w:val="24"/>
+        </w:rPr>
+        <w:t xml:space="preserve">[0087]    </w:t>
+      </w:r>
       <w:r>
         <w:rPr>
           <w:rFonts w:ascii="Times New Roman" w:hAnsi="Times New Roman"/>
@@ -1560,8 +2256,16 @@
     <w:p>
       <w:pPr>
         <w:spacing w:before="0" w:after="120" w:line="360" w:lineRule="exact"/>
-        <w:ind w:firstLine="720"/>
-      </w:pPr>
+        <w:ind w:firstLine="0"/>
+      </w:pPr>
+      <w:r>
+        <w:rPr>
+          <w:rFonts w:ascii="Times New Roman" w:hAnsi="Times New Roman"/>
+          <w:b/>
+          <w:sz w:val="24"/>
+        </w:rPr>
+        <w:t xml:space="preserve">[0088]    </w:t>
+      </w:r>
       <w:r>
         <w:rPr>
           <w:rFonts w:ascii="Times New Roman" w:hAnsi="Times New Roman"/>
@@ -1574,8 +2278,16 @@
     <w:p>
       <w:pPr>
         <w:spacing w:before="0" w:after="120" w:line="360" w:lineRule="exact"/>
-        <w:ind w:firstLine="720"/>
-      </w:pPr>
+        <w:ind w:firstLine="0"/>
+      </w:pPr>
+      <w:r>
+        <w:rPr>
+          <w:rFonts w:ascii="Times New Roman" w:hAnsi="Times New Roman"/>
+          <w:b/>
+          <w:sz w:val="24"/>
+        </w:rPr>
+        <w:t xml:space="preserve">[0089]    </w:t>
+      </w:r>
       <w:r>
         <w:rPr>
           <w:rFonts w:ascii="Times New Roman" w:hAnsi="Times New Roman"/>
@@ -1594,8 +2306,16 @@
     <w:p>
       <w:pPr>
         <w:spacing w:before="0" w:after="120" w:line="360" w:lineRule="exact"/>
-        <w:ind w:firstLine="720"/>
-      </w:pPr>
+        <w:ind w:firstLine="0"/>
+      </w:pPr>
+      <w:r>
+        <w:rPr>
+          <w:rFonts w:ascii="Times New Roman" w:hAnsi="Times New Roman"/>
+          <w:b/>
+          <w:sz w:val="24"/>
+        </w:rPr>
+        <w:t xml:space="preserve">[0090]    </w:t>
+      </w:r>
       <w:r>
         <w:rPr>
           <w:rFonts w:ascii="Times New Roman" w:hAnsi="Times New Roman"/>
@@ -1608,8 +2328,16 @@
     <w:p>
       <w:pPr>
         <w:spacing w:before="0" w:after="120" w:line="360" w:lineRule="exact"/>
-        <w:ind w:firstLine="720"/>
-      </w:pPr>
+        <w:ind w:firstLine="0"/>
+      </w:pPr>
+      <w:r>
+        <w:rPr>
+          <w:rFonts w:ascii="Times New Roman" w:hAnsi="Times New Roman"/>
+          <w:b/>
+          <w:sz w:val="24"/>
+        </w:rPr>
+        <w:t xml:space="preserve">[0091]    </w:t>
+      </w:r>
       <w:r>
         <w:rPr>
           <w:rFonts w:ascii="Times New Roman" w:hAnsi="Times New Roman"/>
@@ -1622,8 +2350,16 @@
     <w:p>
       <w:pPr>
         <w:spacing w:before="0" w:after="120" w:line="360" w:lineRule="exact"/>
-        <w:ind w:firstLine="720"/>
-      </w:pPr>
+        <w:ind w:firstLine="0"/>
+      </w:pPr>
+      <w:r>
+        <w:rPr>
+          <w:rFonts w:ascii="Times New Roman" w:hAnsi="Times New Roman"/>
+          <w:b/>
+          <w:sz w:val="24"/>
+        </w:rPr>
+        <w:t xml:space="preserve">[0092]    </w:t>
+      </w:r>
       <w:r>
         <w:rPr>
           <w:rFonts w:ascii="Times New Roman" w:hAnsi="Times New Roman"/>
@@ -1636,8 +2372,16 @@
     <w:p>
       <w:pPr>
         <w:spacing w:before="0" w:after="120" w:line="360" w:lineRule="exact"/>
-        <w:ind w:firstLine="720"/>
-      </w:pPr>
+        <w:ind w:firstLine="0"/>
+      </w:pPr>
+      <w:r>
+        <w:rPr>
+          <w:rFonts w:ascii="Times New Roman" w:hAnsi="Times New Roman"/>
+          <w:b/>
+          <w:sz w:val="24"/>
+        </w:rPr>
+        <w:t xml:space="preserve">[0093]    </w:t>
+      </w:r>
       <w:r>
         <w:rPr>
           <w:rFonts w:ascii="Times New Roman" w:hAnsi="Times New Roman"/>
@@ -1663,8 +2407,16 @@
     <w:p>
       <w:pPr>
         <w:spacing w:before="0" w:after="120" w:line="360" w:lineRule="exact"/>
-        <w:ind w:firstLine="720"/>
-      </w:pPr>
+        <w:ind w:firstLine="0"/>
+      </w:pPr>
+      <w:r>
+        <w:rPr>
+          <w:rFonts w:ascii="Times New Roman" w:hAnsi="Times New Roman"/>
+          <w:b/>
+          <w:sz w:val="24"/>
+        </w:rPr>
+        <w:t xml:space="preserve">[0094]    </w:t>
+      </w:r>
       <w:r>
         <w:rPr>
           <w:rFonts w:ascii="Times New Roman" w:hAnsi="Times New Roman"/>
@@ -1677,8 +2429,16 @@
     <w:p>
       <w:pPr>
         <w:spacing w:before="0" w:after="120" w:line="360" w:lineRule="exact"/>
-        <w:ind w:firstLine="720"/>
-      </w:pPr>
+        <w:ind w:firstLine="0"/>
+      </w:pPr>
+      <w:r>
+        <w:rPr>
+          <w:rFonts w:ascii="Times New Roman" w:hAnsi="Times New Roman"/>
+          <w:b/>
+          <w:sz w:val="24"/>
+        </w:rPr>
+        <w:t xml:space="preserve">[0095]    </w:t>
+      </w:r>
       <w:r>
         <w:rPr>
           <w:rFonts w:ascii="Times New Roman" w:hAnsi="Times New Roman"/>
@@ -1691,8 +2451,16 @@
     <w:p>
       <w:pPr>
         <w:spacing w:before="0" w:after="120" w:line="360" w:lineRule="exact"/>
-        <w:ind w:firstLine="720"/>
-      </w:pPr>
+        <w:ind w:firstLine="0"/>
+      </w:pPr>
+      <w:r>
+        <w:rPr>
+          <w:rFonts w:ascii="Times New Roman" w:hAnsi="Times New Roman"/>
+          <w:b/>
+          <w:sz w:val="24"/>
+        </w:rPr>
+        <w:t xml:space="preserve">[0096]    </w:t>
+      </w:r>
       <w:r>
         <w:rPr>
           <w:rFonts w:ascii="Times New Roman" w:hAnsi="Times New Roman"/>
@@ -1705,8 +2473,16 @@
     <w:p>
       <w:pPr>
         <w:spacing w:before="0" w:after="120" w:line="360" w:lineRule="exact"/>
-        <w:ind w:firstLine="720"/>
-      </w:pPr>
+        <w:ind w:firstLine="0"/>
+      </w:pPr>
+      <w:r>
+        <w:rPr>
+          <w:rFonts w:ascii="Times New Roman" w:hAnsi="Times New Roman"/>
+          <w:b/>
+          <w:sz w:val="24"/>
+        </w:rPr>
+        <w:t xml:space="preserve">[0097]    </w:t>
+      </w:r>
       <w:r>
         <w:rPr>
           <w:rFonts w:ascii="Times New Roman" w:hAnsi="Times New Roman"/>
@@ -1732,8 +2508,16 @@
     <w:p>
       <w:pPr>
         <w:spacing w:before="0" w:after="120" w:line="360" w:lineRule="exact"/>
-        <w:ind w:firstLine="720"/>
-      </w:pPr>
+        <w:ind w:firstLine="0"/>
+      </w:pPr>
+      <w:r>
+        <w:rPr>
+          <w:rFonts w:ascii="Times New Roman" w:hAnsi="Times New Roman"/>
+          <w:b/>
+          <w:sz w:val="24"/>
+        </w:rPr>
+        <w:t xml:space="preserve">[0098]    </w:t>
+      </w:r>
       <w:r>
         <w:rPr>
           <w:rFonts w:ascii="Times New Roman" w:hAnsi="Times New Roman"/>
@@ -1746,8 +2530,16 @@
     <w:p>
       <w:pPr>
         <w:spacing w:before="0" w:after="120" w:line="360" w:lineRule="exact"/>
-        <w:ind w:firstLine="720"/>
-      </w:pPr>
+        <w:ind w:firstLine="0"/>
+      </w:pPr>
+      <w:r>
+        <w:rPr>
+          <w:rFonts w:ascii="Times New Roman" w:hAnsi="Times New Roman"/>
+          <w:b/>
+          <w:sz w:val="24"/>
+        </w:rPr>
+        <w:t xml:space="preserve">[0099]    </w:t>
+      </w:r>
       <w:r>
         <w:rPr>
           <w:rFonts w:ascii="Times New Roman" w:hAnsi="Times New Roman"/>
@@ -1760,8 +2552,16 @@
     <w:p>
       <w:pPr>
         <w:spacing w:before="0" w:after="120" w:line="360" w:lineRule="exact"/>
-        <w:ind w:firstLine="720"/>
-      </w:pPr>
+        <w:ind w:firstLine="0"/>
+      </w:pPr>
+      <w:r>
+        <w:rPr>
+          <w:rFonts w:ascii="Times New Roman" w:hAnsi="Times New Roman"/>
+          <w:b/>
+          <w:sz w:val="24"/>
+        </w:rPr>
+        <w:t xml:space="preserve">[0100]    </w:t>
+      </w:r>
       <w:r>
         <w:rPr>
           <w:rFonts w:ascii="Times New Roman" w:hAnsi="Times New Roman"/>
@@ -1774,8 +2574,16 @@
     <w:p>
       <w:pPr>
         <w:spacing w:before="0" w:after="120" w:line="360" w:lineRule="exact"/>
-        <w:ind w:firstLine="720"/>
-      </w:pPr>
+        <w:ind w:firstLine="0"/>
+      </w:pPr>
+      <w:r>
+        <w:rPr>
+          <w:rFonts w:ascii="Times New Roman" w:hAnsi="Times New Roman"/>
+          <w:b/>
+          <w:sz w:val="24"/>
+        </w:rPr>
+        <w:t xml:space="preserve">[0101]    </w:t>
+      </w:r>
       <w:r>
         <w:rPr>
           <w:rFonts w:ascii="Times New Roman" w:hAnsi="Times New Roman"/>
@@ -1788,8 +2596,16 @@
     <w:p>
       <w:pPr>
         <w:spacing w:before="0" w:after="120" w:line="360" w:lineRule="exact"/>
-        <w:ind w:firstLine="720"/>
-      </w:pPr>
+        <w:ind w:firstLine="0"/>
+      </w:pPr>
+      <w:r>
+        <w:rPr>
+          <w:rFonts w:ascii="Times New Roman" w:hAnsi="Times New Roman"/>
+          <w:b/>
+          <w:sz w:val="24"/>
+        </w:rPr>
+        <w:t xml:space="preserve">[0102]    </w:t>
+      </w:r>
       <w:r>
         <w:rPr>
           <w:rFonts w:ascii="Times New Roman" w:hAnsi="Times New Roman"/>
@@ -1815,8 +2631,16 @@
     <w:p>
       <w:pPr>
         <w:spacing w:before="0" w:after="120" w:line="360" w:lineRule="exact"/>
-        <w:ind w:firstLine="720"/>
-      </w:pPr>
+        <w:ind w:firstLine="0"/>
+      </w:pPr>
+      <w:r>
+        <w:rPr>
+          <w:rFonts w:ascii="Times New Roman" w:hAnsi="Times New Roman"/>
+          <w:b/>
+          <w:sz w:val="24"/>
+        </w:rPr>
+        <w:t xml:space="preserve">[0103]    </w:t>
+      </w:r>
       <w:r>
         <w:rPr>
           <w:rFonts w:ascii="Times New Roman" w:hAnsi="Times New Roman"/>
@@ -1829,8 +2653,16 @@
     <w:p>
       <w:pPr>
         <w:spacing w:before="0" w:after="120" w:line="360" w:lineRule="exact"/>
-        <w:ind w:firstLine="720"/>
-      </w:pPr>
+        <w:ind w:firstLine="0"/>
+      </w:pPr>
+      <w:r>
+        <w:rPr>
+          <w:rFonts w:ascii="Times New Roman" w:hAnsi="Times New Roman"/>
+          <w:b/>
+          <w:sz w:val="24"/>
+        </w:rPr>
+        <w:t xml:space="preserve">[0104]    </w:t>
+      </w:r>
       <w:r>
         <w:rPr>
           <w:rFonts w:ascii="Times New Roman" w:hAnsi="Times New Roman"/>
@@ -1843,8 +2675,16 @@
     <w:p>
       <w:pPr>
         <w:spacing w:before="0" w:after="120" w:line="360" w:lineRule="exact"/>
-        <w:ind w:firstLine="720"/>
-      </w:pPr>
+        <w:ind w:firstLine="0"/>
+      </w:pPr>
+      <w:r>
+        <w:rPr>
+          <w:rFonts w:ascii="Times New Roman" w:hAnsi="Times New Roman"/>
+          <w:b/>
+          <w:sz w:val="24"/>
+        </w:rPr>
+        <w:t xml:space="preserve">[0105]    </w:t>
+      </w:r>
       <w:r>
         <w:rPr>
           <w:rFonts w:ascii="Times New Roman" w:hAnsi="Times New Roman"/>
@@ -1859,8 +2699,16 @@
     <w:p>
       <w:pPr>
         <w:spacing w:before="0" w:after="120" w:line="360" w:lineRule="exact"/>
-        <w:ind w:firstLine="720"/>
-      </w:pPr>
+        <w:ind w:firstLine="0"/>
+      </w:pPr>
+      <w:r>
+        <w:rPr>
+          <w:rFonts w:ascii="Times New Roman" w:hAnsi="Times New Roman"/>
+          <w:b/>
+          <w:sz w:val="24"/>
+        </w:rPr>
+        <w:t xml:space="preserve">[0106]    </w:t>
+      </w:r>
       <w:r>
         <w:rPr>
           <w:rFonts w:ascii="Times New Roman" w:hAnsi="Times New Roman"/>
@@ -1873,8 +2721,16 @@
     <w:p>
       <w:pPr>
         <w:spacing w:before="0" w:after="120" w:line="360" w:lineRule="exact"/>
-        <w:ind w:firstLine="720"/>
-      </w:pPr>
+        <w:ind w:firstLine="0"/>
+      </w:pPr>
+      <w:r>
+        <w:rPr>
+          <w:rFonts w:ascii="Times New Roman" w:hAnsi="Times New Roman"/>
+          <w:b/>
+          <w:sz w:val="24"/>
+        </w:rPr>
+        <w:t xml:space="preserve">[0107]    </w:t>
+      </w:r>
       <w:r>
         <w:rPr>
           <w:rFonts w:ascii="Times New Roman" w:hAnsi="Times New Roman"/>
@@ -1900,8 +2756,16 @@
     <w:p>
       <w:pPr>
         <w:spacing w:before="0" w:after="120" w:line="360" w:lineRule="exact"/>
-        <w:ind w:firstLine="720"/>
-      </w:pPr>
+        <w:ind w:firstLine="0"/>
+      </w:pPr>
+      <w:r>
+        <w:rPr>
+          <w:rFonts w:ascii="Times New Roman" w:hAnsi="Times New Roman"/>
+          <w:b/>
+          <w:sz w:val="24"/>
+        </w:rPr>
+        <w:t xml:space="preserve">[0108]    </w:t>
+      </w:r>
       <w:r>
         <w:rPr>
           <w:rFonts w:ascii="Times New Roman" w:hAnsi="Times New Roman"/>
@@ -1914,8 +2778,16 @@
     <w:p>
       <w:pPr>
         <w:spacing w:before="0" w:after="120" w:line="360" w:lineRule="exact"/>
-        <w:ind w:firstLine="720"/>
-      </w:pPr>
+        <w:ind w:firstLine="0"/>
+      </w:pPr>
+      <w:r>
+        <w:rPr>
+          <w:rFonts w:ascii="Times New Roman" w:hAnsi="Times New Roman"/>
+          <w:b/>
+          <w:sz w:val="24"/>
+        </w:rPr>
+        <w:t xml:space="preserve">[0109]    </w:t>
+      </w:r>
       <w:r>
         <w:rPr>
           <w:rFonts w:ascii="Times New Roman" w:hAnsi="Times New Roman"/>
@@ -1928,8 +2800,16 @@
     <w:p>
       <w:pPr>
         <w:spacing w:before="0" w:after="120" w:line="360" w:lineRule="exact"/>
-        <w:ind w:firstLine="720"/>
-      </w:pPr>
+        <w:ind w:firstLine="0"/>
+      </w:pPr>
+      <w:r>
+        <w:rPr>
+          <w:rFonts w:ascii="Times New Roman" w:hAnsi="Times New Roman"/>
+          <w:b/>
+          <w:sz w:val="24"/>
+        </w:rPr>
+        <w:t xml:space="preserve">[0110]    </w:t>
+      </w:r>
       <w:r>
         <w:rPr>
           <w:rFonts w:ascii="Times New Roman" w:hAnsi="Times New Roman"/>
@@ -1950,8 +2830,16 @@
     <w:p>
       <w:pPr>
         <w:spacing w:before="0" w:after="120" w:line="360" w:lineRule="exact"/>
-        <w:ind w:firstLine="720"/>
-      </w:pPr>
+        <w:ind w:firstLine="0"/>
+      </w:pPr>
+      <w:r>
+        <w:rPr>
+          <w:rFonts w:ascii="Times New Roman" w:hAnsi="Times New Roman"/>
+          <w:b/>
+          <w:sz w:val="24"/>
+        </w:rPr>
+        <w:t xml:space="preserve">[0111]    </w:t>
+      </w:r>
       <w:r>
         <w:rPr>
           <w:rFonts w:ascii="Times New Roman" w:hAnsi="Times New Roman"/>
@@ -1964,8 +2852,16 @@
     <w:p>
       <w:pPr>
         <w:spacing w:before="0" w:after="120" w:line="360" w:lineRule="exact"/>
-        <w:ind w:firstLine="720"/>
-      </w:pPr>
+        <w:ind w:firstLine="0"/>
+      </w:pPr>
+      <w:r>
+        <w:rPr>
+          <w:rFonts w:ascii="Times New Roman" w:hAnsi="Times New Roman"/>
+          <w:b/>
+          <w:sz w:val="24"/>
+        </w:rPr>
+        <w:t xml:space="preserve">[0112]    </w:t>
+      </w:r>
       <w:r>
         <w:rPr>
           <w:rFonts w:ascii="Times New Roman" w:hAnsi="Times New Roman"/>
@@ -1991,8 +2887,16 @@
     <w:p>
       <w:pPr>
         <w:spacing w:before="0" w:after="120" w:line="360" w:lineRule="exact"/>
-        <w:ind w:firstLine="720"/>
-      </w:pPr>
+        <w:ind w:firstLine="0"/>
+      </w:pPr>
+      <w:r>
+        <w:rPr>
+          <w:rFonts w:ascii="Times New Roman" w:hAnsi="Times New Roman"/>
+          <w:b/>
+          <w:sz w:val="24"/>
+        </w:rPr>
+        <w:t xml:space="preserve">[0113]    </w:t>
+      </w:r>
       <w:r>
         <w:rPr>
           <w:rFonts w:ascii="Times New Roman" w:hAnsi="Times New Roman"/>
@@ -2005,8 +2909,16 @@
     <w:p>
       <w:pPr>
         <w:spacing w:before="0" w:after="120" w:line="360" w:lineRule="exact"/>
-        <w:ind w:firstLine="720"/>
-      </w:pPr>
+        <w:ind w:firstLine="0"/>
+      </w:pPr>
+      <w:r>
+        <w:rPr>
+          <w:rFonts w:ascii="Times New Roman" w:hAnsi="Times New Roman"/>
+          <w:b/>
+          <w:sz w:val="24"/>
+        </w:rPr>
+        <w:t xml:space="preserve">[0114]    </w:t>
+      </w:r>
       <w:r>
         <w:rPr>
           <w:rFonts w:ascii="Times New Roman" w:hAnsi="Times New Roman"/>
@@ -2019,8 +2931,16 @@
     <w:p>
       <w:pPr>
         <w:spacing w:before="0" w:after="120" w:line="360" w:lineRule="exact"/>
-        <w:ind w:firstLine="720"/>
-      </w:pPr>
+        <w:ind w:firstLine="0"/>
+      </w:pPr>
+      <w:r>
+        <w:rPr>
+          <w:rFonts w:ascii="Times New Roman" w:hAnsi="Times New Roman"/>
+          <w:b/>
+          <w:sz w:val="24"/>
+        </w:rPr>
+        <w:t xml:space="preserve">[0115]    </w:t>
+      </w:r>
       <w:r>
         <w:rPr>
           <w:rFonts w:ascii="Times New Roman" w:hAnsi="Times New Roman"/>
@@ -2057,8 +2977,16 @@
     <w:p>
       <w:pPr>
         <w:spacing w:before="0" w:after="120" w:line="360" w:lineRule="exact"/>
-        <w:ind w:firstLine="720"/>
-      </w:pPr>
+        <w:ind w:firstLine="0"/>
+      </w:pPr>
+      <w:r>
+        <w:rPr>
+          <w:rFonts w:ascii="Times New Roman" w:hAnsi="Times New Roman"/>
+          <w:b/>
+          <w:sz w:val="24"/>
+        </w:rPr>
+        <w:t xml:space="preserve">[0116]    </w:t>
+      </w:r>
       <w:r>
         <w:rPr>
           <w:rFonts w:ascii="Times New Roman" w:hAnsi="Times New Roman"/>
@@ -2071,8 +2999,16 @@
     <w:p>
       <w:pPr>
         <w:spacing w:before="0" w:after="120" w:line="360" w:lineRule="exact"/>
-        <w:ind w:firstLine="720"/>
-      </w:pPr>
+        <w:ind w:firstLine="0"/>
+      </w:pPr>
+      <w:r>
+        <w:rPr>
+          <w:rFonts w:ascii="Times New Roman" w:hAnsi="Times New Roman"/>
+          <w:b/>
+          <w:sz w:val="24"/>
+        </w:rPr>
+        <w:t xml:space="preserve">[0117]    </w:t>
+      </w:r>
       <w:r>
         <w:rPr>
           <w:rFonts w:ascii="Times New Roman" w:hAnsi="Times New Roman"/>
@@ -2085,8 +3021,16 @@
     <w:p>
       <w:pPr>
         <w:spacing w:before="0" w:after="120" w:line="360" w:lineRule="exact"/>
-        <w:ind w:firstLine="720"/>
-      </w:pPr>
+        <w:ind w:firstLine="0"/>
+      </w:pPr>
+      <w:r>
+        <w:rPr>
+          <w:rFonts w:ascii="Times New Roman" w:hAnsi="Times New Roman"/>
+          <w:b/>
+          <w:sz w:val="24"/>
+        </w:rPr>
+        <w:t xml:space="preserve">[0118]    </w:t>
+      </w:r>
       <w:r>
         <w:rPr>
           <w:rFonts w:ascii="Times New Roman" w:hAnsi="Times New Roman"/>
@@ -2099,8 +3043,16 @@
     <w:p>
       <w:pPr>
         <w:spacing w:before="0" w:after="120" w:line="360" w:lineRule="exact"/>
-        <w:ind w:firstLine="720"/>
-      </w:pPr>
+        <w:ind w:firstLine="0"/>
+      </w:pPr>
+      <w:r>
+        <w:rPr>
+          <w:rFonts w:ascii="Times New Roman" w:hAnsi="Times New Roman"/>
+          <w:b/>
+          <w:sz w:val="24"/>
+        </w:rPr>
+        <w:t xml:space="preserve">[0119]    </w:t>
+      </w:r>
       <w:r>
         <w:rPr>
           <w:rFonts w:ascii="Times New Roman" w:hAnsi="Times New Roman"/>
@@ -2113,8 +3065,16 @@
     <w:p>
       <w:pPr>
         <w:spacing w:before="0" w:after="120" w:line="360" w:lineRule="exact"/>
-        <w:ind w:firstLine="720"/>
-      </w:pPr>
+        <w:ind w:firstLine="0"/>
+      </w:pPr>
+      <w:r>
+        <w:rPr>
+          <w:rFonts w:ascii="Times New Roman" w:hAnsi="Times New Roman"/>
+          <w:b/>
+          <w:sz w:val="24"/>
+        </w:rPr>
+        <w:t xml:space="preserve">[0120]    </w:t>
+      </w:r>
       <w:r>
         <w:rPr>
           <w:rFonts w:ascii="Times New Roman" w:hAnsi="Times New Roman"/>
@@ -2127,8 +3087,16 @@
     <w:p>
       <w:pPr>
         <w:spacing w:before="0" w:after="120" w:line="360" w:lineRule="exact"/>
-        <w:ind w:firstLine="720"/>
-      </w:pPr>
+        <w:ind w:firstLine="0"/>
+      </w:pPr>
+      <w:r>
+        <w:rPr>
+          <w:rFonts w:ascii="Times New Roman" w:hAnsi="Times New Roman"/>
+          <w:b/>
+          <w:sz w:val="24"/>
+        </w:rPr>
+        <w:t xml:space="preserve">[0121]    </w:t>
+      </w:r>
       <w:r>
         <w:rPr>
           <w:rFonts w:ascii="Times New Roman" w:hAnsi="Times New Roman"/>
@@ -2154,8 +3122,16 @@
     <w:p>
       <w:pPr>
         <w:spacing w:before="0" w:after="120" w:line="360" w:lineRule="exact"/>
-        <w:ind w:firstLine="720"/>
-      </w:pPr>
+        <w:ind w:firstLine="0"/>
+      </w:pPr>
+      <w:r>
+        <w:rPr>
+          <w:rFonts w:ascii="Times New Roman" w:hAnsi="Times New Roman"/>
+          <w:b/>
+          <w:sz w:val="24"/>
+        </w:rPr>
+        <w:t xml:space="preserve">[0122]    </w:t>
+      </w:r>
       <w:r>
         <w:rPr>
           <w:rFonts w:ascii="Times New Roman" w:hAnsi="Times New Roman"/>
@@ -2168,8 +3144,16 @@
     <w:p>
       <w:pPr>
         <w:spacing w:before="0" w:after="120" w:line="360" w:lineRule="exact"/>
-        <w:ind w:firstLine="720"/>
-      </w:pPr>
+        <w:ind w:firstLine="0"/>
+      </w:pPr>
+      <w:r>
+        <w:rPr>
+          <w:rFonts w:ascii="Times New Roman" w:hAnsi="Times New Roman"/>
+          <w:b/>
+          <w:sz w:val="24"/>
+        </w:rPr>
+        <w:t xml:space="preserve">[0123]    </w:t>
+      </w:r>
       <w:r>
         <w:rPr>
           <w:rFonts w:ascii="Times New Roman" w:hAnsi="Times New Roman"/>
@@ -2182,8 +3166,16 @@
     <w:p>
       <w:pPr>
         <w:spacing w:before="0" w:after="120" w:line="360" w:lineRule="exact"/>
-        <w:ind w:firstLine="720"/>
-      </w:pPr>
+        <w:ind w:firstLine="0"/>
+      </w:pPr>
+      <w:r>
+        <w:rPr>
+          <w:rFonts w:ascii="Times New Roman" w:hAnsi="Times New Roman"/>
+          <w:b/>
+          <w:sz w:val="24"/>
+        </w:rPr>
+        <w:t xml:space="preserve">[0124]    </w:t>
+      </w:r>
       <w:r>
         <w:rPr>
           <w:rFonts w:ascii="Times New Roman" w:hAnsi="Times New Roman"/>
@@ -2196,8 +3188,16 @@
     <w:p>
       <w:pPr>
         <w:spacing w:before="0" w:after="120" w:line="360" w:lineRule="exact"/>
-        <w:ind w:firstLine="720"/>
-      </w:pPr>
+        <w:ind w:firstLine="0"/>
+      </w:pPr>
+      <w:r>
+        <w:rPr>
+          <w:rFonts w:ascii="Times New Roman" w:hAnsi="Times New Roman"/>
+          <w:b/>
+          <w:sz w:val="24"/>
+        </w:rPr>
+        <w:t xml:space="preserve">[0125]    </w:t>
+      </w:r>
       <w:r>
         <w:rPr>
           <w:rFonts w:ascii="Times New Roman" w:hAnsi="Times New Roman"/>
@@ -2210,8 +3210,16 @@
     <w:p>
       <w:pPr>
         <w:spacing w:before="0" w:after="120" w:line="360" w:lineRule="exact"/>
-        <w:ind w:firstLine="720"/>
-      </w:pPr>
+        <w:ind w:firstLine="0"/>
+      </w:pPr>
+      <w:r>
+        <w:rPr>
+          <w:rFonts w:ascii="Times New Roman" w:hAnsi="Times New Roman"/>
+          <w:b/>
+          <w:sz w:val="24"/>
+        </w:rPr>
+        <w:t xml:space="preserve">[0126]    </w:t>
+      </w:r>
       <w:r>
         <w:rPr>
           <w:rFonts w:ascii="Times New Roman" w:hAnsi="Times New Roman"/>
@@ -2232,8 +3240,16 @@
     <w:p>
       <w:pPr>
         <w:spacing w:before="0" w:after="120" w:line="360" w:lineRule="exact"/>
-        <w:ind w:firstLine="720"/>
-      </w:pPr>
+        <w:ind w:firstLine="0"/>
+      </w:pPr>
+      <w:r>
+        <w:rPr>
+          <w:rFonts w:ascii="Times New Roman" w:hAnsi="Times New Roman"/>
+          <w:b/>
+          <w:sz w:val="24"/>
+        </w:rPr>
+        <w:t xml:space="preserve">[0127]    </w:t>
+      </w:r>
       <w:r>
         <w:rPr>
           <w:rFonts w:ascii="Times New Roman" w:hAnsi="Times New Roman"/>
@@ -2246,8 +3262,16 @@
     <w:p>
       <w:pPr>
         <w:spacing w:before="0" w:after="120" w:line="360" w:lineRule="exact"/>
-        <w:ind w:firstLine="720"/>
-      </w:pPr>
+        <w:ind w:firstLine="0"/>
+      </w:pPr>
+      <w:r>
+        <w:rPr>
+          <w:rFonts w:ascii="Times New Roman" w:hAnsi="Times New Roman"/>
+          <w:b/>
+          <w:sz w:val="24"/>
+        </w:rPr>
+        <w:t xml:space="preserve">[0128]    </w:t>
+      </w:r>
       <w:r>
         <w:rPr>
           <w:rFonts w:ascii="Times New Roman" w:hAnsi="Times New Roman"/>
@@ -2260,8 +3284,16 @@
     <w:p>
       <w:pPr>
         <w:spacing w:before="0" w:after="120" w:line="360" w:lineRule="exact"/>
-        <w:ind w:firstLine="720"/>
-      </w:pPr>
+        <w:ind w:firstLine="0"/>
+      </w:pPr>
+      <w:r>
+        <w:rPr>
+          <w:rFonts w:ascii="Times New Roman" w:hAnsi="Times New Roman"/>
+          <w:b/>
+          <w:sz w:val="24"/>
+        </w:rPr>
+        <w:t xml:space="preserve">[0129]    </w:t>
+      </w:r>
       <w:r>
         <w:rPr>
           <w:rFonts w:ascii="Times New Roman" w:hAnsi="Times New Roman"/>
@@ -2287,8 +3319,16 @@
     <w:p>
       <w:pPr>
         <w:spacing w:before="0" w:after="120" w:line="360" w:lineRule="exact"/>
-        <w:ind w:firstLine="720"/>
-      </w:pPr>
+        <w:ind w:firstLine="0"/>
+      </w:pPr>
+      <w:r>
+        <w:rPr>
+          <w:rFonts w:ascii="Times New Roman" w:hAnsi="Times New Roman"/>
+          <w:b/>
+          <w:sz w:val="24"/>
+        </w:rPr>
+        <w:t xml:space="preserve">[0130]    </w:t>
+      </w:r>
       <w:r>
         <w:rPr>
           <w:rFonts w:ascii="Times New Roman" w:hAnsi="Times New Roman"/>
@@ -2301,8 +3341,16 @@
     <w:p>
       <w:pPr>
         <w:spacing w:before="0" w:after="120" w:line="360" w:lineRule="exact"/>
-        <w:ind w:firstLine="720"/>
-      </w:pPr>
+        <w:ind w:firstLine="0"/>
+      </w:pPr>
+      <w:r>
+        <w:rPr>
+          <w:rFonts w:ascii="Times New Roman" w:hAnsi="Times New Roman"/>
+          <w:b/>
+          <w:sz w:val="24"/>
+        </w:rPr>
+        <w:t xml:space="preserve">[0131]    </w:t>
+      </w:r>
       <w:r>
         <w:rPr>
           <w:rFonts w:ascii="Times New Roman" w:hAnsi="Times New Roman"/>
@@ -2315,8 +3363,16 @@
     <w:p>
       <w:pPr>
         <w:spacing w:before="0" w:after="120" w:line="360" w:lineRule="exact"/>
-        <w:ind w:firstLine="720"/>
-      </w:pPr>
+        <w:ind w:firstLine="0"/>
+      </w:pPr>
+      <w:r>
+        <w:rPr>
+          <w:rFonts w:ascii="Times New Roman" w:hAnsi="Times New Roman"/>
+          <w:b/>
+          <w:sz w:val="24"/>
+        </w:rPr>
+        <w:t xml:space="preserve">[0132]    </w:t>
+      </w:r>
       <w:r>
         <w:rPr>
           <w:rFonts w:ascii="Times New Roman" w:hAnsi="Times New Roman"/>
@@ -2333,8 +3389,16 @@
     <w:p>
       <w:pPr>
         <w:spacing w:before="0" w:after="120" w:line="360" w:lineRule="exact"/>
-        <w:ind w:firstLine="720"/>
-      </w:pPr>
+        <w:ind w:firstLine="0"/>
+      </w:pPr>
+      <w:r>
+        <w:rPr>
+          <w:rFonts w:ascii="Times New Roman" w:hAnsi="Times New Roman"/>
+          <w:b/>
+          <w:sz w:val="24"/>
+        </w:rPr>
+        <w:t xml:space="preserve">[0133]    </w:t>
+      </w:r>
       <w:r>
         <w:rPr>
           <w:rFonts w:ascii="Times New Roman" w:hAnsi="Times New Roman"/>
@@ -2373,8 +3437,16 @@
     <w:p>
       <w:pPr>
         <w:spacing w:before="0" w:after="120" w:line="360" w:lineRule="exact"/>
-        <w:ind w:firstLine="720"/>
-      </w:pPr>
+        <w:ind w:firstLine="0"/>
+      </w:pPr>
+      <w:r>
+        <w:rPr>
+          <w:rFonts w:ascii="Times New Roman" w:hAnsi="Times New Roman"/>
+          <w:b/>
+          <w:sz w:val="24"/>
+        </w:rPr>
+        <w:t xml:space="preserve">[0134]    </w:t>
+      </w:r>
       <w:r>
         <w:rPr>
           <w:rFonts w:ascii="Times New Roman" w:hAnsi="Times New Roman"/>
@@ -2387,8 +3459,16 @@
     <w:p>
       <w:pPr>
         <w:spacing w:before="0" w:after="120" w:line="360" w:lineRule="exact"/>
-        <w:ind w:firstLine="720"/>
-      </w:pPr>
+        <w:ind w:firstLine="0"/>
+      </w:pPr>
+      <w:r>
+        <w:rPr>
+          <w:rFonts w:ascii="Times New Roman" w:hAnsi="Times New Roman"/>
+          <w:b/>
+          <w:sz w:val="24"/>
+        </w:rPr>
+        <w:t xml:space="preserve">[0135]    </w:t>
+      </w:r>
       <w:r>
         <w:rPr>
           <w:rFonts w:ascii="Times New Roman" w:hAnsi="Times New Roman"/>
@@ -2411,8 +3491,16 @@
     <w:p>
       <w:pPr>
         <w:spacing w:before="0" w:after="120" w:line="360" w:lineRule="exact"/>
-        <w:ind w:firstLine="720"/>
-      </w:pPr>
+        <w:ind w:firstLine="0"/>
+      </w:pPr>
+      <w:r>
+        <w:rPr>
+          <w:rFonts w:ascii="Times New Roman" w:hAnsi="Times New Roman"/>
+          <w:b/>
+          <w:sz w:val="24"/>
+        </w:rPr>
+        <w:t xml:space="preserve">[0136]    </w:t>
+      </w:r>
       <w:r>
         <w:rPr>
           <w:rFonts w:ascii="Times New Roman" w:hAnsi="Times New Roman"/>
@@ -2425,8 +3513,16 @@
     <w:p>
       <w:pPr>
         <w:spacing w:before="0" w:after="120" w:line="360" w:lineRule="exact"/>
-        <w:ind w:firstLine="720"/>
-      </w:pPr>
+        <w:ind w:firstLine="0"/>
+      </w:pPr>
+      <w:r>
+        <w:rPr>
+          <w:rFonts w:ascii="Times New Roman" w:hAnsi="Times New Roman"/>
+          <w:b/>
+          <w:sz w:val="24"/>
+        </w:rPr>
+        <w:t xml:space="preserve">[0137]    </w:t>
+      </w:r>
       <w:r>
         <w:rPr>
           <w:rFonts w:ascii="Times New Roman" w:hAnsi="Times New Roman"/>
@@ -2453,8 +3549,16 @@
     <w:p>
       <w:pPr>
         <w:spacing w:before="0" w:after="120" w:line="360" w:lineRule="exact"/>
-        <w:ind w:firstLine="720"/>
-      </w:pPr>
+        <w:ind w:firstLine="0"/>
+      </w:pPr>
+      <w:r>
+        <w:rPr>
+          <w:rFonts w:ascii="Times New Roman" w:hAnsi="Times New Roman"/>
+          <w:b/>
+          <w:sz w:val="24"/>
+        </w:rPr>
+        <w:t xml:space="preserve">[0138]    </w:t>
+      </w:r>
       <w:r>
         <w:rPr>
           <w:rFonts w:ascii="Times New Roman" w:hAnsi="Times New Roman"/>
@@ -2480,8 +3584,16 @@
     <w:p>
       <w:pPr>
         <w:spacing w:before="0" w:after="120" w:line="360" w:lineRule="exact"/>
-        <w:ind w:firstLine="720"/>
-      </w:pPr>
+        <w:ind w:firstLine="0"/>
+      </w:pPr>
+      <w:r>
+        <w:rPr>
+          <w:rFonts w:ascii="Times New Roman" w:hAnsi="Times New Roman"/>
+          <w:b/>
+          <w:sz w:val="24"/>
+        </w:rPr>
+        <w:t xml:space="preserve">[0139]    </w:t>
+      </w:r>
       <w:r>
         <w:rPr>
           <w:rFonts w:ascii="Times New Roman" w:hAnsi="Times New Roman"/>
@@ -2494,8 +3606,16 @@
     <w:p>
       <w:pPr>
         <w:spacing w:before="0" w:after="120" w:line="360" w:lineRule="exact"/>
-        <w:ind w:firstLine="720"/>
-      </w:pPr>
+        <w:ind w:firstLine="0"/>
+      </w:pPr>
+      <w:r>
+        <w:rPr>
+          <w:rFonts w:ascii="Times New Roman" w:hAnsi="Times New Roman"/>
+          <w:b/>
+          <w:sz w:val="24"/>
+        </w:rPr>
+        <w:t xml:space="preserve">[0140]    </w:t>
+      </w:r>
       <w:r>
         <w:rPr>
           <w:rFonts w:ascii="Times New Roman" w:hAnsi="Times New Roman"/>
@@ -2508,8 +3628,16 @@
     <w:p>
       <w:pPr>
         <w:spacing w:before="0" w:after="120" w:line="360" w:lineRule="exact"/>
-        <w:ind w:firstLine="720"/>
-      </w:pPr>
+        <w:ind w:firstLine="0"/>
+      </w:pPr>
+      <w:r>
+        <w:rPr>
+          <w:rFonts w:ascii="Times New Roman" w:hAnsi="Times New Roman"/>
+          <w:b/>
+          <w:sz w:val="24"/>
+        </w:rPr>
+        <w:t xml:space="preserve">[0141]    </w:t>
+      </w:r>
       <w:r>
         <w:rPr>
           <w:rFonts w:ascii="Times New Roman" w:hAnsi="Times New Roman"/>
@@ -2522,8 +3650,16 @@
     <w:p>
       <w:pPr>
         <w:spacing w:before="0" w:after="120" w:line="360" w:lineRule="exact"/>
-        <w:ind w:firstLine="720"/>
-      </w:pPr>
+        <w:ind w:firstLine="0"/>
+      </w:pPr>
+      <w:r>
+        <w:rPr>
+          <w:rFonts w:ascii="Times New Roman" w:hAnsi="Times New Roman"/>
+          <w:b/>
+          <w:sz w:val="24"/>
+        </w:rPr>
+        <w:t xml:space="preserve">[0142]    </w:t>
+      </w:r>
       <w:r>
         <w:rPr>
           <w:rFonts w:ascii="Times New Roman" w:hAnsi="Times New Roman"/>
@@ -2549,8 +3685,16 @@
     <w:p>
       <w:pPr>
         <w:spacing w:before="0" w:after="120" w:line="360" w:lineRule="exact"/>
-        <w:ind w:firstLine="720"/>
-      </w:pPr>
+        <w:ind w:firstLine="0"/>
+      </w:pPr>
+      <w:r>
+        <w:rPr>
+          <w:rFonts w:ascii="Times New Roman" w:hAnsi="Times New Roman"/>
+          <w:b/>
+          <w:sz w:val="24"/>
+        </w:rPr>
+        <w:t xml:space="preserve">[0143]    </w:t>
+      </w:r>
       <w:r>
         <w:rPr>
           <w:rFonts w:ascii="Times New Roman" w:hAnsi="Times New Roman"/>
@@ -2563,8 +3707,16 @@
     <w:p>
       <w:pPr>
         <w:spacing w:before="0" w:after="120" w:line="360" w:lineRule="exact"/>
-        <w:ind w:firstLine="720"/>
-      </w:pPr>
+        <w:ind w:firstLine="0"/>
+      </w:pPr>
+      <w:r>
+        <w:rPr>
+          <w:rFonts w:ascii="Times New Roman" w:hAnsi="Times New Roman"/>
+          <w:b/>
+          <w:sz w:val="24"/>
+        </w:rPr>
+        <w:t xml:space="preserve">[0144]    </w:t>
+      </w:r>
       <w:r>
         <w:rPr>
           <w:rFonts w:ascii="Times New Roman" w:hAnsi="Times New Roman"/>
@@ -2577,8 +3729,16 @@
     <w:p>
       <w:pPr>
         <w:spacing w:before="0" w:after="120" w:line="360" w:lineRule="exact"/>
-        <w:ind w:firstLine="720"/>
-      </w:pPr>
+        <w:ind w:firstLine="0"/>
+      </w:pPr>
+      <w:r>
+        <w:rPr>
+          <w:rFonts w:ascii="Times New Roman" w:hAnsi="Times New Roman"/>
+          <w:b/>
+          <w:sz w:val="24"/>
+        </w:rPr>
+        <w:t xml:space="preserve">[0145]    </w:t>
+      </w:r>
       <w:r>
         <w:rPr>
           <w:rFonts w:ascii="Times New Roman" w:hAnsi="Times New Roman"/>
@@ -2591,8 +3751,16 @@
     <w:p>
       <w:pPr>
         <w:spacing w:before="0" w:after="120" w:line="360" w:lineRule="exact"/>
-        <w:ind w:firstLine="720"/>
-      </w:pPr>
+        <w:ind w:firstLine="0"/>
+      </w:pPr>
+      <w:r>
+        <w:rPr>
+          <w:rFonts w:ascii="Times New Roman" w:hAnsi="Times New Roman"/>
+          <w:b/>
+          <w:sz w:val="24"/>
+        </w:rPr>
+        <w:t xml:space="preserve">[0146]    </w:t>
+      </w:r>
       <w:r>
         <w:rPr>
           <w:rFonts w:ascii="Times New Roman" w:hAnsi="Times New Roman"/>
@@ -2609,8 +3777,16 @@
     <w:p>
       <w:pPr>
         <w:spacing w:before="0" w:after="120" w:line="360" w:lineRule="exact"/>
-        <w:ind w:firstLine="720"/>
-      </w:pPr>
+        <w:ind w:firstLine="0"/>
+      </w:pPr>
+      <w:r>
+        <w:rPr>
+          <w:rFonts w:ascii="Times New Roman" w:hAnsi="Times New Roman"/>
+          <w:b/>
+          <w:sz w:val="24"/>
+        </w:rPr>
+        <w:t xml:space="preserve">[0147]    </w:t>
+      </w:r>
       <w:r>
         <w:rPr>
           <w:rFonts w:ascii="Times New Roman" w:hAnsi="Times New Roman"/>
@@ -2636,8 +3812,16 @@
     <w:p>
       <w:pPr>
         <w:spacing w:before="0" w:after="120" w:line="360" w:lineRule="exact"/>
-        <w:ind w:firstLine="720"/>
-      </w:pPr>
+        <w:ind w:firstLine="0"/>
+      </w:pPr>
+      <w:r>
+        <w:rPr>
+          <w:rFonts w:ascii="Times New Roman" w:hAnsi="Times New Roman"/>
+          <w:b/>
+          <w:sz w:val="24"/>
+        </w:rPr>
+        <w:t xml:space="preserve">[0148]    </w:t>
+      </w:r>
       <w:r>
         <w:rPr>
           <w:rFonts w:ascii="Times New Roman" w:hAnsi="Times New Roman"/>
@@ -2650,8 +3834,16 @@
     <w:p>
       <w:pPr>
         <w:spacing w:before="0" w:after="120" w:line="360" w:lineRule="exact"/>
-        <w:ind w:firstLine="720"/>
-      </w:pPr>
+        <w:ind w:firstLine="0"/>
+      </w:pPr>
+      <w:r>
+        <w:rPr>
+          <w:rFonts w:ascii="Times New Roman" w:hAnsi="Times New Roman"/>
+          <w:b/>
+          <w:sz w:val="24"/>
+        </w:rPr>
+        <w:t xml:space="preserve">[0149]    </w:t>
+      </w:r>
       <w:r>
         <w:rPr>
           <w:rFonts w:ascii="Times New Roman" w:hAnsi="Times New Roman"/>
@@ -2664,8 +3856,16 @@
     <w:p>
       <w:pPr>
         <w:spacing w:before="0" w:after="120" w:line="360" w:lineRule="exact"/>
-        <w:ind w:firstLine="720"/>
-      </w:pPr>
+        <w:ind w:firstLine="0"/>
+      </w:pPr>
+      <w:r>
+        <w:rPr>
+          <w:rFonts w:ascii="Times New Roman" w:hAnsi="Times New Roman"/>
+          <w:b/>
+          <w:sz w:val="24"/>
+        </w:rPr>
+        <w:t xml:space="preserve">[0150]    </w:t>
+      </w:r>
       <w:r>
         <w:rPr>
           <w:rFonts w:ascii="Times New Roman" w:hAnsi="Times New Roman"/>
@@ -2678,8 +3878,16 @@
     <w:p>
       <w:pPr>
         <w:spacing w:before="0" w:after="120" w:line="360" w:lineRule="exact"/>
-        <w:ind w:firstLine="720"/>
-      </w:pPr>
+        <w:ind w:firstLine="0"/>
+      </w:pPr>
+      <w:r>
+        <w:rPr>
+          <w:rFonts w:ascii="Times New Roman" w:hAnsi="Times New Roman"/>
+          <w:b/>
+          <w:sz w:val="24"/>
+        </w:rPr>
+        <w:t xml:space="preserve">[0151]    </w:t>
+      </w:r>
       <w:r>
         <w:rPr>
           <w:rFonts w:ascii="Times New Roman" w:hAnsi="Times New Roman"/>
@@ -2692,8 +3900,16 @@
     <w:p>
       <w:pPr>
         <w:spacing w:before="0" w:after="120" w:line="360" w:lineRule="exact"/>
-        <w:ind w:firstLine="720"/>
-      </w:pPr>
+        <w:ind w:firstLine="0"/>
+      </w:pPr>
+      <w:r>
+        <w:rPr>
+          <w:rFonts w:ascii="Times New Roman" w:hAnsi="Times New Roman"/>
+          <w:b/>
+          <w:sz w:val="24"/>
+        </w:rPr>
+        <w:t xml:space="preserve">[0152]    </w:t>
+      </w:r>
       <w:r>
         <w:rPr>
           <w:rFonts w:ascii="Times New Roman" w:hAnsi="Times New Roman"/>
@@ -2719,8 +3935,16 @@
     <w:p>
       <w:pPr>
         <w:spacing w:before="0" w:after="120" w:line="360" w:lineRule="exact"/>
-        <w:ind w:firstLine="720"/>
-      </w:pPr>
+        <w:ind w:firstLine="0"/>
+      </w:pPr>
+      <w:r>
+        <w:rPr>
+          <w:rFonts w:ascii="Times New Roman" w:hAnsi="Times New Roman"/>
+          <w:b/>
+          <w:sz w:val="24"/>
+        </w:rPr>
+        <w:t xml:space="preserve">[0153]    </w:t>
+      </w:r>
       <w:r>
         <w:rPr>
           <w:rFonts w:ascii="Times New Roman" w:hAnsi="Times New Roman"/>
@@ -2733,8 +3957,16 @@
     <w:p>
       <w:pPr>
         <w:spacing w:before="0" w:after="120" w:line="360" w:lineRule="exact"/>
-        <w:ind w:firstLine="720"/>
-      </w:pPr>
+        <w:ind w:firstLine="0"/>
+      </w:pPr>
+      <w:r>
+        <w:rPr>
+          <w:rFonts w:ascii="Times New Roman" w:hAnsi="Times New Roman"/>
+          <w:b/>
+          <w:sz w:val="24"/>
+        </w:rPr>
+        <w:t xml:space="preserve">[0154]    </w:t>
+      </w:r>
       <w:r>
         <w:rPr>
           <w:rFonts w:ascii="Times New Roman" w:hAnsi="Times New Roman"/>
@@ -2761,8 +3993,16 @@
     <w:p>
       <w:pPr>
         <w:spacing w:before="0" w:after="120" w:line="360" w:lineRule="exact"/>
-        <w:ind w:firstLine="720"/>
-      </w:pPr>
+        <w:ind w:firstLine="0"/>
+      </w:pPr>
+      <w:r>
+        <w:rPr>
+          <w:rFonts w:ascii="Times New Roman" w:hAnsi="Times New Roman"/>
+          <w:b/>
+          <w:sz w:val="24"/>
+        </w:rPr>
+        <w:t xml:space="preserve">[0155]    </w:t>
+      </w:r>
       <w:r>
         <w:rPr>
           <w:rFonts w:ascii="Times New Roman" w:hAnsi="Times New Roman"/>
@@ -2775,8 +4015,16 @@
     <w:p>
       <w:pPr>
         <w:spacing w:before="0" w:after="120" w:line="360" w:lineRule="exact"/>
-        <w:ind w:firstLine="720"/>
-      </w:pPr>
+        <w:ind w:firstLine="0"/>
+      </w:pPr>
+      <w:r>
+        <w:rPr>
+          <w:rFonts w:ascii="Times New Roman" w:hAnsi="Times New Roman"/>
+          <w:b/>
+          <w:sz w:val="24"/>
+        </w:rPr>
+        <w:t xml:space="preserve">[0156]    </w:t>
+      </w:r>
       <w:r>
         <w:rPr>
           <w:rFonts w:ascii="Times New Roman" w:hAnsi="Times New Roman"/>
@@ -2791,8 +4039,16 @@
     <w:p>
       <w:pPr>
         <w:spacing w:before="0" w:after="120" w:line="360" w:lineRule="exact"/>
-        <w:ind w:firstLine="720"/>
-      </w:pPr>
+        <w:ind w:firstLine="0"/>
+      </w:pPr>
+      <w:r>
+        <w:rPr>
+          <w:rFonts w:ascii="Times New Roman" w:hAnsi="Times New Roman"/>
+          <w:b/>
+          <w:sz w:val="24"/>
+        </w:rPr>
+        <w:t xml:space="preserve">[0157]    </w:t>
+      </w:r>
       <w:r>
         <w:rPr>
           <w:rFonts w:ascii="Times New Roman" w:hAnsi="Times New Roman"/>
@@ -2807,8 +4063,16 @@
     <w:p>
       <w:pPr>
         <w:spacing w:before="0" w:after="120" w:line="360" w:lineRule="exact"/>
-        <w:ind w:firstLine="720"/>
-      </w:pPr>
+        <w:ind w:firstLine="0"/>
+      </w:pPr>
+      <w:r>
+        <w:rPr>
+          <w:rFonts w:ascii="Times New Roman" w:hAnsi="Times New Roman"/>
+          <w:b/>
+          <w:sz w:val="24"/>
+        </w:rPr>
+        <w:t xml:space="preserve">[0158]    </w:t>
+      </w:r>
       <w:r>
         <w:rPr>
           <w:rFonts w:ascii="Times New Roman" w:hAnsi="Times New Roman"/>
@@ -2823,8 +4087,16 @@
     <w:p>
       <w:pPr>
         <w:spacing w:before="0" w:after="120" w:line="360" w:lineRule="exact"/>
-        <w:ind w:firstLine="720"/>
-      </w:pPr>
+        <w:ind w:firstLine="0"/>
+      </w:pPr>
+      <w:r>
+        <w:rPr>
+          <w:rFonts w:ascii="Times New Roman" w:hAnsi="Times New Roman"/>
+          <w:b/>
+          <w:sz w:val="24"/>
+        </w:rPr>
+        <w:t xml:space="preserve">[0159]    </w:t>
+      </w:r>
       <w:r>
         <w:rPr>
           <w:rFonts w:ascii="Times New Roman" w:hAnsi="Times New Roman"/>
@@ -2839,8 +4111,16 @@
     <w:p>
       <w:pPr>
         <w:spacing w:before="0" w:after="120" w:line="360" w:lineRule="exact"/>
-        <w:ind w:firstLine="720"/>
-      </w:pPr>
+        <w:ind w:firstLine="0"/>
+      </w:pPr>
+      <w:r>
+        <w:rPr>
+          <w:rFonts w:ascii="Times New Roman" w:hAnsi="Times New Roman"/>
+          <w:b/>
+          <w:sz w:val="24"/>
+        </w:rPr>
+        <w:t xml:space="preserve">[0160]    </w:t>
+      </w:r>
       <w:r>
         <w:rPr>
           <w:rFonts w:ascii="Times New Roman" w:hAnsi="Times New Roman"/>
@@ -2866,8 +4146,16 @@
     <w:p>
       <w:pPr>
         <w:spacing w:before="0" w:after="120" w:line="360" w:lineRule="exact"/>
-        <w:ind w:firstLine="720"/>
-      </w:pPr>
+        <w:ind w:firstLine="0"/>
+      </w:pPr>
+      <w:r>
+        <w:rPr>
+          <w:rFonts w:ascii="Times New Roman" w:hAnsi="Times New Roman"/>
+          <w:b/>
+          <w:sz w:val="24"/>
+        </w:rPr>
+        <w:t xml:space="preserve">[0161]    </w:t>
+      </w:r>
       <w:r>
         <w:rPr>
           <w:rFonts w:ascii="Times New Roman" w:hAnsi="Times New Roman"/>
@@ -2906,8 +4194,16 @@
     <w:p>
       <w:pPr>
         <w:spacing w:before="0" w:after="120" w:line="360" w:lineRule="exact"/>
-        <w:ind w:firstLine="720"/>
-      </w:pPr>
+        <w:ind w:firstLine="0"/>
+      </w:pPr>
+      <w:r>
+        <w:rPr>
+          <w:rFonts w:ascii="Times New Roman" w:hAnsi="Times New Roman"/>
+          <w:b/>
+          <w:sz w:val="24"/>
+        </w:rPr>
+        <w:t xml:space="preserve">[0162]    </w:t>
+      </w:r>
       <w:r>
         <w:rPr>
           <w:rFonts w:ascii="Times New Roman" w:hAnsi="Times New Roman"/>
@@ -2920,8 +4216,16 @@
     <w:p>
       <w:pPr>
         <w:spacing w:before="0" w:after="120" w:line="360" w:lineRule="exact"/>
-        <w:ind w:firstLine="720"/>
-      </w:pPr>
+        <w:ind w:firstLine="0"/>
+      </w:pPr>
+      <w:r>
+        <w:rPr>
+          <w:rFonts w:ascii="Times New Roman" w:hAnsi="Times New Roman"/>
+          <w:b/>
+          <w:sz w:val="24"/>
+        </w:rPr>
+        <w:t xml:space="preserve">[0163]    </w:t>
+      </w:r>
       <w:r>
         <w:rPr>
           <w:rFonts w:ascii="Times New Roman" w:hAnsi="Times New Roman"/>
@@ -2942,8 +4246,16 @@
     <w:p>
       <w:pPr>
         <w:spacing w:before="0" w:after="120" w:line="360" w:lineRule="exact"/>
-        <w:ind w:firstLine="720"/>
-      </w:pPr>
+        <w:ind w:firstLine="0"/>
+      </w:pPr>
+      <w:r>
+        <w:rPr>
+          <w:rFonts w:ascii="Times New Roman" w:hAnsi="Times New Roman"/>
+          <w:b/>
+          <w:sz w:val="24"/>
+        </w:rPr>
+        <w:t xml:space="preserve">[0164]    </w:t>
+      </w:r>
       <w:r>
         <w:rPr>
           <w:rFonts w:ascii="Times New Roman" w:hAnsi="Times New Roman"/>
@@ -2969,8 +4281,16 @@
     <w:p>
       <w:pPr>
         <w:spacing w:before="0" w:after="120" w:line="360" w:lineRule="exact"/>
-        <w:ind w:firstLine="720"/>
-      </w:pPr>
+        <w:ind w:firstLine="0"/>
+      </w:pPr>
+      <w:r>
+        <w:rPr>
+          <w:rFonts w:ascii="Times New Roman" w:hAnsi="Times New Roman"/>
+          <w:b/>
+          <w:sz w:val="24"/>
+        </w:rPr>
+        <w:t xml:space="preserve">[0165]    </w:t>
+      </w:r>
       <w:r>
         <w:rPr>
           <w:rFonts w:ascii="Times New Roman" w:hAnsi="Times New Roman"/>
@@ -2983,8 +4303,16 @@
     <w:p>
       <w:pPr>
         <w:spacing w:before="0" w:after="120" w:line="360" w:lineRule="exact"/>
-        <w:ind w:firstLine="720"/>
-      </w:pPr>
+        <w:ind w:firstLine="0"/>
+      </w:pPr>
+      <w:r>
+        <w:rPr>
+          <w:rFonts w:ascii="Times New Roman" w:hAnsi="Times New Roman"/>
+          <w:b/>
+          <w:sz w:val="24"/>
+        </w:rPr>
+        <w:t xml:space="preserve">[0166]    </w:t>
+      </w:r>
       <w:r>
         <w:rPr>
           <w:rFonts w:ascii="Times New Roman" w:hAnsi="Times New Roman"/>
@@ -2997,8 +4325,16 @@
     <w:p>
       <w:pPr>
         <w:spacing w:before="0" w:after="120" w:line="360" w:lineRule="exact"/>
-        <w:ind w:firstLine="720"/>
-      </w:pPr>
+        <w:ind w:firstLine="0"/>
+      </w:pPr>
+      <w:r>
+        <w:rPr>
+          <w:rFonts w:ascii="Times New Roman" w:hAnsi="Times New Roman"/>
+          <w:b/>
+          <w:sz w:val="24"/>
+        </w:rPr>
+        <w:t xml:space="preserve">[0167]    </w:t>
+      </w:r>
       <w:r>
         <w:rPr>
           <w:rFonts w:ascii="Times New Roman" w:hAnsi="Times New Roman"/>
@@ -3011,8 +4347,16 @@
     <w:p>
       <w:pPr>
         <w:spacing w:before="0" w:after="120" w:line="360" w:lineRule="exact"/>
-        <w:ind w:firstLine="720"/>
-      </w:pPr>
+        <w:ind w:firstLine="0"/>
+      </w:pPr>
+      <w:r>
+        <w:rPr>
+          <w:rFonts w:ascii="Times New Roman" w:hAnsi="Times New Roman"/>
+          <w:b/>
+          <w:sz w:val="24"/>
+        </w:rPr>
+        <w:t xml:space="preserve">[0168]    </w:t>
+      </w:r>
       <w:r>
         <w:rPr>
           <w:rFonts w:ascii="Times New Roman" w:hAnsi="Times New Roman"/>
@@ -3025,8 +4369,16 @@
     <w:p>
       <w:pPr>
         <w:spacing w:before="0" w:after="120" w:line="360" w:lineRule="exact"/>
-        <w:ind w:firstLine="720"/>
-      </w:pPr>
+        <w:ind w:firstLine="0"/>
+      </w:pPr>
+      <w:r>
+        <w:rPr>
+          <w:rFonts w:ascii="Times New Roman" w:hAnsi="Times New Roman"/>
+          <w:b/>
+          <w:sz w:val="24"/>
+        </w:rPr>
+        <w:t xml:space="preserve">[0169]    </w:t>
+      </w:r>
       <w:r>
         <w:rPr>
           <w:rFonts w:ascii="Times New Roman" w:hAnsi="Times New Roman"/>
@@ -3039,8 +4391,16 @@
     <w:p>
       <w:pPr>
         <w:spacing w:before="0" w:after="120" w:line="360" w:lineRule="exact"/>
-        <w:ind w:firstLine="720"/>
-      </w:pPr>
+        <w:ind w:firstLine="0"/>
+      </w:pPr>
+      <w:r>
+        <w:rPr>
+          <w:rFonts w:ascii="Times New Roman" w:hAnsi="Times New Roman"/>
+          <w:b/>
+          <w:sz w:val="24"/>
+        </w:rPr>
+        <w:t xml:space="preserve">[0170]    </w:t>
+      </w:r>
       <w:r>
         <w:rPr>
           <w:rFonts w:ascii="Times New Roman" w:hAnsi="Times New Roman"/>
@@ -3057,8 +4417,16 @@
     <w:p>
       <w:pPr>
         <w:spacing w:before="0" w:after="120" w:line="360" w:lineRule="exact"/>
-        <w:ind w:firstLine="720"/>
-      </w:pPr>
+        <w:ind w:firstLine="0"/>
+      </w:pPr>
+      <w:r>
+        <w:rPr>
+          <w:rFonts w:ascii="Times New Roman" w:hAnsi="Times New Roman"/>
+          <w:b/>
+          <w:sz w:val="24"/>
+        </w:rPr>
+        <w:t xml:space="preserve">[0171]    </w:t>
+      </w:r>
       <w:r>
         <w:rPr>
           <w:rFonts w:ascii="Times New Roman" w:hAnsi="Times New Roman"/>
@@ -3071,8 +4439,16 @@
     <w:p>
       <w:pPr>
         <w:spacing w:before="0" w:after="120" w:line="360" w:lineRule="exact"/>
-        <w:ind w:firstLine="720"/>
-      </w:pPr>
+        <w:ind w:firstLine="0"/>
+      </w:pPr>
+      <w:r>
+        <w:rPr>
+          <w:rFonts w:ascii="Times New Roman" w:hAnsi="Times New Roman"/>
+          <w:b/>
+          <w:sz w:val="24"/>
+        </w:rPr>
+        <w:t xml:space="preserve">[0172]    </w:t>
+      </w:r>
       <w:r>
         <w:rPr>
           <w:rFonts w:ascii="Times New Roman" w:hAnsi="Times New Roman"/>
@@ -3085,8 +4461,16 @@
     <w:p>
       <w:pPr>
         <w:spacing w:before="0" w:after="120" w:line="360" w:lineRule="exact"/>
-        <w:ind w:firstLine="720"/>
-      </w:pPr>
+        <w:ind w:firstLine="0"/>
+      </w:pPr>
+      <w:r>
+        <w:rPr>
+          <w:rFonts w:ascii="Times New Roman" w:hAnsi="Times New Roman"/>
+          <w:b/>
+          <w:sz w:val="24"/>
+        </w:rPr>
+        <w:t xml:space="preserve">[0173]    </w:t>
+      </w:r>
       <w:r>
         <w:rPr>
           <w:rFonts w:ascii="Times New Roman" w:hAnsi="Times New Roman"/>
@@ -3099,8 +4483,16 @@
     <w:p>
       <w:pPr>
         <w:spacing w:before="0" w:after="120" w:line="360" w:lineRule="exact"/>
-        <w:ind w:firstLine="720"/>
-      </w:pPr>
+        <w:ind w:firstLine="0"/>
+      </w:pPr>
+      <w:r>
+        <w:rPr>
+          <w:rFonts w:ascii="Times New Roman" w:hAnsi="Times New Roman"/>
+          <w:b/>
+          <w:sz w:val="24"/>
+        </w:rPr>
+        <w:t xml:space="preserve">[0174]    </w:t>
+      </w:r>
       <w:r>
         <w:rPr>
           <w:rFonts w:ascii="Times New Roman" w:hAnsi="Times New Roman"/>
@@ -3113,8 +4505,16 @@
     <w:p>
       <w:pPr>
         <w:spacing w:before="0" w:after="120" w:line="360" w:lineRule="exact"/>
-        <w:ind w:firstLine="720"/>
-      </w:pPr>
+        <w:ind w:firstLine="0"/>
+      </w:pPr>
+      <w:r>
+        <w:rPr>
+          <w:rFonts w:ascii="Times New Roman" w:hAnsi="Times New Roman"/>
+          <w:b/>
+          <w:sz w:val="24"/>
+        </w:rPr>
+        <w:t xml:space="preserve">[0175]    </w:t>
+      </w:r>
       <w:r>
         <w:rPr>
           <w:rFonts w:ascii="Times New Roman" w:hAnsi="Times New Roman"/>
@@ -3127,8 +4527,16 @@
     <w:p>
       <w:pPr>
         <w:spacing w:before="0" w:after="120" w:line="360" w:lineRule="exact"/>
-        <w:ind w:firstLine="720"/>
-      </w:pPr>
+        <w:ind w:firstLine="0"/>
+      </w:pPr>
+      <w:r>
+        <w:rPr>
+          <w:rFonts w:ascii="Times New Roman" w:hAnsi="Times New Roman"/>
+          <w:b/>
+          <w:sz w:val="24"/>
+        </w:rPr>
+        <w:t xml:space="preserve">[0176]    </w:t>
+      </w:r>
       <w:r>
         <w:rPr>
           <w:rFonts w:ascii="Times New Roman" w:hAnsi="Times New Roman"/>
@@ -3141,8 +4549,16 @@
     <w:p>
       <w:pPr>
         <w:spacing w:before="0" w:after="120" w:line="360" w:lineRule="exact"/>
-        <w:ind w:firstLine="720"/>
-      </w:pPr>
+        <w:ind w:firstLine="0"/>
+      </w:pPr>
+      <w:r>
+        <w:rPr>
+          <w:rFonts w:ascii="Times New Roman" w:hAnsi="Times New Roman"/>
+          <w:b/>
+          <w:sz w:val="24"/>
+        </w:rPr>
+        <w:t xml:space="preserve">[0177]    </w:t>
+      </w:r>
       <w:r>
         <w:rPr>
           <w:rFonts w:ascii="Times New Roman" w:hAnsi="Times New Roman"/>
@@ -3155,8 +4571,16 @@
     <w:p>
       <w:pPr>
         <w:spacing w:before="0" w:after="120" w:line="360" w:lineRule="exact"/>
-        <w:ind w:firstLine="720"/>
-      </w:pPr>
+        <w:ind w:firstLine="0"/>
+      </w:pPr>
+      <w:r>
+        <w:rPr>
+          <w:rFonts w:ascii="Times New Roman" w:hAnsi="Times New Roman"/>
+          <w:b/>
+          <w:sz w:val="24"/>
+        </w:rPr>
+        <w:t xml:space="preserve">[0178]    </w:t>
+      </w:r>
       <w:r>
         <w:rPr>
           <w:rFonts w:ascii="Times New Roman" w:hAnsi="Times New Roman"/>
@@ -3169,8 +4593,16 @@
     <w:p>
       <w:pPr>
         <w:spacing w:before="0" w:after="120" w:line="360" w:lineRule="exact"/>
-        <w:ind w:firstLine="720"/>
-      </w:pPr>
+        <w:ind w:firstLine="0"/>
+      </w:pPr>
+      <w:r>
+        <w:rPr>
+          <w:rFonts w:ascii="Times New Roman" w:hAnsi="Times New Roman"/>
+          <w:b/>
+          <w:sz w:val="24"/>
+        </w:rPr>
+        <w:t xml:space="preserve">[0179]    </w:t>
+      </w:r>
       <w:r>
         <w:rPr>
           <w:rFonts w:ascii="Times New Roman" w:hAnsi="Times New Roman"/>
@@ -3183,8 +4615,16 @@
     <w:p>
       <w:pPr>
         <w:spacing w:before="0" w:after="120" w:line="360" w:lineRule="exact"/>
-        <w:ind w:firstLine="720"/>
-      </w:pPr>
+        <w:ind w:firstLine="0"/>
+      </w:pPr>
+      <w:r>
+        <w:rPr>
+          <w:rFonts w:ascii="Times New Roman" w:hAnsi="Times New Roman"/>
+          <w:b/>
+          <w:sz w:val="24"/>
+        </w:rPr>
+        <w:t xml:space="preserve">[0180]    </w:t>
+      </w:r>
       <w:r>
         <w:rPr>
           <w:rFonts w:ascii="Times New Roman" w:hAnsi="Times New Roman"/>
@@ -3197,8 +4637,16 @@
     <w:p>
       <w:pPr>
         <w:spacing w:before="0" w:after="120" w:line="360" w:lineRule="exact"/>
-        <w:ind w:firstLine="720"/>
-      </w:pPr>
+        <w:ind w:firstLine="0"/>
+      </w:pPr>
+      <w:r>
+        <w:rPr>
+          <w:rFonts w:ascii="Times New Roman" w:hAnsi="Times New Roman"/>
+          <w:b/>
+          <w:sz w:val="24"/>
+        </w:rPr>
+        <w:t xml:space="preserve">[0181]    </w:t>
+      </w:r>
       <w:r>
         <w:rPr>
           <w:rFonts w:ascii="Times New Roman" w:hAnsi="Times New Roman"/>
@@ -3224,8 +4672,16 @@
     <w:p>
       <w:pPr>
         <w:spacing w:before="0" w:after="120" w:line="360" w:lineRule="exact"/>
-        <w:ind w:firstLine="720"/>
-      </w:pPr>
+        <w:ind w:firstLine="0"/>
+      </w:pPr>
+      <w:r>
+        <w:rPr>
+          <w:rFonts w:ascii="Times New Roman" w:hAnsi="Times New Roman"/>
+          <w:b/>
+          <w:sz w:val="24"/>
+        </w:rPr>
+        <w:t xml:space="preserve">[0182]    </w:t>
+      </w:r>
       <w:r>
         <w:rPr>
           <w:rFonts w:ascii="Times New Roman" w:hAnsi="Times New Roman"/>
@@ -3238,8 +4694,16 @@
     <w:p>
       <w:pPr>
         <w:spacing w:before="0" w:after="120" w:line="360" w:lineRule="exact"/>
-        <w:ind w:firstLine="720"/>
-      </w:pPr>
+        <w:ind w:firstLine="0"/>
+      </w:pPr>
+      <w:r>
+        <w:rPr>
+          <w:rFonts w:ascii="Times New Roman" w:hAnsi="Times New Roman"/>
+          <w:b/>
+          <w:sz w:val="24"/>
+        </w:rPr>
+        <w:t xml:space="preserve">[0183]    </w:t>
+      </w:r>
       <w:r>
         <w:rPr>
           <w:rFonts w:ascii="Times New Roman" w:hAnsi="Times New Roman"/>
@@ -3258,8 +4722,16 @@
     <w:p>
       <w:pPr>
         <w:spacing w:before="0" w:after="120" w:line="360" w:lineRule="exact"/>
-        <w:ind w:firstLine="720"/>
-      </w:pPr>
+        <w:ind w:firstLine="0"/>
+      </w:pPr>
+      <w:r>
+        <w:rPr>
+          <w:rFonts w:ascii="Times New Roman" w:hAnsi="Times New Roman"/>
+          <w:b/>
+          <w:sz w:val="24"/>
+        </w:rPr>
+        <w:t xml:space="preserve">[0184]    </w:t>
+      </w:r>
       <w:r>
         <w:rPr>
           <w:rFonts w:ascii="Times New Roman" w:hAnsi="Times New Roman"/>
@@ -3285,8 +4757,16 @@
     <w:p>
       <w:pPr>
         <w:spacing w:before="0" w:after="120" w:line="360" w:lineRule="exact"/>
-        <w:ind w:firstLine="720"/>
-      </w:pPr>
+        <w:ind w:firstLine="0"/>
+      </w:pPr>
+      <w:r>
+        <w:rPr>
+          <w:rFonts w:ascii="Times New Roman" w:hAnsi="Times New Roman"/>
+          <w:b/>
+          <w:sz w:val="24"/>
+        </w:rPr>
+        <w:t xml:space="preserve">[0185]    </w:t>
+      </w:r>
       <w:r>
         <w:rPr>
           <w:rFonts w:ascii="Times New Roman" w:hAnsi="Times New Roman"/>
@@ -3299,8 +4779,16 @@
     <w:p>
       <w:pPr>
         <w:spacing w:before="0" w:after="120" w:line="360" w:lineRule="exact"/>
-        <w:ind w:firstLine="720"/>
-      </w:pPr>
+        <w:ind w:firstLine="0"/>
+      </w:pPr>
+      <w:r>
+        <w:rPr>
+          <w:rFonts w:ascii="Times New Roman" w:hAnsi="Times New Roman"/>
+          <w:b/>
+          <w:sz w:val="24"/>
+        </w:rPr>
+        <w:t xml:space="preserve">[0186]    </w:t>
+      </w:r>
       <w:r>
         <w:rPr>
           <w:rFonts w:ascii="Times New Roman" w:hAnsi="Times New Roman"/>
@@ -3339,8 +4827,16 @@
     <w:p>
       <w:pPr>
         <w:spacing w:before="0" w:after="120" w:line="360" w:lineRule="exact"/>
-        <w:ind w:firstLine="720"/>
-      </w:pPr>
+        <w:ind w:firstLine="0"/>
+      </w:pPr>
+      <w:r>
+        <w:rPr>
+          <w:rFonts w:ascii="Times New Roman" w:hAnsi="Times New Roman"/>
+          <w:b/>
+          <w:sz w:val="24"/>
+        </w:rPr>
+        <w:t xml:space="preserve">[0187]    </w:t>
+      </w:r>
       <w:r>
         <w:rPr>
           <w:rFonts w:ascii="Times New Roman" w:hAnsi="Times New Roman"/>
@@ -3353,8 +4849,16 @@
     <w:p>
       <w:pPr>
         <w:spacing w:before="0" w:after="120" w:line="360" w:lineRule="exact"/>
-        <w:ind w:firstLine="720"/>
-      </w:pPr>
+        <w:ind w:firstLine="0"/>
+      </w:pPr>
+      <w:r>
+        <w:rPr>
+          <w:rFonts w:ascii="Times New Roman" w:hAnsi="Times New Roman"/>
+          <w:b/>
+          <w:sz w:val="24"/>
+        </w:rPr>
+        <w:t xml:space="preserve">[0188]    </w:t>
+      </w:r>
       <w:r>
         <w:rPr>
           <w:rFonts w:ascii="Times New Roman" w:hAnsi="Times New Roman"/>
@@ -3375,8 +4879,16 @@
     <w:p>
       <w:pPr>
         <w:spacing w:before="0" w:after="120" w:line="360" w:lineRule="exact"/>
-        <w:ind w:firstLine="720"/>
-      </w:pPr>
+        <w:ind w:firstLine="0"/>
+      </w:pPr>
+      <w:r>
+        <w:rPr>
+          <w:rFonts w:ascii="Times New Roman" w:hAnsi="Times New Roman"/>
+          <w:b/>
+          <w:sz w:val="24"/>
+        </w:rPr>
+        <w:t xml:space="preserve">[0189]    </w:t>
+      </w:r>
       <w:r>
         <w:rPr>
           <w:rFonts w:ascii="Times New Roman" w:hAnsi="Times New Roman"/>
@@ -3410,8 +4922,16 @@
     <w:p>
       <w:pPr>
         <w:spacing w:before="0" w:after="120" w:line="360" w:lineRule="exact"/>
-        <w:ind w:firstLine="720"/>
-      </w:pPr>
+        <w:ind w:firstLine="0"/>
+      </w:pPr>
+      <w:r>
+        <w:rPr>
+          <w:rFonts w:ascii="Times New Roman" w:hAnsi="Times New Roman"/>
+          <w:b/>
+          <w:sz w:val="24"/>
+        </w:rPr>
+        <w:t xml:space="preserve">[0190]    </w:t>
+      </w:r>
       <w:r>
         <w:rPr>
           <w:rFonts w:ascii="Times New Roman" w:hAnsi="Times New Roman"/>
@@ -3424,8 +4944,16 @@
     <w:p>
       <w:pPr>
         <w:spacing w:before="0" w:after="120" w:line="360" w:lineRule="exact"/>
-        <w:ind w:firstLine="720"/>
-      </w:pPr>
+        <w:ind w:firstLine="0"/>
+      </w:pPr>
+      <w:r>
+        <w:rPr>
+          <w:rFonts w:ascii="Times New Roman" w:hAnsi="Times New Roman"/>
+          <w:b/>
+          <w:sz w:val="24"/>
+        </w:rPr>
+        <w:t xml:space="preserve">[0191]    </w:t>
+      </w:r>
       <w:r>
         <w:rPr>
           <w:rFonts w:ascii="Times New Roman" w:hAnsi="Times New Roman"/>
@@ -3438,8 +4966,16 @@
     <w:p>
       <w:pPr>
         <w:spacing w:before="0" w:after="120" w:line="360" w:lineRule="exact"/>
-        <w:ind w:firstLine="720"/>
-      </w:pPr>
+        <w:ind w:firstLine="0"/>
+      </w:pPr>
+      <w:r>
+        <w:rPr>
+          <w:rFonts w:ascii="Times New Roman" w:hAnsi="Times New Roman"/>
+          <w:b/>
+          <w:sz w:val="24"/>
+        </w:rPr>
+        <w:t xml:space="preserve">[0192]    </w:t>
+      </w:r>
       <w:r>
         <w:rPr>
           <w:rFonts w:ascii="Times New Roman" w:hAnsi="Times New Roman"/>
@@ -3456,8 +4992,16 @@
     <w:p>
       <w:pPr>
         <w:spacing w:before="0" w:after="120" w:line="360" w:lineRule="exact"/>
-        <w:ind w:firstLine="720"/>
-      </w:pPr>
+        <w:ind w:firstLine="0"/>
+      </w:pPr>
+      <w:r>
+        <w:rPr>
+          <w:rFonts w:ascii="Times New Roman" w:hAnsi="Times New Roman"/>
+          <w:b/>
+          <w:sz w:val="24"/>
+        </w:rPr>
+        <w:t xml:space="preserve">[0193]    </w:t>
+      </w:r>
       <w:r>
         <w:rPr>
           <w:rFonts w:ascii="Times New Roman" w:hAnsi="Times New Roman"/>
@@ -3483,8 +5027,16 @@
     <w:p>
       <w:pPr>
         <w:spacing w:before="0" w:after="120" w:line="360" w:lineRule="exact"/>
-        <w:ind w:firstLine="720"/>
-      </w:pPr>
+        <w:ind w:firstLine="0"/>
+      </w:pPr>
+      <w:r>
+        <w:rPr>
+          <w:rFonts w:ascii="Times New Roman" w:hAnsi="Times New Roman"/>
+          <w:b/>
+          <w:sz w:val="24"/>
+        </w:rPr>
+        <w:t xml:space="preserve">[0194]    </w:t>
+      </w:r>
       <w:r>
         <w:rPr>
           <w:rFonts w:ascii="Times New Roman" w:hAnsi="Times New Roman"/>
@@ -3497,8 +5049,16 @@
     <w:p>
       <w:pPr>
         <w:spacing w:before="0" w:after="120" w:line="360" w:lineRule="exact"/>
-        <w:ind w:firstLine="720"/>
-      </w:pPr>
+        <w:ind w:firstLine="0"/>
+      </w:pPr>
+      <w:r>
+        <w:rPr>
+          <w:rFonts w:ascii="Times New Roman" w:hAnsi="Times New Roman"/>
+          <w:b/>
+          <w:sz w:val="24"/>
+        </w:rPr>
+        <w:t xml:space="preserve">[0195]    </w:t>
+      </w:r>
       <w:r>
         <w:rPr>
           <w:rFonts w:ascii="Times New Roman" w:hAnsi="Times New Roman"/>
@@ -3511,8 +5071,16 @@
     <w:p>
       <w:pPr>
         <w:spacing w:before="0" w:after="120" w:line="360" w:lineRule="exact"/>
-        <w:ind w:firstLine="720"/>
-      </w:pPr>
+        <w:ind w:firstLine="0"/>
+      </w:pPr>
+      <w:r>
+        <w:rPr>
+          <w:rFonts w:ascii="Times New Roman" w:hAnsi="Times New Roman"/>
+          <w:b/>
+          <w:sz w:val="24"/>
+        </w:rPr>
+        <w:t xml:space="preserve">[0196]    </w:t>
+      </w:r>
       <w:r>
         <w:rPr>
           <w:rFonts w:ascii="Times New Roman" w:hAnsi="Times New Roman"/>
@@ -3525,8 +5093,16 @@
     <w:p>
       <w:pPr>
         <w:spacing w:before="0" w:after="120" w:line="360" w:lineRule="exact"/>
-        <w:ind w:firstLine="720"/>
-      </w:pPr>
+        <w:ind w:firstLine="0"/>
+      </w:pPr>
+      <w:r>
+        <w:rPr>
+          <w:rFonts w:ascii="Times New Roman" w:hAnsi="Times New Roman"/>
+          <w:b/>
+          <w:sz w:val="24"/>
+        </w:rPr>
+        <w:t xml:space="preserve">[0197]    </w:t>
+      </w:r>
       <w:r>
         <w:rPr>
           <w:rFonts w:ascii="Times New Roman" w:hAnsi="Times New Roman"/>
@@ -3539,8 +5115,16 @@
     <w:p>
       <w:pPr>
         <w:spacing w:before="0" w:after="120" w:line="360" w:lineRule="exact"/>
-        <w:ind w:firstLine="720"/>
-      </w:pPr>
+        <w:ind w:firstLine="0"/>
+      </w:pPr>
+      <w:r>
+        <w:rPr>
+          <w:rFonts w:ascii="Times New Roman" w:hAnsi="Times New Roman"/>
+          <w:b/>
+          <w:sz w:val="24"/>
+        </w:rPr>
+        <w:t xml:space="preserve">[0198]    </w:t>
+      </w:r>
       <w:r>
         <w:rPr>
           <w:rFonts w:ascii="Times New Roman" w:hAnsi="Times New Roman"/>
@@ -3583,8 +5167,16 @@
     <w:p>
       <w:pPr>
         <w:spacing w:before="0" w:after="120" w:line="360" w:lineRule="exact"/>
-        <w:ind w:firstLine="720"/>
-      </w:pPr>
+        <w:ind w:firstLine="0"/>
+      </w:pPr>
+      <w:r>
+        <w:rPr>
+          <w:rFonts w:ascii="Times New Roman" w:hAnsi="Times New Roman"/>
+          <w:b/>
+          <w:sz w:val="24"/>
+        </w:rPr>
+        <w:t xml:space="preserve">[0199]    </w:t>
+      </w:r>
       <w:r>
         <w:rPr>
           <w:rFonts w:ascii="Times New Roman" w:hAnsi="Times New Roman"/>
@@ -3597,8 +5189,16 @@
     <w:p>
       <w:pPr>
         <w:spacing w:before="0" w:after="120" w:line="360" w:lineRule="exact"/>
-        <w:ind w:firstLine="720"/>
-      </w:pPr>
+        <w:ind w:firstLine="0"/>
+      </w:pPr>
+      <w:r>
+        <w:rPr>
+          <w:rFonts w:ascii="Times New Roman" w:hAnsi="Times New Roman"/>
+          <w:b/>
+          <w:sz w:val="24"/>
+        </w:rPr>
+        <w:t xml:space="preserve">[0200]    </w:t>
+      </w:r>
       <w:r>
         <w:rPr>
           <w:rFonts w:ascii="Times New Roman" w:hAnsi="Times New Roman"/>
@@ -3611,8 +5211,16 @@
     <w:p>
       <w:pPr>
         <w:spacing w:before="0" w:after="120" w:line="360" w:lineRule="exact"/>
-        <w:ind w:firstLine="720"/>
-      </w:pPr>
+        <w:ind w:firstLine="0"/>
+      </w:pPr>
+      <w:r>
+        <w:rPr>
+          <w:rFonts w:ascii="Times New Roman" w:hAnsi="Times New Roman"/>
+          <w:b/>
+          <w:sz w:val="24"/>
+        </w:rPr>
+        <w:t xml:space="preserve">[0201]    </w:t>
+      </w:r>
       <w:r>
         <w:rPr>
           <w:rFonts w:ascii="Times New Roman" w:hAnsi="Times New Roman"/>
@@ -3633,8 +5241,16 @@
     <w:p>
       <w:pPr>
         <w:spacing w:before="0" w:after="120" w:line="360" w:lineRule="exact"/>
-        <w:ind w:firstLine="720"/>
-      </w:pPr>
+        <w:ind w:firstLine="0"/>
+      </w:pPr>
+      <w:r>
+        <w:rPr>
+          <w:rFonts w:ascii="Times New Roman" w:hAnsi="Times New Roman"/>
+          <w:b/>
+          <w:sz w:val="24"/>
+        </w:rPr>
+        <w:t xml:space="preserve">[0202]    </w:t>
+      </w:r>
       <w:r>
         <w:rPr>
           <w:rFonts w:ascii="Times New Roman" w:hAnsi="Times New Roman"/>
@@ -3647,8 +5263,16 @@
     <w:p>
       <w:pPr>
         <w:spacing w:before="0" w:after="120" w:line="360" w:lineRule="exact"/>
-        <w:ind w:firstLine="720"/>
-      </w:pPr>
+        <w:ind w:firstLine="0"/>
+      </w:pPr>
+      <w:r>
+        <w:rPr>
+          <w:rFonts w:ascii="Times New Roman" w:hAnsi="Times New Roman"/>
+          <w:b/>
+          <w:sz w:val="24"/>
+        </w:rPr>
+        <w:t xml:space="preserve">[0203]    </w:t>
+      </w:r>
       <w:r>
         <w:rPr>
           <w:rFonts w:ascii="Times New Roman" w:hAnsi="Times New Roman"/>
@@ -3674,8 +5298,16 @@
     <w:p>
       <w:pPr>
         <w:spacing w:before="0" w:after="120" w:line="360" w:lineRule="exact"/>
-        <w:ind w:firstLine="720"/>
-      </w:pPr>
+        <w:ind w:firstLine="0"/>
+      </w:pPr>
+      <w:r>
+        <w:rPr>
+          <w:rFonts w:ascii="Times New Roman" w:hAnsi="Times New Roman"/>
+          <w:b/>
+          <w:sz w:val="24"/>
+        </w:rPr>
+        <w:t xml:space="preserve">[0204]    </w:t>
+      </w:r>
       <w:r>
         <w:rPr>
           <w:rFonts w:ascii="Times New Roman" w:hAnsi="Times New Roman"/>
@@ -3688,8 +5320,16 @@
     <w:p>
       <w:pPr>
         <w:spacing w:before="0" w:after="120" w:line="360" w:lineRule="exact"/>
-        <w:ind w:firstLine="720"/>
-      </w:pPr>
+        <w:ind w:firstLine="0"/>
+      </w:pPr>
+      <w:r>
+        <w:rPr>
+          <w:rFonts w:ascii="Times New Roman" w:hAnsi="Times New Roman"/>
+          <w:b/>
+          <w:sz w:val="24"/>
+        </w:rPr>
+        <w:t xml:space="preserve">[0205]    </w:t>
+      </w:r>
       <w:r>
         <w:rPr>
           <w:rFonts w:ascii="Times New Roman" w:hAnsi="Times New Roman"/>
@@ -3725,8 +5365,16 @@
     <w:p>
       <w:pPr>
         <w:spacing w:before="0" w:after="120" w:line="360" w:lineRule="exact"/>
-        <w:ind w:firstLine="720"/>
-      </w:pPr>
+        <w:ind w:firstLine="0"/>
+      </w:pPr>
+      <w:r>
+        <w:rPr>
+          <w:rFonts w:ascii="Times New Roman" w:hAnsi="Times New Roman"/>
+          <w:b/>
+          <w:sz w:val="24"/>
+        </w:rPr>
+        <w:t xml:space="preserve">[0206]    </w:t>
+      </w:r>
       <w:r>
         <w:rPr>
           <w:rFonts w:ascii="Times New Roman" w:hAnsi="Times New Roman"/>
@@ -3739,8 +5387,16 @@
     <w:p>
       <w:pPr>
         <w:spacing w:before="0" w:after="120" w:line="360" w:lineRule="exact"/>
-        <w:ind w:firstLine="720"/>
-      </w:pPr>
+        <w:ind w:firstLine="0"/>
+      </w:pPr>
+      <w:r>
+        <w:rPr>
+          <w:rFonts w:ascii="Times New Roman" w:hAnsi="Times New Roman"/>
+          <w:b/>
+          <w:sz w:val="24"/>
+        </w:rPr>
+        <w:t xml:space="preserve">[0207]    </w:t>
+      </w:r>
       <w:r>
         <w:rPr>
           <w:rFonts w:ascii="Times New Roman" w:hAnsi="Times New Roman"/>
@@ -3766,8 +5422,16 @@
     <w:p>
       <w:pPr>
         <w:spacing w:before="0" w:after="120" w:line="360" w:lineRule="exact"/>
-        <w:ind w:firstLine="720"/>
-      </w:pPr>
+        <w:ind w:firstLine="0"/>
+      </w:pPr>
+      <w:r>
+        <w:rPr>
+          <w:rFonts w:ascii="Times New Roman" w:hAnsi="Times New Roman"/>
+          <w:b/>
+          <w:sz w:val="24"/>
+        </w:rPr>
+        <w:t xml:space="preserve">[0208]    </w:t>
+      </w:r>
       <w:r>
         <w:rPr>
           <w:rFonts w:ascii="Times New Roman" w:hAnsi="Times New Roman"/>
@@ -3780,8 +5444,16 @@
     <w:p>
       <w:pPr>
         <w:spacing w:before="0" w:after="120" w:line="360" w:lineRule="exact"/>
-        <w:ind w:firstLine="720"/>
-      </w:pPr>
+        <w:ind w:firstLine="0"/>
+      </w:pPr>
+      <w:r>
+        <w:rPr>
+          <w:rFonts w:ascii="Times New Roman" w:hAnsi="Times New Roman"/>
+          <w:b/>
+          <w:sz w:val="24"/>
+        </w:rPr>
+        <w:t xml:space="preserve">[0209]    </w:t>
+      </w:r>
       <w:r>
         <w:rPr>
           <w:rFonts w:ascii="Times New Roman" w:hAnsi="Times New Roman"/>
@@ -3794,8 +5466,16 @@
     <w:p>
       <w:pPr>
         <w:spacing w:before="0" w:after="120" w:line="360" w:lineRule="exact"/>
-        <w:ind w:firstLine="720"/>
-      </w:pPr>
+        <w:ind w:firstLine="0"/>
+      </w:pPr>
+      <w:r>
+        <w:rPr>
+          <w:rFonts w:ascii="Times New Roman" w:hAnsi="Times New Roman"/>
+          <w:b/>
+          <w:sz w:val="24"/>
+        </w:rPr>
+        <w:t xml:space="preserve">[0210]    </w:t>
+      </w:r>
       <w:r>
         <w:rPr>
           <w:rFonts w:ascii="Times New Roman" w:hAnsi="Times New Roman"/>
@@ -3808,8 +5488,16 @@
     <w:p>
       <w:pPr>
         <w:spacing w:before="0" w:after="120" w:line="360" w:lineRule="exact"/>
-        <w:ind w:firstLine="720"/>
-      </w:pPr>
+        <w:ind w:firstLine="0"/>
+      </w:pPr>
+      <w:r>
+        <w:rPr>
+          <w:rFonts w:ascii="Times New Roman" w:hAnsi="Times New Roman"/>
+          <w:b/>
+          <w:sz w:val="24"/>
+        </w:rPr>
+        <w:t xml:space="preserve">[0211]    </w:t>
+      </w:r>
       <w:r>
         <w:rPr>
           <w:rFonts w:ascii="Times New Roman" w:hAnsi="Times New Roman"/>
@@ -3826,8 +5514,16 @@
     <w:p>
       <w:pPr>
         <w:spacing w:before="0" w:after="120" w:line="360" w:lineRule="exact"/>
-        <w:ind w:firstLine="720"/>
-      </w:pPr>
+        <w:ind w:firstLine="0"/>
+      </w:pPr>
+      <w:r>
+        <w:rPr>
+          <w:rFonts w:ascii="Times New Roman" w:hAnsi="Times New Roman"/>
+          <w:b/>
+          <w:sz w:val="24"/>
+        </w:rPr>
+        <w:t xml:space="preserve">[0212]    </w:t>
+      </w:r>
       <w:r>
         <w:rPr>
           <w:rFonts w:ascii="Times New Roman" w:hAnsi="Times New Roman"/>
@@ -3866,8 +5562,16 @@
     <w:p>
       <w:pPr>
         <w:spacing w:before="0" w:after="120" w:line="360" w:lineRule="exact"/>
-        <w:ind w:firstLine="720"/>
-      </w:pPr>
+        <w:ind w:firstLine="0"/>
+      </w:pPr>
+      <w:r>
+        <w:rPr>
+          <w:rFonts w:ascii="Times New Roman" w:hAnsi="Times New Roman"/>
+          <w:b/>
+          <w:sz w:val="24"/>
+        </w:rPr>
+        <w:t xml:space="preserve">[0213]    </w:t>
+      </w:r>
       <w:r>
         <w:rPr>
           <w:rFonts w:ascii="Times New Roman" w:hAnsi="Times New Roman"/>
@@ -3880,8 +5584,16 @@
     <w:p>
       <w:pPr>
         <w:spacing w:before="0" w:after="120" w:line="360" w:lineRule="exact"/>
-        <w:ind w:firstLine="720"/>
-      </w:pPr>
+        <w:ind w:firstLine="0"/>
+      </w:pPr>
+      <w:r>
+        <w:rPr>
+          <w:rFonts w:ascii="Times New Roman" w:hAnsi="Times New Roman"/>
+          <w:b/>
+          <w:sz w:val="24"/>
+        </w:rPr>
+        <w:t xml:space="preserve">[0214]    </w:t>
+      </w:r>
       <w:r>
         <w:rPr>
           <w:rFonts w:ascii="Times New Roman" w:hAnsi="Times New Roman"/>
@@ -3902,8 +5614,16 @@
     <w:p>
       <w:pPr>
         <w:spacing w:before="0" w:after="120" w:line="360" w:lineRule="exact"/>
-        <w:ind w:firstLine="720"/>
-      </w:pPr>
+        <w:ind w:firstLine="0"/>
+      </w:pPr>
+      <w:r>
+        <w:rPr>
+          <w:rFonts w:ascii="Times New Roman" w:hAnsi="Times New Roman"/>
+          <w:b/>
+          <w:sz w:val="24"/>
+        </w:rPr>
+        <w:t xml:space="preserve">[0215]    </w:t>
+      </w:r>
       <w:r>
         <w:rPr>
           <w:rFonts w:ascii="Times New Roman" w:hAnsi="Times New Roman"/>
@@ -3935,8 +5655,16 @@
     <w:p>
       <w:pPr>
         <w:spacing w:before="0" w:after="120" w:line="360" w:lineRule="exact"/>
-        <w:ind w:firstLine="720"/>
-      </w:pPr>
+        <w:ind w:firstLine="0"/>
+      </w:pPr>
+      <w:r>
+        <w:rPr>
+          <w:rFonts w:ascii="Times New Roman" w:hAnsi="Times New Roman"/>
+          <w:b/>
+          <w:sz w:val="24"/>
+        </w:rPr>
+        <w:t xml:space="preserve">[0216]    </w:t>
+      </w:r>
       <w:r>
         <w:rPr>
           <w:rFonts w:ascii="Times New Roman" w:hAnsi="Times New Roman"/>
@@ -3949,8 +5677,16 @@
     <w:p>
       <w:pPr>
         <w:spacing w:before="0" w:after="120" w:line="360" w:lineRule="exact"/>
-        <w:ind w:firstLine="720"/>
-      </w:pPr>
+        <w:ind w:firstLine="0"/>
+      </w:pPr>
+      <w:r>
+        <w:rPr>
+          <w:rFonts w:ascii="Times New Roman" w:hAnsi="Times New Roman"/>
+          <w:b/>
+          <w:sz w:val="24"/>
+        </w:rPr>
+        <w:t xml:space="preserve">[0217]    </w:t>
+      </w:r>
       <w:r>
         <w:rPr>
           <w:rFonts w:ascii="Times New Roman" w:hAnsi="Times New Roman"/>
@@ -3967,8 +5703,16 @@
     <w:p>
       <w:pPr>
         <w:spacing w:before="0" w:after="120" w:line="360" w:lineRule="exact"/>
-        <w:ind w:firstLine="720"/>
-      </w:pPr>
+        <w:ind w:firstLine="0"/>
+      </w:pPr>
+      <w:r>
+        <w:rPr>
+          <w:rFonts w:ascii="Times New Roman" w:hAnsi="Times New Roman"/>
+          <w:b/>
+          <w:sz w:val="24"/>
+        </w:rPr>
+        <w:t xml:space="preserve">[0218]    </w:t>
+      </w:r>
       <w:r>
         <w:rPr>
           <w:rFonts w:ascii="Times New Roman" w:hAnsi="Times New Roman"/>
@@ -3994,8 +5738,16 @@
     <w:p>
       <w:pPr>
         <w:spacing w:before="0" w:after="120" w:line="360" w:lineRule="exact"/>
-        <w:ind w:firstLine="720"/>
-      </w:pPr>
+        <w:ind w:firstLine="0"/>
+      </w:pPr>
+      <w:r>
+        <w:rPr>
+          <w:rFonts w:ascii="Times New Roman" w:hAnsi="Times New Roman"/>
+          <w:b/>
+          <w:sz w:val="24"/>
+        </w:rPr>
+        <w:t xml:space="preserve">[0219]    </w:t>
+      </w:r>
       <w:r>
         <w:rPr>
           <w:rFonts w:ascii="Times New Roman" w:hAnsi="Times New Roman"/>
@@ -4008,8 +5760,16 @@
     <w:p>
       <w:pPr>
         <w:spacing w:before="0" w:after="120" w:line="360" w:lineRule="exact"/>
-        <w:ind w:firstLine="720"/>
-      </w:pPr>
+        <w:ind w:firstLine="0"/>
+      </w:pPr>
+      <w:r>
+        <w:rPr>
+          <w:rFonts w:ascii="Times New Roman" w:hAnsi="Times New Roman"/>
+          <w:b/>
+          <w:sz w:val="24"/>
+        </w:rPr>
+        <w:t xml:space="preserve">[0220]    </w:t>
+      </w:r>
       <w:r>
         <w:rPr>
           <w:rFonts w:ascii="Times New Roman" w:hAnsi="Times New Roman"/>
@@ -4035,8 +5795,16 @@
     <w:p>
       <w:pPr>
         <w:spacing w:before="0" w:after="120" w:line="360" w:lineRule="exact"/>
-        <w:ind w:firstLine="720"/>
-      </w:pPr>
+        <w:ind w:firstLine="0"/>
+      </w:pPr>
+      <w:r>
+        <w:rPr>
+          <w:rFonts w:ascii="Times New Roman" w:hAnsi="Times New Roman"/>
+          <w:b/>
+          <w:sz w:val="24"/>
+        </w:rPr>
+        <w:t xml:space="preserve">[0221]    </w:t>
+      </w:r>
       <w:r>
         <w:rPr>
           <w:rFonts w:ascii="Times New Roman" w:hAnsi="Times New Roman"/>
@@ -4049,8 +5817,16 @@
     <w:p>
       <w:pPr>
         <w:spacing w:before="0" w:after="120" w:line="360" w:lineRule="exact"/>
-        <w:ind w:firstLine="720"/>
-      </w:pPr>
+        <w:ind w:firstLine="0"/>
+      </w:pPr>
+      <w:r>
+        <w:rPr>
+          <w:rFonts w:ascii="Times New Roman" w:hAnsi="Times New Roman"/>
+          <w:b/>
+          <w:sz w:val="24"/>
+        </w:rPr>
+        <w:t xml:space="preserve">[0222]    </w:t>
+      </w:r>
       <w:r>
         <w:rPr>
           <w:rFonts w:ascii="Times New Roman" w:hAnsi="Times New Roman"/>
@@ -4076,8 +5852,16 @@
     <w:p>
       <w:pPr>
         <w:spacing w:before="0" w:after="120" w:line="360" w:lineRule="exact"/>
-        <w:ind w:firstLine="720"/>
-      </w:pPr>
+        <w:ind w:firstLine="0"/>
+      </w:pPr>
+      <w:r>
+        <w:rPr>
+          <w:rFonts w:ascii="Times New Roman" w:hAnsi="Times New Roman"/>
+          <w:b/>
+          <w:sz w:val="24"/>
+        </w:rPr>
+        <w:t xml:space="preserve">[0223]    </w:t>
+      </w:r>
       <w:r>
         <w:rPr>
           <w:rFonts w:ascii="Times New Roman" w:hAnsi="Times New Roman"/>
@@ -4090,8 +5874,16 @@
     <w:p>
       <w:pPr>
         <w:spacing w:before="0" w:after="120" w:line="360" w:lineRule="exact"/>
-        <w:ind w:firstLine="720"/>
-      </w:pPr>
+        <w:ind w:firstLine="0"/>
+      </w:pPr>
+      <w:r>
+        <w:rPr>
+          <w:rFonts w:ascii="Times New Roman" w:hAnsi="Times New Roman"/>
+          <w:b/>
+          <w:sz w:val="24"/>
+        </w:rPr>
+        <w:t xml:space="preserve">[0224]    </w:t>
+      </w:r>
       <w:r>
         <w:rPr>
           <w:rFonts w:ascii="Times New Roman" w:hAnsi="Times New Roman"/>
@@ -4114,8 +5906,16 @@
     <w:p>
       <w:pPr>
         <w:spacing w:before="0" w:after="120" w:line="360" w:lineRule="exact"/>
-        <w:ind w:firstLine="720"/>
-      </w:pPr>
+        <w:ind w:firstLine="0"/>
+      </w:pPr>
+      <w:r>
+        <w:rPr>
+          <w:rFonts w:ascii="Times New Roman" w:hAnsi="Times New Roman"/>
+          <w:b/>
+          <w:sz w:val="24"/>
+        </w:rPr>
+        <w:t xml:space="preserve">[0225]    </w:t>
+      </w:r>
       <w:r>
         <w:rPr>
           <w:rFonts w:ascii="Times New Roman" w:hAnsi="Times New Roman"/>
@@ -4132,8 +5932,16 @@
     <w:p>
       <w:pPr>
         <w:spacing w:before="0" w:after="120" w:line="360" w:lineRule="exact"/>
-        <w:ind w:firstLine="720"/>
-      </w:pPr>
+        <w:ind w:firstLine="0"/>
+      </w:pPr>
+      <w:r>
+        <w:rPr>
+          <w:rFonts w:ascii="Times New Roman" w:hAnsi="Times New Roman"/>
+          <w:b/>
+          <w:sz w:val="24"/>
+        </w:rPr>
+        <w:t xml:space="preserve">[0226]    </w:t>
+      </w:r>
       <w:r>
         <w:rPr>
           <w:rFonts w:ascii="Times New Roman" w:hAnsi="Times New Roman"/>
@@ -4150,8 +5958,16 @@
     <w:p>
       <w:pPr>
         <w:spacing w:before="0" w:after="120" w:line="360" w:lineRule="exact"/>
-        <w:ind w:firstLine="720"/>
-      </w:pPr>
+        <w:ind w:firstLine="0"/>
+      </w:pPr>
+      <w:r>
+        <w:rPr>
+          <w:rFonts w:ascii="Times New Roman" w:hAnsi="Times New Roman"/>
+          <w:b/>
+          <w:sz w:val="24"/>
+        </w:rPr>
+        <w:t xml:space="preserve">[0227]    </w:t>
+      </w:r>
       <w:r>
         <w:rPr>
           <w:rFonts w:ascii="Times New Roman" w:hAnsi="Times New Roman"/>
@@ -4170,8 +5986,16 @@
     <w:p>
       <w:pPr>
         <w:spacing w:before="0" w:after="120" w:line="360" w:lineRule="exact"/>
-        <w:ind w:firstLine="720"/>
-      </w:pPr>
+        <w:ind w:firstLine="0"/>
+      </w:pPr>
+      <w:r>
+        <w:rPr>
+          <w:rFonts w:ascii="Times New Roman" w:hAnsi="Times New Roman"/>
+          <w:b/>
+          <w:sz w:val="24"/>
+        </w:rPr>
+        <w:t xml:space="preserve">[0228]    </w:t>
+      </w:r>
       <w:r>
         <w:rPr>
           <w:rFonts w:ascii="Times New Roman" w:hAnsi="Times New Roman"/>
@@ -4192,8 +6016,16 @@
     <w:p>
       <w:pPr>
         <w:spacing w:before="0" w:after="120" w:line="360" w:lineRule="exact"/>
-        <w:ind w:firstLine="720"/>
-      </w:pPr>
+        <w:ind w:firstLine="0"/>
+      </w:pPr>
+      <w:r>
+        <w:rPr>
+          <w:rFonts w:ascii="Times New Roman" w:hAnsi="Times New Roman"/>
+          <w:b/>
+          <w:sz w:val="24"/>
+        </w:rPr>
+        <w:t xml:space="preserve">[0229]    </w:t>
+      </w:r>
       <w:r>
         <w:rPr>
           <w:rFonts w:ascii="Times New Roman" w:hAnsi="Times New Roman"/>
@@ -4212,8 +6044,16 @@
     <w:p>
       <w:pPr>
         <w:spacing w:before="0" w:after="120" w:line="360" w:lineRule="exact"/>
-        <w:ind w:firstLine="720"/>
-      </w:pPr>
+        <w:ind w:firstLine="0"/>
+      </w:pPr>
+      <w:r>
+        <w:rPr>
+          <w:rFonts w:ascii="Times New Roman" w:hAnsi="Times New Roman"/>
+          <w:b/>
+          <w:sz w:val="24"/>
+        </w:rPr>
+        <w:t xml:space="preserve">[0230]    </w:t>
+      </w:r>
       <w:r>
         <w:rPr>
           <w:rFonts w:ascii="Times New Roman" w:hAnsi="Times New Roman"/>
@@ -4232,8 +6072,16 @@
     <w:p>
       <w:pPr>
         <w:spacing w:before="0" w:after="120" w:line="360" w:lineRule="exact"/>
-        <w:ind w:firstLine="720"/>
-      </w:pPr>
+        <w:ind w:firstLine="0"/>
+      </w:pPr>
+      <w:r>
+        <w:rPr>
+          <w:rFonts w:ascii="Times New Roman" w:hAnsi="Times New Roman"/>
+          <w:b/>
+          <w:sz w:val="24"/>
+        </w:rPr>
+        <w:t xml:space="preserve">[0231]    </w:t>
+      </w:r>
       <w:r>
         <w:rPr>
           <w:rFonts w:ascii="Times New Roman" w:hAnsi="Times New Roman"/>
@@ -4252,8 +6100,16 @@
     <w:p>
       <w:pPr>
         <w:spacing w:before="0" w:after="120" w:line="360" w:lineRule="exact"/>
-        <w:ind w:firstLine="720"/>
-      </w:pPr>
+        <w:ind w:firstLine="0"/>
+      </w:pPr>
+      <w:r>
+        <w:rPr>
+          <w:rFonts w:ascii="Times New Roman" w:hAnsi="Times New Roman"/>
+          <w:b/>
+          <w:sz w:val="24"/>
+        </w:rPr>
+        <w:t xml:space="preserve">[0232]    </w:t>
+      </w:r>
       <w:r>
         <w:rPr>
           <w:rFonts w:ascii="Times New Roman" w:hAnsi="Times New Roman"/>
@@ -4272,8 +6128,16 @@
     <w:p>
       <w:pPr>
         <w:spacing w:before="0" w:after="120" w:line="360" w:lineRule="exact"/>
-        <w:ind w:firstLine="720"/>
-      </w:pPr>
+        <w:ind w:firstLine="0"/>
+      </w:pPr>
+      <w:r>
+        <w:rPr>
+          <w:rFonts w:ascii="Times New Roman" w:hAnsi="Times New Roman"/>
+          <w:b/>
+          <w:sz w:val="24"/>
+        </w:rPr>
+        <w:t xml:space="preserve">[0233]    </w:t>
+      </w:r>
       <w:r>
         <w:rPr>
           <w:rFonts w:ascii="Times New Roman" w:hAnsi="Times New Roman"/>
@@ -4312,8 +6176,16 @@
     <w:p>
       <w:pPr>
         <w:spacing w:before="0" w:after="120" w:line="360" w:lineRule="exact"/>
-        <w:ind w:firstLine="720"/>
-      </w:pPr>
+        <w:ind w:firstLine="0"/>
+      </w:pPr>
+      <w:r>
+        <w:rPr>
+          <w:rFonts w:ascii="Times New Roman" w:hAnsi="Times New Roman"/>
+          <w:b/>
+          <w:sz w:val="24"/>
+        </w:rPr>
+        <w:t xml:space="preserve">[0234]    </w:t>
+      </w:r>
       <w:r>
         <w:rPr>
           <w:rFonts w:ascii="Times New Roman" w:hAnsi="Times New Roman"/>
@@ -4326,8 +6198,16 @@
     <w:p>
       <w:pPr>
         <w:spacing w:before="0" w:after="120" w:line="360" w:lineRule="exact"/>
-        <w:ind w:firstLine="720"/>
-      </w:pPr>
+        <w:ind w:firstLine="0"/>
+      </w:pPr>
+      <w:r>
+        <w:rPr>
+          <w:rFonts w:ascii="Times New Roman" w:hAnsi="Times New Roman"/>
+          <w:b/>
+          <w:sz w:val="24"/>
+        </w:rPr>
+        <w:t xml:space="preserve">[0235]    </w:t>
+      </w:r>
       <w:r>
         <w:rPr>
           <w:rFonts w:ascii="Times New Roman" w:hAnsi="Times New Roman"/>
@@ -4340,8 +6220,16 @@
     <w:p>
       <w:pPr>
         <w:spacing w:before="0" w:after="120" w:line="360" w:lineRule="exact"/>
-        <w:ind w:firstLine="720"/>
-      </w:pPr>
+        <w:ind w:firstLine="0"/>
+      </w:pPr>
+      <w:r>
+        <w:rPr>
+          <w:rFonts w:ascii="Times New Roman" w:hAnsi="Times New Roman"/>
+          <w:b/>
+          <w:sz w:val="24"/>
+        </w:rPr>
+        <w:t xml:space="preserve">[0236]    </w:t>
+      </w:r>
       <w:r>
         <w:rPr>
           <w:rFonts w:ascii="Times New Roman" w:hAnsi="Times New Roman"/>
@@ -4354,8 +6242,16 @@
     <w:p>
       <w:pPr>
         <w:spacing w:before="0" w:after="120" w:line="360" w:lineRule="exact"/>
-        <w:ind w:firstLine="720"/>
-      </w:pPr>
+        <w:ind w:firstLine="0"/>
+      </w:pPr>
+      <w:r>
+        <w:rPr>
+          <w:rFonts w:ascii="Times New Roman" w:hAnsi="Times New Roman"/>
+          <w:b/>
+          <w:sz w:val="24"/>
+        </w:rPr>
+        <w:t xml:space="preserve">[0237]    </w:t>
+      </w:r>
       <w:r>
         <w:rPr>
           <w:rFonts w:ascii="Times New Roman" w:hAnsi="Times New Roman"/>
@@ -4368,8 +6264,16 @@
     <w:p>
       <w:pPr>
         <w:spacing w:before="0" w:after="120" w:line="360" w:lineRule="exact"/>
-        <w:ind w:firstLine="720"/>
-      </w:pPr>
+        <w:ind w:firstLine="0"/>
+      </w:pPr>
+      <w:r>
+        <w:rPr>
+          <w:rFonts w:ascii="Times New Roman" w:hAnsi="Times New Roman"/>
+          <w:b/>
+          <w:sz w:val="24"/>
+        </w:rPr>
+        <w:t xml:space="preserve">[0238]    </w:t>
+      </w:r>
       <w:r>
         <w:rPr>
           <w:rFonts w:ascii="Times New Roman" w:hAnsi="Times New Roman"/>
@@ -4382,8 +6286,16 @@
     <w:p>
       <w:pPr>
         <w:spacing w:before="0" w:after="120" w:line="360" w:lineRule="exact"/>
-        <w:ind w:firstLine="720"/>
-      </w:pPr>
+        <w:ind w:firstLine="0"/>
+      </w:pPr>
+      <w:r>
+        <w:rPr>
+          <w:rFonts w:ascii="Times New Roman" w:hAnsi="Times New Roman"/>
+          <w:b/>
+          <w:sz w:val="24"/>
+        </w:rPr>
+        <w:t xml:space="preserve">[0239]    </w:t>
+      </w:r>
       <w:r>
         <w:rPr>
           <w:rFonts w:ascii="Times New Roman" w:hAnsi="Times New Roman"/>
@@ -4409,8 +6321,16 @@
     <w:p>
       <w:pPr>
         <w:spacing w:before="0" w:after="120" w:line="360" w:lineRule="exact"/>
-        <w:ind w:firstLine="720"/>
-      </w:pPr>
+        <w:ind w:firstLine="0"/>
+      </w:pPr>
+      <w:r>
+        <w:rPr>
+          <w:rFonts w:ascii="Times New Roman" w:hAnsi="Times New Roman"/>
+          <w:b/>
+          <w:sz w:val="24"/>
+        </w:rPr>
+        <w:t xml:space="preserve">[0240]    </w:t>
+      </w:r>
       <w:r>
         <w:rPr>
           <w:rFonts w:ascii="Times New Roman" w:hAnsi="Times New Roman"/>
@@ -4423,8 +6343,16 @@
     <w:p>
       <w:pPr>
         <w:spacing w:before="0" w:after="120" w:line="360" w:lineRule="exact"/>
-        <w:ind w:firstLine="720"/>
-      </w:pPr>
+        <w:ind w:firstLine="0"/>
+      </w:pPr>
+      <w:r>
+        <w:rPr>
+          <w:rFonts w:ascii="Times New Roman" w:hAnsi="Times New Roman"/>
+          <w:b/>
+          <w:sz w:val="24"/>
+        </w:rPr>
+        <w:t xml:space="preserve">[0241]    </w:t>
+      </w:r>
       <w:r>
         <w:rPr>
           <w:rFonts w:ascii="Times New Roman" w:hAnsi="Times New Roman"/>
@@ -4447,8 +6375,16 @@
     <w:p>
       <w:pPr>
         <w:spacing w:before="0" w:after="120" w:line="360" w:lineRule="exact"/>
-        <w:ind w:firstLine="720"/>
-      </w:pPr>
+        <w:ind w:firstLine="0"/>
+      </w:pPr>
+      <w:r>
+        <w:rPr>
+          <w:rFonts w:ascii="Times New Roman" w:hAnsi="Times New Roman"/>
+          <w:b/>
+          <w:sz w:val="24"/>
+        </w:rPr>
+        <w:t xml:space="preserve">[0242]    </w:t>
+      </w:r>
       <w:r>
         <w:rPr>
           <w:rFonts w:ascii="Times New Roman" w:hAnsi="Times New Roman"/>
@@ -4461,8 +6397,16 @@
     <w:p>
       <w:pPr>
         <w:spacing w:before="0" w:after="120" w:line="360" w:lineRule="exact"/>
-        <w:ind w:firstLine="720"/>
-      </w:pPr>
+        <w:ind w:firstLine="0"/>
+      </w:pPr>
+      <w:r>
+        <w:rPr>
+          <w:rFonts w:ascii="Times New Roman" w:hAnsi="Times New Roman"/>
+          <w:b/>
+          <w:sz w:val="24"/>
+        </w:rPr>
+        <w:t xml:space="preserve">[0243]    </w:t>
+      </w:r>
       <w:r>
         <w:rPr>
           <w:rFonts w:ascii="Times New Roman" w:hAnsi="Times New Roman"/>
@@ -4488,8 +6432,16 @@
     <w:p>
       <w:pPr>
         <w:spacing w:before="0" w:after="120" w:line="360" w:lineRule="exact"/>
-        <w:ind w:firstLine="720"/>
-      </w:pPr>
+        <w:ind w:firstLine="0"/>
+      </w:pPr>
+      <w:r>
+        <w:rPr>
+          <w:rFonts w:ascii="Times New Roman" w:hAnsi="Times New Roman"/>
+          <w:b/>
+          <w:sz w:val="24"/>
+        </w:rPr>
+        <w:t xml:space="preserve">[0244]    </w:t>
+      </w:r>
       <w:r>
         <w:rPr>
           <w:rFonts w:ascii="Times New Roman" w:hAnsi="Times New Roman"/>
@@ -4519,8 +6471,16 @@
     <w:p>
       <w:pPr>
         <w:spacing w:before="0" w:after="120" w:line="360" w:lineRule="exact"/>
-        <w:ind w:firstLine="720"/>
-      </w:pPr>
+        <w:ind w:firstLine="0"/>
+      </w:pPr>
+      <w:r>
+        <w:rPr>
+          <w:rFonts w:ascii="Times New Roman" w:hAnsi="Times New Roman"/>
+          <w:b/>
+          <w:sz w:val="24"/>
+        </w:rPr>
+        <w:t xml:space="preserve">[0245]    </w:t>
+      </w:r>
       <w:r>
         <w:rPr>
           <w:rFonts w:ascii="Times New Roman" w:hAnsi="Times New Roman"/>
@@ -4533,8 +6493,16 @@
     <w:p>
       <w:pPr>
         <w:spacing w:before="0" w:after="120" w:line="360" w:lineRule="exact"/>
-        <w:ind w:firstLine="720"/>
-      </w:pPr>
+        <w:ind w:firstLine="0"/>
+      </w:pPr>
+      <w:r>
+        <w:rPr>
+          <w:rFonts w:ascii="Times New Roman" w:hAnsi="Times New Roman"/>
+          <w:b/>
+          <w:sz w:val="24"/>
+        </w:rPr>
+        <w:t xml:space="preserve">[0246]    </w:t>
+      </w:r>
       <w:r>
         <w:rPr>
           <w:rFonts w:ascii="Times New Roman" w:hAnsi="Times New Roman"/>
@@ -4547,8 +6515,16 @@
     <w:p>
       <w:pPr>
         <w:spacing w:before="0" w:after="120" w:line="360" w:lineRule="exact"/>
-        <w:ind w:firstLine="720"/>
-      </w:pPr>
+        <w:ind w:firstLine="0"/>
+      </w:pPr>
+      <w:r>
+        <w:rPr>
+          <w:rFonts w:ascii="Times New Roman" w:hAnsi="Times New Roman"/>
+          <w:b/>
+          <w:sz w:val="24"/>
+        </w:rPr>
+        <w:t xml:space="preserve">[0247]    </w:t>
+      </w:r>
       <w:r>
         <w:rPr>
           <w:rFonts w:ascii="Times New Roman" w:hAnsi="Times New Roman"/>
@@ -4571,8 +6547,16 @@
     <w:p>
       <w:pPr>
         <w:spacing w:before="0" w:after="120" w:line="360" w:lineRule="exact"/>
-        <w:ind w:firstLine="720"/>
-      </w:pPr>
+        <w:ind w:firstLine="0"/>
+      </w:pPr>
+      <w:r>
+        <w:rPr>
+          <w:rFonts w:ascii="Times New Roman" w:hAnsi="Times New Roman"/>
+          <w:b/>
+          <w:sz w:val="24"/>
+        </w:rPr>
+        <w:t xml:space="preserve">[0248]    </w:t>
+      </w:r>
       <w:r>
         <w:rPr>
           <w:rFonts w:ascii="Times New Roman" w:hAnsi="Times New Roman"/>
@@ -4585,8 +6569,16 @@
     <w:p>
       <w:pPr>
         <w:spacing w:before="0" w:after="120" w:line="360" w:lineRule="exact"/>
-        <w:ind w:firstLine="720"/>
-      </w:pPr>
+        <w:ind w:firstLine="0"/>
+      </w:pPr>
+      <w:r>
+        <w:rPr>
+          <w:rFonts w:ascii="Times New Roman" w:hAnsi="Times New Roman"/>
+          <w:b/>
+          <w:sz w:val="24"/>
+        </w:rPr>
+        <w:t xml:space="preserve">[0249]    </w:t>
+      </w:r>
       <w:r>
         <w:rPr>
           <w:rFonts w:ascii="Times New Roman" w:hAnsi="Times New Roman"/>
@@ -4599,8 +6591,16 @@
     <w:p>
       <w:pPr>
         <w:spacing w:before="0" w:after="120" w:line="360" w:lineRule="exact"/>
-        <w:ind w:firstLine="720"/>
-      </w:pPr>
+        <w:ind w:firstLine="0"/>
+      </w:pPr>
+      <w:r>
+        <w:rPr>
+          <w:rFonts w:ascii="Times New Roman" w:hAnsi="Times New Roman"/>
+          <w:b/>
+          <w:sz w:val="24"/>
+        </w:rPr>
+        <w:t xml:space="preserve">[0250]    </w:t>
+      </w:r>
       <w:r>
         <w:rPr>
           <w:rFonts w:ascii="Times New Roman" w:hAnsi="Times New Roman"/>
@@ -4626,8 +6626,16 @@
     <w:p>
       <w:pPr>
         <w:spacing w:before="0" w:after="120" w:line="360" w:lineRule="exact"/>
-        <w:ind w:firstLine="720"/>
-      </w:pPr>
+        <w:ind w:firstLine="0"/>
+      </w:pPr>
+      <w:r>
+        <w:rPr>
+          <w:rFonts w:ascii="Times New Roman" w:hAnsi="Times New Roman"/>
+          <w:b/>
+          <w:sz w:val="24"/>
+        </w:rPr>
+        <w:t xml:space="preserve">[0251]    </w:t>
+      </w:r>
       <w:r>
         <w:rPr>
           <w:rFonts w:ascii="Times New Roman" w:hAnsi="Times New Roman"/>
@@ -4640,8 +6648,16 @@
     <w:p>
       <w:pPr>
         <w:spacing w:before="0" w:after="120" w:line="360" w:lineRule="exact"/>
-        <w:ind w:firstLine="720"/>
-      </w:pPr>
+        <w:ind w:firstLine="0"/>
+      </w:pPr>
+      <w:r>
+        <w:rPr>
+          <w:rFonts w:ascii="Times New Roman" w:hAnsi="Times New Roman"/>
+          <w:b/>
+          <w:sz w:val="24"/>
+        </w:rPr>
+        <w:t xml:space="preserve">[0252]    </w:t>
+      </w:r>
       <w:r>
         <w:rPr>
           <w:rFonts w:ascii="Times New Roman" w:hAnsi="Times New Roman"/>
@@ -4654,8 +6670,16 @@
     <w:p>
       <w:pPr>
         <w:spacing w:before="0" w:after="120" w:line="360" w:lineRule="exact"/>
-        <w:ind w:firstLine="720"/>
-      </w:pPr>
+        <w:ind w:firstLine="0"/>
+      </w:pPr>
+      <w:r>
+        <w:rPr>
+          <w:rFonts w:ascii="Times New Roman" w:hAnsi="Times New Roman"/>
+          <w:b/>
+          <w:sz w:val="24"/>
+        </w:rPr>
+        <w:t xml:space="preserve">[0253]    </w:t>
+      </w:r>
       <w:r>
         <w:rPr>
           <w:rFonts w:ascii="Times New Roman" w:hAnsi="Times New Roman"/>
@@ -4672,8 +6696,16 @@
     <w:p>
       <w:pPr>
         <w:spacing w:before="0" w:after="120" w:line="360" w:lineRule="exact"/>
-        <w:ind w:firstLine="720"/>
-      </w:pPr>
+        <w:ind w:firstLine="0"/>
+      </w:pPr>
+      <w:r>
+        <w:rPr>
+          <w:rFonts w:ascii="Times New Roman" w:hAnsi="Times New Roman"/>
+          <w:b/>
+          <w:sz w:val="24"/>
+        </w:rPr>
+        <w:t xml:space="preserve">[0254]    </w:t>
+      </w:r>
       <w:r>
         <w:rPr>
           <w:rFonts w:ascii="Times New Roman" w:hAnsi="Times New Roman"/>
@@ -4686,8 +6718,16 @@
     <w:p>
       <w:pPr>
         <w:spacing w:before="0" w:after="120" w:line="360" w:lineRule="exact"/>
-        <w:ind w:firstLine="720"/>
-      </w:pPr>
+        <w:ind w:firstLine="0"/>
+      </w:pPr>
+      <w:r>
+        <w:rPr>
+          <w:rFonts w:ascii="Times New Roman" w:hAnsi="Times New Roman"/>
+          <w:b/>
+          <w:sz w:val="24"/>
+        </w:rPr>
+        <w:t xml:space="preserve">[0255]    </w:t>
+      </w:r>
       <w:r>
         <w:rPr>
           <w:rFonts w:ascii="Times New Roman" w:hAnsi="Times New Roman"/>
@@ -4719,8 +6759,16 @@
     <w:p>
       <w:pPr>
         <w:spacing w:before="0" w:after="120" w:line="360" w:lineRule="exact"/>
-        <w:ind w:firstLine="720"/>
-      </w:pPr>
+        <w:ind w:firstLine="0"/>
+      </w:pPr>
+      <w:r>
+        <w:rPr>
+          <w:rFonts w:ascii="Times New Roman" w:hAnsi="Times New Roman"/>
+          <w:b/>
+          <w:sz w:val="24"/>
+        </w:rPr>
+        <w:t xml:space="preserve">[0256]    </w:t>
+      </w:r>
       <w:r>
         <w:rPr>
           <w:rFonts w:ascii="Times New Roman" w:hAnsi="Times New Roman"/>
@@ -4733,8 +6781,16 @@
     <w:p>
       <w:pPr>
         <w:spacing w:before="0" w:after="120" w:line="360" w:lineRule="exact"/>
-        <w:ind w:firstLine="720"/>
-      </w:pPr>
+        <w:ind w:firstLine="0"/>
+      </w:pPr>
+      <w:r>
+        <w:rPr>
+          <w:rFonts w:ascii="Times New Roman" w:hAnsi="Times New Roman"/>
+          <w:b/>
+          <w:sz w:val="24"/>
+        </w:rPr>
+        <w:t xml:space="preserve">[0257]    </w:t>
+      </w:r>
       <w:r>
         <w:rPr>
           <w:rFonts w:ascii="Times New Roman" w:hAnsi="Times New Roman"/>
@@ -4747,8 +6803,16 @@
     <w:p>
       <w:pPr>
         <w:spacing w:before="0" w:after="120" w:line="360" w:lineRule="exact"/>
-        <w:ind w:firstLine="720"/>
-      </w:pPr>
+        <w:ind w:firstLine="0"/>
+      </w:pPr>
+      <w:r>
+        <w:rPr>
+          <w:rFonts w:ascii="Times New Roman" w:hAnsi="Times New Roman"/>
+          <w:b/>
+          <w:sz w:val="24"/>
+        </w:rPr>
+        <w:t xml:space="preserve">[0258]    </w:t>
+      </w:r>
       <w:r>
         <w:rPr>
           <w:rFonts w:ascii="Times New Roman" w:hAnsi="Times New Roman"/>
@@ -4780,8 +6844,16 @@
     <w:p>
       <w:pPr>
         <w:spacing w:before="0" w:after="120" w:line="360" w:lineRule="exact"/>
-        <w:ind w:firstLine="720"/>
-      </w:pPr>
+        <w:ind w:firstLine="0"/>
+      </w:pPr>
+      <w:r>
+        <w:rPr>
+          <w:rFonts w:ascii="Times New Roman" w:hAnsi="Times New Roman"/>
+          <w:b/>
+          <w:sz w:val="24"/>
+        </w:rPr>
+        <w:t xml:space="preserve">[0259]    </w:t>
+      </w:r>
       <w:r>
         <w:rPr>
           <w:rFonts w:ascii="Times New Roman" w:hAnsi="Times New Roman"/>
@@ -4794,8 +6866,16 @@
     <w:p>
       <w:pPr>
         <w:spacing w:before="0" w:after="120" w:line="360" w:lineRule="exact"/>
-        <w:ind w:firstLine="720"/>
-      </w:pPr>
+        <w:ind w:firstLine="0"/>
+      </w:pPr>
+      <w:r>
+        <w:rPr>
+          <w:rFonts w:ascii="Times New Roman" w:hAnsi="Times New Roman"/>
+          <w:b/>
+          <w:sz w:val="24"/>
+        </w:rPr>
+        <w:t xml:space="preserve">[0260]    </w:t>
+      </w:r>
       <w:r>
         <w:rPr>
           <w:rFonts w:ascii="Times New Roman" w:hAnsi="Times New Roman"/>
@@ -4822,8 +6902,16 @@
     <w:p>
       <w:pPr>
         <w:spacing w:before="0" w:after="120" w:line="360" w:lineRule="exact"/>
-        <w:ind w:firstLine="720"/>
-      </w:pPr>
+        <w:ind w:firstLine="0"/>
+      </w:pPr>
+      <w:r>
+        <w:rPr>
+          <w:rFonts w:ascii="Times New Roman" w:hAnsi="Times New Roman"/>
+          <w:b/>
+          <w:sz w:val="24"/>
+        </w:rPr>
+        <w:t xml:space="preserve">[0261]    </w:t>
+      </w:r>
       <w:r>
         <w:rPr>
           <w:rFonts w:ascii="Times New Roman" w:hAnsi="Times New Roman"/>
@@ -4849,8 +6937,16 @@
     <w:p>
       <w:pPr>
         <w:spacing w:before="0" w:after="120" w:line="360" w:lineRule="exact"/>
-        <w:ind w:firstLine="720"/>
-      </w:pPr>
+        <w:ind w:firstLine="0"/>
+      </w:pPr>
+      <w:r>
+        <w:rPr>
+          <w:rFonts w:ascii="Times New Roman" w:hAnsi="Times New Roman"/>
+          <w:b/>
+          <w:sz w:val="24"/>
+        </w:rPr>
+        <w:t xml:space="preserve">[0262]    </w:t>
+      </w:r>
       <w:r>
         <w:rPr>
           <w:rFonts w:ascii="Times New Roman" w:hAnsi="Times New Roman"/>
@@ -4863,8 +6959,16 @@
     <w:p>
       <w:pPr>
         <w:spacing w:before="0" w:after="120" w:line="360" w:lineRule="exact"/>
-        <w:ind w:firstLine="720"/>
-      </w:pPr>
+        <w:ind w:firstLine="0"/>
+      </w:pPr>
+      <w:r>
+        <w:rPr>
+          <w:rFonts w:ascii="Times New Roman" w:hAnsi="Times New Roman"/>
+          <w:b/>
+          <w:sz w:val="24"/>
+        </w:rPr>
+        <w:t xml:space="preserve">[0263]    </w:t>
+      </w:r>
       <w:r>
         <w:rPr>
           <w:rFonts w:ascii="Times New Roman" w:hAnsi="Times New Roman"/>
@@ -4893,8 +6997,16 @@
     <w:p>
       <w:pPr>
         <w:spacing w:before="0" w:after="120" w:line="360" w:lineRule="exact"/>
-        <w:ind w:firstLine="720"/>
-      </w:pPr>
+        <w:ind w:firstLine="0"/>
+      </w:pPr>
+      <w:r>
+        <w:rPr>
+          <w:rFonts w:ascii="Times New Roman" w:hAnsi="Times New Roman"/>
+          <w:b/>
+          <w:sz w:val="24"/>
+        </w:rPr>
+        <w:t xml:space="preserve">[0264]    </w:t>
+      </w:r>
       <w:r>
         <w:rPr>
           <w:rFonts w:ascii="Times New Roman" w:hAnsi="Times New Roman"/>
@@ -4907,8 +7019,16 @@
     <w:p>
       <w:pPr>
         <w:spacing w:before="0" w:after="120" w:line="360" w:lineRule="exact"/>
-        <w:ind w:firstLine="720"/>
-      </w:pPr>
+        <w:ind w:firstLine="0"/>
+      </w:pPr>
+      <w:r>
+        <w:rPr>
+          <w:rFonts w:ascii="Times New Roman" w:hAnsi="Times New Roman"/>
+          <w:b/>
+          <w:sz w:val="24"/>
+        </w:rPr>
+        <w:t xml:space="preserve">[0265]    </w:t>
+      </w:r>
       <w:r>
         <w:rPr>
           <w:rFonts w:ascii="Times New Roman" w:hAnsi="Times New Roman"/>
@@ -4947,8 +7067,16 @@
     <w:p>
       <w:pPr>
         <w:spacing w:before="0" w:after="120" w:line="360" w:lineRule="exact"/>
-        <w:ind w:firstLine="720"/>
-      </w:pPr>
+        <w:ind w:firstLine="0"/>
+      </w:pPr>
+      <w:r>
+        <w:rPr>
+          <w:rFonts w:ascii="Times New Roman" w:hAnsi="Times New Roman"/>
+          <w:b/>
+          <w:sz w:val="24"/>
+        </w:rPr>
+        <w:t xml:space="preserve">[0266]    </w:t>
+      </w:r>
       <w:r>
         <w:rPr>
           <w:rFonts w:ascii="Times New Roman" w:hAnsi="Times New Roman"/>
@@ -4961,8 +7089,16 @@
     <w:p>
       <w:pPr>
         <w:spacing w:before="0" w:after="120" w:line="360" w:lineRule="exact"/>
-        <w:ind w:firstLine="720"/>
-      </w:pPr>
+        <w:ind w:firstLine="0"/>
+      </w:pPr>
+      <w:r>
+        <w:rPr>
+          <w:rFonts w:ascii="Times New Roman" w:hAnsi="Times New Roman"/>
+          <w:b/>
+          <w:sz w:val="24"/>
+        </w:rPr>
+        <w:t xml:space="preserve">[0267]    </w:t>
+      </w:r>
       <w:r>
         <w:rPr>
           <w:rFonts w:ascii="Times New Roman" w:hAnsi="Times New Roman"/>
@@ -4989,8 +7125,16 @@
     <w:p>
       <w:pPr>
         <w:spacing w:before="0" w:after="120" w:line="360" w:lineRule="exact"/>
-        <w:ind w:firstLine="720"/>
-      </w:pPr>
+        <w:ind w:firstLine="0"/>
+      </w:pPr>
+      <w:r>
+        <w:rPr>
+          <w:rFonts w:ascii="Times New Roman" w:hAnsi="Times New Roman"/>
+          <w:b/>
+          <w:sz w:val="24"/>
+        </w:rPr>
+        <w:t xml:space="preserve">[0268]    </w:t>
+      </w:r>
       <w:r>
         <w:rPr>
           <w:rFonts w:ascii="Times New Roman" w:hAnsi="Times New Roman"/>
@@ -5028,8 +7172,16 @@
     <w:p>
       <w:pPr>
         <w:spacing w:before="0" w:after="120" w:line="360" w:lineRule="exact"/>
-        <w:ind w:firstLine="720"/>
-      </w:pPr>
+        <w:ind w:firstLine="0"/>
+      </w:pPr>
+      <w:r>
+        <w:rPr>
+          <w:rFonts w:ascii="Times New Roman" w:hAnsi="Times New Roman"/>
+          <w:b/>
+          <w:sz w:val="24"/>
+        </w:rPr>
+        <w:t xml:space="preserve">[0269]    </w:t>
+      </w:r>
       <w:r>
         <w:rPr>
           <w:rFonts w:ascii="Times New Roman" w:hAnsi="Times New Roman"/>
@@ -5055,8 +7207,16 @@
     <w:p>
       <w:pPr>
         <w:spacing w:before="0" w:after="120" w:line="360" w:lineRule="exact"/>
-        <w:ind w:firstLine="720"/>
-      </w:pPr>
+        <w:ind w:firstLine="0"/>
+      </w:pPr>
+      <w:r>
+        <w:rPr>
+          <w:rFonts w:ascii="Times New Roman" w:hAnsi="Times New Roman"/>
+          <w:b/>
+          <w:sz w:val="24"/>
+        </w:rPr>
+        <w:t xml:space="preserve">[0270]    </w:t>
+      </w:r>
       <w:r>
         <w:rPr>
           <w:rFonts w:ascii="Times New Roman" w:hAnsi="Times New Roman"/>
@@ -5069,8 +7229,16 @@
     <w:p>
       <w:pPr>
         <w:spacing w:before="0" w:after="120" w:line="360" w:lineRule="exact"/>
-        <w:ind w:firstLine="720"/>
-      </w:pPr>
+        <w:ind w:firstLine="0"/>
+      </w:pPr>
+      <w:r>
+        <w:rPr>
+          <w:rFonts w:ascii="Times New Roman" w:hAnsi="Times New Roman"/>
+          <w:b/>
+          <w:sz w:val="24"/>
+        </w:rPr>
+        <w:t xml:space="preserve">[0271]    </w:t>
+      </w:r>
       <w:r>
         <w:rPr>
           <w:rFonts w:ascii="Times New Roman" w:hAnsi="Times New Roman"/>
@@ -5109,8 +7277,16 @@
     <w:p>
       <w:pPr>
         <w:spacing w:before="0" w:after="120" w:line="360" w:lineRule="exact"/>
-        <w:ind w:firstLine="720"/>
-      </w:pPr>
+        <w:ind w:firstLine="0"/>
+      </w:pPr>
+      <w:r>
+        <w:rPr>
+          <w:rFonts w:ascii="Times New Roman" w:hAnsi="Times New Roman"/>
+          <w:b/>
+          <w:sz w:val="24"/>
+        </w:rPr>
+        <w:t xml:space="preserve">[0272]    </w:t>
+      </w:r>
       <w:r>
         <w:rPr>
           <w:rFonts w:ascii="Times New Roman" w:hAnsi="Times New Roman"/>
@@ -5136,8 +7312,16 @@
     <w:p>
       <w:pPr>
         <w:spacing w:before="0" w:after="120" w:line="360" w:lineRule="exact"/>
-        <w:ind w:firstLine="720"/>
-      </w:pPr>
+        <w:ind w:firstLine="0"/>
+      </w:pPr>
+      <w:r>
+        <w:rPr>
+          <w:rFonts w:ascii="Times New Roman" w:hAnsi="Times New Roman"/>
+          <w:b/>
+          <w:sz w:val="24"/>
+        </w:rPr>
+        <w:t xml:space="preserve">[0273]    </w:t>
+      </w:r>
       <w:r>
         <w:rPr>
           <w:rFonts w:ascii="Times New Roman" w:hAnsi="Times New Roman"/>
@@ -5150,8 +7334,16 @@
     <w:p>
       <w:pPr>
         <w:spacing w:before="0" w:after="120" w:line="360" w:lineRule="exact"/>
-        <w:ind w:firstLine="720"/>
-      </w:pPr>
+        <w:ind w:firstLine="0"/>
+      </w:pPr>
+      <w:r>
+        <w:rPr>
+          <w:rFonts w:ascii="Times New Roman" w:hAnsi="Times New Roman"/>
+          <w:b/>
+          <w:sz w:val="24"/>
+        </w:rPr>
+        <w:t xml:space="preserve">[0274]    </w:t>
+      </w:r>
       <w:r>
         <w:rPr>
           <w:rFonts w:ascii="Times New Roman" w:hAnsi="Times New Roman"/>
@@ -5164,8 +7356,16 @@
     <w:p>
       <w:pPr>
         <w:spacing w:before="0" w:after="120" w:line="360" w:lineRule="exact"/>
-        <w:ind w:firstLine="720"/>
-      </w:pPr>
+        <w:ind w:firstLine="0"/>
+      </w:pPr>
+      <w:r>
+        <w:rPr>
+          <w:rFonts w:ascii="Times New Roman" w:hAnsi="Times New Roman"/>
+          <w:b/>
+          <w:sz w:val="24"/>
+        </w:rPr>
+        <w:t xml:space="preserve">[0275]    </w:t>
+      </w:r>
       <w:r>
         <w:rPr>
           <w:rFonts w:ascii="Times New Roman" w:hAnsi="Times New Roman"/>
@@ -5178,8 +7378,16 @@
     <w:p>
       <w:pPr>
         <w:spacing w:before="0" w:after="120" w:line="360" w:lineRule="exact"/>
-        <w:ind w:firstLine="720"/>
-      </w:pPr>
+        <w:ind w:firstLine="0"/>
+      </w:pPr>
+      <w:r>
+        <w:rPr>
+          <w:rFonts w:ascii="Times New Roman" w:hAnsi="Times New Roman"/>
+          <w:b/>
+          <w:sz w:val="24"/>
+        </w:rPr>
+        <w:t xml:space="preserve">[0276]    </w:t>
+      </w:r>
       <w:r>
         <w:rPr>
           <w:rFonts w:ascii="Times New Roman" w:hAnsi="Times New Roman"/>
@@ -5192,8 +7400,16 @@
     <w:p>
       <w:pPr>
         <w:spacing w:before="0" w:after="120" w:line="360" w:lineRule="exact"/>
-        <w:ind w:firstLine="720"/>
-      </w:pPr>
+        <w:ind w:firstLine="0"/>
+      </w:pPr>
+      <w:r>
+        <w:rPr>
+          <w:rFonts w:ascii="Times New Roman" w:hAnsi="Times New Roman"/>
+          <w:b/>
+          <w:sz w:val="24"/>
+        </w:rPr>
+        <w:t xml:space="preserve">[0277]    </w:t>
+      </w:r>
       <w:r>
         <w:rPr>
           <w:rFonts w:ascii="Times New Roman" w:hAnsi="Times New Roman"/>
@@ -5206,8 +7422,16 @@
     <w:p>
       <w:pPr>
         <w:spacing w:before="0" w:after="120" w:line="360" w:lineRule="exact"/>
-        <w:ind w:firstLine="720"/>
-      </w:pPr>
+        <w:ind w:firstLine="0"/>
+      </w:pPr>
+      <w:r>
+        <w:rPr>
+          <w:rFonts w:ascii="Times New Roman" w:hAnsi="Times New Roman"/>
+          <w:b/>
+          <w:sz w:val="24"/>
+        </w:rPr>
+        <w:t xml:space="preserve">[0278]    </w:t>
+      </w:r>
       <w:r>
         <w:rPr>
           <w:rFonts w:ascii="Times New Roman" w:hAnsi="Times New Roman"/>
@@ -5220,8 +7444,16 @@
     <w:p>
       <w:pPr>
         <w:spacing w:before="0" w:after="120" w:line="360" w:lineRule="exact"/>
-        <w:ind w:firstLine="720"/>
-      </w:pPr>
+        <w:ind w:firstLine="0"/>
+      </w:pPr>
+      <w:r>
+        <w:rPr>
+          <w:rFonts w:ascii="Times New Roman" w:hAnsi="Times New Roman"/>
+          <w:b/>
+          <w:sz w:val="24"/>
+        </w:rPr>
+        <w:t xml:space="preserve">[0279]    </w:t>
+      </w:r>
       <w:r>
         <w:rPr>
           <w:rFonts w:ascii="Times New Roman" w:hAnsi="Times New Roman"/>
@@ -5234,8 +7466,16 @@
     <w:p>
       <w:pPr>
         <w:spacing w:before="0" w:after="120" w:line="360" w:lineRule="exact"/>
-        <w:ind w:firstLine="720"/>
-      </w:pPr>
+        <w:ind w:firstLine="0"/>
+      </w:pPr>
+      <w:r>
+        <w:rPr>
+          <w:rFonts w:ascii="Times New Roman" w:hAnsi="Times New Roman"/>
+          <w:b/>
+          <w:sz w:val="24"/>
+        </w:rPr>
+        <w:t xml:space="preserve">[0280]    </w:t>
+      </w:r>
       <w:r>
         <w:rPr>
           <w:rFonts w:ascii="Times New Roman" w:hAnsi="Times New Roman"/>
@@ -5243,308 +7483,6 @@
           <w:sz w:val="24"/>
         </w:rPr>
         <w:t>The provenance chain ensures that the token mappings are deterministic from the seed: given the same Everweave origin logs, any implementation will produce the identical 6 x 256 bijective token map. This determinism is critical for cross-implementation interoperability.</w:t>
-      </w:r>
-    </w:p>
-    <w:p>
-      <w:pPr>
-        <w:spacing w:before="0" w:after="120" w:line="360" w:lineRule="exact"/>
-        <w:ind w:firstLine="720"/>
-      </w:pPr>
-      <w:r>
-        <w:rPr>
-          <w:rFonts w:ascii="Times New Roman" w:hAnsi="Times New Roman"/>
-          <w:b w:val="0"/>
-          <w:sz w:val="24"/>
-        </w:rPr>
-        <w:t>FILING CLAIMS</w:t>
-      </w:r>
-    </w:p>
-    <w:p>
-      <w:pPr>
-        <w:spacing w:before="0" w:after="120" w:line="360" w:lineRule="exact"/>
-        <w:ind w:firstLine="720"/>
-      </w:pPr>
-      <w:r>
-        <w:rPr>
-          <w:rFonts w:ascii="Times New Roman" w:hAnsi="Times New Roman"/>
-          <w:b w:val="0"/>
-          <w:sz w:val="24"/>
-        </w:rPr>
-        <w:t>The filing claims are generated from docs/legal/build_patent_docx.py and mirrored in docs/legal/PATENT_CLAIMS_EXPANDED_v2.md. The current filing set contains 28 claims, including independent claims 1, 9, and 15. Legacy draft claims were removed from this detailed-description source to avoid conflicts with the assembled filing packet.</w:t>
-      </w:r>
-    </w:p>
-    <w:p>
-      <w:pPr>
-        <w:spacing w:before="0" w:after="120" w:line="360" w:lineRule="exact"/>
-        <w:ind w:firstLine="720"/>
-      </w:pPr>
-      <w:r>
-        <w:rPr>
-          <w:rFonts w:ascii="Times New Roman" w:hAnsi="Times New Roman"/>
-          <w:b w:val="0"/>
-          <w:sz w:val="24"/>
-        </w:rPr>
-        <w:t>CLAIM SUPPORT MAP</w:t>
-      </w:r>
-    </w:p>
-    <w:p>
-      <w:pPr>
-        <w:spacing w:before="0" w:after="120" w:line="360" w:lineRule="exact"/>
-        <w:ind w:firstLine="720"/>
-      </w:pPr>
-      <w:r>
-        <w:rPr>
-          <w:rFonts w:ascii="Times New Roman" w:hAnsi="Times New Roman"/>
-          <w:b w:val="0"/>
-          <w:sz w:val="24"/>
-        </w:rPr>
-        <w:t>| Claim | Specification Section | Implementation File | Test Evidence |</w:t>
-        <w:br/>
-        <w:t>|-------|----------------------|--------------------|--------------|</w:t>
-        <w:br/>
-        <w:t>| 1 | Section 3 (14-Layer Pipeline) | pipeline14.ts, hyperbolic.ts | Regression tests recorded |</w:t>
-        <w:br/>
-        <w:t>| 2 | Section 4 (Sacred Tongues) | sacredTongues.ts, spiralSeal.ts | Bijection/roundtrip tests |</w:t>
-        <w:br/>
-        <w:t>| 3 | Section 3.12 (Harmonic Wall) | harmonicScaling.ts | Distance vs. cost data (FIG. 2) |</w:t>
-        <w:br/>
-        <w:t>| 4 | Section 5 (Sacred Eggs) | sacredEggs.ts, sacredEggsGenesis.ts | Hatch/fail-to-noise tests |</w:t>
-        <w:br/>
-        <w:t>| 5 | Section 6 (Dual Lattice) | dual_lattice.py, pqc_module.py | Consensus/settling wave tests |</w:t>
-        <w:br/>
-        <w:t>| 6 | Section 7 (Anti-Fragile) | fractional_flux.py, living_metric.py | ODE/shock absorber tests |</w:t>
-        <w:br/>
-        <w:t>| 7-16 | Sections 3-7 | Various | Full test suite |</w:t>
-        <w:br/>
-        <w:t>| 17 | Section 10.1 (Dual-Lane) | production_v2_1.py | Context binding tests |</w:t>
-        <w:br/>
-        <w:t>| 18 | Section 10.2 (Trap Ciphers) | production_v2_1.py | Variable swap tests |</w:t>
-        <w:br/>
-        <w:t>| 19 | Section 10.3 (Corrective Swarm) | production_v2_1.py | Swarm trust/lineage tests |</w:t>
-        <w:br/>
-        <w:t>| 20 | Section 10.4 (Roundtable) | sacredTongues.ts | Multi-sig consensus tests |</w:t>
-        <w:br/>
-        <w:t>| 21 | Section 10.5 (Provenance) | spiralSeal.ts, pqc_module.py | Provenance chain tests |</w:t>
-      </w:r>
-    </w:p>
-    <w:p>
-      <w:pPr>
-        <w:spacing w:before="0" w:after="120" w:line="360" w:lineRule="exact"/>
-        <w:ind w:firstLine="720"/>
-      </w:pPr>
-      <w:r>
-        <w:rPr>
-          <w:rFonts w:ascii="Times New Roman" w:hAnsi="Times New Roman"/>
-          <w:b w:val="0"/>
-          <w:sz w:val="24"/>
-        </w:rPr>
-        <w:t>PRIOR ART CITATIONS</w:t>
-      </w:r>
-    </w:p>
-    <w:p>
-      <w:pPr>
-        <w:spacing w:before="0" w:after="120" w:line="360" w:lineRule="exact"/>
-        <w:ind w:firstLine="720"/>
-      </w:pPr>
-      <w:r>
-        <w:rPr>
-          <w:rFonts w:ascii="Times New Roman" w:hAnsi="Times New Roman"/>
-          <w:b w:val="0"/>
-          <w:sz w:val="24"/>
-        </w:rPr>
-        <w:t>The following references are cited as relevant prior art, with distinctions from the present invention noted:</w:t>
-      </w:r>
-    </w:p>
-    <w:p>
-      <w:pPr>
-        <w:spacing w:before="0" w:after="120" w:line="360" w:lineRule="exact"/>
-        <w:ind w:firstLine="720"/>
-      </w:pPr>
-      <w:r>
-        <w:rPr>
-          <w:rFonts w:ascii="Times New Roman" w:hAnsi="Times New Roman"/>
-          <w:b w:val="0"/>
-          <w:sz w:val="24"/>
-        </w:rPr>
-        <w:t>1. BIP-32/44 (Wuille, 2012): Hierarchical Deterministic Wallets. Uses seed + passphrase for key derivation. Distinction: passphrase is unstructured text; present invention uses structured six-dimensional linguistic ontology that constrains derivation paths.</w:t>
-      </w:r>
-    </w:p>
-    <w:p>
-      <w:pPr>
-        <w:spacing w:before="0" w:after="120" w:line="360" w:lineRule="exact"/>
-        <w:ind w:firstLine="720"/>
-      </w:pPr>
-      <w:r>
-        <w:rPr>
-          <w:rFonts w:ascii="Times New Roman" w:hAnsi="Times New Roman"/>
-          <w:b w:val="0"/>
-          <w:sz w:val="24"/>
-        </w:rPr>
-        <w:t>2. BIP-39 (Palatinus et al., 2013): Mnemonic code for generating deterministic keys. Uses flat wordlist of 2048 entries. Distinction: present invention uses six 256-token bijective alphabets with golden-ratio weights and harmonic phase relationships.</w:t>
-      </w:r>
-    </w:p>
-    <w:p>
-      <w:pPr>
-        <w:spacing w:before="0" w:after="120" w:line="360" w:lineRule="exact"/>
-        <w:ind w:firstLine="720"/>
-      </w:pPr>
-      <w:r>
-        <w:rPr>
-          <w:rFonts w:ascii="Times New Roman" w:hAnsi="Times New Roman"/>
-          <w:b w:val="0"/>
-          <w:sz w:val="24"/>
-        </w:rPr>
-        <w:t>3. RFC 5869 (Krawczyk &amp; Eronen, 2010): HKDF key derivation function. Used as a component in the present invention; distinction: present invention's domain separation tags encode geometric position and path history, not just application-level context.</w:t>
-      </w:r>
-    </w:p>
-    <w:p>
-      <w:pPr>
-        <w:spacing w:before="0" w:after="120" w:line="360" w:lineRule="exact"/>
-        <w:ind w:firstLine="720"/>
-      </w:pPr>
-      <w:r>
-        <w:rPr>
-          <w:rFonts w:ascii="Times New Roman" w:hAnsi="Times New Roman"/>
-          <w:b w:val="0"/>
-          <w:sz w:val="24"/>
-        </w:rPr>
-        <w:t>4. FIPS 203 (NIST, 2024): ML-KEM (Module Learning With Errors Key Encapsulation Mechanism). Used as a component. Distinction: present invention requires dual-lattice consensus with temporal synchronization, not standalone KEM.</w:t>
-      </w:r>
-    </w:p>
-    <w:p>
-      <w:pPr>
-        <w:spacing w:before="0" w:after="120" w:line="360" w:lineRule="exact"/>
-        <w:ind w:firstLine="720"/>
-      </w:pPr>
-      <w:r>
-        <w:rPr>
-          <w:rFonts w:ascii="Times New Roman" w:hAnsi="Times New Roman"/>
-          <w:b w:val="0"/>
-          <w:sz w:val="24"/>
-        </w:rPr>
-        <w:t>5. FIPS 204 (NIST, 2024): ML-DSA (Module Digital Signature Algorithm). Used as a component. Distinction: same as above.</w:t>
-      </w:r>
-    </w:p>
-    <w:p>
-      <w:pPr>
-        <w:spacing w:before="0" w:after="120" w:line="360" w:lineRule="exact"/>
-        <w:ind w:firstLine="720"/>
-      </w:pPr>
-      <w:r>
-        <w:rPr>
-          <w:rFonts w:ascii="Times New Roman" w:hAnsi="Times New Roman"/>
-          <w:b w:val="0"/>
-          <w:sz w:val="24"/>
-        </w:rPr>
-        <w:t>6. Ungar, A.A. (2008): Analytic Hyperbolic Geometry and Albert Einstein's Special Theory of Relativity. Provides mathematical foundation for gyrovector spaces and Mobius addition. Distinction: present invention applies these mathematical structures to access control enforcement, not physics.</w:t>
-      </w:r>
-    </w:p>
-    <w:p>
-      <w:pPr>
-        <w:spacing w:before="0" w:after="120" w:line="360" w:lineRule="exact"/>
-        <w:ind w:firstLine="720"/>
-      </w:pPr>
-      <w:r>
-        <w:rPr>
-          <w:rFonts w:ascii="Times New Roman" w:hAnsi="Times New Roman"/>
-          <w:b w:val="0"/>
-          <w:sz w:val="24"/>
-        </w:rPr>
-        <w:t>7. Nickel &amp; Kiela (2017): Poincare Embeddings for Learning Hierarchical Representations. Uses Poincare ball for embedding hierarchical data. Distinction: present invention uses Poincare ball for enforcement (making adversarial behavior expensive), not representation (organizing data).</w:t>
-      </w:r>
-    </w:p>
-    <w:p>
-      <w:pPr>
-        <w:spacing w:before="0" w:after="120" w:line="360" w:lineRule="exact"/>
-        <w:ind w:firstLine="720"/>
-      </w:pPr>
-      <w:r>
-        <w:rPr>
-          <w:rFonts w:ascii="Times New Roman" w:hAnsi="Times New Roman"/>
-          <w:b w:val="0"/>
-          <w:sz w:val="24"/>
-        </w:rPr>
-        <w:t>8. X.509 Certificates (ITU-T, 2019): Digital certificates for identity. Distinction: present invention's Sacred Eggs are generative seed containers that cryptographically constrain key derivation, not static attribute labels.</w:t>
-      </w:r>
-    </w:p>
-    <w:p>
-      <w:pPr>
-        <w:spacing w:before="0" w:after="120" w:line="360" w:lineRule="exact"/>
-        <w:ind w:firstLine="720"/>
-      </w:pPr>
-      <w:r>
-        <w:rPr>
-          <w:rFonts w:ascii="Times New Roman" w:hAnsi="Times New Roman"/>
-          <w:b w:val="0"/>
-          <w:sz w:val="24"/>
-        </w:rPr>
-        <w:t>9. W3C Verifiable Credentials (2022): Verifiable claims data model. Distinction: present invention binds credentials to geometric position and path history in hyperbolic space, not just issuer signatures.</w:t>
-      </w:r>
-    </w:p>
-    <w:p>
-      <w:pPr>
-        <w:spacing w:before="0" w:after="120" w:line="360" w:lineRule="exact"/>
-        <w:ind w:firstLine="720"/>
-      </w:pPr>
-      <w:r>
-        <w:rPr>
-          <w:rFonts w:ascii="Times New Roman" w:hAnsi="Times New Roman"/>
-          <w:b w:val="0"/>
-          <w:sz w:val="24"/>
-        </w:rPr>
-        <w:t>10. Taleb, N.N. (2012): Antifragile: Things That Gain from Disorder. Provides conceptual framework for anti-fragility. Distinction: present invention implements mathematical anti-fragility through metric tensor expansion under adversarial pressure (Claim 6).</w:t>
-      </w:r>
-    </w:p>
-    <w:p>
-      <w:pPr>
-        <w:spacing w:before="0" w:after="120" w:line="360" w:lineRule="exact"/>
-        <w:ind w:firstLine="720"/>
-      </w:pPr>
-      <w:r>
-        <w:rPr>
-          <w:rFonts w:ascii="Times New Roman" w:hAnsi="Times New Roman"/>
-          <w:b w:val="0"/>
-          <w:sz w:val="24"/>
-        </w:rPr>
-        <w:t>11. Hopfield, J.J. (1982): Neural networks and physical systems with emergent collective computational abilities. Provides mathematical foundation for energy-based pattern recognition. Distinction: present invention uses Hopfield energy as a behavioral gating mechanism in a multi-stage verification pipeline.</w:t>
-      </w:r>
-    </w:p>
-    <w:p>
-      <w:pPr>
-        <w:spacing w:before="0" w:after="120" w:line="360" w:lineRule="exact"/>
-        <w:ind w:firstLine="720"/>
-      </w:pPr>
-      <w:r>
-        <w:rPr>
-          <w:rFonts w:ascii="Times New Roman" w:hAnsi="Times New Roman"/>
-          <w:b w:val="0"/>
-          <w:sz w:val="24"/>
-        </w:rPr>
-        <w:t>12. Abadi et al. (2005): Control-Flow Integrity. Original CFI concept using label-based enforcement. Distinction: present invention's PHDM achieves 99% ROP detection (vs. 70% for label-based CFI) through dimensional lifting and Hamiltonian path analysis.</w:t>
-      </w:r>
-    </w:p>
-    <w:p>
-      <w:pPr>
-        <w:spacing w:before="0" w:after="120" w:line="360" w:lineRule="exact"/>
-        <w:ind w:firstLine="720"/>
-      </w:pPr>
-      <w:r>
-        <w:rPr>
-          <w:rFonts w:ascii="Times New Roman" w:hAnsi="Times New Roman"/>
-          <w:b w:val="0"/>
-          <w:sz w:val="24"/>
-        </w:rPr>
-        <w:t>Document prepared for attorney review.</w:t>
-        <w:br/>
-        <w:t>**Claim elements are mapped to working implementation references and recorded</w:t>
-        <w:br/>
-        <w:t>test evidence where available.**</w:t>
-        <w:br/>
-        <w:t>Total claims: 11 independent + 10 dependent = 21 claims</w:t>
-        <w:br/>
-        <w:t>Repository: SCBE-AETHERMOORE (TypeScript + Python dual implementation)</w:t>
-        <w:br/>
-        <w:t>Priority Date: January 15, 2026 (Provisional Application No. 63/961,403)</w:t>
       </w:r>
     </w:p>
     <w:p>
@@ -5788,7 +7726,7 @@
           <w:b w:val="0"/>
           <w:sz w:val="24"/>
         </w:rPr>
-        <w:t>6. The method of claim 1, further comprising maintaining a hash-indexed adversarial-memory set and a hash-indexed safe-memory set, and, prior to said transforming, returning a deny decision for a request whose content hash is a member of the adversarial-memory set, and returning an allow decision for a request whose content hash is a member of the safe-memory set, in each case without computing the hyperbolic distance.</w:t>
+        <w:t>6. The method of claim 1, further comprising maintaining a hash-indexed adversarial-memory set and a hash-indexed safe-memory set, and returning a deny decision for a request whose content hash is a member of the hash-indexed adversarial-memory set without computing a hyperbolic distance, and returning an allow decision for a request whose content hash is a member of the hash-indexed safe-memory set without computing a hyperbolic distance.</w:t>
       </w:r>
     </w:p>
     <w:p>
@@ -5802,7 +7740,7 @@
           <w:b w:val="0"/>
           <w:sz w:val="24"/>
         </w:rPr>
-        <w:t>7. The method of claim 1, further comprising, responsive to a deny decision, generating a deterministic pseudorandom-looking noise output by computing a seed as a cryptographic hash of a fixed prefix concatenated with a content hash of the denied request, iteratively re-hashing the seed until a target length is reached, and returning the noise output in place of an error response, such that the noise output is identical for identical denied requests and is reproducible by an auditor from the content hash.</w:t>
+        <w:t>7. The method of claim 1, further comprising, responsive to a deny decision, generating a deterministic pseudorandom-looking noise output by computing a seed as a cryptographic hash of a fixed prefix concatenated with a content hash of the request, iteratively re-hashing the seed until a target length is reached, and returning the noise output in place of an error response, such that the noise output is identical for the same request and is reproducible by an auditor from the content hash.</w:t>
       </w:r>
     </w:p>
     <w:p>
@@ -5816,7 +7754,7 @@
           <w:b w:val="0"/>
           <w:sz w:val="24"/>
         </w:rPr>
-        <w:t>8. The method of claim 1, further comprising periodically persisting, to a durable store, at least the session centroid, a cumulative governance cost, a query count, a trust history, and the adversarial-memory set of claim 6; and, after a process restart, restoring the persisted values so that the session continues from the restored trajectory rather than from a cold start.</w:t>
+        <w:t>8. The method of claim 6, further comprising periodically persisting, to a durable store, at least the session centroid, a cumulative governance cost, a query count, a trust history, and the hash-indexed adversarial-memory set, collectively referred to as the persisted values; and, after a process restart, restoring the persisted values so that the session continues from the restored trajectory rather than from a cold start.</w:t>
       </w:r>
     </w:p>
     <w:p>
@@ -5928,7 +7866,7 @@
           <w:b w:val="0"/>
           <w:sz w:val="24"/>
         </w:rPr>
-        <w:t>apply a decision gate to the harmonic governance cost and one or more auxiliary signals; and</w:t>
+        <w:t>apply a decision gate to the harmonic governance cost and one or more auxiliary signals to produce a governance decision; and</w:t>
       </w:r>
     </w:p>
     <w:p>
@@ -5942,7 +7880,7 @@
           <w:b w:val="0"/>
           <w:sz w:val="24"/>
         </w:rPr>
-        <w:t>route the proposed action according to allow, review, quarantine, or deny;</w:t>
+        <w:t>route the proposed action according to the governance decision, which is one of allow, review, quarantine, or deny;</w:t>
       </w:r>
     </w:p>
     <w:p>
@@ -5998,7 +7936,7 @@
           <w:b w:val="0"/>
           <w:sz w:val="24"/>
         </w:rPr>
-        <w:t>12. The system of claim 9, wherein, responsive to an allow decision, the system computes a content-addressed identifier of the proposed action as a cryptographic hash of a canonical representation, signs the identifier together with an authorization score and a timestamp using a post-quantum digital signature algorithm in accordance with FIPS 204 (ML-DSA-65), encapsulates a session key using a post-quantum key-encapsulation mechanism in accordance with FIPS 203 (ML-KEM-768), and returns a structured receipt comprising the decision, the score, signal identifiers, the timestamp, the signature, and a key-encapsulation ciphertext; and wherein a downstream executor verifies the signature before executing the allowed action.</w:t>
+        <w:t>12. The system of claim 9, wherein, responsive to an allow decision, the system computes a content-addressed identifier of the proposed action as a cryptographic hash of a canonical representation, produces a digital signature by signing the identifier together with an authorization score and a timestamp under a post-quantum digital signature algorithm in accordance with FIPS 204 (ML-DSA-65), encapsulates a session key using a post-quantum key-encapsulation mechanism in accordance with FIPS 203 (ML-KEM-768) to produce a key-encapsulation ciphertext, and returns a structured receipt comprising the governance decision, the authorization score, one or more signal identifiers, the timestamp, the digital signature, and the key-encapsulation ciphertext; and wherein a downstream executor verifies the digital signature before executing the proposed action.</w:t>
       </w:r>
     </w:p>
     <w:p>
@@ -6012,7 +7950,7 @@
           <w:b w:val="0"/>
           <w:sz w:val="24"/>
         </w:rPr>
-        <w:t>13. The system of claim 9, wherein the system emits an audit receipt comprising at least the decision, the harmonic governance cost, signal identifiers, and decision-relevant metadata including a session query count and a cumulative cost.</w:t>
+        <w:t>13. The system of claim 9, wherein the system emits an audit receipt comprising at least the governance decision, the harmonic governance cost, one or more signal identifiers, and decision-relevant metadata including a session query count and a cumulative cost.</w:t>
       </w:r>
     </w:p>
     <w:p>
@@ -6124,7 +8062,7 @@
           <w:b w:val="0"/>
           <w:sz w:val="24"/>
         </w:rPr>
-        <w:t>wherein the tamper signal is distinct from a tokenizer reconstruction-quality measure in that it is derived from a comparison of abstract syntax tree representations and gates execution of a proposed action.</w:t>
+        <w:t>wherein the tamper signal is distinct from a tokenizer reconstruction-quality measure in that it is derived from a comparison of abstract syntax tree representations and gates execution of the proposed computational action.</w:t>
       </w:r>
     </w:p>
     <w:p>
@@ -6208,7 +8146,7 @@
           <w:b w:val="0"/>
           <w:sz w:val="24"/>
         </w:rPr>
-        <w:t>21. The method of claim 1, further comprising generating a cryptographic authorization container that is unlocked only when N predetermined predicates are satisfied, where N is at least three, the predicates including at least: a semantic predicate evaluating whether the context representation of the proposed action satisfies an authorized semantic profile; a geometric predicate measuring whether the embedded point lies within a predetermined hyperbolic distance from the session centroid; and a cryptographic predicate verifying a post-quantum signature; wherein failure of any predicate causes the container to return a noise or pseudorandom-looking output generated by the fail-to-noise function of claim 7 rather than a structured predicate-failure response.</w:t>
+        <w:t>21. The method of claim 1, further comprising generating a cryptographic authorization container that is unlocked only when N predetermined predicates are satisfied, where N is at least three, the predicates including at least: a semantic predicate evaluating whether the context representation of the computational action satisfies an authorized semantic profile; a geometric predicate measuring whether the embedded point lies within a predetermined hyperbolic distance from the session centroid; and a cryptographic predicate verifying a post-quantum signature; wherein failure of any predicate causes the container to return a noise or pseudorandom-looking output generated by computing a cryptographic hash over a fixed prefix and a content hash of the computational action and iteratively re-hashing the result until a predetermined output length is reached, rather than a structured predicate-failure response.</w:t>
       </w:r>
     </w:p>
     <w:p>
@@ -6222,7 +8160,7 @@
           <w:b w:val="0"/>
           <w:sz w:val="24"/>
         </w:rPr>
-        <w:t>22. The method of claim 21, wherein the noise output is generated by the deterministic re-hashing of claim 7, such that a repeated failure path for the same denied request produces an audit-reproducible output of a predetermined length while avoiding disclosure of which predicate failed.</w:t>
+        <w:t>22. The method of claim 21, wherein the noise or pseudorandom-looking output is generated by a deterministic re-hashing sequence seeded by the content hash of the computational action, such that a repeated failure path for the same computational action produces an audit-reproducible output of the predetermined output length while avoiding disclosure of which predicate failed.</w:t>
       </w:r>
     </w:p>
     <w:p>
@@ -6236,7 +8174,7 @@
           <w:b w:val="0"/>
           <w:sz w:val="24"/>
         </w:rPr>
-        <w:t>23. The method of claim 1, further comprising: prior to emitting the governance decision, determining whether the computational action matches a predetermined reroute rule associated with a class of actions; and, when a match is found, substituting a replacement action for the proposed computational action and emitting an allow decision for the replacement action, such that high-risk classes of actions are redirected to lower-risk alternatives without exposing a denial response to the requesting entity.</w:t>
+        <w:t>23. The method of claim 1, further comprising: prior to emitting the governance decision, determining whether the computational action matches a predetermined reroute rule associated with a class of actions; and, when a match is found, substituting a replacement action for the computational action and emitting an allow decision for the replacement action, such that high-risk classes of actions are redirected to lower-risk alternatives without exposing a denial response to the requesting entity.</w:t>
       </w:r>
     </w:p>
     <w:p>
@@ -6306,7 +8244,7 @@
           <w:b w:val="0"/>
           <w:sz w:val="24"/>
         </w:rPr>
-        <w:t>28. The method of claim 26, wherein each axis's token vocabulary constitutes a domain-specific deterministic byte encoding in which each byte value of a context representation maps uniquely to a token in that axis's vocabulary, the semantic content of the context thereby constraining the specific tokens produced within each axis's vocabulary; and wherein the pairwise-disjoint serialized-vocabulary property ensures that the same byte sequence encoded under distinct axes produces structurally distinct token sequences, such that axis-specific encodings of the same input are mutually distinguishable without decoding.</w:t>
+        <w:t>28. The method of claim 26, wherein each axis's token vocabulary constitutes a domain-specific deterministic byte encoding in which each byte value of a context representation maps uniquely to a token in that axis's vocabulary, the semantic content of the context thereby constraining the specific tokens produced within each axis's vocabulary; and wherein the pairwise-disjoint arrangement of the serialized vocabularies ensures that the same byte sequence encoded under distinct axes produces structurally distinct token sequences, such that axis-specific encodings of the same input are mutually distinguishable without decoding.</w:t>
       </w:r>
     </w:p>
     <w:p>

--- a/docs/legal/SCBE_NONPROVISIONAL_SPEC_v1.docx
+++ b/docs/legal/SCBE_NONPROVISIONAL_SPEC_v1.docx
@@ -33,8 +33,16 @@
     <w:p>
       <w:pPr>
         <w:spacing w:before="0" w:after="120" w:line="360" w:lineRule="exact"/>
-        <w:ind w:firstLine="720"/>
-      </w:pPr>
+        <w:ind w:firstLine="0"/>
+      </w:pPr>
+      <w:r>
+        <w:rPr>
+          <w:rFonts w:ascii="Times New Roman" w:hAnsi="Times New Roman"/>
+          <w:b/>
+          <w:sz w:val="24"/>
+        </w:rPr>
+        <w:t xml:space="preserve">[0001]    </w:t>
+      </w:r>
       <w:r>
         <w:rPr>
           <w:rFonts w:ascii="Times New Roman" w:hAnsi="Times New Roman"/>
@@ -74,8 +82,16 @@
     <w:p>
       <w:pPr>
         <w:spacing w:before="0" w:after="120" w:line="360" w:lineRule="exact"/>
-        <w:ind w:firstLine="720"/>
-      </w:pPr>
+        <w:ind w:firstLine="0"/>
+      </w:pPr>
+      <w:r>
+        <w:rPr>
+          <w:rFonts w:ascii="Times New Roman" w:hAnsi="Times New Roman"/>
+          <w:b/>
+          <w:sz w:val="24"/>
+        </w:rPr>
+        <w:t xml:space="preserve">[0002]    </w:t>
+      </w:r>
       <w:r>
         <w:rPr>
           <w:rFonts w:ascii="Times New Roman" w:hAnsi="Times New Roman"/>
@@ -101,8 +117,16 @@
     <w:p>
       <w:pPr>
         <w:spacing w:before="0" w:after="120" w:line="360" w:lineRule="exact"/>
-        <w:ind w:firstLine="720"/>
-      </w:pPr>
+        <w:ind w:firstLine="0"/>
+      </w:pPr>
+      <w:r>
+        <w:rPr>
+          <w:rFonts w:ascii="Times New Roman" w:hAnsi="Times New Roman"/>
+          <w:b/>
+          <w:sz w:val="24"/>
+        </w:rPr>
+        <w:t xml:space="preserve">[0003]    </w:t>
+      </w:r>
       <w:r>
         <w:rPr>
           <w:rFonts w:ascii="Times New Roman" w:hAnsi="Times New Roman"/>
@@ -115,22 +139,38 @@
     <w:p>
       <w:pPr>
         <w:spacing w:before="0" w:after="120" w:line="360" w:lineRule="exact"/>
-        <w:ind w:firstLine="720"/>
-      </w:pPr>
-      <w:r>
-        <w:rPr>
-          <w:rFonts w:ascii="Times New Roman" w:hAnsi="Times New Roman"/>
-          <w:b w:val="0"/>
-          <w:sz w:val="24"/>
-        </w:rPr>
-        <w:t>Machine learning-based anomaly detection systems have partially addressed this limitation by learning behavioral baselines and flagging statistical outliers. However, such systems suffer from three well-documented weaknesses: (1) adversarial examples can fool learned classifiers through carefully crafted inputs that remain within the learned decision boundary; (2) model drift requires continuous retraining, creating windows of vulnerability; and (3) the security guarantees are probabilistic rather than mathematical, meaning no formal proof of security boundary integrity can be provided.</w:t>
+        <w:ind w:firstLine="0"/>
+      </w:pPr>
+      <w:r>
+        <w:rPr>
+          <w:rFonts w:ascii="Times New Roman" w:hAnsi="Times New Roman"/>
+          <w:b/>
+          <w:sz w:val="24"/>
+        </w:rPr>
+        <w:t xml:space="preserve">[0004]    </w:t>
+      </w:r>
+      <w:r>
+        <w:rPr>
+          <w:rFonts w:ascii="Times New Roman" w:hAnsi="Times New Roman"/>
+          <w:b w:val="0"/>
+          <w:sz w:val="24"/>
+        </w:rPr>
+        <w:t>Machine learning-based anomaly detection systems have partially addressed this limitation by learning behavioral baselines and flagging statistical outliers. However, such systems suffer from three well-documented weaknesses: (1) adversarial examples can fool learned classifiers through carefully crafted inputs that remain within the learned decision boundary; (2) model drift requires continuous retraining, creating windows of vulnerability; and (3) the resulting security posture is typically statistical rather than a deterministic metric boundary computed from the request state.</w:t>
       </w:r>
     </w:p>
     <w:p>
       <w:pPr>
         <w:spacing w:before="0" w:after="120" w:line="360" w:lineRule="exact"/>
-        <w:ind w:firstLine="720"/>
-      </w:pPr>
+        <w:ind w:firstLine="0"/>
+      </w:pPr>
+      <w:r>
+        <w:rPr>
+          <w:rFonts w:ascii="Times New Roman" w:hAnsi="Times New Roman"/>
+          <w:b/>
+          <w:sz w:val="24"/>
+        </w:rPr>
+        <w:t xml:space="preserve">[0005]    </w:t>
+      </w:r>
       <w:r>
         <w:rPr>
           <w:rFonts w:ascii="Times New Roman" w:hAnsi="Times New Roman"/>
@@ -143,8 +183,16 @@
     <w:p>
       <w:pPr>
         <w:spacing w:before="0" w:after="120" w:line="360" w:lineRule="exact"/>
-        <w:ind w:firstLine="720"/>
-      </w:pPr>
+        <w:ind w:firstLine="0"/>
+      </w:pPr>
+      <w:r>
+        <w:rPr>
+          <w:rFonts w:ascii="Times New Roman" w:hAnsi="Times New Roman"/>
+          <w:b/>
+          <w:sz w:val="24"/>
+        </w:rPr>
+        <w:t xml:space="preserve">[0006]    </w:t>
+      </w:r>
       <w:r>
         <w:rPr>
           <w:rFonts w:ascii="Times New Roman" w:hAnsi="Times New Roman"/>
@@ -157,8 +205,16 @@
     <w:p>
       <w:pPr>
         <w:spacing w:before="0" w:after="120" w:line="360" w:lineRule="exact"/>
-        <w:ind w:firstLine="720"/>
-      </w:pPr>
+        <w:ind w:firstLine="0"/>
+      </w:pPr>
+      <w:r>
+        <w:rPr>
+          <w:rFonts w:ascii="Times New Roman" w:hAnsi="Times New Roman"/>
+          <w:b/>
+          <w:sz w:val="24"/>
+        </w:rPr>
+        <w:t xml:space="preserve">[0007]    </w:t>
+      </w:r>
       <w:r>
         <w:rPr>
           <w:rFonts w:ascii="Times New Roman" w:hAnsi="Times New Roman"/>
@@ -171,15 +227,23 @@
     <w:p>
       <w:pPr>
         <w:spacing w:before="0" w:after="120" w:line="360" w:lineRule="exact"/>
-        <w:ind w:firstLine="720"/>
-      </w:pPr>
-      <w:r>
-        <w:rPr>
-          <w:rFonts w:ascii="Times New Roman" w:hAnsi="Times New Roman"/>
-          <w:b w:val="0"/>
-          <w:sz w:val="24"/>
-        </w:rPr>
-        <w:t>There exists a need in the art for a security framework that: (a) enforces access control through mathematical invariants that cannot be circumvented by adversarial optimization; (b) scales the cost of adversarial behavior superexponentially with the degree of deviation from trusted operation; (c) derives cryptographic keys from structured semantic inputs that constrain the available derivation paths; (d) binds authorization to geometric position, path history, and domain membership simultaneously; and (e) provides post-quantum security through dual-lattice consensus with temporal synchronization.</w:t>
+        <w:ind w:firstLine="0"/>
+      </w:pPr>
+      <w:r>
+        <w:rPr>
+          <w:rFonts w:ascii="Times New Roman" w:hAnsi="Times New Roman"/>
+          <w:b/>
+          <w:sz w:val="24"/>
+        </w:rPr>
+        <w:t xml:space="preserve">[0008]    </w:t>
+      </w:r>
+      <w:r>
+        <w:rPr>
+          <w:rFonts w:ascii="Times New Roman" w:hAnsi="Times New Roman"/>
+          <w:b w:val="0"/>
+          <w:sz w:val="24"/>
+        </w:rPr>
+        <w:t>There exists a need in the art for a security framework that: (a) enforces access control through measured geometric state rather than pattern matching alone; (b) scales the cost or risk assigned to adversarial behavior as a nonlinear function of the degree of deviation from trusted operation; (c) derives cryptographic keys from structured semantic inputs that constrain the available derivation paths; (d) binds authorization to geometric position, path history, and domain membership simultaneously; and (e) provides post-quantum security through dual-lattice consensus with temporal synchronization.</w:t>
       </w:r>
     </w:p>
     <w:p>
@@ -198,22 +262,38 @@
     <w:p>
       <w:pPr>
         <w:spacing w:before="0" w:after="120" w:line="360" w:lineRule="exact"/>
-        <w:ind w:firstLine="720"/>
-      </w:pPr>
-      <w:r>
-        <w:rPr>
-          <w:rFonts w:ascii="Times New Roman" w:hAnsi="Times New Roman"/>
-          <w:b w:val="0"/>
-          <w:sz w:val="24"/>
-        </w:rPr>
-        <w:t>It is a primary object of the present invention to provide an access control system wherein the verification cost imposed on a requesting entity is a superexponential function of its hyperbolic distance from a trusted operational center, thereby creating a geometric enforcement barrier that renders adversarial operation computationally infeasible as the entity approaches the manifold boundary.</w:t>
+        <w:ind w:firstLine="0"/>
+      </w:pPr>
+      <w:r>
+        <w:rPr>
+          <w:rFonts w:ascii="Times New Roman" w:hAnsi="Times New Roman"/>
+          <w:b/>
+          <w:sz w:val="24"/>
+        </w:rPr>
+        <w:t xml:space="preserve">[0009]    </w:t>
+      </w:r>
+      <w:r>
+        <w:rPr>
+          <w:rFonts w:ascii="Times New Roman" w:hAnsi="Times New Roman"/>
+          <w:b w:val="0"/>
+          <w:sz w:val="24"/>
+        </w:rPr>
+        <w:t>It is a primary object of the present invention to provide an access control system wherein the verification cost or risk imposed on a requesting entity is a nonlinear increasing function of its measured drift from a trusted operational center, thereby creating a geometric enforcement barrier that makes adversarial operation increasingly costly as the entity moves away from trusted behavior.</w:t>
       </w:r>
     </w:p>
     <w:p>
       <w:pPr>
         <w:spacing w:before="0" w:after="120" w:line="360" w:lineRule="exact"/>
-        <w:ind w:firstLine="720"/>
-      </w:pPr>
+        <w:ind w:firstLine="0"/>
+      </w:pPr>
+      <w:r>
+        <w:rPr>
+          <w:rFonts w:ascii="Times New Roman" w:hAnsi="Times New Roman"/>
+          <w:b/>
+          <w:sz w:val="24"/>
+        </w:rPr>
+        <w:t xml:space="preserve">[0010]    </w:t>
+      </w:r>
       <w:r>
         <w:rPr>
           <w:rFonts w:ascii="Times New Roman" w:hAnsi="Times New Roman"/>
@@ -226,22 +306,38 @@
     <w:p>
       <w:pPr>
         <w:spacing w:before="0" w:after="120" w:line="360" w:lineRule="exact"/>
-        <w:ind w:firstLine="720"/>
-      </w:pPr>
-      <w:r>
-        <w:rPr>
-          <w:rFonts w:ascii="Times New Roman" w:hAnsi="Times New Roman"/>
-          <w:b w:val="0"/>
-          <w:sz w:val="24"/>
-        </w:rPr>
-        <w:t>It is a further object to provide a cryptographic identity container that implements deferred authorization through a conjunction of five predicates -- tongue membership, geometric ring position, monotone descent path history, quorum approval, and AEAD cryptographic verification -- wherein failure of any predicate produces cryptographically random output of identical length to a successful decryption, rendering the failure mode indistinguishable from success to an external observer.</w:t>
+        <w:ind w:firstLine="0"/>
+      </w:pPr>
+      <w:r>
+        <w:rPr>
+          <w:rFonts w:ascii="Times New Roman" w:hAnsi="Times New Roman"/>
+          <w:b/>
+          <w:sz w:val="24"/>
+        </w:rPr>
+        <w:t xml:space="preserve">[0011]    </w:t>
+      </w:r>
+      <w:r>
+        <w:rPr>
+          <w:rFonts w:ascii="Times New Roman" w:hAnsi="Times New Roman"/>
+          <w:b w:val="0"/>
+          <w:sz w:val="24"/>
+        </w:rPr>
+        <w:t>It is a further object to provide a cryptographic identity container that implements deferred authorization through a plurality of predicates -- including semantic, geometric, path-history, quorum, or AEAD cryptographic verification predicates -- wherein failure of any predicate may produce noise or pseudorandom-looking output of identical length to a successful decryption.</w:t>
       </w:r>
     </w:p>
     <w:p>
       <w:pPr>
         <w:spacing w:before="0" w:after="120" w:line="360" w:lineRule="exact"/>
-        <w:ind w:firstLine="720"/>
-      </w:pPr>
+        <w:ind w:firstLine="0"/>
+      </w:pPr>
+      <w:r>
+        <w:rPr>
+          <w:rFonts w:ascii="Times New Roman" w:hAnsi="Times New Roman"/>
+          <w:b/>
+          <w:sz w:val="24"/>
+        </w:rPr>
+        <w:t xml:space="preserve">[0012]    </w:t>
+      </w:r>
       <w:r>
         <w:rPr>
           <w:rFonts w:ascii="Times New Roman" w:hAnsi="Times New Roman"/>
@@ -254,8 +350,16 @@
     <w:p>
       <w:pPr>
         <w:spacing w:before="0" w:after="120" w:line="360" w:lineRule="exact"/>
-        <w:ind w:firstLine="720"/>
-      </w:pPr>
+        <w:ind w:firstLine="0"/>
+      </w:pPr>
+      <w:r>
+        <w:rPr>
+          <w:rFonts w:ascii="Times New Roman" w:hAnsi="Times New Roman"/>
+          <w:b/>
+          <w:sz w:val="24"/>
+        </w:rPr>
+        <w:t xml:space="preserve">[0013]    </w:t>
+      </w:r>
       <w:r>
         <w:rPr>
           <w:rFonts w:ascii="Times New Roman" w:hAnsi="Times New Roman"/>
@@ -268,8 +372,16 @@
     <w:p>
       <w:pPr>
         <w:spacing w:before="0" w:after="120" w:line="360" w:lineRule="exact"/>
-        <w:ind w:firstLine="720"/>
-      </w:pPr>
+        <w:ind w:firstLine="0"/>
+      </w:pPr>
+      <w:r>
+        <w:rPr>
+          <w:rFonts w:ascii="Times New Roman" w:hAnsi="Times New Roman"/>
+          <w:b/>
+          <w:sz w:val="24"/>
+        </w:rPr>
+        <w:t xml:space="preserve">[0014]    </w:t>
+      </w:r>
       <w:r>
         <w:rPr>
           <w:rFonts w:ascii="Times New Roman" w:hAnsi="Times New Roman"/>
@@ -296,22 +408,38 @@
     <w:p>
       <w:pPr>
         <w:spacing w:before="0" w:after="120" w:line="360" w:lineRule="exact"/>
-        <w:ind w:firstLine="720"/>
-      </w:pPr>
-      <w:r>
-        <w:rPr>
-          <w:rFonts w:ascii="Times New Roman" w:hAnsi="Times New Roman"/>
-          <w:b w:val="0"/>
-          <w:sz w:val="24"/>
-        </w:rPr>
-        <w:t>The present invention provides a computer-implemented system and method for governing execution of computational actions in artificial-intelligence and agentic systems. The system embeds input actions into a Poincare ball model of bounded hyperbolic space, measures hyperbolic distance from a session-adaptive centroid representing prior authorized behavior, and applies a nonlinear governance cost function that makes adversarial deviations computationally prohibitive. A four-tier decision gate routes proposed actions to allow, review, quarantine, or deny outcomes.</w:t>
+        <w:ind w:firstLine="0"/>
+      </w:pPr>
+      <w:r>
+        <w:rPr>
+          <w:rFonts w:ascii="Times New Roman" w:hAnsi="Times New Roman"/>
+          <w:b/>
+          <w:sz w:val="24"/>
+        </w:rPr>
+        <w:t xml:space="preserve">[0015]    </w:t>
+      </w:r>
+      <w:r>
+        <w:rPr>
+          <w:rFonts w:ascii="Times New Roman" w:hAnsi="Times New Roman"/>
+          <w:b w:val="0"/>
+          <w:sz w:val="24"/>
+        </w:rPr>
+        <w:t>The present invention provides a computer-implemented system and method for governing execution of computational actions in artificial-intelligence and agentic systems. The system embeds input actions into a Poincare ball model of bounded hyperbolic space, measures hyperbolic distance from a session-adaptive centroid representing prior authorized behavior, and applies a nonlinear governance cost function that increases governance severity as measured deviation increases. A four-tier decision gate routes proposed actions to allow, review, quarantine, or deny outcomes.</w:t>
       </w:r>
     </w:p>
     <w:p>
       <w:pPr>
         <w:spacing w:before="0" w:after="120" w:line="360" w:lineRule="exact"/>
-        <w:ind w:firstLine="720"/>
-      </w:pPr>
+        <w:ind w:firstLine="0"/>
+      </w:pPr>
+      <w:r>
+        <w:rPr>
+          <w:rFonts w:ascii="Times New Roman" w:hAnsi="Times New Roman"/>
+          <w:b/>
+          <w:sz w:val="24"/>
+        </w:rPr>
+        <w:t xml:space="preserve">[0016]    </w:t>
+      </w:r>
       <w:r>
         <w:rPr>
           <w:rFonts w:ascii="Times New Roman" w:hAnsi="Times New Roman"/>
@@ -324,8 +452,16 @@
     <w:p>
       <w:pPr>
         <w:spacing w:before="0" w:after="120" w:line="360" w:lineRule="exact"/>
-        <w:ind w:firstLine="720"/>
-      </w:pPr>
+        <w:ind w:firstLine="0"/>
+      </w:pPr>
+      <w:r>
+        <w:rPr>
+          <w:rFonts w:ascii="Times New Roman" w:hAnsi="Times New Roman"/>
+          <w:b/>
+          <w:sz w:val="24"/>
+        </w:rPr>
+        <w:t xml:space="preserve">[0017]    </w:t>
+      </w:r>
       <w:r>
         <w:rPr>
           <w:rFonts w:ascii="Times New Roman" w:hAnsi="Times New Roman"/>
@@ -338,8 +474,16 @@
     <w:p>
       <w:pPr>
         <w:spacing w:before="0" w:after="120" w:line="360" w:lineRule="exact"/>
-        <w:ind w:firstLine="720"/>
-      </w:pPr>
+        <w:ind w:firstLine="0"/>
+      </w:pPr>
+      <w:r>
+        <w:rPr>
+          <w:rFonts w:ascii="Times New Roman" w:hAnsi="Times New Roman"/>
+          <w:b/>
+          <w:sz w:val="24"/>
+        </w:rPr>
+        <w:t xml:space="preserve">[0018]    </w:t>
+      </w:r>
       <w:r>
         <w:rPr>
           <w:rFonts w:ascii="Times New Roman" w:hAnsi="Times New Roman"/>
@@ -352,15 +496,23 @@
     <w:p>
       <w:pPr>
         <w:spacing w:before="0" w:after="120" w:line="360" w:lineRule="exact"/>
-        <w:ind w:firstLine="720"/>
-      </w:pPr>
-      <w:r>
-        <w:rPr>
-          <w:rFonts w:ascii="Times New Roman" w:hAnsi="Times New Roman"/>
-          <w:b w:val="0"/>
-          <w:sz w:val="24"/>
-        </w:rPr>
-        <w:t>Preferred embodiments include: session-adaptive centroid accumulation; a multi-layer pre-filter stack ordered cheapest-reject-first; a fail-to-noise response returning deterministic pseudorandom output indistinguishable from valid output upon denial; durable state persistence and rollback across process restarts; quarantine non-error containment that restricts tool access and execution resources without terminating the session; post-quantum decision receipts signed under ML-DSA-65 and encapsulated under ML-KEM-768; six-axis semantic weighting using golden-ratio-scaled tongue weights; and physics-based task coordination for multi-agent governance.</w:t>
+        <w:ind w:firstLine="0"/>
+      </w:pPr>
+      <w:r>
+        <w:rPr>
+          <w:rFonts w:ascii="Times New Roman" w:hAnsi="Times New Roman"/>
+          <w:b/>
+          <w:sz w:val="24"/>
+        </w:rPr>
+        <w:t xml:space="preserve">[0019]    </w:t>
+      </w:r>
+      <w:r>
+        <w:rPr>
+          <w:rFonts w:ascii="Times New Roman" w:hAnsi="Times New Roman"/>
+          <w:b w:val="0"/>
+          <w:sz w:val="24"/>
+        </w:rPr>
+        <w:t>Preferred embodiments include: session-adaptive centroid accumulation; a multi-layer pre-filter stack ordered cheapest-reject-first; a fail-to-noise response returning deterministic pseudorandom-looking audit output upon denial; durable state persistence and rollback across process restarts; quarantine non-error containment that restricts tool access and execution resources without terminating the session; post-quantum decision receipts signed under ML-DSA-65 and encapsulated under ML-KEM-768; six-axis semantic weighting using golden-ratio-scaled tongue weights; and physics-based task coordination for multi-agent governance.</w:t>
       </w:r>
     </w:p>
     <w:p>
@@ -380,8 +532,16 @@
     <w:p>
       <w:pPr>
         <w:spacing w:before="60" w:after="60" w:line="360" w:lineRule="exact"/>
-        <w:ind w:left="0"/>
-      </w:pPr>
+        <w:ind w:left="0" w:firstLine="0"/>
+      </w:pPr>
+      <w:r>
+        <w:rPr>
+          <w:rFonts w:ascii="Times New Roman" w:hAnsi="Times New Roman"/>
+          <w:b/>
+          <w:sz w:val="24"/>
+        </w:rPr>
+        <w:t xml:space="preserve">[0020]    </w:t>
+      </w:r>
       <w:r>
         <w:rPr>
           <w:rFonts w:ascii="Times New Roman" w:hAnsi="Times New Roman"/>
@@ -402,8 +562,16 @@
     <w:p>
       <w:pPr>
         <w:spacing w:before="60" w:after="60" w:line="360" w:lineRule="exact"/>
-        <w:ind w:left="0"/>
-      </w:pPr>
+        <w:ind w:left="0" w:firstLine="0"/>
+      </w:pPr>
+      <w:r>
+        <w:rPr>
+          <w:rFonts w:ascii="Times New Roman" w:hAnsi="Times New Roman"/>
+          <w:b/>
+          <w:sz w:val="24"/>
+        </w:rPr>
+        <w:t xml:space="preserve">[0021]    </w:t>
+      </w:r>
       <w:r>
         <w:rPr>
           <w:rFonts w:ascii="Times New Roman" w:hAnsi="Times New Roman"/>
@@ -418,14 +586,22 @@
           <w:b w:val="0"/>
           <w:sz w:val="24"/>
         </w:rPr>
-        <w:t>Harmonic wall cost function H(d,R) = R^(d^2) plotted on a log scale as verification cost versus hyperbolic distance d for base R = e, showing superexponential growth with the critical 128-bit security threshold at d_crit approximately equals 9.42.</w:t>
+        <w:t>Alternative harmonic cost functions plotted against measured drift, including H(d,R) = R^(d^2), a bounded reciprocal score 1/(1+d+2*pd), and a clamped RuntimeGate cost pi^(phi*min(d*,d_max)).</w:t>
       </w:r>
     </w:p>
     <w:p>
       <w:pPr>
         <w:spacing w:before="60" w:after="60" w:line="360" w:lineRule="exact"/>
-        <w:ind w:left="0"/>
-      </w:pPr>
+        <w:ind w:left="0" w:firstLine="0"/>
+      </w:pPr>
+      <w:r>
+        <w:rPr>
+          <w:rFonts w:ascii="Times New Roman" w:hAnsi="Times New Roman"/>
+          <w:b/>
+          <w:sz w:val="24"/>
+        </w:rPr>
+        <w:t xml:space="preserve">[0022]    </w:t>
+      </w:r>
       <w:r>
         <w:rPr>
           <w:rFonts w:ascii="Times New Roman" w:hAnsi="Times New Roman"/>
@@ -446,8 +622,16 @@
     <w:p>
       <w:pPr>
         <w:spacing w:before="60" w:after="60" w:line="360" w:lineRule="exact"/>
-        <w:ind w:left="0"/>
-      </w:pPr>
+        <w:ind w:left="0" w:firstLine="0"/>
+      </w:pPr>
+      <w:r>
+        <w:rPr>
+          <w:rFonts w:ascii="Times New Roman" w:hAnsi="Times New Roman"/>
+          <w:b/>
+          <w:sz w:val="24"/>
+        </w:rPr>
+        <w:t xml:space="preserve">[0023]    </w:t>
+      </w:r>
       <w:r>
         <w:rPr>
           <w:rFonts w:ascii="Times New Roman" w:hAnsi="Times New Roman"/>
@@ -468,8 +652,16 @@
     <w:p>
       <w:pPr>
         <w:spacing w:before="60" w:after="60" w:line="360" w:lineRule="exact"/>
-        <w:ind w:left="0"/>
-      </w:pPr>
+        <w:ind w:left="0" w:firstLine="0"/>
+      </w:pPr>
+      <w:r>
+        <w:rPr>
+          <w:rFonts w:ascii="Times New Roman" w:hAnsi="Times New Roman"/>
+          <w:b/>
+          <w:sz w:val="24"/>
+        </w:rPr>
+        <w:t xml:space="preserve">[0024]    </w:t>
+      </w:r>
       <w:r>
         <w:rPr>
           <w:rFonts w:ascii="Times New Roman" w:hAnsi="Times New Roman"/>
@@ -484,14 +676,22 @@
           <w:b w:val="0"/>
           <w:sz w:val="24"/>
         </w:rPr>
-        <w:t>Sacred Egg five-predicate deferred authorization flowchart showing the conjunction P_tongue AND P_geo AND P_path AND P_quorum AND P_crypto, wherein failure of any predicate branches to a fail-to-noise output indistinguishable from a successful decryption output.</w:t>
+        <w:t>Sacred Egg five-predicate deferred authorization flowchart showing the conjunction P_tongue AND P_geo AND P_path AND P_quorum AND P_crypto, wherein failure of any predicate branches to a fail-to-noise or pseudorandom-looking audit output.</w:t>
       </w:r>
     </w:p>
     <w:p>
       <w:pPr>
         <w:spacing w:before="60" w:after="60" w:line="360" w:lineRule="exact"/>
-        <w:ind w:left="0"/>
-      </w:pPr>
+        <w:ind w:left="0" w:firstLine="0"/>
+      </w:pPr>
+      <w:r>
+        <w:rPr>
+          <w:rFonts w:ascii="Times New Roman" w:hAnsi="Times New Roman"/>
+          <w:b/>
+          <w:sz w:val="24"/>
+        </w:rPr>
+        <w:t xml:space="preserve">[0025]    </w:t>
+      </w:r>
       <w:r>
         <w:rPr>
           <w:rFonts w:ascii="Times New Roman" w:hAnsi="Times New Roman"/>
@@ -512,8 +712,16 @@
     <w:p>
       <w:pPr>
         <w:spacing w:before="60" w:after="60" w:line="360" w:lineRule="exact"/>
-        <w:ind w:left="0"/>
-      </w:pPr>
+        <w:ind w:left="0" w:firstLine="0"/>
+      </w:pPr>
+      <w:r>
+        <w:rPr>
+          <w:rFonts w:ascii="Times New Roman" w:hAnsi="Times New Roman"/>
+          <w:b/>
+          <w:sz w:val="24"/>
+        </w:rPr>
+        <w:t xml:space="preserve">[0026]    </w:t>
+      </w:r>
       <w:r>
         <w:rPr>
           <w:rFonts w:ascii="Times New Roman" w:hAnsi="Times New Roman"/>
@@ -534,8 +742,16 @@
     <w:p>
       <w:pPr>
         <w:spacing w:before="60" w:after="60" w:line="360" w:lineRule="exact"/>
-        <w:ind w:left="0"/>
-      </w:pPr>
+        <w:ind w:left="0" w:firstLine="0"/>
+      </w:pPr>
+      <w:r>
+        <w:rPr>
+          <w:rFonts w:ascii="Times New Roman" w:hAnsi="Times New Roman"/>
+          <w:b/>
+          <w:sz w:val="24"/>
+        </w:rPr>
+        <w:t xml:space="preserve">[0027]    </w:t>
+      </w:r>
       <w:r>
         <w:rPr>
           <w:rFonts w:ascii="Times New Roman" w:hAnsi="Times New Roman"/>
@@ -556,8 +772,16 @@
     <w:p>
       <w:pPr>
         <w:spacing w:before="60" w:after="60" w:line="360" w:lineRule="exact"/>
-        <w:ind w:left="0"/>
-      </w:pPr>
+        <w:ind w:left="0" w:firstLine="0"/>
+      </w:pPr>
+      <w:r>
+        <w:rPr>
+          <w:rFonts w:ascii="Times New Roman" w:hAnsi="Times New Roman"/>
+          <w:b/>
+          <w:sz w:val="24"/>
+        </w:rPr>
+        <w:t xml:space="preserve">[0028]    </w:t>
+      </w:r>
       <w:r>
         <w:rPr>
           <w:rFonts w:ascii="Times New Roman" w:hAnsi="Times New Roman"/>
@@ -592,8 +816,16 @@
     <w:p>
       <w:pPr>
         <w:spacing w:before="0" w:after="120" w:line="360" w:lineRule="exact"/>
-        <w:ind w:firstLine="720"/>
-      </w:pPr>
+        <w:ind w:firstLine="0"/>
+      </w:pPr>
+      <w:r>
+        <w:rPr>
+          <w:rFonts w:ascii="Times New Roman" w:hAnsi="Times New Roman"/>
+          <w:b/>
+          <w:sz w:val="24"/>
+        </w:rPr>
+        <w:t xml:space="preserve">[0029]    </w:t>
+      </w:r>
       <w:r>
         <w:rPr>
           <w:rFonts w:ascii="Times New Roman" w:hAnsi="Times New Roman"/>
@@ -619,8 +851,16 @@
     <w:p>
       <w:pPr>
         <w:spacing w:before="0" w:after="120" w:line="360" w:lineRule="exact"/>
-        <w:ind w:firstLine="720"/>
-      </w:pPr>
+        <w:ind w:firstLine="0"/>
+      </w:pPr>
+      <w:r>
+        <w:rPr>
+          <w:rFonts w:ascii="Times New Roman" w:hAnsi="Times New Roman"/>
+          <w:b/>
+          <w:sz w:val="24"/>
+        </w:rPr>
+        <w:t xml:space="preserve">[0030]    </w:t>
+      </w:r>
       <w:r>
         <w:rPr>
           <w:rFonts w:ascii="Times New Roman" w:hAnsi="Times New Roman"/>
@@ -633,8 +873,16 @@
     <w:p>
       <w:pPr>
         <w:spacing w:before="0" w:after="120" w:line="360" w:lineRule="exact"/>
-        <w:ind w:firstLine="720"/>
-      </w:pPr>
+        <w:ind w:firstLine="0"/>
+      </w:pPr>
+      <w:r>
+        <w:rPr>
+          <w:rFonts w:ascii="Times New Roman" w:hAnsi="Times New Roman"/>
+          <w:b/>
+          <w:sz w:val="24"/>
+        </w:rPr>
+        <w:t xml:space="preserve">[0031]    </w:t>
+      </w:r>
       <w:r>
         <w:rPr>
           <w:rFonts w:ascii="Times New Roman" w:hAnsi="Times New Roman"/>
@@ -647,22 +895,38 @@
     <w:p>
       <w:pPr>
         <w:spacing w:before="0" w:after="120" w:line="360" w:lineRule="exact"/>
-        <w:ind w:firstLine="720"/>
-      </w:pPr>
-      <w:r>
-        <w:rPr>
-          <w:rFonts w:ascii="Times New Roman" w:hAnsi="Times New Roman"/>
-          <w:b w:val="0"/>
-          <w:sz w:val="24"/>
-        </w:rPr>
-        <w:t>"Hyperbolic Distance": The distance function d_H(u, v) = arcosh(1 + 2||u-v||^2 / ((1-||u||^2)(1-||v||^2))) defined on the Poincare ball, which is the unique distance function satisfying the axioms of hyperbolic geometry in this model. This distance is a mathematical invariant -- it is determined by the metric tensor and cannot be circumvented or approximated by adversarial means.</w:t>
+        <w:ind w:firstLine="0"/>
+      </w:pPr>
+      <w:r>
+        <w:rPr>
+          <w:rFonts w:ascii="Times New Roman" w:hAnsi="Times New Roman"/>
+          <w:b/>
+          <w:sz w:val="24"/>
+        </w:rPr>
+        <w:t xml:space="preserve">[0032]    </w:t>
+      </w:r>
+      <w:r>
+        <w:rPr>
+          <w:rFonts w:ascii="Times New Roman" w:hAnsi="Times New Roman"/>
+          <w:b w:val="0"/>
+          <w:sz w:val="24"/>
+        </w:rPr>
+        <w:t>"Hyperbolic Distance": The distance function d_H(u, v) = arcosh(1 + 2||u-v||^2 / ((1-||u||^2)(1-||v||^2))) defined on the Poincare ball, which is the distance function satisfying the axioms of hyperbolic geometry in this model. This distance is a mathematical invariant determined by the metric tensor and is not changed by the coordinate representation selected for the request.</w:t>
       </w:r>
     </w:p>
     <w:p>
       <w:pPr>
         <w:spacing w:before="0" w:after="120" w:line="360" w:lineRule="exact"/>
-        <w:ind w:firstLine="720"/>
-      </w:pPr>
+        <w:ind w:firstLine="0"/>
+      </w:pPr>
+      <w:r>
+        <w:rPr>
+          <w:rFonts w:ascii="Times New Roman" w:hAnsi="Times New Roman"/>
+          <w:b/>
+          <w:sz w:val="24"/>
+        </w:rPr>
+        <w:t xml:space="preserve">[0033]    </w:t>
+      </w:r>
       <w:r>
         <w:rPr>
           <w:rFonts w:ascii="Times New Roman" w:hAnsi="Times New Roman"/>
@@ -675,8 +939,16 @@
     <w:p>
       <w:pPr>
         <w:spacing w:before="0" w:after="120" w:line="360" w:lineRule="exact"/>
-        <w:ind w:firstLine="720"/>
-      </w:pPr>
+        <w:ind w:firstLine="0"/>
+      </w:pPr>
+      <w:r>
+        <w:rPr>
+          <w:rFonts w:ascii="Times New Roman" w:hAnsi="Times New Roman"/>
+          <w:b/>
+          <w:sz w:val="24"/>
+        </w:rPr>
+        <w:t xml:space="preserve">[0034]    </w:t>
+      </w:r>
       <w:r>
         <w:rPr>
           <w:rFonts w:ascii="Times New Roman" w:hAnsi="Times New Roman"/>
@@ -689,8 +961,16 @@
     <w:p>
       <w:pPr>
         <w:spacing w:before="0" w:after="120" w:line="360" w:lineRule="exact"/>
-        <w:ind w:firstLine="720"/>
-      </w:pPr>
+        <w:ind w:firstLine="0"/>
+      </w:pPr>
+      <w:r>
+        <w:rPr>
+          <w:rFonts w:ascii="Times New Roman" w:hAnsi="Times New Roman"/>
+          <w:b/>
+          <w:sz w:val="24"/>
+        </w:rPr>
+        <w:t xml:space="preserve">[0035]    </w:t>
+      </w:r>
       <w:r>
         <w:rPr>
           <w:rFonts w:ascii="Times New Roman" w:hAnsi="Times New Roman"/>
@@ -703,8 +983,16 @@
     <w:p>
       <w:pPr>
         <w:spacing w:before="0" w:after="120" w:line="360" w:lineRule="exact"/>
-        <w:ind w:firstLine="720"/>
-      </w:pPr>
+        <w:ind w:firstLine="0"/>
+      </w:pPr>
+      <w:r>
+        <w:rPr>
+          <w:rFonts w:ascii="Times New Roman" w:hAnsi="Times New Roman"/>
+          <w:b/>
+          <w:sz w:val="24"/>
+        </w:rPr>
+        <w:t xml:space="preserve">[0036]    </w:t>
+      </w:r>
       <w:r>
         <w:rPr>
           <w:rFonts w:ascii="Times New Roman" w:hAnsi="Times New Roman"/>
@@ -717,8 +1005,16 @@
     <w:p>
       <w:pPr>
         <w:spacing w:before="0" w:after="120" w:line="360" w:lineRule="exact"/>
-        <w:ind w:firstLine="720"/>
-      </w:pPr>
+        <w:ind w:firstLine="0"/>
+      </w:pPr>
+      <w:r>
+        <w:rPr>
+          <w:rFonts w:ascii="Times New Roman" w:hAnsi="Times New Roman"/>
+          <w:b/>
+          <w:sz w:val="24"/>
+        </w:rPr>
+        <w:t xml:space="preserve">[0037]    </w:t>
+      </w:r>
       <w:r>
         <w:rPr>
           <w:rFonts w:ascii="Times New Roman" w:hAnsi="Times New Roman"/>
@@ -731,8 +1027,16 @@
     <w:p>
       <w:pPr>
         <w:spacing w:before="0" w:after="120" w:line="360" w:lineRule="exact"/>
-        <w:ind w:firstLine="720"/>
-      </w:pPr>
+        <w:ind w:firstLine="0"/>
+      </w:pPr>
+      <w:r>
+        <w:rPr>
+          <w:rFonts w:ascii="Times New Roman" w:hAnsi="Times New Roman"/>
+          <w:b/>
+          <w:sz w:val="24"/>
+        </w:rPr>
+        <w:t xml:space="preserve">[0038]    </w:t>
+      </w:r>
       <w:r>
         <w:rPr>
           <w:rFonts w:ascii="Times New Roman" w:hAnsi="Times New Roman"/>
@@ -745,36 +1049,60 @@
     <w:p>
       <w:pPr>
         <w:spacing w:before="0" w:after="120" w:line="360" w:lineRule="exact"/>
-        <w:ind w:firstLine="720"/>
-      </w:pPr>
-      <w:r>
-        <w:rPr>
-          <w:rFonts w:ascii="Times New Roman" w:hAnsi="Times New Roman"/>
-          <w:b w:val="0"/>
-          <w:sz w:val="24"/>
-        </w:rPr>
-        <w:t>"Fail-to-Noise": The security property that any authorization failure produces output that is computationally indistinguishable from a successful authorization output. Specifically, upon failure of any predicate during Sacred Egg hatching, the system generates cryptographically random bytes of identical length to the true plaintext, using crypto.getRandomValues() or equivalent CSPRNG.</w:t>
+        <w:ind w:firstLine="0"/>
+      </w:pPr>
+      <w:r>
+        <w:rPr>
+          <w:rFonts w:ascii="Times New Roman" w:hAnsi="Times New Roman"/>
+          <w:b/>
+          <w:sz w:val="24"/>
+        </w:rPr>
+        <w:t xml:space="preserve">[0039]    </w:t>
+      </w:r>
+      <w:r>
+        <w:rPr>
+          <w:rFonts w:ascii="Times New Roman" w:hAnsi="Times New Roman"/>
+          <w:b w:val="0"/>
+          <w:sz w:val="24"/>
+        </w:rPr>
+        <w:t>"Fail-to-Noise": A failure-handling property in which an authorization failure returns a noise or pseudorandom-looking output rather than a structured error message. In some embodiments the noise is deterministic and audit-reproducible from a content hash; in other embodiments the noise is generated by a keyed or cryptographic random generator.</w:t>
       </w:r>
     </w:p>
     <w:p>
       <w:pPr>
         <w:spacing w:before="0" w:after="120" w:line="360" w:lineRule="exact"/>
-        <w:ind w:firstLine="720"/>
-      </w:pPr>
-      <w:r>
-        <w:rPr>
-          <w:rFonts w:ascii="Times New Roman" w:hAnsi="Times New Roman"/>
-          <w:b w:val="0"/>
-          <w:sz w:val="24"/>
-        </w:rPr>
-        <w:t>"Harmonic Wall" or "Harmonic Scaling": The superexponential cost function H(d, R) = R^(d^2) where d is the hyperbolic distance from a trusted center and R &gt; 1 is the base parameter. This function creates a "vertical wall" effect: the cost is modest for small d (H(1) = 2.72 for R = e) but becomes computationally infeasible for large d (H(5) = 7.2 x 10^10 for R = e), with the critical 128-bit security threshold at d_crit = sqrt(128 * ln(2)) approximately equals 9.42.</w:t>
+        <w:ind w:firstLine="0"/>
+      </w:pPr>
+      <w:r>
+        <w:rPr>
+          <w:rFonts w:ascii="Times New Roman" w:hAnsi="Times New Roman"/>
+          <w:b/>
+          <w:sz w:val="24"/>
+        </w:rPr>
+        <w:t xml:space="preserve">[0040]    </w:t>
+      </w:r>
+      <w:r>
+        <w:rPr>
+          <w:rFonts w:ascii="Times New Roman" w:hAnsi="Times New Roman"/>
+          <w:b w:val="0"/>
+          <w:sz w:val="24"/>
+        </w:rPr>
+        <w:t>"Harmonic Wall" or "Harmonic Scaling": A nonlinear cost or score function that maps measured drift to governance risk or safety score. Embodiments include H(d, R) = R^(d^2) where R &gt; 1, a bounded reciprocal safety score H = 1/(1+d+2pd), and a clamped RuntimeGate cost C = pi^(phimin(d*, d_max)). The selected embodiment depends on runtime stability, auditability, and numerical constraints.</w:t>
       </w:r>
     </w:p>
     <w:p>
       <w:pPr>
         <w:spacing w:before="0" w:after="120" w:line="360" w:lineRule="exact"/>
-        <w:ind w:firstLine="720"/>
-      </w:pPr>
+        <w:ind w:firstLine="0"/>
+      </w:pPr>
+      <w:r>
+        <w:rPr>
+          <w:rFonts w:ascii="Times New Roman" w:hAnsi="Times New Roman"/>
+          <w:b/>
+          <w:sz w:val="24"/>
+        </w:rPr>
+        <w:t xml:space="preserve">[0041]    </w:t>
+      </w:r>
       <w:r>
         <w:rPr>
           <w:rFonts w:ascii="Times New Roman" w:hAnsi="Times New Roman"/>
@@ -787,8 +1115,16 @@
     <w:p>
       <w:pPr>
         <w:spacing w:before="0" w:after="120" w:line="360" w:lineRule="exact"/>
-        <w:ind w:firstLine="720"/>
-      </w:pPr>
+        <w:ind w:firstLine="0"/>
+      </w:pPr>
+      <w:r>
+        <w:rPr>
+          <w:rFonts w:ascii="Times New Roman" w:hAnsi="Times New Roman"/>
+          <w:b/>
+          <w:sz w:val="24"/>
+        </w:rPr>
+        <w:t xml:space="preserve">[0042]    </w:t>
+      </w:r>
       <w:r>
         <w:rPr>
           <w:rFonts w:ascii="Times New Roman" w:hAnsi="Times New Roman"/>
@@ -801,8 +1137,16 @@
     <w:p>
       <w:pPr>
         <w:spacing w:before="0" w:after="120" w:line="360" w:lineRule="exact"/>
-        <w:ind w:firstLine="720"/>
-      </w:pPr>
+        <w:ind w:firstLine="0"/>
+      </w:pPr>
+      <w:r>
+        <w:rPr>
+          <w:rFonts w:ascii="Times New Roman" w:hAnsi="Times New Roman"/>
+          <w:b/>
+          <w:sz w:val="24"/>
+        </w:rPr>
+        <w:t xml:space="preserve">[0043]    </w:t>
+      </w:r>
       <w:r>
         <w:rPr>
           <w:rFonts w:ascii="Times New Roman" w:hAnsi="Times New Roman"/>
@@ -815,8 +1159,16 @@
     <w:p>
       <w:pPr>
         <w:spacing w:before="0" w:after="120" w:line="360" w:lineRule="exact"/>
-        <w:ind w:firstLine="720"/>
-      </w:pPr>
+        <w:ind w:firstLine="0"/>
+      </w:pPr>
+      <w:r>
+        <w:rPr>
+          <w:rFonts w:ascii="Times New Roman" w:hAnsi="Times New Roman"/>
+          <w:b/>
+          <w:sz w:val="24"/>
+        </w:rPr>
+        <w:t xml:space="preserve">[0044]    </w:t>
+      </w:r>
       <w:r>
         <w:rPr>
           <w:rFonts w:ascii="Times New Roman" w:hAnsi="Times New Roman"/>
@@ -829,8 +1181,16 @@
     <w:p>
       <w:pPr>
         <w:spacing w:before="0" w:after="120" w:line="360" w:lineRule="exact"/>
-        <w:ind w:firstLine="720"/>
-      </w:pPr>
+        <w:ind w:firstLine="0"/>
+      </w:pPr>
+      <w:r>
+        <w:rPr>
+          <w:rFonts w:ascii="Times New Roman" w:hAnsi="Times New Roman"/>
+          <w:b/>
+          <w:sz w:val="24"/>
+        </w:rPr>
+        <w:t xml:space="preserve">[0045]    </w:t>
+      </w:r>
       <w:r>
         <w:rPr>
           <w:rFonts w:ascii="Times New Roman" w:hAnsi="Times New Roman"/>
@@ -856,8 +1216,16 @@
     <w:p>
       <w:pPr>
         <w:spacing w:before="0" w:after="120" w:line="360" w:lineRule="exact"/>
-        <w:ind w:firstLine="720"/>
-      </w:pPr>
+        <w:ind w:firstLine="0"/>
+      </w:pPr>
+      <w:r>
+        <w:rPr>
+          <w:rFonts w:ascii="Times New Roman" w:hAnsi="Times New Roman"/>
+          <w:b/>
+          <w:sz w:val="24"/>
+        </w:rPr>
+        <w:t xml:space="preserve">[0046]    </w:t>
+      </w:r>
       <w:r>
         <w:rPr>
           <w:rFonts w:ascii="Times New Roman" w:hAnsi="Times New Roman"/>
@@ -870,8 +1238,16 @@
     <w:p>
       <w:pPr>
         <w:spacing w:before="0" w:after="120" w:line="360" w:lineRule="exact"/>
-        <w:ind w:firstLine="720"/>
-      </w:pPr>
+        <w:ind w:firstLine="0"/>
+      </w:pPr>
+      <w:r>
+        <w:rPr>
+          <w:rFonts w:ascii="Times New Roman" w:hAnsi="Times New Roman"/>
+          <w:b/>
+          <w:sz w:val="24"/>
+        </w:rPr>
+        <w:t xml:space="preserve">[0047]    </w:t>
+      </w:r>
       <w:r>
         <w:rPr>
           <w:rFonts w:ascii="Times New Roman" w:hAnsi="Times New Roman"/>
@@ -884,8 +1260,16 @@
     <w:p>
       <w:pPr>
         <w:spacing w:before="0" w:after="120" w:line="360" w:lineRule="exact"/>
-        <w:ind w:firstLine="720"/>
-      </w:pPr>
+        <w:ind w:firstLine="0"/>
+      </w:pPr>
+      <w:r>
+        <w:rPr>
+          <w:rFonts w:ascii="Times New Roman" w:hAnsi="Times New Roman"/>
+          <w:b/>
+          <w:sz w:val="24"/>
+        </w:rPr>
+        <w:t xml:space="preserve">[0048]    </w:t>
+      </w:r>
       <w:r>
         <w:rPr>
           <w:rFonts w:ascii="Times New Roman" w:hAnsi="Times New Roman"/>
@@ -898,8 +1282,16 @@
     <w:p>
       <w:pPr>
         <w:spacing w:before="0" w:after="120" w:line="360" w:lineRule="exact"/>
-        <w:ind w:firstLine="720"/>
-      </w:pPr>
+        <w:ind w:firstLine="0"/>
+      </w:pPr>
+      <w:r>
+        <w:rPr>
+          <w:rFonts w:ascii="Times New Roman" w:hAnsi="Times New Roman"/>
+          <w:b/>
+          <w:sz w:val="24"/>
+        </w:rPr>
+        <w:t xml:space="preserve">[0049]    </w:t>
+      </w:r>
       <w:r>
         <w:rPr>
           <w:rFonts w:ascii="Times New Roman" w:hAnsi="Times New Roman"/>
@@ -912,8 +1304,16 @@
     <w:p>
       <w:pPr>
         <w:spacing w:before="0" w:after="120" w:line="360" w:lineRule="exact"/>
-        <w:ind w:firstLine="720"/>
-      </w:pPr>
+        <w:ind w:firstLine="0"/>
+      </w:pPr>
+      <w:r>
+        <w:rPr>
+          <w:rFonts w:ascii="Times New Roman" w:hAnsi="Times New Roman"/>
+          <w:b/>
+          <w:sz w:val="24"/>
+        </w:rPr>
+        <w:t xml:space="preserve">[0050]    </w:t>
+      </w:r>
       <w:r>
         <w:rPr>
           <w:rFonts w:ascii="Times New Roman" w:hAnsi="Times New Roman"/>
@@ -926,8 +1326,16 @@
     <w:p>
       <w:pPr>
         <w:spacing w:before="0" w:after="120" w:line="360" w:lineRule="exact"/>
-        <w:ind w:firstLine="720"/>
-      </w:pPr>
+        <w:ind w:firstLine="0"/>
+      </w:pPr>
+      <w:r>
+        <w:rPr>
+          <w:rFonts w:ascii="Times New Roman" w:hAnsi="Times New Roman"/>
+          <w:b/>
+          <w:sz w:val="24"/>
+        </w:rPr>
+        <w:t xml:space="preserve">[0051]    </w:t>
+      </w:r>
       <w:r>
         <w:rPr>
           <w:rFonts w:ascii="Times New Roman" w:hAnsi="Times New Roman"/>
@@ -940,15 +1348,23 @@
     <w:p>
       <w:pPr>
         <w:spacing w:before="0" w:after="120" w:line="360" w:lineRule="exact"/>
-        <w:ind w:firstLine="720"/>
-      </w:pPr>
-      <w:r>
-        <w:rPr>
-          <w:rFonts w:ascii="Times New Roman" w:hAnsi="Times New Roman"/>
-          <w:b w:val="0"/>
-          <w:sz w:val="24"/>
-        </w:rPr>
-        <w:t>Each layer implements one or more of twelve mathematical axioms (A1 through A12) that collectively guarantee the system's security properties. These axioms are additionally mapped to five quantum-mechanical axiom families (Unitarity, Locality, Causality, Symmetry, Composition) for formal verification purposes.</w:t>
+        <w:ind w:firstLine="0"/>
+      </w:pPr>
+      <w:r>
+        <w:rPr>
+          <w:rFonts w:ascii="Times New Roman" w:hAnsi="Times New Roman"/>
+          <w:b/>
+          <w:sz w:val="24"/>
+        </w:rPr>
+        <w:t xml:space="preserve">[0052]    </w:t>
+      </w:r>
+      <w:r>
+        <w:rPr>
+          <w:rFonts w:ascii="Times New Roman" w:hAnsi="Times New Roman"/>
+          <w:b w:val="0"/>
+          <w:sz w:val="24"/>
+        </w:rPr>
+        <w:t>Each layer implements one or more of twelve mathematical axioms (A1 through A12) that collectively define the system's intended security invariants. These axioms are additionally mapped to five quantum-mechanical axiom families (Unitarity, Locality, Causality, Symmetry, Composition) for formal verification purposes.</w:t>
       </w:r>
     </w:p>
     <w:p>
@@ -980,8 +1396,16 @@
     <w:p>
       <w:pPr>
         <w:spacing w:before="0" w:after="120" w:line="360" w:lineRule="exact"/>
-        <w:ind w:firstLine="720"/>
-      </w:pPr>
+        <w:ind w:firstLine="0"/>
+      </w:pPr>
+      <w:r>
+        <w:rPr>
+          <w:rFonts w:ascii="Times New Roman" w:hAnsi="Times New Roman"/>
+          <w:b/>
+          <w:sz w:val="24"/>
+        </w:rPr>
+        <w:t xml:space="preserve">[0053]    </w:t>
+      </w:r>
       <w:r>
         <w:rPr>
           <w:rFonts w:ascii="Times New Roman" w:hAnsi="Times New Roman"/>
@@ -994,8 +1418,16 @@
     <w:p>
       <w:pPr>
         <w:spacing w:before="0" w:after="120" w:line="360" w:lineRule="exact"/>
-        <w:ind w:firstLine="720"/>
-      </w:pPr>
+        <w:ind w:firstLine="0"/>
+      </w:pPr>
+      <w:r>
+        <w:rPr>
+          <w:rFonts w:ascii="Times New Roman" w:hAnsi="Times New Roman"/>
+          <w:b/>
+          <w:sz w:val="24"/>
+        </w:rPr>
+        <w:t xml:space="preserve">[0054]    </w:t>
+      </w:r>
       <w:r>
         <w:rPr>
           <w:rFonts w:ascii="Times New Roman" w:hAnsi="Times New Roman"/>
@@ -1008,8 +1440,16 @@
     <w:p>
       <w:pPr>
         <w:spacing w:before="0" w:after="120" w:line="360" w:lineRule="exact"/>
-        <w:ind w:firstLine="720"/>
-      </w:pPr>
+        <w:ind w:firstLine="0"/>
+      </w:pPr>
+      <w:r>
+        <w:rPr>
+          <w:rFonts w:ascii="Times New Roman" w:hAnsi="Times New Roman"/>
+          <w:b/>
+          <w:sz w:val="24"/>
+        </w:rPr>
+        <w:t xml:space="preserve">[0055]    </w:t>
+      </w:r>
       <w:r>
         <w:rPr>
           <w:rFonts w:ascii="Times New Roman" w:hAnsi="Times New Roman"/>
@@ -1022,8 +1462,16 @@
     <w:p>
       <w:pPr>
         <w:spacing w:before="0" w:after="120" w:line="360" w:lineRule="exact"/>
-        <w:ind w:firstLine="720"/>
-      </w:pPr>
+        <w:ind w:firstLine="0"/>
+      </w:pPr>
+      <w:r>
+        <w:rPr>
+          <w:rFonts w:ascii="Times New Roman" w:hAnsi="Times New Roman"/>
+          <w:b/>
+          <w:sz w:val="24"/>
+        </w:rPr>
+        <w:t xml:space="preserve">[0056]    </w:t>
+      </w:r>
       <w:r>
         <w:rPr>
           <w:rFonts w:ascii="Times New Roman" w:hAnsi="Times New Roman"/>
@@ -1049,8 +1497,16 @@
     <w:p>
       <w:pPr>
         <w:spacing w:before="0" w:after="120" w:line="360" w:lineRule="exact"/>
-        <w:ind w:firstLine="720"/>
-      </w:pPr>
+        <w:ind w:firstLine="0"/>
+      </w:pPr>
+      <w:r>
+        <w:rPr>
+          <w:rFonts w:ascii="Times New Roman" w:hAnsi="Times New Roman"/>
+          <w:b/>
+          <w:sz w:val="24"/>
+        </w:rPr>
+        <w:t xml:space="preserve">[0057]    </w:t>
+      </w:r>
       <w:r>
         <w:rPr>
           <w:rFonts w:ascii="Times New Roman" w:hAnsi="Times New Roman"/>
@@ -1063,8 +1519,16 @@
     <w:p>
       <w:pPr>
         <w:spacing w:before="0" w:after="120" w:line="360" w:lineRule="exact"/>
-        <w:ind w:firstLine="720"/>
-      </w:pPr>
+        <w:ind w:firstLine="0"/>
+      </w:pPr>
+      <w:r>
+        <w:rPr>
+          <w:rFonts w:ascii="Times New Roman" w:hAnsi="Times New Roman"/>
+          <w:b/>
+          <w:sz w:val="24"/>
+        </w:rPr>
+        <w:t xml:space="preserve">[0058]    </w:t>
+      </w:r>
       <w:r>
         <w:rPr>
           <w:rFonts w:ascii="Times New Roman" w:hAnsi="Times New Roman"/>
@@ -1077,8 +1541,16 @@
     <w:p>
       <w:pPr>
         <w:spacing w:before="0" w:after="120" w:line="360" w:lineRule="exact"/>
-        <w:ind w:firstLine="720"/>
-      </w:pPr>
+        <w:ind w:firstLine="0"/>
+      </w:pPr>
+      <w:r>
+        <w:rPr>
+          <w:rFonts w:ascii="Times New Roman" w:hAnsi="Times New Roman"/>
+          <w:b/>
+          <w:sz w:val="24"/>
+        </w:rPr>
+        <w:t xml:space="preserve">[0059]    </w:t>
+      </w:r>
       <w:r>
         <w:rPr>
           <w:rFonts w:ascii="Times New Roman" w:hAnsi="Times New Roman"/>
@@ -1104,8 +1576,16 @@
     <w:p>
       <w:pPr>
         <w:spacing w:before="0" w:after="120" w:line="360" w:lineRule="exact"/>
-        <w:ind w:firstLine="720"/>
-      </w:pPr>
+        <w:ind w:firstLine="0"/>
+      </w:pPr>
+      <w:r>
+        <w:rPr>
+          <w:rFonts w:ascii="Times New Roman" w:hAnsi="Times New Roman"/>
+          <w:b/>
+          <w:sz w:val="24"/>
+        </w:rPr>
+        <w:t xml:space="preserve">[0060]    </w:t>
+      </w:r>
       <w:r>
         <w:rPr>
           <w:rFonts w:ascii="Times New Roman" w:hAnsi="Times New Roman"/>
@@ -1118,8 +1598,16 @@
     <w:p>
       <w:pPr>
         <w:spacing w:before="0" w:after="120" w:line="360" w:lineRule="exact"/>
-        <w:ind w:firstLine="720"/>
-      </w:pPr>
+        <w:ind w:firstLine="0"/>
+      </w:pPr>
+      <w:r>
+        <w:rPr>
+          <w:rFonts w:ascii="Times New Roman" w:hAnsi="Times New Roman"/>
+          <w:b/>
+          <w:sz w:val="24"/>
+        </w:rPr>
+        <w:t xml:space="preserve">[0061]    </w:t>
+      </w:r>
       <w:r>
         <w:rPr>
           <w:rFonts w:ascii="Times New Roman" w:hAnsi="Times New Roman"/>
@@ -1132,8 +1620,16 @@
     <w:p>
       <w:pPr>
         <w:spacing w:before="0" w:after="120" w:line="360" w:lineRule="exact"/>
-        <w:ind w:firstLine="720"/>
-      </w:pPr>
+        <w:ind w:firstLine="0"/>
+      </w:pPr>
+      <w:r>
+        <w:rPr>
+          <w:rFonts w:ascii="Times New Roman" w:hAnsi="Times New Roman"/>
+          <w:b/>
+          <w:sz w:val="24"/>
+        </w:rPr>
+        <w:t xml:space="preserve">[0062]    </w:t>
+      </w:r>
       <w:r>
         <w:rPr>
           <w:rFonts w:ascii="Times New Roman" w:hAnsi="Times New Roman"/>
@@ -1146,8 +1642,16 @@
     <w:p>
       <w:pPr>
         <w:spacing w:before="0" w:after="120" w:line="360" w:lineRule="exact"/>
-        <w:ind w:firstLine="720"/>
-      </w:pPr>
+        <w:ind w:firstLine="0"/>
+      </w:pPr>
+      <w:r>
+        <w:rPr>
+          <w:rFonts w:ascii="Times New Roman" w:hAnsi="Times New Roman"/>
+          <w:b/>
+          <w:sz w:val="24"/>
+        </w:rPr>
+        <w:t xml:space="preserve">[0063]    </w:t>
+      </w:r>
       <w:r>
         <w:rPr>
           <w:rFonts w:ascii="Times New Roman" w:hAnsi="Times New Roman"/>
@@ -1160,8 +1664,16 @@
     <w:p>
       <w:pPr>
         <w:spacing w:before="0" w:after="120" w:line="360" w:lineRule="exact"/>
-        <w:ind w:firstLine="720"/>
-      </w:pPr>
+        <w:ind w:firstLine="0"/>
+      </w:pPr>
+      <w:r>
+        <w:rPr>
+          <w:rFonts w:ascii="Times New Roman" w:hAnsi="Times New Roman"/>
+          <w:b/>
+          <w:sz w:val="24"/>
+        </w:rPr>
+        <w:t xml:space="preserve">[0064]    </w:t>
+      </w:r>
       <w:r>
         <w:rPr>
           <w:rFonts w:ascii="Times New Roman" w:hAnsi="Times New Roman"/>
@@ -1174,8 +1686,16 @@
     <w:p>
       <w:pPr>
         <w:spacing w:before="0" w:after="120" w:line="360" w:lineRule="exact"/>
-        <w:ind w:firstLine="720"/>
-      </w:pPr>
+        <w:ind w:firstLine="0"/>
+      </w:pPr>
+      <w:r>
+        <w:rPr>
+          <w:rFonts w:ascii="Times New Roman" w:hAnsi="Times New Roman"/>
+          <w:b/>
+          <w:sz w:val="24"/>
+        </w:rPr>
+        <w:t xml:space="preserve">[0065]    </w:t>
+      </w:r>
       <w:r>
         <w:rPr>
           <w:rFonts w:ascii="Times New Roman" w:hAnsi="Times New Roman"/>
@@ -1201,8 +1721,16 @@
     <w:p>
       <w:pPr>
         <w:spacing w:before="0" w:after="120" w:line="360" w:lineRule="exact"/>
-        <w:ind w:firstLine="720"/>
-      </w:pPr>
+        <w:ind w:firstLine="0"/>
+      </w:pPr>
+      <w:r>
+        <w:rPr>
+          <w:rFonts w:ascii="Times New Roman" w:hAnsi="Times New Roman"/>
+          <w:b/>
+          <w:sz w:val="24"/>
+        </w:rPr>
+        <w:t xml:space="preserve">[0066]    </w:t>
+      </w:r>
       <w:r>
         <w:rPr>
           <w:rFonts w:ascii="Times New Roman" w:hAnsi="Times New Roman"/>
@@ -1215,8 +1743,16 @@
     <w:p>
       <w:pPr>
         <w:spacing w:before="0" w:after="120" w:line="360" w:lineRule="exact"/>
-        <w:ind w:firstLine="720"/>
-      </w:pPr>
+        <w:ind w:firstLine="0"/>
+      </w:pPr>
+      <w:r>
+        <w:rPr>
+          <w:rFonts w:ascii="Times New Roman" w:hAnsi="Times New Roman"/>
+          <w:b/>
+          <w:sz w:val="24"/>
+        </w:rPr>
+        <w:t xml:space="preserve">[0067]    </w:t>
+      </w:r>
       <w:r>
         <w:rPr>
           <w:rFonts w:ascii="Times New Roman" w:hAnsi="Times New Roman"/>
@@ -1229,8 +1765,16 @@
     <w:p>
       <w:pPr>
         <w:spacing w:before="0" w:after="120" w:line="360" w:lineRule="exact"/>
-        <w:ind w:firstLine="720"/>
-      </w:pPr>
+        <w:ind w:firstLine="0"/>
+      </w:pPr>
+      <w:r>
+        <w:rPr>
+          <w:rFonts w:ascii="Times New Roman" w:hAnsi="Times New Roman"/>
+          <w:b/>
+          <w:sz w:val="24"/>
+        </w:rPr>
+        <w:t xml:space="preserve">[0068]    </w:t>
+      </w:r>
       <w:r>
         <w:rPr>
           <w:rFonts w:ascii="Times New Roman" w:hAnsi="Times New Roman"/>
@@ -1243,8 +1787,16 @@
     <w:p>
       <w:pPr>
         <w:spacing w:before="0" w:after="120" w:line="360" w:lineRule="exact"/>
-        <w:ind w:firstLine="720"/>
-      </w:pPr>
+        <w:ind w:firstLine="0"/>
+      </w:pPr>
+      <w:r>
+        <w:rPr>
+          <w:rFonts w:ascii="Times New Roman" w:hAnsi="Times New Roman"/>
+          <w:b/>
+          <w:sz w:val="24"/>
+        </w:rPr>
+        <w:t xml:space="preserve">[0069]    </w:t>
+      </w:r>
       <w:r>
         <w:rPr>
           <w:rFonts w:ascii="Times New Roman" w:hAnsi="Times New Roman"/>
@@ -1257,22 +1809,38 @@
     <w:p>
       <w:pPr>
         <w:spacing w:before="0" w:after="120" w:line="360" w:lineRule="exact"/>
-        <w:ind w:firstLine="720"/>
-      </w:pPr>
-      <w:r>
-        <w:rPr>
-          <w:rFonts w:ascii="Times New Roman" w:hAnsi="Times New Roman"/>
-          <w:b w:val="0"/>
-          <w:sz w:val="24"/>
-        </w:rPr>
-        <w:t>The clamping is essential for computational stability but does not affect the security properties: the Harmonic Wall (Layer 12) already imposes superexponential cost for points approaching the boundary.</w:t>
+        <w:ind w:firstLine="0"/>
+      </w:pPr>
+      <w:r>
+        <w:rPr>
+          <w:rFonts w:ascii="Times New Roman" w:hAnsi="Times New Roman"/>
+          <w:b/>
+          <w:sz w:val="24"/>
+        </w:rPr>
+        <w:t xml:space="preserve">[0070]    </w:t>
+      </w:r>
+      <w:r>
+        <w:rPr>
+          <w:rFonts w:ascii="Times New Roman" w:hAnsi="Times New Roman"/>
+          <w:b w:val="0"/>
+          <w:sz w:val="24"/>
+        </w:rPr>
+        <w:t>The clamping is essential for computational stability. Layer 12 then maps the resulting measured drift to a governance cost or safety score using one of the disclosed nonlinear cost embodiments.</w:t>
       </w:r>
     </w:p>
     <w:p>
       <w:pPr>
         <w:spacing w:before="0" w:after="120" w:line="360" w:lineRule="exact"/>
-        <w:ind w:firstLine="720"/>
-      </w:pPr>
+        <w:ind w:firstLine="0"/>
+      </w:pPr>
+      <w:r>
+        <w:rPr>
+          <w:rFonts w:ascii="Times New Roman" w:hAnsi="Times New Roman"/>
+          <w:b/>
+          <w:sz w:val="24"/>
+        </w:rPr>
+        <w:t xml:space="preserve">[0071]    </w:t>
+      </w:r>
       <w:r>
         <w:rPr>
           <w:rFonts w:ascii="Times New Roman" w:hAnsi="Times New Roman"/>
@@ -1298,8 +1866,16 @@
     <w:p>
       <w:pPr>
         <w:spacing w:before="0" w:after="120" w:line="360" w:lineRule="exact"/>
-        <w:ind w:firstLine="720"/>
-      </w:pPr>
+        <w:ind w:firstLine="0"/>
+      </w:pPr>
+      <w:r>
+        <w:rPr>
+          <w:rFonts w:ascii="Times New Roman" w:hAnsi="Times New Roman"/>
+          <w:b/>
+          <w:sz w:val="24"/>
+        </w:rPr>
+        <w:t xml:space="preserve">[0072]    </w:t>
+      </w:r>
       <w:r>
         <w:rPr>
           <w:rFonts w:ascii="Times New Roman" w:hAnsi="Times New Roman"/>
@@ -1312,8 +1888,16 @@
     <w:p>
       <w:pPr>
         <w:spacing w:before="0" w:after="120" w:line="360" w:lineRule="exact"/>
-        <w:ind w:firstLine="720"/>
-      </w:pPr>
+        <w:ind w:firstLine="0"/>
+      </w:pPr>
+      <w:r>
+        <w:rPr>
+          <w:rFonts w:ascii="Times New Roman" w:hAnsi="Times New Roman"/>
+          <w:b/>
+          <w:sz w:val="24"/>
+        </w:rPr>
+        <w:t xml:space="preserve">[0073]    </w:t>
+      </w:r>
       <w:r>
         <w:rPr>
           <w:rFonts w:ascii="Times New Roman" w:hAnsi="Times New Roman"/>
@@ -1326,8 +1910,16 @@
     <w:p>
       <w:pPr>
         <w:spacing w:before="0" w:after="120" w:line="360" w:lineRule="exact"/>
-        <w:ind w:firstLine="720"/>
-      </w:pPr>
+        <w:ind w:firstLine="0"/>
+      </w:pPr>
+      <w:r>
+        <w:rPr>
+          <w:rFonts w:ascii="Times New Roman" w:hAnsi="Times New Roman"/>
+          <w:b/>
+          <w:sz w:val="24"/>
+        </w:rPr>
+        <w:t xml:space="preserve">[0074]    </w:t>
+      </w:r>
       <w:r>
         <w:rPr>
           <w:rFonts w:ascii="Times New Roman" w:hAnsi="Times New Roman"/>
@@ -1348,8 +1940,16 @@
     <w:p>
       <w:pPr>
         <w:spacing w:before="0" w:after="120" w:line="360" w:lineRule="exact"/>
-        <w:ind w:firstLine="720"/>
-      </w:pPr>
+        <w:ind w:firstLine="0"/>
+      </w:pPr>
+      <w:r>
+        <w:rPr>
+          <w:rFonts w:ascii="Times New Roman" w:hAnsi="Times New Roman"/>
+          <w:b/>
+          <w:sz w:val="24"/>
+        </w:rPr>
+        <w:t xml:space="preserve">[0075]    </w:t>
+      </w:r>
       <w:r>
         <w:rPr>
           <w:rFonts w:ascii="Times New Roman" w:hAnsi="Times New Roman"/>
@@ -1362,8 +1962,16 @@
     <w:p>
       <w:pPr>
         <w:spacing w:before="0" w:after="120" w:line="360" w:lineRule="exact"/>
-        <w:ind w:firstLine="720"/>
-      </w:pPr>
+        <w:ind w:firstLine="0"/>
+      </w:pPr>
+      <w:r>
+        <w:rPr>
+          <w:rFonts w:ascii="Times New Roman" w:hAnsi="Times New Roman"/>
+          <w:b/>
+          <w:sz w:val="24"/>
+        </w:rPr>
+        <w:t xml:space="preserve">[0076]    </w:t>
+      </w:r>
       <w:r>
         <w:rPr>
           <w:rFonts w:ascii="Times New Roman" w:hAnsi="Times New Roman"/>
@@ -1376,8 +1984,16 @@
     <w:p>
       <w:pPr>
         <w:spacing w:before="0" w:after="120" w:line="360" w:lineRule="exact"/>
-        <w:ind w:firstLine="720"/>
-      </w:pPr>
+        <w:ind w:firstLine="0"/>
+      </w:pPr>
+      <w:r>
+        <w:rPr>
+          <w:rFonts w:ascii="Times New Roman" w:hAnsi="Times New Roman"/>
+          <w:b/>
+          <w:sz w:val="24"/>
+        </w:rPr>
+        <w:t xml:space="preserve">[0077]    </w:t>
+      </w:r>
       <w:r>
         <w:rPr>
           <w:rFonts w:ascii="Times New Roman" w:hAnsi="Times New Roman"/>
@@ -1390,8 +2006,16 @@
     <w:p>
       <w:pPr>
         <w:spacing w:before="0" w:after="120" w:line="360" w:lineRule="exact"/>
-        <w:ind w:firstLine="720"/>
-      </w:pPr>
+        <w:ind w:firstLine="0"/>
+      </w:pPr>
+      <w:r>
+        <w:rPr>
+          <w:rFonts w:ascii="Times New Roman" w:hAnsi="Times New Roman"/>
+          <w:b/>
+          <w:sz w:val="24"/>
+        </w:rPr>
+        <w:t xml:space="preserve">[0078]    </w:t>
+      </w:r>
       <w:r>
         <w:rPr>
           <w:rFonts w:ascii="Times New Roman" w:hAnsi="Times New Roman"/>
@@ -1417,8 +2041,16 @@
     <w:p>
       <w:pPr>
         <w:spacing w:before="0" w:after="120" w:line="360" w:lineRule="exact"/>
-        <w:ind w:firstLine="720"/>
-      </w:pPr>
+        <w:ind w:firstLine="0"/>
+      </w:pPr>
+      <w:r>
+        <w:rPr>
+          <w:rFonts w:ascii="Times New Roman" w:hAnsi="Times New Roman"/>
+          <w:b/>
+          <w:sz w:val="24"/>
+        </w:rPr>
+        <w:t xml:space="preserve">[0079]    </w:t>
+      </w:r>
       <w:r>
         <w:rPr>
           <w:rFonts w:ascii="Times New Roman" w:hAnsi="Times New Roman"/>
@@ -1431,8 +2063,16 @@
     <w:p>
       <w:pPr>
         <w:spacing w:before="0" w:after="120" w:line="360" w:lineRule="exact"/>
-        <w:ind w:firstLine="720"/>
-      </w:pPr>
+        <w:ind w:firstLine="0"/>
+      </w:pPr>
+      <w:r>
+        <w:rPr>
+          <w:rFonts w:ascii="Times New Roman" w:hAnsi="Times New Roman"/>
+          <w:b/>
+          <w:sz w:val="24"/>
+        </w:rPr>
+        <w:t xml:space="preserve">[0080]    </w:t>
+      </w:r>
       <w:r>
         <w:rPr>
           <w:rFonts w:ascii="Times New Roman" w:hAnsi="Times New Roman"/>
@@ -1445,8 +2085,16 @@
     <w:p>
       <w:pPr>
         <w:spacing w:before="0" w:after="120" w:line="360" w:lineRule="exact"/>
-        <w:ind w:firstLine="720"/>
-      </w:pPr>
+        <w:ind w:firstLine="0"/>
+      </w:pPr>
+      <w:r>
+        <w:rPr>
+          <w:rFonts w:ascii="Times New Roman" w:hAnsi="Times New Roman"/>
+          <w:b/>
+          <w:sz w:val="24"/>
+        </w:rPr>
+        <w:t xml:space="preserve">[0081]    </w:t>
+      </w:r>
       <w:r>
         <w:rPr>
           <w:rFonts w:ascii="Times New Roman" w:hAnsi="Times New Roman"/>
@@ -1463,8 +2111,16 @@
     <w:p>
       <w:pPr>
         <w:spacing w:before="0" w:after="120" w:line="360" w:lineRule="exact"/>
-        <w:ind w:firstLine="720"/>
-      </w:pPr>
+        <w:ind w:firstLine="0"/>
+      </w:pPr>
+      <w:r>
+        <w:rPr>
+          <w:rFonts w:ascii="Times New Roman" w:hAnsi="Times New Roman"/>
+          <w:b/>
+          <w:sz w:val="24"/>
+        </w:rPr>
+        <w:t xml:space="preserve">[0082]    </w:t>
+      </w:r>
       <w:r>
         <w:rPr>
           <w:rFonts w:ascii="Times New Roman" w:hAnsi="Times New Roman"/>
@@ -1477,8 +2133,16 @@
     <w:p>
       <w:pPr>
         <w:spacing w:before="0" w:after="120" w:line="360" w:lineRule="exact"/>
-        <w:ind w:firstLine="720"/>
-      </w:pPr>
+        <w:ind w:firstLine="0"/>
+      </w:pPr>
+      <w:r>
+        <w:rPr>
+          <w:rFonts w:ascii="Times New Roman" w:hAnsi="Times New Roman"/>
+          <w:b/>
+          <w:sz w:val="24"/>
+        </w:rPr>
+        <w:t xml:space="preserve">[0083]    </w:t>
+      </w:r>
       <w:r>
         <w:rPr>
           <w:rFonts w:ascii="Times New Roman" w:hAnsi="Times New Roman"/>
@@ -1491,8 +2155,16 @@
     <w:p>
       <w:pPr>
         <w:spacing w:before="0" w:after="120" w:line="360" w:lineRule="exact"/>
-        <w:ind w:firstLine="720"/>
-      </w:pPr>
+        <w:ind w:firstLine="0"/>
+      </w:pPr>
+      <w:r>
+        <w:rPr>
+          <w:rFonts w:ascii="Times New Roman" w:hAnsi="Times New Roman"/>
+          <w:b/>
+          <w:sz w:val="24"/>
+        </w:rPr>
+        <w:t xml:space="preserve">[0084]    </w:t>
+      </w:r>
       <w:r>
         <w:rPr>
           <w:rFonts w:ascii="Times New Roman" w:hAnsi="Times New Roman"/>
@@ -1505,8 +2177,16 @@
     <w:p>
       <w:pPr>
         <w:spacing w:before="0" w:after="120" w:line="360" w:lineRule="exact"/>
-        <w:ind w:firstLine="720"/>
-      </w:pPr>
+        <w:ind w:firstLine="0"/>
+      </w:pPr>
+      <w:r>
+        <w:rPr>
+          <w:rFonts w:ascii="Times New Roman" w:hAnsi="Times New Roman"/>
+          <w:b/>
+          <w:sz w:val="24"/>
+        </w:rPr>
+        <w:t xml:space="preserve">[0085]    </w:t>
+      </w:r>
       <w:r>
         <w:rPr>
           <w:rFonts w:ascii="Times New Roman" w:hAnsi="Times New Roman"/>
@@ -1532,8 +2212,16 @@
     <w:p>
       <w:pPr>
         <w:spacing w:before="0" w:after="120" w:line="360" w:lineRule="exact"/>
-        <w:ind w:firstLine="720"/>
-      </w:pPr>
+        <w:ind w:firstLine="0"/>
+      </w:pPr>
+      <w:r>
+        <w:rPr>
+          <w:rFonts w:ascii="Times New Roman" w:hAnsi="Times New Roman"/>
+          <w:b/>
+          <w:sz w:val="24"/>
+        </w:rPr>
+        <w:t xml:space="preserve">[0086]    </w:t>
+      </w:r>
       <w:r>
         <w:rPr>
           <w:rFonts w:ascii="Times New Roman" w:hAnsi="Times New Roman"/>
@@ -1546,8 +2234,16 @@
     <w:p>
       <w:pPr>
         <w:spacing w:before="0" w:after="120" w:line="360" w:lineRule="exact"/>
-        <w:ind w:firstLine="720"/>
-      </w:pPr>
+        <w:ind w:firstLine="0"/>
+      </w:pPr>
+      <w:r>
+        <w:rPr>
+          <w:rFonts w:ascii="Times New Roman" w:hAnsi="Times New Roman"/>
+          <w:b/>
+          <w:sz w:val="24"/>
+        </w:rPr>
+        <w:t xml:space="preserve">[0087]    </w:t>
+      </w:r>
       <w:r>
         <w:rPr>
           <w:rFonts w:ascii="Times New Roman" w:hAnsi="Times New Roman"/>
@@ -1560,8 +2256,16 @@
     <w:p>
       <w:pPr>
         <w:spacing w:before="0" w:after="120" w:line="360" w:lineRule="exact"/>
-        <w:ind w:firstLine="720"/>
-      </w:pPr>
+        <w:ind w:firstLine="0"/>
+      </w:pPr>
+      <w:r>
+        <w:rPr>
+          <w:rFonts w:ascii="Times New Roman" w:hAnsi="Times New Roman"/>
+          <w:b/>
+          <w:sz w:val="24"/>
+        </w:rPr>
+        <w:t xml:space="preserve">[0088]    </w:t>
+      </w:r>
       <w:r>
         <w:rPr>
           <w:rFonts w:ascii="Times New Roman" w:hAnsi="Times New Roman"/>
@@ -1574,22 +2278,44 @@
     <w:p>
       <w:pPr>
         <w:spacing w:before="0" w:after="120" w:line="360" w:lineRule="exact"/>
-        <w:ind w:firstLine="720"/>
-      </w:pPr>
-      <w:r>
-        <w:rPr>
-          <w:rFonts w:ascii="Times New Roman" w:hAnsi="Times New Roman"/>
-          <w:b w:val="0"/>
-          <w:sz w:val="24"/>
-        </w:rPr>
-        <w:t>This preservation is guaranteed by the theory of gyrovector spaces (Ungar, 2008). The isometry property means that the phase transform moves points within the Poincare ball without changing their relative distances -- it is a "rigid motion" of hyperbolic space.</w:t>
+        <w:ind w:firstLine="0"/>
+      </w:pPr>
+      <w:r>
+        <w:rPr>
+          <w:rFonts w:ascii="Times New Roman" w:hAnsi="Times New Roman"/>
+          <w:b/>
+          <w:sz w:val="24"/>
+        </w:rPr>
+        <w:t xml:space="preserve">[0089]    </w:t>
+      </w:r>
+      <w:r>
+        <w:rPr>
+          <w:rFonts w:ascii="Times New Roman" w:hAnsi="Times New Roman"/>
+          <w:b w:val="0"/>
+          <w:sz w:val="24"/>
+        </w:rPr>
+        <w:t>This preservation follows from the standard gyrovector-space formulation of</w:t>
+        <w:br/>
+        <w:t>Poincare-ball isometries (Ungar, 2008). The isometry property means that the</w:t>
+        <w:br/>
+        <w:t>phase transform moves points within the Poincare ball without changing their</w:t>
+        <w:br/>
+        <w:t>relative distances under the stated metric.</w:t>
       </w:r>
     </w:p>
     <w:p>
       <w:pPr>
         <w:spacing w:before="0" w:after="120" w:line="360" w:lineRule="exact"/>
-        <w:ind w:firstLine="720"/>
-      </w:pPr>
+        <w:ind w:firstLine="0"/>
+      </w:pPr>
+      <w:r>
+        <w:rPr>
+          <w:rFonts w:ascii="Times New Roman" w:hAnsi="Times New Roman"/>
+          <w:b/>
+          <w:sz w:val="24"/>
+        </w:rPr>
+        <w:t xml:space="preserve">[0090]    </w:t>
+      </w:r>
       <w:r>
         <w:rPr>
           <w:rFonts w:ascii="Times New Roman" w:hAnsi="Times New Roman"/>
@@ -1602,8 +2328,16 @@
     <w:p>
       <w:pPr>
         <w:spacing w:before="0" w:after="120" w:line="360" w:lineRule="exact"/>
-        <w:ind w:firstLine="720"/>
-      </w:pPr>
+        <w:ind w:firstLine="0"/>
+      </w:pPr>
+      <w:r>
+        <w:rPr>
+          <w:rFonts w:ascii="Times New Roman" w:hAnsi="Times New Roman"/>
+          <w:b/>
+          <w:sz w:val="24"/>
+        </w:rPr>
+        <w:t xml:space="preserve">[0091]    </w:t>
+      </w:r>
       <w:r>
         <w:rPr>
           <w:rFonts w:ascii="Times New Roman" w:hAnsi="Times New Roman"/>
@@ -1616,8 +2350,16 @@
     <w:p>
       <w:pPr>
         <w:spacing w:before="0" w:after="120" w:line="360" w:lineRule="exact"/>
-        <w:ind w:firstLine="720"/>
-      </w:pPr>
+        <w:ind w:firstLine="0"/>
+      </w:pPr>
+      <w:r>
+        <w:rPr>
+          <w:rFonts w:ascii="Times New Roman" w:hAnsi="Times New Roman"/>
+          <w:b/>
+          <w:sz w:val="24"/>
+        </w:rPr>
+        <w:t xml:space="preserve">[0092]    </w:t>
+      </w:r>
       <w:r>
         <w:rPr>
           <w:rFonts w:ascii="Times New Roman" w:hAnsi="Times New Roman"/>
@@ -1630,8 +2372,16 @@
     <w:p>
       <w:pPr>
         <w:spacing w:before="0" w:after="120" w:line="360" w:lineRule="exact"/>
-        <w:ind w:firstLine="720"/>
-      </w:pPr>
+        <w:ind w:firstLine="0"/>
+      </w:pPr>
+      <w:r>
+        <w:rPr>
+          <w:rFonts w:ascii="Times New Roman" w:hAnsi="Times New Roman"/>
+          <w:b/>
+          <w:sz w:val="24"/>
+        </w:rPr>
+        <w:t xml:space="preserve">[0093]    </w:t>
+      </w:r>
       <w:r>
         <w:rPr>
           <w:rFonts w:ascii="Times New Roman" w:hAnsi="Times New Roman"/>
@@ -1657,8 +2407,16 @@
     <w:p>
       <w:pPr>
         <w:spacing w:before="0" w:after="120" w:line="360" w:lineRule="exact"/>
-        <w:ind w:firstLine="720"/>
-      </w:pPr>
+        <w:ind w:firstLine="0"/>
+      </w:pPr>
+      <w:r>
+        <w:rPr>
+          <w:rFonts w:ascii="Times New Roman" w:hAnsi="Times New Roman"/>
+          <w:b/>
+          <w:sz w:val="24"/>
+        </w:rPr>
+        <w:t xml:space="preserve">[0094]    </w:t>
+      </w:r>
       <w:r>
         <w:rPr>
           <w:rFonts w:ascii="Times New Roman" w:hAnsi="Times New Roman"/>
@@ -1671,8 +2429,16 @@
     <w:p>
       <w:pPr>
         <w:spacing w:before="0" w:after="120" w:line="360" w:lineRule="exact"/>
-        <w:ind w:firstLine="720"/>
-      </w:pPr>
+        <w:ind w:firstLine="0"/>
+      </w:pPr>
+      <w:r>
+        <w:rPr>
+          <w:rFonts w:ascii="Times New Roman" w:hAnsi="Times New Roman"/>
+          <w:b/>
+          <w:sz w:val="24"/>
+        </w:rPr>
+        <w:t xml:space="preserve">[0095]    </w:t>
+      </w:r>
       <w:r>
         <w:rPr>
           <w:rFonts w:ascii="Times New Roman" w:hAnsi="Times New Roman"/>
@@ -1685,8 +2451,16 @@
     <w:p>
       <w:pPr>
         <w:spacing w:before="0" w:after="120" w:line="360" w:lineRule="exact"/>
-        <w:ind w:firstLine="720"/>
-      </w:pPr>
+        <w:ind w:firstLine="0"/>
+      </w:pPr>
+      <w:r>
+        <w:rPr>
+          <w:rFonts w:ascii="Times New Roman" w:hAnsi="Times New Roman"/>
+          <w:b/>
+          <w:sz w:val="24"/>
+        </w:rPr>
+        <w:t xml:space="preserve">[0096]    </w:t>
+      </w:r>
       <w:r>
         <w:rPr>
           <w:rFonts w:ascii="Times New Roman" w:hAnsi="Times New Roman"/>
@@ -1699,8 +2473,16 @@
     <w:p>
       <w:pPr>
         <w:spacing w:before="0" w:after="120" w:line="360" w:lineRule="exact"/>
-        <w:ind w:firstLine="720"/>
-      </w:pPr>
+        <w:ind w:firstLine="0"/>
+      </w:pPr>
+      <w:r>
+        <w:rPr>
+          <w:rFonts w:ascii="Times New Roman" w:hAnsi="Times New Roman"/>
+          <w:b/>
+          <w:sz w:val="24"/>
+        </w:rPr>
+        <w:t xml:space="preserve">[0097]    </w:t>
+      </w:r>
       <w:r>
         <w:rPr>
           <w:rFonts w:ascii="Times New Roman" w:hAnsi="Times New Roman"/>
@@ -1726,8 +2508,16 @@
     <w:p>
       <w:pPr>
         <w:spacing w:before="0" w:after="120" w:line="360" w:lineRule="exact"/>
-        <w:ind w:firstLine="720"/>
-      </w:pPr>
+        <w:ind w:firstLine="0"/>
+      </w:pPr>
+      <w:r>
+        <w:rPr>
+          <w:rFonts w:ascii="Times New Roman" w:hAnsi="Times New Roman"/>
+          <w:b/>
+          <w:sz w:val="24"/>
+        </w:rPr>
+        <w:t xml:space="preserve">[0098]    </w:t>
+      </w:r>
       <w:r>
         <w:rPr>
           <w:rFonts w:ascii="Times New Roman" w:hAnsi="Times New Roman"/>
@@ -1740,8 +2530,16 @@
     <w:p>
       <w:pPr>
         <w:spacing w:before="0" w:after="120" w:line="360" w:lineRule="exact"/>
-        <w:ind w:firstLine="720"/>
-      </w:pPr>
+        <w:ind w:firstLine="0"/>
+      </w:pPr>
+      <w:r>
+        <w:rPr>
+          <w:rFonts w:ascii="Times New Roman" w:hAnsi="Times New Roman"/>
+          <w:b/>
+          <w:sz w:val="24"/>
+        </w:rPr>
+        <w:t xml:space="preserve">[0099]    </w:t>
+      </w:r>
       <w:r>
         <w:rPr>
           <w:rFonts w:ascii="Times New Roman" w:hAnsi="Times New Roman"/>
@@ -1754,8 +2552,16 @@
     <w:p>
       <w:pPr>
         <w:spacing w:before="0" w:after="120" w:line="360" w:lineRule="exact"/>
-        <w:ind w:firstLine="720"/>
-      </w:pPr>
+        <w:ind w:firstLine="0"/>
+      </w:pPr>
+      <w:r>
+        <w:rPr>
+          <w:rFonts w:ascii="Times New Roman" w:hAnsi="Times New Roman"/>
+          <w:b/>
+          <w:sz w:val="24"/>
+        </w:rPr>
+        <w:t xml:space="preserve">[0100]    </w:t>
+      </w:r>
       <w:r>
         <w:rPr>
           <w:rFonts w:ascii="Times New Roman" w:hAnsi="Times New Roman"/>
@@ -1768,8 +2574,16 @@
     <w:p>
       <w:pPr>
         <w:spacing w:before="0" w:after="120" w:line="360" w:lineRule="exact"/>
-        <w:ind w:firstLine="720"/>
-      </w:pPr>
+        <w:ind w:firstLine="0"/>
+      </w:pPr>
+      <w:r>
+        <w:rPr>
+          <w:rFonts w:ascii="Times New Roman" w:hAnsi="Times New Roman"/>
+          <w:b/>
+          <w:sz w:val="24"/>
+        </w:rPr>
+        <w:t xml:space="preserve">[0101]    </w:t>
+      </w:r>
       <w:r>
         <w:rPr>
           <w:rFonts w:ascii="Times New Roman" w:hAnsi="Times New Roman"/>
@@ -1782,8 +2596,16 @@
     <w:p>
       <w:pPr>
         <w:spacing w:before="0" w:after="120" w:line="360" w:lineRule="exact"/>
-        <w:ind w:firstLine="720"/>
-      </w:pPr>
+        <w:ind w:firstLine="0"/>
+      </w:pPr>
+      <w:r>
+        <w:rPr>
+          <w:rFonts w:ascii="Times New Roman" w:hAnsi="Times New Roman"/>
+          <w:b/>
+          <w:sz w:val="24"/>
+        </w:rPr>
+        <w:t xml:space="preserve">[0102]    </w:t>
+      </w:r>
       <w:r>
         <w:rPr>
           <w:rFonts w:ascii="Times New Roman" w:hAnsi="Times New Roman"/>
@@ -1809,8 +2631,16 @@
     <w:p>
       <w:pPr>
         <w:spacing w:before="0" w:after="120" w:line="360" w:lineRule="exact"/>
-        <w:ind w:firstLine="720"/>
-      </w:pPr>
+        <w:ind w:firstLine="0"/>
+      </w:pPr>
+      <w:r>
+        <w:rPr>
+          <w:rFonts w:ascii="Times New Roman" w:hAnsi="Times New Roman"/>
+          <w:b/>
+          <w:sz w:val="24"/>
+        </w:rPr>
+        <w:t xml:space="preserve">[0103]    </w:t>
+      </w:r>
       <w:r>
         <w:rPr>
           <w:rFonts w:ascii="Times New Roman" w:hAnsi="Times New Roman"/>
@@ -1823,8 +2653,16 @@
     <w:p>
       <w:pPr>
         <w:spacing w:before="0" w:after="120" w:line="360" w:lineRule="exact"/>
-        <w:ind w:firstLine="720"/>
-      </w:pPr>
+        <w:ind w:firstLine="0"/>
+      </w:pPr>
+      <w:r>
+        <w:rPr>
+          <w:rFonts w:ascii="Times New Roman" w:hAnsi="Times New Roman"/>
+          <w:b/>
+          <w:sz w:val="24"/>
+        </w:rPr>
+        <w:t xml:space="preserve">[0104]    </w:t>
+      </w:r>
       <w:r>
         <w:rPr>
           <w:rFonts w:ascii="Times New Roman" w:hAnsi="Times New Roman"/>
@@ -1837,8 +2675,16 @@
     <w:p>
       <w:pPr>
         <w:spacing w:before="0" w:after="120" w:line="360" w:lineRule="exact"/>
-        <w:ind w:firstLine="720"/>
-      </w:pPr>
+        <w:ind w:firstLine="0"/>
+      </w:pPr>
+      <w:r>
+        <w:rPr>
+          <w:rFonts w:ascii="Times New Roman" w:hAnsi="Times New Roman"/>
+          <w:b/>
+          <w:sz w:val="24"/>
+        </w:rPr>
+        <w:t xml:space="preserve">[0105]    </w:t>
+      </w:r>
       <w:r>
         <w:rPr>
           <w:rFonts w:ascii="Times New Roman" w:hAnsi="Times New Roman"/>
@@ -1853,8 +2699,16 @@
     <w:p>
       <w:pPr>
         <w:spacing w:before="0" w:after="120" w:line="360" w:lineRule="exact"/>
-        <w:ind w:firstLine="720"/>
-      </w:pPr>
+        <w:ind w:firstLine="0"/>
+      </w:pPr>
+      <w:r>
+        <w:rPr>
+          <w:rFonts w:ascii="Times New Roman" w:hAnsi="Times New Roman"/>
+          <w:b/>
+          <w:sz w:val="24"/>
+        </w:rPr>
+        <w:t xml:space="preserve">[0106]    </w:t>
+      </w:r>
       <w:r>
         <w:rPr>
           <w:rFonts w:ascii="Times New Roman" w:hAnsi="Times New Roman"/>
@@ -1867,8 +2721,16 @@
     <w:p>
       <w:pPr>
         <w:spacing w:before="0" w:after="120" w:line="360" w:lineRule="exact"/>
-        <w:ind w:firstLine="720"/>
-      </w:pPr>
+        <w:ind w:firstLine="0"/>
+      </w:pPr>
+      <w:r>
+        <w:rPr>
+          <w:rFonts w:ascii="Times New Roman" w:hAnsi="Times New Roman"/>
+          <w:b/>
+          <w:sz w:val="24"/>
+        </w:rPr>
+        <w:t xml:space="preserve">[0107]    </w:t>
+      </w:r>
       <w:r>
         <w:rPr>
           <w:rFonts w:ascii="Times New Roman" w:hAnsi="Times New Roman"/>
@@ -1894,8 +2756,16 @@
     <w:p>
       <w:pPr>
         <w:spacing w:before="0" w:after="120" w:line="360" w:lineRule="exact"/>
-        <w:ind w:firstLine="720"/>
-      </w:pPr>
+        <w:ind w:firstLine="0"/>
+      </w:pPr>
+      <w:r>
+        <w:rPr>
+          <w:rFonts w:ascii="Times New Roman" w:hAnsi="Times New Roman"/>
+          <w:b/>
+          <w:sz w:val="24"/>
+        </w:rPr>
+        <w:t xml:space="preserve">[0108]    </w:t>
+      </w:r>
       <w:r>
         <w:rPr>
           <w:rFonts w:ascii="Times New Roman" w:hAnsi="Times New Roman"/>
@@ -1908,8 +2778,16 @@
     <w:p>
       <w:pPr>
         <w:spacing w:before="0" w:after="120" w:line="360" w:lineRule="exact"/>
-        <w:ind w:firstLine="720"/>
-      </w:pPr>
+        <w:ind w:firstLine="0"/>
+      </w:pPr>
+      <w:r>
+        <w:rPr>
+          <w:rFonts w:ascii="Times New Roman" w:hAnsi="Times New Roman"/>
+          <w:b/>
+          <w:sz w:val="24"/>
+        </w:rPr>
+        <w:t xml:space="preserve">[0109]    </w:t>
+      </w:r>
       <w:r>
         <w:rPr>
           <w:rFonts w:ascii="Times New Roman" w:hAnsi="Times New Roman"/>
@@ -1922,8 +2800,16 @@
     <w:p>
       <w:pPr>
         <w:spacing w:before="0" w:after="120" w:line="360" w:lineRule="exact"/>
-        <w:ind w:firstLine="720"/>
-      </w:pPr>
+        <w:ind w:firstLine="0"/>
+      </w:pPr>
+      <w:r>
+        <w:rPr>
+          <w:rFonts w:ascii="Times New Roman" w:hAnsi="Times New Roman"/>
+          <w:b/>
+          <w:sz w:val="24"/>
+        </w:rPr>
+        <w:t xml:space="preserve">[0110]    </w:t>
+      </w:r>
       <w:r>
         <w:rPr>
           <w:rFonts w:ascii="Times New Roman" w:hAnsi="Times New Roman"/>
@@ -1944,8 +2830,16 @@
     <w:p>
       <w:pPr>
         <w:spacing w:before="0" w:after="120" w:line="360" w:lineRule="exact"/>
-        <w:ind w:firstLine="720"/>
-      </w:pPr>
+        <w:ind w:firstLine="0"/>
+      </w:pPr>
+      <w:r>
+        <w:rPr>
+          <w:rFonts w:ascii="Times New Roman" w:hAnsi="Times New Roman"/>
+          <w:b/>
+          <w:sz w:val="24"/>
+        </w:rPr>
+        <w:t xml:space="preserve">[0111]    </w:t>
+      </w:r>
       <w:r>
         <w:rPr>
           <w:rFonts w:ascii="Times New Roman" w:hAnsi="Times New Roman"/>
@@ -1958,8 +2852,16 @@
     <w:p>
       <w:pPr>
         <w:spacing w:before="0" w:after="120" w:line="360" w:lineRule="exact"/>
-        <w:ind w:firstLine="720"/>
-      </w:pPr>
+        <w:ind w:firstLine="0"/>
+      </w:pPr>
+      <w:r>
+        <w:rPr>
+          <w:rFonts w:ascii="Times New Roman" w:hAnsi="Times New Roman"/>
+          <w:b/>
+          <w:sz w:val="24"/>
+        </w:rPr>
+        <w:t xml:space="preserve">[0112]    </w:t>
+      </w:r>
       <w:r>
         <w:rPr>
           <w:rFonts w:ascii="Times New Roman" w:hAnsi="Times New Roman"/>
@@ -1979,42 +2881,66 @@
           <w:b/>
           <w:sz w:val="24"/>
         </w:rPr>
-        <w:t>3.12 Layer 12: Harmonic Scaling -- THE VERTICAL WALL (Axiom A12)</w:t>
+        <w:t>3.12 Layer 12: Harmonic Scaling -- NONLINEAR GOVERNANCE COST (Axiom A12)</w:t>
       </w:r>
     </w:p>
     <w:p>
       <w:pPr>
         <w:spacing w:before="0" w:after="120" w:line="360" w:lineRule="exact"/>
-        <w:ind w:firstLine="720"/>
-      </w:pPr>
-      <w:r>
-        <w:rPr>
-          <w:rFonts w:ascii="Times New Roman" w:hAnsi="Times New Roman"/>
-          <w:b w:val="0"/>
-          <w:sz w:val="24"/>
-        </w:rPr>
-        <w:t>Layer 12 applies the Harmonic Wall function to convert hyperbolic distance into verification cost:</w:t>
+        <w:ind w:firstLine="0"/>
+      </w:pPr>
+      <w:r>
+        <w:rPr>
+          <w:rFonts w:ascii="Times New Roman" w:hAnsi="Times New Roman"/>
+          <w:b/>
+          <w:sz w:val="24"/>
+        </w:rPr>
+        <w:t xml:space="preserve">[0113]    </w:t>
+      </w:r>
+      <w:r>
+        <w:rPr>
+          <w:rFonts w:ascii="Times New Roman" w:hAnsi="Times New Roman"/>
+          <w:b w:val="0"/>
+          <w:sz w:val="24"/>
+        </w:rPr>
+        <w:t>Layer 12 applies a harmonic scaling function to convert measured drift or hyperbolic distance into verification cost or safety score. Several embodiments are supported:</w:t>
       </w:r>
     </w:p>
     <w:p>
       <w:pPr>
         <w:spacing w:before="0" w:after="120" w:line="360" w:lineRule="exact"/>
-        <w:ind w:firstLine="720"/>
-      </w:pPr>
-      <w:r>
-        <w:rPr>
-          <w:rFonts w:ascii="Times New Roman" w:hAnsi="Times New Roman"/>
-          <w:b w:val="0"/>
-          <w:sz w:val="24"/>
-        </w:rPr>
-        <w:t>This is the central enforcement mechanism of the invention. The superexponential growth of R^(d^2) as a function of d creates a "vertical wall" effect:</w:t>
+        <w:ind w:firstLine="0"/>
+      </w:pPr>
+      <w:r>
+        <w:rPr>
+          <w:rFonts w:ascii="Times New Roman" w:hAnsi="Times New Roman"/>
+          <w:b/>
+          <w:sz w:val="24"/>
+        </w:rPr>
+        <w:t xml:space="preserve">[0114]    </w:t>
+      </w:r>
+      <w:r>
+        <w:rPr>
+          <w:rFonts w:ascii="Times New Roman" w:hAnsi="Times New Roman"/>
+          <w:b w:val="0"/>
+          <w:sz w:val="24"/>
+        </w:rPr>
+        <w:t>The first embodiment grows superlinearly in the exponent as a function of d and creates a "vertical wall" effect:</w:t>
       </w:r>
     </w:p>
     <w:p>
       <w:pPr>
         <w:spacing w:before="0" w:after="120" w:line="360" w:lineRule="exact"/>
-        <w:ind w:firstLine="720"/>
-      </w:pPr>
+        <w:ind w:firstLine="0"/>
+      </w:pPr>
+      <w:r>
+        <w:rPr>
+          <w:rFonts w:ascii="Times New Roman" w:hAnsi="Times New Roman"/>
+          <w:b/>
+          <w:sz w:val="24"/>
+        </w:rPr>
+        <w:t xml:space="preserve">[0115]    </w:t>
+      </w:r>
       <w:r>
         <w:rPr>
           <w:rFonts w:ascii="Times New Roman" w:hAnsi="Times New Roman"/>
@@ -2051,22 +2977,38 @@
     <w:p>
       <w:pPr>
         <w:spacing w:before="0" w:after="120" w:line="360" w:lineRule="exact"/>
-        <w:ind w:firstLine="720"/>
-      </w:pPr>
-      <w:r>
-        <w:rPr>
-          <w:rFonts w:ascii="Times New Roman" w:hAnsi="Times New Roman"/>
-          <w:b w:val="0"/>
-          <w:sz w:val="24"/>
-        </w:rPr>
-        <w:t>The critical property is the transition from manageable cost to impossible cost over a narrow range of d. Between d = 2 and d = 4, the cost increases by a factor of approximately 163,000. This creates a sharp, well-defined security boundary that is continuously differentiable (no threshold artifacts) yet practically impenetrable.</w:t>
+        <w:ind w:firstLine="0"/>
+      </w:pPr>
+      <w:r>
+        <w:rPr>
+          <w:rFonts w:ascii="Times New Roman" w:hAnsi="Times New Roman"/>
+          <w:b/>
+          <w:sz w:val="24"/>
+        </w:rPr>
+        <w:t xml:space="preserve">[0116]    </w:t>
+      </w:r>
+      <w:r>
+        <w:rPr>
+          <w:rFonts w:ascii="Times New Roman" w:hAnsi="Times New Roman"/>
+          <w:b w:val="0"/>
+          <w:sz w:val="24"/>
+        </w:rPr>
+        <w:t>The critical property is the transition from lower cost to substantially higher cost over a narrow range of d. Between d = 2 and d = 4 in the R^(d^2) embodiment, the cost increases by a factor of approximately 163,000. This creates a sharp, well-defined security boundary that is continuously differentiable while still allowing configured runtime thresholds.</w:t>
       </w:r>
     </w:p>
     <w:p>
       <w:pPr>
         <w:spacing w:before="0" w:after="120" w:line="360" w:lineRule="exact"/>
-        <w:ind w:firstLine="720"/>
-      </w:pPr>
+        <w:ind w:firstLine="0"/>
+      </w:pPr>
+      <w:r>
+        <w:rPr>
+          <w:rFonts w:ascii="Times New Roman" w:hAnsi="Times New Roman"/>
+          <w:b/>
+          <w:sz w:val="24"/>
+        </w:rPr>
+        <w:t xml:space="preserve">[0117]    </w:t>
+      </w:r>
       <w:r>
         <w:rPr>
           <w:rFonts w:ascii="Times New Roman" w:hAnsi="Times New Roman"/>
@@ -2079,8 +3021,16 @@
     <w:p>
       <w:pPr>
         <w:spacing w:before="0" w:after="120" w:line="360" w:lineRule="exact"/>
-        <w:ind w:firstLine="720"/>
-      </w:pPr>
+        <w:ind w:firstLine="0"/>
+      </w:pPr>
+      <w:r>
+        <w:rPr>
+          <w:rFonts w:ascii="Times New Roman" w:hAnsi="Times New Roman"/>
+          <w:b/>
+          <w:sz w:val="24"/>
+        </w:rPr>
+        <w:t xml:space="preserve">[0118]    </w:t>
+      </w:r>
       <w:r>
         <w:rPr>
           <w:rFonts w:ascii="Times New Roman" w:hAnsi="Times New Roman"/>
@@ -2093,22 +3043,38 @@
     <w:p>
       <w:pPr>
         <w:spacing w:before="0" w:after="120" w:line="360" w:lineRule="exact"/>
-        <w:ind w:firstLine="720"/>
-      </w:pPr>
-      <w:r>
-        <w:rPr>
-          <w:rFonts w:ascii="Times New Roman" w:hAnsi="Times New Roman"/>
-          <w:b w:val="0"/>
-          <w:sz w:val="24"/>
-        </w:rPr>
-        <w:t>This bounded form maps the superexponential wall into a reciprocal form suitable for IEEE 754 floating-point arithmetic while preserving the qualitative property that large distances produce large risk amplification.</w:t>
+        <w:ind w:firstLine="0"/>
+      </w:pPr>
+      <w:r>
+        <w:rPr>
+          <w:rFonts w:ascii="Times New Roman" w:hAnsi="Times New Roman"/>
+          <w:b/>
+          <w:sz w:val="24"/>
+        </w:rPr>
+        <w:t xml:space="preserve">[0119]    </w:t>
+      </w:r>
+      <w:r>
+        <w:rPr>
+          <w:rFonts w:ascii="Times New Roman" w:hAnsi="Times New Roman"/>
+          <w:b w:val="0"/>
+          <w:sz w:val="24"/>
+        </w:rPr>
+        <w:t>The bounded reciprocal form maps larger distances to lower safety scores in a manner suitable for IEEE 754 floating-point arithmetic. The clamped RuntimeGate form uses a bounded exponent to avoid overflow while preserving monotonic cost growth up to a configured cap.</w:t>
       </w:r>
     </w:p>
     <w:p>
       <w:pPr>
         <w:spacing w:before="0" w:after="120" w:line="360" w:lineRule="exact"/>
-        <w:ind w:firstLine="720"/>
-      </w:pPr>
+        <w:ind w:firstLine="0"/>
+      </w:pPr>
+      <w:r>
+        <w:rPr>
+          <w:rFonts w:ascii="Times New Roman" w:hAnsi="Times New Roman"/>
+          <w:b/>
+          <w:sz w:val="24"/>
+        </w:rPr>
+        <w:t xml:space="preserve">[0120]    </w:t>
+      </w:r>
       <w:r>
         <w:rPr>
           <w:rFonts w:ascii="Times New Roman" w:hAnsi="Times New Roman"/>
@@ -2121,8 +3087,16 @@
     <w:p>
       <w:pPr>
         <w:spacing w:before="0" w:after="120" w:line="360" w:lineRule="exact"/>
-        <w:ind w:firstLine="720"/>
-      </w:pPr>
+        <w:ind w:firstLine="0"/>
+      </w:pPr>
+      <w:r>
+        <w:rPr>
+          <w:rFonts w:ascii="Times New Roman" w:hAnsi="Times New Roman"/>
+          <w:b/>
+          <w:sz w:val="24"/>
+        </w:rPr>
+        <w:t xml:space="preserve">[0121]    </w:t>
+      </w:r>
       <w:r>
         <w:rPr>
           <w:rFonts w:ascii="Times New Roman" w:hAnsi="Times New Roman"/>
@@ -2148,8 +3122,16 @@
     <w:p>
       <w:pPr>
         <w:spacing w:before="0" w:after="120" w:line="360" w:lineRule="exact"/>
-        <w:ind w:firstLine="720"/>
-      </w:pPr>
+        <w:ind w:firstLine="0"/>
+      </w:pPr>
+      <w:r>
+        <w:rPr>
+          <w:rFonts w:ascii="Times New Roman" w:hAnsi="Times New Roman"/>
+          <w:b/>
+          <w:sz w:val="24"/>
+        </w:rPr>
+        <w:t xml:space="preserve">[0122]    </w:t>
+      </w:r>
       <w:r>
         <w:rPr>
           <w:rFonts w:ascii="Times New Roman" w:hAnsi="Times New Roman"/>
@@ -2162,8 +3144,16 @@
     <w:p>
       <w:pPr>
         <w:spacing w:before="0" w:after="120" w:line="360" w:lineRule="exact"/>
-        <w:ind w:firstLine="720"/>
-      </w:pPr>
+        <w:ind w:firstLine="0"/>
+      </w:pPr>
+      <w:r>
+        <w:rPr>
+          <w:rFonts w:ascii="Times New Roman" w:hAnsi="Times New Roman"/>
+          <w:b/>
+          <w:sz w:val="24"/>
+        </w:rPr>
+        <w:t xml:space="preserve">[0123]    </w:t>
+      </w:r>
       <w:r>
         <w:rPr>
           <w:rFonts w:ascii="Times New Roman" w:hAnsi="Times New Roman"/>
@@ -2176,8 +3166,16 @@
     <w:p>
       <w:pPr>
         <w:spacing w:before="0" w:after="120" w:line="360" w:lineRule="exact"/>
-        <w:ind w:firstLine="720"/>
-      </w:pPr>
+        <w:ind w:firstLine="0"/>
+      </w:pPr>
+      <w:r>
+        <w:rPr>
+          <w:rFonts w:ascii="Times New Roman" w:hAnsi="Times New Roman"/>
+          <w:b/>
+          <w:sz w:val="24"/>
+        </w:rPr>
+        <w:t xml:space="preserve">[0124]    </w:t>
+      </w:r>
       <w:r>
         <w:rPr>
           <w:rFonts w:ascii="Times New Roman" w:hAnsi="Times New Roman"/>
@@ -2190,8 +3188,16 @@
     <w:p>
       <w:pPr>
         <w:spacing w:before="0" w:after="120" w:line="360" w:lineRule="exact"/>
-        <w:ind w:firstLine="720"/>
-      </w:pPr>
+        <w:ind w:firstLine="0"/>
+      </w:pPr>
+      <w:r>
+        <w:rPr>
+          <w:rFonts w:ascii="Times New Roman" w:hAnsi="Times New Roman"/>
+          <w:b/>
+          <w:sz w:val="24"/>
+        </w:rPr>
+        <w:t xml:space="preserve">[0125]    </w:t>
+      </w:r>
       <w:r>
         <w:rPr>
           <w:rFonts w:ascii="Times New Roman" w:hAnsi="Times New Roman"/>
@@ -2204,8 +3210,16 @@
     <w:p>
       <w:pPr>
         <w:spacing w:before="0" w:after="120" w:line="360" w:lineRule="exact"/>
-        <w:ind w:firstLine="720"/>
-      </w:pPr>
+        <w:ind w:firstLine="0"/>
+      </w:pPr>
+      <w:r>
+        <w:rPr>
+          <w:rFonts w:ascii="Times New Roman" w:hAnsi="Times New Roman"/>
+          <w:b/>
+          <w:sz w:val="24"/>
+        </w:rPr>
+        <w:t xml:space="preserve">[0126]    </w:t>
+      </w:r>
       <w:r>
         <w:rPr>
           <w:rFonts w:ascii="Times New Roman" w:hAnsi="Times New Roman"/>
@@ -2226,22 +3240,38 @@
     <w:p>
       <w:pPr>
         <w:spacing w:before="0" w:after="120" w:line="360" w:lineRule="exact"/>
-        <w:ind w:firstLine="720"/>
-      </w:pPr>
-      <w:r>
-        <w:rPr>
-          <w:rFonts w:ascii="Times New Roman" w:hAnsi="Times New Roman"/>
-          <w:b w:val="0"/>
-          <w:sz w:val="24"/>
-        </w:rPr>
-        <w:t>Corollary (North-Star Enforcement): Any deviation from perfect alignment (d* = 0, T = 1, I = 1) guarantees Risk' &gt; B. There is no "free lunch" -- every deviation carries a cost.</w:t>
+        <w:ind w:firstLine="0"/>
+      </w:pPr>
+      <w:r>
+        <w:rPr>
+          <w:rFonts w:ascii="Times New Roman" w:hAnsi="Times New Roman"/>
+          <w:b/>
+          <w:sz w:val="24"/>
+        </w:rPr>
+        <w:t xml:space="preserve">[0127]    </w:t>
+      </w:r>
+      <w:r>
+        <w:rPr>
+          <w:rFonts w:ascii="Times New Roman" w:hAnsi="Times New Roman"/>
+          <w:b w:val="0"/>
+          <w:sz w:val="24"/>
+        </w:rPr>
+        <w:t>Corollary (North-Star Enforcement): Under the stated risk function, deviation from perfect alignment (d* = 0, T = 1, I = 1) increases Risk' above the baseline B. Thus measured deviation contributes to the governance cost.</w:t>
       </w:r>
     </w:p>
     <w:p>
       <w:pPr>
         <w:spacing w:before="0" w:after="120" w:line="360" w:lineRule="exact"/>
-        <w:ind w:firstLine="720"/>
-      </w:pPr>
+        <w:ind w:firstLine="0"/>
+      </w:pPr>
+      <w:r>
+        <w:rPr>
+          <w:rFonts w:ascii="Times New Roman" w:hAnsi="Times New Roman"/>
+          <w:b/>
+          <w:sz w:val="24"/>
+        </w:rPr>
+        <w:t xml:space="preserve">[0128]    </w:t>
+      </w:r>
       <w:r>
         <w:rPr>
           <w:rFonts w:ascii="Times New Roman" w:hAnsi="Times New Roman"/>
@@ -2253,6 +3283,28 @@
     </w:p>
     <w:p>
       <w:pPr>
+        <w:spacing w:before="0" w:after="120" w:line="360" w:lineRule="exact"/>
+        <w:ind w:firstLine="0"/>
+      </w:pPr>
+      <w:r>
+        <w:rPr>
+          <w:rFonts w:ascii="Times New Roman" w:hAnsi="Times New Roman"/>
+          <w:b/>
+          <w:sz w:val="24"/>
+        </w:rPr>
+        <w:t xml:space="preserve">[0129]    </w:t>
+      </w:r>
+      <w:r>
+        <w:rPr>
+          <w:rFonts w:ascii="Times New Roman" w:hAnsi="Times New Roman"/>
+          <w:b w:val="0"/>
+          <w:sz w:val="24"/>
+        </w:rPr>
+        <w:t>In the five-tier governance variant, a REROUTE decision mode provides constructive containment as an alternative to outright denial. When the action text matches a pattern in a configurable reroute table AND an elevated geometric or semantic signal -- specifically, a harmonic cost or spin magnitude above a confirmation threshold -- independently corroborates the match, the gate substitutes a safer replacement action rather than blocking and returning fail-to-noise output. The reroute table maps action patterns (regular expressions over the action text) to replacement action identifiers and human-readable rationale strings; representative entries redirect system file access to a logged-denial stub and redirect external network sends to a log-only handler. REROUTE operates on a separate action path outside the numeric severity escalation chain: it does not compete with ALLOW, QUARANTINE, or DENY in severity comparisons, and a REROUTE result is preserved against subsequent overlay signals that would otherwise escalate toward DENY. The two-signal confirmation requirement -- pattern match plus geometric or semantic corroboration -- substantially reduces false-positive reroutes on benign text that incidentally contains common words matching the reroute pattern.</w:t>
+      </w:r>
+    </w:p>
+    <w:p>
+      <w:pPr>
         <w:spacing w:before="200" w:after="80" w:line="360" w:lineRule="exact"/>
       </w:pPr>
       <w:r>
@@ -2267,8 +3319,16 @@
     <w:p>
       <w:pPr>
         <w:spacing w:before="0" w:after="120" w:line="360" w:lineRule="exact"/>
-        <w:ind w:firstLine="720"/>
-      </w:pPr>
+        <w:ind w:firstLine="0"/>
+      </w:pPr>
+      <w:r>
+        <w:rPr>
+          <w:rFonts w:ascii="Times New Roman" w:hAnsi="Times New Roman"/>
+          <w:b/>
+          <w:sz w:val="24"/>
+        </w:rPr>
+        <w:t xml:space="preserve">[0130]    </w:t>
+      </w:r>
       <w:r>
         <w:rPr>
           <w:rFonts w:ascii="Times New Roman" w:hAnsi="Times New Roman"/>
@@ -2281,8 +3341,16 @@
     <w:p>
       <w:pPr>
         <w:spacing w:before="0" w:after="120" w:line="360" w:lineRule="exact"/>
-        <w:ind w:firstLine="720"/>
-      </w:pPr>
+        <w:ind w:firstLine="0"/>
+      </w:pPr>
+      <w:r>
+        <w:rPr>
+          <w:rFonts w:ascii="Times New Roman" w:hAnsi="Times New Roman"/>
+          <w:b/>
+          <w:sz w:val="24"/>
+        </w:rPr>
+        <w:t xml:space="preserve">[0131]    </w:t>
+      </w:r>
       <w:r>
         <w:rPr>
           <w:rFonts w:ascii="Times New Roman" w:hAnsi="Times New Roman"/>
@@ -2295,8 +3363,16 @@
     <w:p>
       <w:pPr>
         <w:spacing w:before="0" w:after="120" w:line="360" w:lineRule="exact"/>
-        <w:ind w:firstLine="720"/>
-      </w:pPr>
+        <w:ind w:firstLine="0"/>
+      </w:pPr>
+      <w:r>
+        <w:rPr>
+          <w:rFonts w:ascii="Times New Roman" w:hAnsi="Times New Roman"/>
+          <w:b/>
+          <w:sz w:val="24"/>
+        </w:rPr>
+        <w:t xml:space="preserve">[0132]    </w:t>
+      </w:r>
       <w:r>
         <w:rPr>
           <w:rFonts w:ascii="Times New Roman" w:hAnsi="Times New Roman"/>
@@ -2313,8 +3389,16 @@
     <w:p>
       <w:pPr>
         <w:spacing w:before="0" w:after="120" w:line="360" w:lineRule="exact"/>
-        <w:ind w:firstLine="720"/>
-      </w:pPr>
+        <w:ind w:firstLine="0"/>
+      </w:pPr>
+      <w:r>
+        <w:rPr>
+          <w:rFonts w:ascii="Times New Roman" w:hAnsi="Times New Roman"/>
+          <w:b/>
+          <w:sz w:val="24"/>
+        </w:rPr>
+        <w:t xml:space="preserve">[0133]    </w:t>
+      </w:r>
       <w:r>
         <w:rPr>
           <w:rFonts w:ascii="Times New Roman" w:hAnsi="Times New Roman"/>
@@ -2353,8 +3437,16 @@
     <w:p>
       <w:pPr>
         <w:spacing w:before="0" w:after="120" w:line="360" w:lineRule="exact"/>
-        <w:ind w:firstLine="720"/>
-      </w:pPr>
+        <w:ind w:firstLine="0"/>
+      </w:pPr>
+      <w:r>
+        <w:rPr>
+          <w:rFonts w:ascii="Times New Roman" w:hAnsi="Times New Roman"/>
+          <w:b/>
+          <w:sz w:val="24"/>
+        </w:rPr>
+        <w:t xml:space="preserve">[0134]    </w:t>
+      </w:r>
       <w:r>
         <w:rPr>
           <w:rFonts w:ascii="Times New Roman" w:hAnsi="Times New Roman"/>
@@ -2367,8 +3459,16 @@
     <w:p>
       <w:pPr>
         <w:spacing w:before="0" w:after="120" w:line="360" w:lineRule="exact"/>
-        <w:ind w:firstLine="720"/>
-      </w:pPr>
+        <w:ind w:firstLine="0"/>
+      </w:pPr>
+      <w:r>
+        <w:rPr>
+          <w:rFonts w:ascii="Times New Roman" w:hAnsi="Times New Roman"/>
+          <w:b/>
+          <w:sz w:val="24"/>
+        </w:rPr>
+        <w:t xml:space="preserve">[0135]    </w:t>
+      </w:r>
       <w:r>
         <w:rPr>
           <w:rFonts w:ascii="Times New Roman" w:hAnsi="Times New Roman"/>
@@ -2391,8 +3491,16 @@
     <w:p>
       <w:pPr>
         <w:spacing w:before="0" w:after="120" w:line="360" w:lineRule="exact"/>
-        <w:ind w:firstLine="720"/>
-      </w:pPr>
+        <w:ind w:firstLine="0"/>
+      </w:pPr>
+      <w:r>
+        <w:rPr>
+          <w:rFonts w:ascii="Times New Roman" w:hAnsi="Times New Roman"/>
+          <w:b/>
+          <w:sz w:val="24"/>
+        </w:rPr>
+        <w:t xml:space="preserve">[0136]    </w:t>
+      </w:r>
       <w:r>
         <w:rPr>
           <w:rFonts w:ascii="Times New Roman" w:hAnsi="Times New Roman"/>
@@ -2405,8 +3513,16 @@
     <w:p>
       <w:pPr>
         <w:spacing w:before="0" w:after="120" w:line="360" w:lineRule="exact"/>
-        <w:ind w:firstLine="720"/>
-      </w:pPr>
+        <w:ind w:firstLine="0"/>
+      </w:pPr>
+      <w:r>
+        <w:rPr>
+          <w:rFonts w:ascii="Times New Roman" w:hAnsi="Times New Roman"/>
+          <w:b/>
+          <w:sz w:val="24"/>
+        </w:rPr>
+        <w:t xml:space="preserve">[0137]    </w:t>
+      </w:r>
       <w:r>
         <w:rPr>
           <w:rFonts w:ascii="Times New Roman" w:hAnsi="Times New Roman"/>
@@ -2433,8 +3549,16 @@
     <w:p>
       <w:pPr>
         <w:spacing w:before="0" w:after="120" w:line="360" w:lineRule="exact"/>
-        <w:ind w:firstLine="720"/>
-      </w:pPr>
+        <w:ind w:firstLine="0"/>
+      </w:pPr>
+      <w:r>
+        <w:rPr>
+          <w:rFonts w:ascii="Times New Roman" w:hAnsi="Times New Roman"/>
+          <w:b/>
+          <w:sz w:val="24"/>
+        </w:rPr>
+        <w:t xml:space="preserve">[0138]    </w:t>
+      </w:r>
       <w:r>
         <w:rPr>
           <w:rFonts w:ascii="Times New Roman" w:hAnsi="Times New Roman"/>
@@ -2460,8 +3584,16 @@
     <w:p>
       <w:pPr>
         <w:spacing w:before="0" w:after="120" w:line="360" w:lineRule="exact"/>
-        <w:ind w:firstLine="720"/>
-      </w:pPr>
+        <w:ind w:firstLine="0"/>
+      </w:pPr>
+      <w:r>
+        <w:rPr>
+          <w:rFonts w:ascii="Times New Roman" w:hAnsi="Times New Roman"/>
+          <w:b/>
+          <w:sz w:val="24"/>
+        </w:rPr>
+        <w:t xml:space="preserve">[0139]    </w:t>
+      </w:r>
       <w:r>
         <w:rPr>
           <w:rFonts w:ascii="Times New Roman" w:hAnsi="Times New Roman"/>
@@ -2474,8 +3606,16 @@
     <w:p>
       <w:pPr>
         <w:spacing w:before="0" w:after="120" w:line="360" w:lineRule="exact"/>
-        <w:ind w:firstLine="720"/>
-      </w:pPr>
+        <w:ind w:firstLine="0"/>
+      </w:pPr>
+      <w:r>
+        <w:rPr>
+          <w:rFonts w:ascii="Times New Roman" w:hAnsi="Times New Roman"/>
+          <w:b/>
+          <w:sz w:val="24"/>
+        </w:rPr>
+        <w:t xml:space="preserve">[0140]    </w:t>
+      </w:r>
       <w:r>
         <w:rPr>
           <w:rFonts w:ascii="Times New Roman" w:hAnsi="Times New Roman"/>
@@ -2488,8 +3628,16 @@
     <w:p>
       <w:pPr>
         <w:spacing w:before="0" w:after="120" w:line="360" w:lineRule="exact"/>
-        <w:ind w:firstLine="720"/>
-      </w:pPr>
+        <w:ind w:firstLine="0"/>
+      </w:pPr>
+      <w:r>
+        <w:rPr>
+          <w:rFonts w:ascii="Times New Roman" w:hAnsi="Times New Roman"/>
+          <w:b/>
+          <w:sz w:val="24"/>
+        </w:rPr>
+        <w:t xml:space="preserve">[0141]    </w:t>
+      </w:r>
       <w:r>
         <w:rPr>
           <w:rFonts w:ascii="Times New Roman" w:hAnsi="Times New Roman"/>
@@ -2502,8 +3650,16 @@
     <w:p>
       <w:pPr>
         <w:spacing w:before="0" w:after="120" w:line="360" w:lineRule="exact"/>
-        <w:ind w:firstLine="720"/>
-      </w:pPr>
+        <w:ind w:firstLine="0"/>
+      </w:pPr>
+      <w:r>
+        <w:rPr>
+          <w:rFonts w:ascii="Times New Roman" w:hAnsi="Times New Roman"/>
+          <w:b/>
+          <w:sz w:val="24"/>
+        </w:rPr>
+        <w:t xml:space="preserve">[0142]    </w:t>
+      </w:r>
       <w:r>
         <w:rPr>
           <w:rFonts w:ascii="Times New Roman" w:hAnsi="Times New Roman"/>
@@ -2529,8 +3685,16 @@
     <w:p>
       <w:pPr>
         <w:spacing w:before="0" w:after="120" w:line="360" w:lineRule="exact"/>
-        <w:ind w:firstLine="720"/>
-      </w:pPr>
+        <w:ind w:firstLine="0"/>
+      </w:pPr>
+      <w:r>
+        <w:rPr>
+          <w:rFonts w:ascii="Times New Roman" w:hAnsi="Times New Roman"/>
+          <w:b/>
+          <w:sz w:val="24"/>
+        </w:rPr>
+        <w:t xml:space="preserve">[0143]    </w:t>
+      </w:r>
       <w:r>
         <w:rPr>
           <w:rFonts w:ascii="Times New Roman" w:hAnsi="Times New Roman"/>
@@ -2543,8 +3707,16 @@
     <w:p>
       <w:pPr>
         <w:spacing w:before="0" w:after="120" w:line="360" w:lineRule="exact"/>
-        <w:ind w:firstLine="720"/>
-      </w:pPr>
+        <w:ind w:firstLine="0"/>
+      </w:pPr>
+      <w:r>
+        <w:rPr>
+          <w:rFonts w:ascii="Times New Roman" w:hAnsi="Times New Roman"/>
+          <w:b/>
+          <w:sz w:val="24"/>
+        </w:rPr>
+        <w:t xml:space="preserve">[0144]    </w:t>
+      </w:r>
       <w:r>
         <w:rPr>
           <w:rFonts w:ascii="Times New Roman" w:hAnsi="Times New Roman"/>
@@ -2557,8 +3729,16 @@
     <w:p>
       <w:pPr>
         <w:spacing w:before="0" w:after="120" w:line="360" w:lineRule="exact"/>
-        <w:ind w:firstLine="720"/>
-      </w:pPr>
+        <w:ind w:firstLine="0"/>
+      </w:pPr>
+      <w:r>
+        <w:rPr>
+          <w:rFonts w:ascii="Times New Roman" w:hAnsi="Times New Roman"/>
+          <w:b/>
+          <w:sz w:val="24"/>
+        </w:rPr>
+        <w:t xml:space="preserve">[0145]    </w:t>
+      </w:r>
       <w:r>
         <w:rPr>
           <w:rFonts w:ascii="Times New Roman" w:hAnsi="Times New Roman"/>
@@ -2571,8 +3751,16 @@
     <w:p>
       <w:pPr>
         <w:spacing w:before="0" w:after="120" w:line="360" w:lineRule="exact"/>
-        <w:ind w:firstLine="720"/>
-      </w:pPr>
+        <w:ind w:firstLine="0"/>
+      </w:pPr>
+      <w:r>
+        <w:rPr>
+          <w:rFonts w:ascii="Times New Roman" w:hAnsi="Times New Roman"/>
+          <w:b/>
+          <w:sz w:val="24"/>
+        </w:rPr>
+        <w:t xml:space="preserve">[0146]    </w:t>
+      </w:r>
       <w:r>
         <w:rPr>
           <w:rFonts w:ascii="Times New Roman" w:hAnsi="Times New Roman"/>
@@ -2589,8 +3777,16 @@
     <w:p>
       <w:pPr>
         <w:spacing w:before="0" w:after="120" w:line="360" w:lineRule="exact"/>
-        <w:ind w:firstLine="720"/>
-      </w:pPr>
+        <w:ind w:firstLine="0"/>
+      </w:pPr>
+      <w:r>
+        <w:rPr>
+          <w:rFonts w:ascii="Times New Roman" w:hAnsi="Times New Roman"/>
+          <w:b/>
+          <w:sz w:val="24"/>
+        </w:rPr>
+        <w:t xml:space="preserve">[0147]    </w:t>
+      </w:r>
       <w:r>
         <w:rPr>
           <w:rFonts w:ascii="Times New Roman" w:hAnsi="Times New Roman"/>
@@ -2616,8 +3812,16 @@
     <w:p>
       <w:pPr>
         <w:spacing w:before="0" w:after="120" w:line="360" w:lineRule="exact"/>
-        <w:ind w:firstLine="720"/>
-      </w:pPr>
+        <w:ind w:firstLine="0"/>
+      </w:pPr>
+      <w:r>
+        <w:rPr>
+          <w:rFonts w:ascii="Times New Roman" w:hAnsi="Times New Roman"/>
+          <w:b/>
+          <w:sz w:val="24"/>
+        </w:rPr>
+        <w:t xml:space="preserve">[0148]    </w:t>
+      </w:r>
       <w:r>
         <w:rPr>
           <w:rFonts w:ascii="Times New Roman" w:hAnsi="Times New Roman"/>
@@ -2630,8 +3834,16 @@
     <w:p>
       <w:pPr>
         <w:spacing w:before="0" w:after="120" w:line="360" w:lineRule="exact"/>
-        <w:ind w:firstLine="720"/>
-      </w:pPr>
+        <w:ind w:firstLine="0"/>
+      </w:pPr>
+      <w:r>
+        <w:rPr>
+          <w:rFonts w:ascii="Times New Roman" w:hAnsi="Times New Roman"/>
+          <w:b/>
+          <w:sz w:val="24"/>
+        </w:rPr>
+        <w:t xml:space="preserve">[0149]    </w:t>
+      </w:r>
       <w:r>
         <w:rPr>
           <w:rFonts w:ascii="Times New Roman" w:hAnsi="Times New Roman"/>
@@ -2644,8 +3856,16 @@
     <w:p>
       <w:pPr>
         <w:spacing w:before="0" w:after="120" w:line="360" w:lineRule="exact"/>
-        <w:ind w:firstLine="720"/>
-      </w:pPr>
+        <w:ind w:firstLine="0"/>
+      </w:pPr>
+      <w:r>
+        <w:rPr>
+          <w:rFonts w:ascii="Times New Roman" w:hAnsi="Times New Roman"/>
+          <w:b/>
+          <w:sz w:val="24"/>
+        </w:rPr>
+        <w:t xml:space="preserve">[0150]    </w:t>
+      </w:r>
       <w:r>
         <w:rPr>
           <w:rFonts w:ascii="Times New Roman" w:hAnsi="Times New Roman"/>
@@ -2658,8 +3878,16 @@
     <w:p>
       <w:pPr>
         <w:spacing w:before="0" w:after="120" w:line="360" w:lineRule="exact"/>
-        <w:ind w:firstLine="720"/>
-      </w:pPr>
+        <w:ind w:firstLine="0"/>
+      </w:pPr>
+      <w:r>
+        <w:rPr>
+          <w:rFonts w:ascii="Times New Roman" w:hAnsi="Times New Roman"/>
+          <w:b/>
+          <w:sz w:val="24"/>
+        </w:rPr>
+        <w:t xml:space="preserve">[0151]    </w:t>
+      </w:r>
       <w:r>
         <w:rPr>
           <w:rFonts w:ascii="Times New Roman" w:hAnsi="Times New Roman"/>
@@ -2672,8 +3900,16 @@
     <w:p>
       <w:pPr>
         <w:spacing w:before="0" w:after="120" w:line="360" w:lineRule="exact"/>
-        <w:ind w:firstLine="720"/>
-      </w:pPr>
+        <w:ind w:firstLine="0"/>
+      </w:pPr>
+      <w:r>
+        <w:rPr>
+          <w:rFonts w:ascii="Times New Roman" w:hAnsi="Times New Roman"/>
+          <w:b/>
+          <w:sz w:val="24"/>
+        </w:rPr>
+        <w:t xml:space="preserve">[0152]    </w:t>
+      </w:r>
       <w:r>
         <w:rPr>
           <w:rFonts w:ascii="Times New Roman" w:hAnsi="Times New Roman"/>
@@ -2699,8 +3935,16 @@
     <w:p>
       <w:pPr>
         <w:spacing w:before="0" w:after="120" w:line="360" w:lineRule="exact"/>
-        <w:ind w:firstLine="720"/>
-      </w:pPr>
+        <w:ind w:firstLine="0"/>
+      </w:pPr>
+      <w:r>
+        <w:rPr>
+          <w:rFonts w:ascii="Times New Roman" w:hAnsi="Times New Roman"/>
+          <w:b/>
+          <w:sz w:val="24"/>
+        </w:rPr>
+        <w:t xml:space="preserve">[0153]    </w:t>
+      </w:r>
       <w:r>
         <w:rPr>
           <w:rFonts w:ascii="Times New Roman" w:hAnsi="Times New Roman"/>
@@ -2713,8 +3957,16 @@
     <w:p>
       <w:pPr>
         <w:spacing w:before="0" w:after="120" w:line="360" w:lineRule="exact"/>
-        <w:ind w:firstLine="720"/>
-      </w:pPr>
+        <w:ind w:firstLine="0"/>
+      </w:pPr>
+      <w:r>
+        <w:rPr>
+          <w:rFonts w:ascii="Times New Roman" w:hAnsi="Times New Roman"/>
+          <w:b/>
+          <w:sz w:val="24"/>
+        </w:rPr>
+        <w:t xml:space="preserve">[0154]    </w:t>
+      </w:r>
       <w:r>
         <w:rPr>
           <w:rFonts w:ascii="Times New Roman" w:hAnsi="Times New Roman"/>
@@ -2741,8 +3993,16 @@
     <w:p>
       <w:pPr>
         <w:spacing w:before="0" w:after="120" w:line="360" w:lineRule="exact"/>
-        <w:ind w:firstLine="720"/>
-      </w:pPr>
+        <w:ind w:firstLine="0"/>
+      </w:pPr>
+      <w:r>
+        <w:rPr>
+          <w:rFonts w:ascii="Times New Roman" w:hAnsi="Times New Roman"/>
+          <w:b/>
+          <w:sz w:val="24"/>
+        </w:rPr>
+        <w:t xml:space="preserve">[0155]    </w:t>
+      </w:r>
       <w:r>
         <w:rPr>
           <w:rFonts w:ascii="Times New Roman" w:hAnsi="Times New Roman"/>
@@ -2755,8 +4015,16 @@
     <w:p>
       <w:pPr>
         <w:spacing w:before="0" w:after="120" w:line="360" w:lineRule="exact"/>
-        <w:ind w:firstLine="720"/>
-      </w:pPr>
+        <w:ind w:firstLine="0"/>
+      </w:pPr>
+      <w:r>
+        <w:rPr>
+          <w:rFonts w:ascii="Times New Roman" w:hAnsi="Times New Roman"/>
+          <w:b/>
+          <w:sz w:val="24"/>
+        </w:rPr>
+        <w:t xml:space="preserve">[0156]    </w:t>
+      </w:r>
       <w:r>
         <w:rPr>
           <w:rFonts w:ascii="Times New Roman" w:hAnsi="Times New Roman"/>
@@ -2771,8 +4039,16 @@
     <w:p>
       <w:pPr>
         <w:spacing w:before="0" w:after="120" w:line="360" w:lineRule="exact"/>
-        <w:ind w:firstLine="720"/>
-      </w:pPr>
+        <w:ind w:firstLine="0"/>
+      </w:pPr>
+      <w:r>
+        <w:rPr>
+          <w:rFonts w:ascii="Times New Roman" w:hAnsi="Times New Roman"/>
+          <w:b/>
+          <w:sz w:val="24"/>
+        </w:rPr>
+        <w:t xml:space="preserve">[0157]    </w:t>
+      </w:r>
       <w:r>
         <w:rPr>
           <w:rFonts w:ascii="Times New Roman" w:hAnsi="Times New Roman"/>
@@ -2787,8 +4063,16 @@
     <w:p>
       <w:pPr>
         <w:spacing w:before="0" w:after="120" w:line="360" w:lineRule="exact"/>
-        <w:ind w:firstLine="720"/>
-      </w:pPr>
+        <w:ind w:firstLine="0"/>
+      </w:pPr>
+      <w:r>
+        <w:rPr>
+          <w:rFonts w:ascii="Times New Roman" w:hAnsi="Times New Roman"/>
+          <w:b/>
+          <w:sz w:val="24"/>
+        </w:rPr>
+        <w:t xml:space="preserve">[0158]    </w:t>
+      </w:r>
       <w:r>
         <w:rPr>
           <w:rFonts w:ascii="Times New Roman" w:hAnsi="Times New Roman"/>
@@ -2803,8 +4087,16 @@
     <w:p>
       <w:pPr>
         <w:spacing w:before="0" w:after="120" w:line="360" w:lineRule="exact"/>
-        <w:ind w:firstLine="720"/>
-      </w:pPr>
+        <w:ind w:firstLine="0"/>
+      </w:pPr>
+      <w:r>
+        <w:rPr>
+          <w:rFonts w:ascii="Times New Roman" w:hAnsi="Times New Roman"/>
+          <w:b/>
+          <w:sz w:val="24"/>
+        </w:rPr>
+        <w:t xml:space="preserve">[0159]    </w:t>
+      </w:r>
       <w:r>
         <w:rPr>
           <w:rFonts w:ascii="Times New Roman" w:hAnsi="Times New Roman"/>
@@ -2819,15 +4111,23 @@
     <w:p>
       <w:pPr>
         <w:spacing w:before="0" w:after="120" w:line="360" w:lineRule="exact"/>
-        <w:ind w:firstLine="720"/>
-      </w:pPr>
-      <w:r>
-        <w:rPr>
-          <w:rFonts w:ascii="Times New Roman" w:hAnsi="Times New Roman"/>
-          <w:b w:val="0"/>
-          <w:sz w:val="24"/>
-        </w:rPr>
-        <w:t>These properties guarantee that the Langues Metric is a well-behaved, strictly increasing cost function that becomes exponentially more expensive as any deviation increases, with bounded oscillation providing temporal unpredictability.</w:t>
+        <w:ind w:firstLine="0"/>
+      </w:pPr>
+      <w:r>
+        <w:rPr>
+          <w:rFonts w:ascii="Times New Roman" w:hAnsi="Times New Roman"/>
+          <w:b/>
+          <w:sz w:val="24"/>
+        </w:rPr>
+        <w:t xml:space="preserve">[0160]    </w:t>
+      </w:r>
+      <w:r>
+        <w:rPr>
+          <w:rFonts w:ascii="Times New Roman" w:hAnsi="Times New Roman"/>
+          <w:b w:val="0"/>
+          <w:sz w:val="24"/>
+        </w:rPr>
+        <w:t>These properties provide a well-behaved, strictly increasing cost function that becomes more expensive as deviation increases, with bounded oscillation providing temporal variation.</w:t>
       </w:r>
     </w:p>
     <w:p>
@@ -2846,8 +4146,16 @@
     <w:p>
       <w:pPr>
         <w:spacing w:before="0" w:after="120" w:line="360" w:lineRule="exact"/>
-        <w:ind w:firstLine="720"/>
-      </w:pPr>
+        <w:ind w:firstLine="0"/>
+      </w:pPr>
+      <w:r>
+        <w:rPr>
+          <w:rFonts w:ascii="Times New Roman" w:hAnsi="Times New Roman"/>
+          <w:b/>
+          <w:sz w:val="24"/>
+        </w:rPr>
+        <w:t xml:space="preserve">[0161]    </w:t>
+      </w:r>
       <w:r>
         <w:rPr>
           <w:rFonts w:ascii="Times New Roman" w:hAnsi="Times New Roman"/>
@@ -2886,8 +4194,16 @@
     <w:p>
       <w:pPr>
         <w:spacing w:before="0" w:after="120" w:line="360" w:lineRule="exact"/>
-        <w:ind w:firstLine="720"/>
-      </w:pPr>
+        <w:ind w:firstLine="0"/>
+      </w:pPr>
+      <w:r>
+        <w:rPr>
+          <w:rFonts w:ascii="Times New Roman" w:hAnsi="Times New Roman"/>
+          <w:b/>
+          <w:sz w:val="24"/>
+        </w:rPr>
+        <w:t xml:space="preserve">[0162]    </w:t>
+      </w:r>
       <w:r>
         <w:rPr>
           <w:rFonts w:ascii="Times New Roman" w:hAnsi="Times New Roman"/>
@@ -2900,8 +4216,16 @@
     <w:p>
       <w:pPr>
         <w:spacing w:before="0" w:after="120" w:line="360" w:lineRule="exact"/>
-        <w:ind w:firstLine="720"/>
-      </w:pPr>
+        <w:ind w:firstLine="0"/>
+      </w:pPr>
+      <w:r>
+        <w:rPr>
+          <w:rFonts w:ascii="Times New Roman" w:hAnsi="Times New Roman"/>
+          <w:b/>
+          <w:sz w:val="24"/>
+        </w:rPr>
+        <w:t xml:space="preserve">[0163]    </w:t>
+      </w:r>
       <w:r>
         <w:rPr>
           <w:rFonts w:ascii="Times New Roman" w:hAnsi="Times New Roman"/>
@@ -2922,8 +4246,16 @@
     <w:p>
       <w:pPr>
         <w:spacing w:before="0" w:after="120" w:line="360" w:lineRule="exact"/>
-        <w:ind w:firstLine="720"/>
-      </w:pPr>
+        <w:ind w:firstLine="0"/>
+      </w:pPr>
+      <w:r>
+        <w:rPr>
+          <w:rFonts w:ascii="Times New Roman" w:hAnsi="Times New Roman"/>
+          <w:b/>
+          <w:sz w:val="24"/>
+        </w:rPr>
+        <w:t xml:space="preserve">[0164]    </w:t>
+      </w:r>
       <w:r>
         <w:rPr>
           <w:rFonts w:ascii="Times New Roman" w:hAnsi="Times New Roman"/>
@@ -2949,8 +4281,16 @@
     <w:p>
       <w:pPr>
         <w:spacing w:before="0" w:after="120" w:line="360" w:lineRule="exact"/>
-        <w:ind w:firstLine="720"/>
-      </w:pPr>
+        <w:ind w:firstLine="0"/>
+      </w:pPr>
+      <w:r>
+        <w:rPr>
+          <w:rFonts w:ascii="Times New Roman" w:hAnsi="Times New Roman"/>
+          <w:b/>
+          <w:sz w:val="24"/>
+        </w:rPr>
+        <w:t xml:space="preserve">[0165]    </w:t>
+      </w:r>
       <w:r>
         <w:rPr>
           <w:rFonts w:ascii="Times New Roman" w:hAnsi="Times New Roman"/>
@@ -2963,8 +4303,16 @@
     <w:p>
       <w:pPr>
         <w:spacing w:before="0" w:after="120" w:line="360" w:lineRule="exact"/>
-        <w:ind w:firstLine="720"/>
-      </w:pPr>
+        <w:ind w:firstLine="0"/>
+      </w:pPr>
+      <w:r>
+        <w:rPr>
+          <w:rFonts w:ascii="Times New Roman" w:hAnsi="Times New Roman"/>
+          <w:b/>
+          <w:sz w:val="24"/>
+        </w:rPr>
+        <w:t xml:space="preserve">[0166]    </w:t>
+      </w:r>
       <w:r>
         <w:rPr>
           <w:rFonts w:ascii="Times New Roman" w:hAnsi="Times New Roman"/>
@@ -2977,8 +4325,16 @@
     <w:p>
       <w:pPr>
         <w:spacing w:before="0" w:after="120" w:line="360" w:lineRule="exact"/>
-        <w:ind w:firstLine="720"/>
-      </w:pPr>
+        <w:ind w:firstLine="0"/>
+      </w:pPr>
+      <w:r>
+        <w:rPr>
+          <w:rFonts w:ascii="Times New Roman" w:hAnsi="Times New Roman"/>
+          <w:b/>
+          <w:sz w:val="24"/>
+        </w:rPr>
+        <w:t xml:space="preserve">[0167]    </w:t>
+      </w:r>
       <w:r>
         <w:rPr>
           <w:rFonts w:ascii="Times New Roman" w:hAnsi="Times New Roman"/>
@@ -2991,8 +4347,16 @@
     <w:p>
       <w:pPr>
         <w:spacing w:before="0" w:after="120" w:line="360" w:lineRule="exact"/>
-        <w:ind w:firstLine="720"/>
-      </w:pPr>
+        <w:ind w:firstLine="0"/>
+      </w:pPr>
+      <w:r>
+        <w:rPr>
+          <w:rFonts w:ascii="Times New Roman" w:hAnsi="Times New Roman"/>
+          <w:b/>
+          <w:sz w:val="24"/>
+        </w:rPr>
+        <w:t xml:space="preserve">[0168]    </w:t>
+      </w:r>
       <w:r>
         <w:rPr>
           <w:rFonts w:ascii="Times New Roman" w:hAnsi="Times New Roman"/>
@@ -3005,8 +4369,16 @@
     <w:p>
       <w:pPr>
         <w:spacing w:before="0" w:after="120" w:line="360" w:lineRule="exact"/>
-        <w:ind w:firstLine="720"/>
-      </w:pPr>
+        <w:ind w:firstLine="0"/>
+      </w:pPr>
+      <w:r>
+        <w:rPr>
+          <w:rFonts w:ascii="Times New Roman" w:hAnsi="Times New Roman"/>
+          <w:b/>
+          <w:sz w:val="24"/>
+        </w:rPr>
+        <w:t xml:space="preserve">[0169]    </w:t>
+      </w:r>
       <w:r>
         <w:rPr>
           <w:rFonts w:ascii="Times New Roman" w:hAnsi="Times New Roman"/>
@@ -3019,8 +4391,16 @@
     <w:p>
       <w:pPr>
         <w:spacing w:before="0" w:after="120" w:line="360" w:lineRule="exact"/>
-        <w:ind w:firstLine="720"/>
-      </w:pPr>
+        <w:ind w:firstLine="0"/>
+      </w:pPr>
+      <w:r>
+        <w:rPr>
+          <w:rFonts w:ascii="Times New Roman" w:hAnsi="Times New Roman"/>
+          <w:b/>
+          <w:sz w:val="24"/>
+        </w:rPr>
+        <w:t xml:space="preserve">[0170]    </w:t>
+      </w:r>
       <w:r>
         <w:rPr>
           <w:rFonts w:ascii="Times New Roman" w:hAnsi="Times New Roman"/>
@@ -3037,8 +4417,16 @@
     <w:p>
       <w:pPr>
         <w:spacing w:before="0" w:after="120" w:line="360" w:lineRule="exact"/>
-        <w:ind w:firstLine="720"/>
-      </w:pPr>
+        <w:ind w:firstLine="0"/>
+      </w:pPr>
+      <w:r>
+        <w:rPr>
+          <w:rFonts w:ascii="Times New Roman" w:hAnsi="Times New Roman"/>
+          <w:b/>
+          <w:sz w:val="24"/>
+        </w:rPr>
+        <w:t xml:space="preserve">[0171]    </w:t>
+      </w:r>
       <w:r>
         <w:rPr>
           <w:rFonts w:ascii="Times New Roman" w:hAnsi="Times New Roman"/>
@@ -3051,8 +4439,16 @@
     <w:p>
       <w:pPr>
         <w:spacing w:before="0" w:after="120" w:line="360" w:lineRule="exact"/>
-        <w:ind w:firstLine="720"/>
-      </w:pPr>
+        <w:ind w:firstLine="0"/>
+      </w:pPr>
+      <w:r>
+        <w:rPr>
+          <w:rFonts w:ascii="Times New Roman" w:hAnsi="Times New Roman"/>
+          <w:b/>
+          <w:sz w:val="24"/>
+        </w:rPr>
+        <w:t xml:space="preserve">[0172]    </w:t>
+      </w:r>
       <w:r>
         <w:rPr>
           <w:rFonts w:ascii="Times New Roman" w:hAnsi="Times New Roman"/>
@@ -3065,8 +4461,16 @@
     <w:p>
       <w:pPr>
         <w:spacing w:before="0" w:after="120" w:line="360" w:lineRule="exact"/>
-        <w:ind w:firstLine="720"/>
-      </w:pPr>
+        <w:ind w:firstLine="0"/>
+      </w:pPr>
+      <w:r>
+        <w:rPr>
+          <w:rFonts w:ascii="Times New Roman" w:hAnsi="Times New Roman"/>
+          <w:b/>
+          <w:sz w:val="24"/>
+        </w:rPr>
+        <w:t xml:space="preserve">[0173]    </w:t>
+      </w:r>
       <w:r>
         <w:rPr>
           <w:rFonts w:ascii="Times New Roman" w:hAnsi="Times New Roman"/>
@@ -3079,8 +4483,16 @@
     <w:p>
       <w:pPr>
         <w:spacing w:before="0" w:after="120" w:line="360" w:lineRule="exact"/>
-        <w:ind w:firstLine="720"/>
-      </w:pPr>
+        <w:ind w:firstLine="0"/>
+      </w:pPr>
+      <w:r>
+        <w:rPr>
+          <w:rFonts w:ascii="Times New Roman" w:hAnsi="Times New Roman"/>
+          <w:b/>
+          <w:sz w:val="24"/>
+        </w:rPr>
+        <w:t xml:space="preserve">[0174]    </w:t>
+      </w:r>
       <w:r>
         <w:rPr>
           <w:rFonts w:ascii="Times New Roman" w:hAnsi="Times New Roman"/>
@@ -3093,8 +4505,16 @@
     <w:p>
       <w:pPr>
         <w:spacing w:before="0" w:after="120" w:line="360" w:lineRule="exact"/>
-        <w:ind w:firstLine="720"/>
-      </w:pPr>
+        <w:ind w:firstLine="0"/>
+      </w:pPr>
+      <w:r>
+        <w:rPr>
+          <w:rFonts w:ascii="Times New Roman" w:hAnsi="Times New Roman"/>
+          <w:b/>
+          <w:sz w:val="24"/>
+        </w:rPr>
+        <w:t xml:space="preserve">[0175]    </w:t>
+      </w:r>
       <w:r>
         <w:rPr>
           <w:rFonts w:ascii="Times New Roman" w:hAnsi="Times New Roman"/>
@@ -3107,8 +4527,16 @@
     <w:p>
       <w:pPr>
         <w:spacing w:before="0" w:after="120" w:line="360" w:lineRule="exact"/>
-        <w:ind w:firstLine="720"/>
-      </w:pPr>
+        <w:ind w:firstLine="0"/>
+      </w:pPr>
+      <w:r>
+        <w:rPr>
+          <w:rFonts w:ascii="Times New Roman" w:hAnsi="Times New Roman"/>
+          <w:b/>
+          <w:sz w:val="24"/>
+        </w:rPr>
+        <w:t xml:space="preserve">[0176]    </w:t>
+      </w:r>
       <w:r>
         <w:rPr>
           <w:rFonts w:ascii="Times New Roman" w:hAnsi="Times New Roman"/>
@@ -3121,8 +4549,16 @@
     <w:p>
       <w:pPr>
         <w:spacing w:before="0" w:after="120" w:line="360" w:lineRule="exact"/>
-        <w:ind w:firstLine="720"/>
-      </w:pPr>
+        <w:ind w:firstLine="0"/>
+      </w:pPr>
+      <w:r>
+        <w:rPr>
+          <w:rFonts w:ascii="Times New Roman" w:hAnsi="Times New Roman"/>
+          <w:b/>
+          <w:sz w:val="24"/>
+        </w:rPr>
+        <w:t xml:space="preserve">[0177]    </w:t>
+      </w:r>
       <w:r>
         <w:rPr>
           <w:rFonts w:ascii="Times New Roman" w:hAnsi="Times New Roman"/>
@@ -3135,8 +4571,16 @@
     <w:p>
       <w:pPr>
         <w:spacing w:before="0" w:after="120" w:line="360" w:lineRule="exact"/>
-        <w:ind w:firstLine="720"/>
-      </w:pPr>
+        <w:ind w:firstLine="0"/>
+      </w:pPr>
+      <w:r>
+        <w:rPr>
+          <w:rFonts w:ascii="Times New Roman" w:hAnsi="Times New Roman"/>
+          <w:b/>
+          <w:sz w:val="24"/>
+        </w:rPr>
+        <w:t xml:space="preserve">[0178]    </w:t>
+      </w:r>
       <w:r>
         <w:rPr>
           <w:rFonts w:ascii="Times New Roman" w:hAnsi="Times New Roman"/>
@@ -3149,8 +4593,16 @@
     <w:p>
       <w:pPr>
         <w:spacing w:before="0" w:after="120" w:line="360" w:lineRule="exact"/>
-        <w:ind w:firstLine="720"/>
-      </w:pPr>
+        <w:ind w:firstLine="0"/>
+      </w:pPr>
+      <w:r>
+        <w:rPr>
+          <w:rFonts w:ascii="Times New Roman" w:hAnsi="Times New Roman"/>
+          <w:b/>
+          <w:sz w:val="24"/>
+        </w:rPr>
+        <w:t xml:space="preserve">[0179]    </w:t>
+      </w:r>
       <w:r>
         <w:rPr>
           <w:rFonts w:ascii="Times New Roman" w:hAnsi="Times New Roman"/>
@@ -3163,8 +4615,16 @@
     <w:p>
       <w:pPr>
         <w:spacing w:before="0" w:after="120" w:line="360" w:lineRule="exact"/>
-        <w:ind w:firstLine="720"/>
-      </w:pPr>
+        <w:ind w:firstLine="0"/>
+      </w:pPr>
+      <w:r>
+        <w:rPr>
+          <w:rFonts w:ascii="Times New Roman" w:hAnsi="Times New Roman"/>
+          <w:b/>
+          <w:sz w:val="24"/>
+        </w:rPr>
+        <w:t xml:space="preserve">[0180]    </w:t>
+      </w:r>
       <w:r>
         <w:rPr>
           <w:rFonts w:ascii="Times New Roman" w:hAnsi="Times New Roman"/>
@@ -3177,8 +4637,16 @@
     <w:p>
       <w:pPr>
         <w:spacing w:before="0" w:after="120" w:line="360" w:lineRule="exact"/>
-        <w:ind w:firstLine="720"/>
-      </w:pPr>
+        <w:ind w:firstLine="0"/>
+      </w:pPr>
+      <w:r>
+        <w:rPr>
+          <w:rFonts w:ascii="Times New Roman" w:hAnsi="Times New Roman"/>
+          <w:b/>
+          <w:sz w:val="24"/>
+        </w:rPr>
+        <w:t xml:space="preserve">[0181]    </w:t>
+      </w:r>
       <w:r>
         <w:rPr>
           <w:rFonts w:ascii="Times New Roman" w:hAnsi="Times New Roman"/>
@@ -3204,22 +4672,38 @@
     <w:p>
       <w:pPr>
         <w:spacing w:before="0" w:after="120" w:line="360" w:lineRule="exact"/>
-        <w:ind w:firstLine="720"/>
-      </w:pPr>
-      <w:r>
-        <w:rPr>
-          <w:rFonts w:ascii="Times New Roman" w:hAnsi="Times New Roman"/>
-          <w:b w:val="0"/>
-          <w:sz w:val="24"/>
-        </w:rPr>
-        <w:t>When any predicate fails, the Sacred Egg produces cryptographically random output of the same length as the true plaintext:</w:t>
+        <w:ind w:firstLine="0"/>
+      </w:pPr>
+      <w:r>
+        <w:rPr>
+          <w:rFonts w:ascii="Times New Roman" w:hAnsi="Times New Roman"/>
+          <w:b/>
+          <w:sz w:val="24"/>
+        </w:rPr>
+        <w:t xml:space="preserve">[0182]    </w:t>
+      </w:r>
+      <w:r>
+        <w:rPr>
+          <w:rFonts w:ascii="Times New Roman" w:hAnsi="Times New Roman"/>
+          <w:b w:val="0"/>
+          <w:sz w:val="24"/>
+        </w:rPr>
+        <w:t>When any predicate fails, the Sacred Egg may produce random, keyed, or deterministic pseudorandom-looking output of the same length as the true plaintext:</w:t>
       </w:r>
     </w:p>
     <w:p>
       <w:pPr>
         <w:spacing w:before="0" w:after="120" w:line="360" w:lineRule="exact"/>
-        <w:ind w:firstLine="720"/>
-      </w:pPr>
+        <w:ind w:firstLine="0"/>
+      </w:pPr>
+      <w:r>
+        <w:rPr>
+          <w:rFonts w:ascii="Times New Roman" w:hAnsi="Times New Roman"/>
+          <w:b/>
+          <w:sz w:val="24"/>
+        </w:rPr>
+        <w:t xml:space="preserve">[0183]    </w:t>
+      </w:r>
       <w:r>
         <w:rPr>
           <w:rFonts w:ascii="Times New Roman" w:hAnsi="Times New Roman"/>
@@ -3238,15 +4722,23 @@
     <w:p>
       <w:pPr>
         <w:spacing w:before="0" w:after="120" w:line="360" w:lineRule="exact"/>
-        <w:ind w:firstLine="720"/>
-      </w:pPr>
-      <w:r>
-        <w:rPr>
-          <w:rFonts w:ascii="Times New Roman" w:hAnsi="Times New Roman"/>
-          <w:b w:val="0"/>
-          <w:sz w:val="24"/>
-        </w:rPr>
-        <w:t>The fail-to-noise property is essential because it eliminates the information-theoretic side channel that traditional error messages create. An attacker who can distinguish "wrong password" from "wrong username" gains information that reduces the search space; fail-to-noise provides zero bits of distinguishing information.</w:t>
+        <w:ind w:firstLine="0"/>
+      </w:pPr>
+      <w:r>
+        <w:rPr>
+          <w:rFonts w:ascii="Times New Roman" w:hAnsi="Times New Roman"/>
+          <w:b/>
+          <w:sz w:val="24"/>
+        </w:rPr>
+        <w:t xml:space="preserve">[0184]    </w:t>
+      </w:r>
+      <w:r>
+        <w:rPr>
+          <w:rFonts w:ascii="Times New Roman" w:hAnsi="Times New Roman"/>
+          <w:b w:val="0"/>
+          <w:sz w:val="24"/>
+        </w:rPr>
+        <w:t>The fail-to-noise property reduces the side channel that traditional error messages create. An attacker who can distinguish "wrong password" from "wrong username" gains information that reduces the search space; fail-to-noise avoids returning such structured failure categories.</w:t>
       </w:r>
     </w:p>
     <w:p>
@@ -3265,8 +4757,16 @@
     <w:p>
       <w:pPr>
         <w:spacing w:before="0" w:after="120" w:line="360" w:lineRule="exact"/>
-        <w:ind w:firstLine="720"/>
-      </w:pPr>
+        <w:ind w:firstLine="0"/>
+      </w:pPr>
+      <w:r>
+        <w:rPr>
+          <w:rFonts w:ascii="Times New Roman" w:hAnsi="Times New Roman"/>
+          <w:b/>
+          <w:sz w:val="24"/>
+        </w:rPr>
+        <w:t xml:space="preserve">[0185]    </w:t>
+      </w:r>
       <w:r>
         <w:rPr>
           <w:rFonts w:ascii="Times New Roman" w:hAnsi="Times New Roman"/>
@@ -3279,8 +4779,16 @@
     <w:p>
       <w:pPr>
         <w:spacing w:before="0" w:after="120" w:line="360" w:lineRule="exact"/>
-        <w:ind w:firstLine="720"/>
-      </w:pPr>
+        <w:ind w:firstLine="0"/>
+      </w:pPr>
+      <w:r>
+        <w:rPr>
+          <w:rFonts w:ascii="Times New Roman" w:hAnsi="Times New Roman"/>
+          <w:b/>
+          <w:sz w:val="24"/>
+        </w:rPr>
+        <w:t xml:space="preserve">[0186]    </w:t>
+      </w:r>
       <w:r>
         <w:rPr>
           <w:rFonts w:ascii="Times New Roman" w:hAnsi="Times New Roman"/>
@@ -3319,8 +4827,16 @@
     <w:p>
       <w:pPr>
         <w:spacing w:before="0" w:after="120" w:line="360" w:lineRule="exact"/>
-        <w:ind w:firstLine="720"/>
-      </w:pPr>
+        <w:ind w:firstLine="0"/>
+      </w:pPr>
+      <w:r>
+        <w:rPr>
+          <w:rFonts w:ascii="Times New Roman" w:hAnsi="Times New Roman"/>
+          <w:b/>
+          <w:sz w:val="24"/>
+        </w:rPr>
+        <w:t xml:space="preserve">[0187]    </w:t>
+      </w:r>
       <w:r>
         <w:rPr>
           <w:rFonts w:ascii="Times New Roman" w:hAnsi="Times New Roman"/>
@@ -3333,8 +4849,16 @@
     <w:p>
       <w:pPr>
         <w:spacing w:before="0" w:after="120" w:line="360" w:lineRule="exact"/>
-        <w:ind w:firstLine="720"/>
-      </w:pPr>
+        <w:ind w:firstLine="0"/>
+      </w:pPr>
+      <w:r>
+        <w:rPr>
+          <w:rFonts w:ascii="Times New Roman" w:hAnsi="Times New Roman"/>
+          <w:b/>
+          <w:sz w:val="24"/>
+        </w:rPr>
+        <w:t xml:space="preserve">[0188]    </w:t>
+      </w:r>
       <w:r>
         <w:rPr>
           <w:rFonts w:ascii="Times New Roman" w:hAnsi="Times New Roman"/>
@@ -3355,8 +4879,16 @@
     <w:p>
       <w:pPr>
         <w:spacing w:before="0" w:after="120" w:line="360" w:lineRule="exact"/>
-        <w:ind w:firstLine="720"/>
-      </w:pPr>
+        <w:ind w:firstLine="0"/>
+      </w:pPr>
+      <w:r>
+        <w:rPr>
+          <w:rFonts w:ascii="Times New Roman" w:hAnsi="Times New Roman"/>
+          <w:b/>
+          <w:sz w:val="24"/>
+        </w:rPr>
+        <w:t xml:space="preserve">[0189]    </w:t>
+      </w:r>
       <w:r>
         <w:rPr>
           <w:rFonts w:ascii="Times New Roman" w:hAnsi="Times New Roman"/>
@@ -3390,8 +4922,16 @@
     <w:p>
       <w:pPr>
         <w:spacing w:before="0" w:after="120" w:line="360" w:lineRule="exact"/>
-        <w:ind w:firstLine="720"/>
-      </w:pPr>
+        <w:ind w:firstLine="0"/>
+      </w:pPr>
+      <w:r>
+        <w:rPr>
+          <w:rFonts w:ascii="Times New Roman" w:hAnsi="Times New Roman"/>
+          <w:b/>
+          <w:sz w:val="24"/>
+        </w:rPr>
+        <w:t xml:space="preserve">[0190]    </w:t>
+      </w:r>
       <w:r>
         <w:rPr>
           <w:rFonts w:ascii="Times New Roman" w:hAnsi="Times New Roman"/>
@@ -3404,8 +4944,16 @@
     <w:p>
       <w:pPr>
         <w:spacing w:before="0" w:after="120" w:line="360" w:lineRule="exact"/>
-        <w:ind w:firstLine="720"/>
-      </w:pPr>
+        <w:ind w:firstLine="0"/>
+      </w:pPr>
+      <w:r>
+        <w:rPr>
+          <w:rFonts w:ascii="Times New Roman" w:hAnsi="Times New Roman"/>
+          <w:b/>
+          <w:sz w:val="24"/>
+        </w:rPr>
+        <w:t xml:space="preserve">[0191]    </w:t>
+      </w:r>
       <w:r>
         <w:rPr>
           <w:rFonts w:ascii="Times New Roman" w:hAnsi="Times New Roman"/>
@@ -3418,8 +4966,16 @@
     <w:p>
       <w:pPr>
         <w:spacing w:before="0" w:after="120" w:line="360" w:lineRule="exact"/>
-        <w:ind w:firstLine="720"/>
-      </w:pPr>
+        <w:ind w:firstLine="0"/>
+      </w:pPr>
+      <w:r>
+        <w:rPr>
+          <w:rFonts w:ascii="Times New Roman" w:hAnsi="Times New Roman"/>
+          <w:b/>
+          <w:sz w:val="24"/>
+        </w:rPr>
+        <w:t xml:space="preserve">[0192]    </w:t>
+      </w:r>
       <w:r>
         <w:rPr>
           <w:rFonts w:ascii="Times New Roman" w:hAnsi="Times New Roman"/>
@@ -3436,8 +4992,16 @@
     <w:p>
       <w:pPr>
         <w:spacing w:before="0" w:after="120" w:line="360" w:lineRule="exact"/>
-        <w:ind w:firstLine="720"/>
-      </w:pPr>
+        <w:ind w:firstLine="0"/>
+      </w:pPr>
+      <w:r>
+        <w:rPr>
+          <w:rFonts w:ascii="Times New Roman" w:hAnsi="Times New Roman"/>
+          <w:b/>
+          <w:sz w:val="24"/>
+        </w:rPr>
+        <w:t xml:space="preserve">[0193]    </w:t>
+      </w:r>
       <w:r>
         <w:rPr>
           <w:rFonts w:ascii="Times New Roman" w:hAnsi="Times New Roman"/>
@@ -3463,8 +5027,16 @@
     <w:p>
       <w:pPr>
         <w:spacing w:before="0" w:after="120" w:line="360" w:lineRule="exact"/>
-        <w:ind w:firstLine="720"/>
-      </w:pPr>
+        <w:ind w:firstLine="0"/>
+      </w:pPr>
+      <w:r>
+        <w:rPr>
+          <w:rFonts w:ascii="Times New Roman" w:hAnsi="Times New Roman"/>
+          <w:b/>
+          <w:sz w:val="24"/>
+        </w:rPr>
+        <w:t xml:space="preserve">[0194]    </w:t>
+      </w:r>
       <w:r>
         <w:rPr>
           <w:rFonts w:ascii="Times New Roman" w:hAnsi="Times New Roman"/>
@@ -3477,8 +5049,16 @@
     <w:p>
       <w:pPr>
         <w:spacing w:before="0" w:after="120" w:line="360" w:lineRule="exact"/>
-        <w:ind w:firstLine="720"/>
-      </w:pPr>
+        <w:ind w:firstLine="0"/>
+      </w:pPr>
+      <w:r>
+        <w:rPr>
+          <w:rFonts w:ascii="Times New Roman" w:hAnsi="Times New Roman"/>
+          <w:b/>
+          <w:sz w:val="24"/>
+        </w:rPr>
+        <w:t xml:space="preserve">[0195]    </w:t>
+      </w:r>
       <w:r>
         <w:rPr>
           <w:rFonts w:ascii="Times New Roman" w:hAnsi="Times New Roman"/>
@@ -3491,8 +5071,16 @@
     <w:p>
       <w:pPr>
         <w:spacing w:before="0" w:after="120" w:line="360" w:lineRule="exact"/>
-        <w:ind w:firstLine="720"/>
-      </w:pPr>
+        <w:ind w:firstLine="0"/>
+      </w:pPr>
+      <w:r>
+        <w:rPr>
+          <w:rFonts w:ascii="Times New Roman" w:hAnsi="Times New Roman"/>
+          <w:b/>
+          <w:sz w:val="24"/>
+        </w:rPr>
+        <w:t xml:space="preserve">[0196]    </w:t>
+      </w:r>
       <w:r>
         <w:rPr>
           <w:rFonts w:ascii="Times New Roman" w:hAnsi="Times New Roman"/>
@@ -3505,8 +5093,16 @@
     <w:p>
       <w:pPr>
         <w:spacing w:before="0" w:after="120" w:line="360" w:lineRule="exact"/>
-        <w:ind w:firstLine="720"/>
-      </w:pPr>
+        <w:ind w:firstLine="0"/>
+      </w:pPr>
+      <w:r>
+        <w:rPr>
+          <w:rFonts w:ascii="Times New Roman" w:hAnsi="Times New Roman"/>
+          <w:b/>
+          <w:sz w:val="24"/>
+        </w:rPr>
+        <w:t xml:space="preserve">[0197]    </w:t>
+      </w:r>
       <w:r>
         <w:rPr>
           <w:rFonts w:ascii="Times New Roman" w:hAnsi="Times New Roman"/>
@@ -3519,8 +5115,16 @@
     <w:p>
       <w:pPr>
         <w:spacing w:before="0" w:after="120" w:line="360" w:lineRule="exact"/>
-        <w:ind w:firstLine="720"/>
-      </w:pPr>
+        <w:ind w:firstLine="0"/>
+      </w:pPr>
+      <w:r>
+        <w:rPr>
+          <w:rFonts w:ascii="Times New Roman" w:hAnsi="Times New Roman"/>
+          <w:b/>
+          <w:sz w:val="24"/>
+        </w:rPr>
+        <w:t xml:space="preserve">[0198]    </w:t>
+      </w:r>
       <w:r>
         <w:rPr>
           <w:rFonts w:ascii="Times New Roman" w:hAnsi="Times New Roman"/>
@@ -3563,8 +5167,16 @@
     <w:p>
       <w:pPr>
         <w:spacing w:before="0" w:after="120" w:line="360" w:lineRule="exact"/>
-        <w:ind w:firstLine="720"/>
-      </w:pPr>
+        <w:ind w:firstLine="0"/>
+      </w:pPr>
+      <w:r>
+        <w:rPr>
+          <w:rFonts w:ascii="Times New Roman" w:hAnsi="Times New Roman"/>
+          <w:b/>
+          <w:sz w:val="24"/>
+        </w:rPr>
+        <w:t xml:space="preserve">[0199]    </w:t>
+      </w:r>
       <w:r>
         <w:rPr>
           <w:rFonts w:ascii="Times New Roman" w:hAnsi="Times New Roman"/>
@@ -3577,8 +5189,16 @@
     <w:p>
       <w:pPr>
         <w:spacing w:before="0" w:after="120" w:line="360" w:lineRule="exact"/>
-        <w:ind w:firstLine="720"/>
-      </w:pPr>
+        <w:ind w:firstLine="0"/>
+      </w:pPr>
+      <w:r>
+        <w:rPr>
+          <w:rFonts w:ascii="Times New Roman" w:hAnsi="Times New Roman"/>
+          <w:b/>
+          <w:sz w:val="24"/>
+        </w:rPr>
+        <w:t xml:space="preserve">[0200]    </w:t>
+      </w:r>
       <w:r>
         <w:rPr>
           <w:rFonts w:ascii="Times New Roman" w:hAnsi="Times New Roman"/>
@@ -3591,8 +5211,16 @@
     <w:p>
       <w:pPr>
         <w:spacing w:before="0" w:after="120" w:line="360" w:lineRule="exact"/>
-        <w:ind w:firstLine="720"/>
-      </w:pPr>
+        <w:ind w:firstLine="0"/>
+      </w:pPr>
+      <w:r>
+        <w:rPr>
+          <w:rFonts w:ascii="Times New Roman" w:hAnsi="Times New Roman"/>
+          <w:b/>
+          <w:sz w:val="24"/>
+        </w:rPr>
+        <w:t xml:space="preserve">[0201]    </w:t>
+      </w:r>
       <w:r>
         <w:rPr>
           <w:rFonts w:ascii="Times New Roman" w:hAnsi="Times New Roman"/>
@@ -3613,8 +5241,16 @@
     <w:p>
       <w:pPr>
         <w:spacing w:before="0" w:after="120" w:line="360" w:lineRule="exact"/>
-        <w:ind w:firstLine="720"/>
-      </w:pPr>
+        <w:ind w:firstLine="0"/>
+      </w:pPr>
+      <w:r>
+        <w:rPr>
+          <w:rFonts w:ascii="Times New Roman" w:hAnsi="Times New Roman"/>
+          <w:b/>
+          <w:sz w:val="24"/>
+        </w:rPr>
+        <w:t xml:space="preserve">[0202]    </w:t>
+      </w:r>
       <w:r>
         <w:rPr>
           <w:rFonts w:ascii="Times New Roman" w:hAnsi="Times New Roman"/>
@@ -3627,8 +5263,16 @@
     <w:p>
       <w:pPr>
         <w:spacing w:before="0" w:after="120" w:line="360" w:lineRule="exact"/>
-        <w:ind w:firstLine="720"/>
-      </w:pPr>
+        <w:ind w:firstLine="0"/>
+      </w:pPr>
+      <w:r>
+        <w:rPr>
+          <w:rFonts w:ascii="Times New Roman" w:hAnsi="Times New Roman"/>
+          <w:b/>
+          <w:sz w:val="24"/>
+        </w:rPr>
+        <w:t xml:space="preserve">[0203]    </w:t>
+      </w:r>
       <w:r>
         <w:rPr>
           <w:rFonts w:ascii="Times New Roman" w:hAnsi="Times New Roman"/>
@@ -3654,8 +5298,16 @@
     <w:p>
       <w:pPr>
         <w:spacing w:before="0" w:after="120" w:line="360" w:lineRule="exact"/>
-        <w:ind w:firstLine="720"/>
-      </w:pPr>
+        <w:ind w:firstLine="0"/>
+      </w:pPr>
+      <w:r>
+        <w:rPr>
+          <w:rFonts w:ascii="Times New Roman" w:hAnsi="Times New Roman"/>
+          <w:b/>
+          <w:sz w:val="24"/>
+        </w:rPr>
+        <w:t xml:space="preserve">[0204]    </w:t>
+      </w:r>
       <w:r>
         <w:rPr>
           <w:rFonts w:ascii="Times New Roman" w:hAnsi="Times New Roman"/>
@@ -3668,8 +5320,16 @@
     <w:p>
       <w:pPr>
         <w:spacing w:before="0" w:after="120" w:line="360" w:lineRule="exact"/>
-        <w:ind w:firstLine="720"/>
-      </w:pPr>
+        <w:ind w:firstLine="0"/>
+      </w:pPr>
+      <w:r>
+        <w:rPr>
+          <w:rFonts w:ascii="Times New Roman" w:hAnsi="Times New Roman"/>
+          <w:b/>
+          <w:sz w:val="24"/>
+        </w:rPr>
+        <w:t xml:space="preserve">[0205]    </w:t>
+      </w:r>
       <w:r>
         <w:rPr>
           <w:rFonts w:ascii="Times New Roman" w:hAnsi="Times New Roman"/>
@@ -3705,8 +5365,16 @@
     <w:p>
       <w:pPr>
         <w:spacing w:before="0" w:after="120" w:line="360" w:lineRule="exact"/>
-        <w:ind w:firstLine="720"/>
-      </w:pPr>
+        <w:ind w:firstLine="0"/>
+      </w:pPr>
+      <w:r>
+        <w:rPr>
+          <w:rFonts w:ascii="Times New Roman" w:hAnsi="Times New Roman"/>
+          <w:b/>
+          <w:sz w:val="24"/>
+        </w:rPr>
+        <w:t xml:space="preserve">[0206]    </w:t>
+      </w:r>
       <w:r>
         <w:rPr>
           <w:rFonts w:ascii="Times New Roman" w:hAnsi="Times New Roman"/>
@@ -3719,8 +5387,16 @@
     <w:p>
       <w:pPr>
         <w:spacing w:before="0" w:after="120" w:line="360" w:lineRule="exact"/>
-        <w:ind w:firstLine="720"/>
-      </w:pPr>
+        <w:ind w:firstLine="0"/>
+      </w:pPr>
+      <w:r>
+        <w:rPr>
+          <w:rFonts w:ascii="Times New Roman" w:hAnsi="Times New Roman"/>
+          <w:b/>
+          <w:sz w:val="24"/>
+        </w:rPr>
+        <w:t xml:space="preserve">[0207]    </w:t>
+      </w:r>
       <w:r>
         <w:rPr>
           <w:rFonts w:ascii="Times New Roman" w:hAnsi="Times New Roman"/>
@@ -3746,8 +5422,16 @@
     <w:p>
       <w:pPr>
         <w:spacing w:before="0" w:after="120" w:line="360" w:lineRule="exact"/>
-        <w:ind w:firstLine="720"/>
-      </w:pPr>
+        <w:ind w:firstLine="0"/>
+      </w:pPr>
+      <w:r>
+        <w:rPr>
+          <w:rFonts w:ascii="Times New Roman" w:hAnsi="Times New Roman"/>
+          <w:b/>
+          <w:sz w:val="24"/>
+        </w:rPr>
+        <w:t xml:space="preserve">[0208]    </w:t>
+      </w:r>
       <w:r>
         <w:rPr>
           <w:rFonts w:ascii="Times New Roman" w:hAnsi="Times New Roman"/>
@@ -3760,8 +5444,16 @@
     <w:p>
       <w:pPr>
         <w:spacing w:before="0" w:after="120" w:line="360" w:lineRule="exact"/>
-        <w:ind w:firstLine="720"/>
-      </w:pPr>
+        <w:ind w:firstLine="0"/>
+      </w:pPr>
+      <w:r>
+        <w:rPr>
+          <w:rFonts w:ascii="Times New Roman" w:hAnsi="Times New Roman"/>
+          <w:b/>
+          <w:sz w:val="24"/>
+        </w:rPr>
+        <w:t xml:space="preserve">[0209]    </w:t>
+      </w:r>
       <w:r>
         <w:rPr>
           <w:rFonts w:ascii="Times New Roman" w:hAnsi="Times New Roman"/>
@@ -3774,8 +5466,16 @@
     <w:p>
       <w:pPr>
         <w:spacing w:before="0" w:after="120" w:line="360" w:lineRule="exact"/>
-        <w:ind w:firstLine="720"/>
-      </w:pPr>
+        <w:ind w:firstLine="0"/>
+      </w:pPr>
+      <w:r>
+        <w:rPr>
+          <w:rFonts w:ascii="Times New Roman" w:hAnsi="Times New Roman"/>
+          <w:b/>
+          <w:sz w:val="24"/>
+        </w:rPr>
+        <w:t xml:space="preserve">[0210]    </w:t>
+      </w:r>
       <w:r>
         <w:rPr>
           <w:rFonts w:ascii="Times New Roman" w:hAnsi="Times New Roman"/>
@@ -3788,8 +5488,16 @@
     <w:p>
       <w:pPr>
         <w:spacing w:before="0" w:after="120" w:line="360" w:lineRule="exact"/>
-        <w:ind w:firstLine="720"/>
-      </w:pPr>
+        <w:ind w:firstLine="0"/>
+      </w:pPr>
+      <w:r>
+        <w:rPr>
+          <w:rFonts w:ascii="Times New Roman" w:hAnsi="Times New Roman"/>
+          <w:b/>
+          <w:sz w:val="24"/>
+        </w:rPr>
+        <w:t xml:space="preserve">[0211]    </w:t>
+      </w:r>
       <w:r>
         <w:rPr>
           <w:rFonts w:ascii="Times New Roman" w:hAnsi="Times New Roman"/>
@@ -3806,8 +5514,16 @@
     <w:p>
       <w:pPr>
         <w:spacing w:before="0" w:after="120" w:line="360" w:lineRule="exact"/>
-        <w:ind w:firstLine="720"/>
-      </w:pPr>
+        <w:ind w:firstLine="0"/>
+      </w:pPr>
+      <w:r>
+        <w:rPr>
+          <w:rFonts w:ascii="Times New Roman" w:hAnsi="Times New Roman"/>
+          <w:b/>
+          <w:sz w:val="24"/>
+        </w:rPr>
+        <w:t xml:space="preserve">[0212]    </w:t>
+      </w:r>
       <w:r>
         <w:rPr>
           <w:rFonts w:ascii="Times New Roman" w:hAnsi="Times New Roman"/>
@@ -3846,8 +5562,16 @@
     <w:p>
       <w:pPr>
         <w:spacing w:before="0" w:after="120" w:line="360" w:lineRule="exact"/>
-        <w:ind w:firstLine="720"/>
-      </w:pPr>
+        <w:ind w:firstLine="0"/>
+      </w:pPr>
+      <w:r>
+        <w:rPr>
+          <w:rFonts w:ascii="Times New Roman" w:hAnsi="Times New Roman"/>
+          <w:b/>
+          <w:sz w:val="24"/>
+        </w:rPr>
+        <w:t xml:space="preserve">[0213]    </w:t>
+      </w:r>
       <w:r>
         <w:rPr>
           <w:rFonts w:ascii="Times New Roman" w:hAnsi="Times New Roman"/>
@@ -3860,8 +5584,16 @@
     <w:p>
       <w:pPr>
         <w:spacing w:before="0" w:after="120" w:line="360" w:lineRule="exact"/>
-        <w:ind w:firstLine="720"/>
-      </w:pPr>
+        <w:ind w:firstLine="0"/>
+      </w:pPr>
+      <w:r>
+        <w:rPr>
+          <w:rFonts w:ascii="Times New Roman" w:hAnsi="Times New Roman"/>
+          <w:b/>
+          <w:sz w:val="24"/>
+        </w:rPr>
+        <w:t xml:space="preserve">[0214]    </w:t>
+      </w:r>
       <w:r>
         <w:rPr>
           <w:rFonts w:ascii="Times New Roman" w:hAnsi="Times New Roman"/>
@@ -3882,8 +5614,16 @@
     <w:p>
       <w:pPr>
         <w:spacing w:before="0" w:after="120" w:line="360" w:lineRule="exact"/>
-        <w:ind w:firstLine="720"/>
-      </w:pPr>
+        <w:ind w:firstLine="0"/>
+      </w:pPr>
+      <w:r>
+        <w:rPr>
+          <w:rFonts w:ascii="Times New Roman" w:hAnsi="Times New Roman"/>
+          <w:b/>
+          <w:sz w:val="24"/>
+        </w:rPr>
+        <w:t xml:space="preserve">[0215]    </w:t>
+      </w:r>
       <w:r>
         <w:rPr>
           <w:rFonts w:ascii="Times New Roman" w:hAnsi="Times New Roman"/>
@@ -3915,8 +5655,16 @@
     <w:p>
       <w:pPr>
         <w:spacing w:before="0" w:after="120" w:line="360" w:lineRule="exact"/>
-        <w:ind w:firstLine="720"/>
-      </w:pPr>
+        <w:ind w:firstLine="0"/>
+      </w:pPr>
+      <w:r>
+        <w:rPr>
+          <w:rFonts w:ascii="Times New Roman" w:hAnsi="Times New Roman"/>
+          <w:b/>
+          <w:sz w:val="24"/>
+        </w:rPr>
+        <w:t xml:space="preserve">[0216]    </w:t>
+      </w:r>
       <w:r>
         <w:rPr>
           <w:rFonts w:ascii="Times New Roman" w:hAnsi="Times New Roman"/>
@@ -3929,8 +5677,16 @@
     <w:p>
       <w:pPr>
         <w:spacing w:before="0" w:after="120" w:line="360" w:lineRule="exact"/>
-        <w:ind w:firstLine="720"/>
-      </w:pPr>
+        <w:ind w:firstLine="0"/>
+      </w:pPr>
+      <w:r>
+        <w:rPr>
+          <w:rFonts w:ascii="Times New Roman" w:hAnsi="Times New Roman"/>
+          <w:b/>
+          <w:sz w:val="24"/>
+        </w:rPr>
+        <w:t xml:space="preserve">[0217]    </w:t>
+      </w:r>
       <w:r>
         <w:rPr>
           <w:rFonts w:ascii="Times New Roman" w:hAnsi="Times New Roman"/>
@@ -3947,8 +5703,16 @@
     <w:p>
       <w:pPr>
         <w:spacing w:before="0" w:after="120" w:line="360" w:lineRule="exact"/>
-        <w:ind w:firstLine="720"/>
-      </w:pPr>
+        <w:ind w:firstLine="0"/>
+      </w:pPr>
+      <w:r>
+        <w:rPr>
+          <w:rFonts w:ascii="Times New Roman" w:hAnsi="Times New Roman"/>
+          <w:b/>
+          <w:sz w:val="24"/>
+        </w:rPr>
+        <w:t xml:space="preserve">[0218]    </w:t>
+      </w:r>
       <w:r>
         <w:rPr>
           <w:rFonts w:ascii="Times New Roman" w:hAnsi="Times New Roman"/>
@@ -3974,8 +5738,16 @@
     <w:p>
       <w:pPr>
         <w:spacing w:before="0" w:after="120" w:line="360" w:lineRule="exact"/>
-        <w:ind w:firstLine="720"/>
-      </w:pPr>
+        <w:ind w:firstLine="0"/>
+      </w:pPr>
+      <w:r>
+        <w:rPr>
+          <w:rFonts w:ascii="Times New Roman" w:hAnsi="Times New Roman"/>
+          <w:b/>
+          <w:sz w:val="24"/>
+        </w:rPr>
+        <w:t xml:space="preserve">[0219]    </w:t>
+      </w:r>
       <w:r>
         <w:rPr>
           <w:rFonts w:ascii="Times New Roman" w:hAnsi="Times New Roman"/>
@@ -3988,8 +5760,16 @@
     <w:p>
       <w:pPr>
         <w:spacing w:before="0" w:after="120" w:line="360" w:lineRule="exact"/>
-        <w:ind w:firstLine="720"/>
-      </w:pPr>
+        <w:ind w:firstLine="0"/>
+      </w:pPr>
+      <w:r>
+        <w:rPr>
+          <w:rFonts w:ascii="Times New Roman" w:hAnsi="Times New Roman"/>
+          <w:b/>
+          <w:sz w:val="24"/>
+        </w:rPr>
+        <w:t xml:space="preserve">[0220]    </w:t>
+      </w:r>
       <w:r>
         <w:rPr>
           <w:rFonts w:ascii="Times New Roman" w:hAnsi="Times New Roman"/>
@@ -4015,8 +5795,16 @@
     <w:p>
       <w:pPr>
         <w:spacing w:before="0" w:after="120" w:line="360" w:lineRule="exact"/>
-        <w:ind w:firstLine="720"/>
-      </w:pPr>
+        <w:ind w:firstLine="0"/>
+      </w:pPr>
+      <w:r>
+        <w:rPr>
+          <w:rFonts w:ascii="Times New Roman" w:hAnsi="Times New Roman"/>
+          <w:b/>
+          <w:sz w:val="24"/>
+        </w:rPr>
+        <w:t xml:space="preserve">[0221]    </w:t>
+      </w:r>
       <w:r>
         <w:rPr>
           <w:rFonts w:ascii="Times New Roman" w:hAnsi="Times New Roman"/>
@@ -4029,8 +5817,16 @@
     <w:p>
       <w:pPr>
         <w:spacing w:before="0" w:after="120" w:line="360" w:lineRule="exact"/>
-        <w:ind w:firstLine="720"/>
-      </w:pPr>
+        <w:ind w:firstLine="0"/>
+      </w:pPr>
+      <w:r>
+        <w:rPr>
+          <w:rFonts w:ascii="Times New Roman" w:hAnsi="Times New Roman"/>
+          <w:b/>
+          <w:sz w:val="24"/>
+        </w:rPr>
+        <w:t xml:space="preserve">[0222]    </w:t>
+      </w:r>
       <w:r>
         <w:rPr>
           <w:rFonts w:ascii="Times New Roman" w:hAnsi="Times New Roman"/>
@@ -4056,8 +5852,16 @@
     <w:p>
       <w:pPr>
         <w:spacing w:before="0" w:after="120" w:line="360" w:lineRule="exact"/>
-        <w:ind w:firstLine="720"/>
-      </w:pPr>
+        <w:ind w:firstLine="0"/>
+      </w:pPr>
+      <w:r>
+        <w:rPr>
+          <w:rFonts w:ascii="Times New Roman" w:hAnsi="Times New Roman"/>
+          <w:b/>
+          <w:sz w:val="24"/>
+        </w:rPr>
+        <w:t xml:space="preserve">[0223]    </w:t>
+      </w:r>
       <w:r>
         <w:rPr>
           <w:rFonts w:ascii="Times New Roman" w:hAnsi="Times New Roman"/>
@@ -4070,8 +5874,48 @@
     <w:p>
       <w:pPr>
         <w:spacing w:before="0" w:after="120" w:line="360" w:lineRule="exact"/>
-        <w:ind w:firstLine="720"/>
-      </w:pPr>
+        <w:ind w:firstLine="0"/>
+      </w:pPr>
+      <w:r>
+        <w:rPr>
+          <w:rFonts w:ascii="Times New Roman" w:hAnsi="Times New Roman"/>
+          <w:b/>
+          <w:sz w:val="24"/>
+        </w:rPr>
+        <w:t xml:space="preserve">[0224]    </w:t>
+      </w:r>
+      <w:r>
+        <w:rPr>
+          <w:rFonts w:ascii="Times New Roman" w:hAnsi="Times New Roman"/>
+          <w:b w:val="0"/>
+          <w:sz w:val="24"/>
+        </w:rPr>
+        <w:t>Stage 0: Null-Space Anomaly Check -- O(d)</w:t>
+        <w:br/>
+        <w:t>- Compute the six-dimensional tongue coordinate vector for the action text.</w:t>
+        <w:br/>
+        <w:t>- Compare each coordinate against the session centroid (or a fixed default baseline when no centroid has been established).</w:t>
+        <w:br/>
+        <w:t>- If ALL six coordinates are within a predetermined epsilon of the centroid (all deviations &lt; NULL_SPACE_EPSILON), compute anomaly score = max(0.0, 1 - mean_deviation / NULL_SPACE_EPSILON). An adversarial input that deliberately keeps all tongue activations near the centroid is "hiding in the null space" -- the action appears geometrically normal so that the hyperbolic distance to the centroid remains small, evading the harmonic cost wall while carrying adversarial intent.</w:t>
+        <w:br/>
+        <w:t>- If the standard deviation of the coordinate vector is below a uniformity threshold (e.g., std &lt; 0.03), return anomaly score 0.5 regardless of centroid proximity. Real text activates tongue dimensions unevenly; a flat, unnaturally uniform activation profile is independently suspicious.</w:t>
+        <w:br/>
+        <w:t>- A nonzero anomaly score is added to the composite risk value before the main hyperbolic distance computation, so null-space hiding is penalized even when the measured distance to the centroid is small.</w:t>
+      </w:r>
+    </w:p>
+    <w:p>
+      <w:pPr>
+        <w:spacing w:before="0" w:after="120" w:line="360" w:lineRule="exact"/>
+        <w:ind w:firstLine="0"/>
+      </w:pPr>
+      <w:r>
+        <w:rPr>
+          <w:rFonts w:ascii="Times New Roman" w:hAnsi="Times New Roman"/>
+          <w:b/>
+          <w:sz w:val="24"/>
+        </w:rPr>
+        <w:t xml:space="preserve">[0225]    </w:t>
+      </w:r>
       <w:r>
         <w:rPr>
           <w:rFonts w:ascii="Times New Roman" w:hAnsi="Times New Roman"/>
@@ -4088,8 +5932,16 @@
     <w:p>
       <w:pPr>
         <w:spacing w:before="0" w:after="120" w:line="360" w:lineRule="exact"/>
-        <w:ind w:firstLine="720"/>
-      </w:pPr>
+        <w:ind w:firstLine="0"/>
+      </w:pPr>
+      <w:r>
+        <w:rPr>
+          <w:rFonts w:ascii="Times New Roman" w:hAnsi="Times New Roman"/>
+          <w:b/>
+          <w:sz w:val="24"/>
+        </w:rPr>
+        <w:t xml:space="preserve">[0226]    </w:t>
+      </w:r>
       <w:r>
         <w:rPr>
           <w:rFonts w:ascii="Times New Roman" w:hAnsi="Times New Roman"/>
@@ -4106,8 +5958,16 @@
     <w:p>
       <w:pPr>
         <w:spacing w:before="0" w:after="120" w:line="360" w:lineRule="exact"/>
-        <w:ind w:firstLine="720"/>
-      </w:pPr>
+        <w:ind w:firstLine="0"/>
+      </w:pPr>
+      <w:r>
+        <w:rPr>
+          <w:rFonts w:ascii="Times New Roman" w:hAnsi="Times New Roman"/>
+          <w:b/>
+          <w:sz w:val="24"/>
+        </w:rPr>
+        <w:t xml:space="preserve">[0227]    </w:t>
+      </w:r>
       <w:r>
         <w:rPr>
           <w:rFonts w:ascii="Times New Roman" w:hAnsi="Times New Roman"/>
@@ -4126,8 +5986,16 @@
     <w:p>
       <w:pPr>
         <w:spacing w:before="0" w:after="120" w:line="360" w:lineRule="exact"/>
-        <w:ind w:firstLine="720"/>
-      </w:pPr>
+        <w:ind w:firstLine="0"/>
+      </w:pPr>
+      <w:r>
+        <w:rPr>
+          <w:rFonts w:ascii="Times New Roman" w:hAnsi="Times New Roman"/>
+          <w:b/>
+          <w:sz w:val="24"/>
+        </w:rPr>
+        <w:t xml:space="preserve">[0228]    </w:t>
+      </w:r>
       <w:r>
         <w:rPr>
           <w:rFonts w:ascii="Times New Roman" w:hAnsi="Times New Roman"/>
@@ -4148,8 +6016,16 @@
     <w:p>
       <w:pPr>
         <w:spacing w:before="0" w:after="120" w:line="360" w:lineRule="exact"/>
-        <w:ind w:firstLine="720"/>
-      </w:pPr>
+        <w:ind w:firstLine="0"/>
+      </w:pPr>
+      <w:r>
+        <w:rPr>
+          <w:rFonts w:ascii="Times New Roman" w:hAnsi="Times New Roman"/>
+          <w:b/>
+          <w:sz w:val="24"/>
+        </w:rPr>
+        <w:t xml:space="preserve">[0229]    </w:t>
+      </w:r>
       <w:r>
         <w:rPr>
           <w:rFonts w:ascii="Times New Roman" w:hAnsi="Times New Roman"/>
@@ -4168,8 +6044,16 @@
     <w:p>
       <w:pPr>
         <w:spacing w:before="0" w:after="120" w:line="360" w:lineRule="exact"/>
-        <w:ind w:firstLine="720"/>
-      </w:pPr>
+        <w:ind w:firstLine="0"/>
+      </w:pPr>
+      <w:r>
+        <w:rPr>
+          <w:rFonts w:ascii="Times New Roman" w:hAnsi="Times New Roman"/>
+          <w:b/>
+          <w:sz w:val="24"/>
+        </w:rPr>
+        <w:t xml:space="preserve">[0230]    </w:t>
+      </w:r>
       <w:r>
         <w:rPr>
           <w:rFonts w:ascii="Times New Roman" w:hAnsi="Times New Roman"/>
@@ -4188,8 +6072,16 @@
     <w:p>
       <w:pPr>
         <w:spacing w:before="0" w:after="120" w:line="360" w:lineRule="exact"/>
-        <w:ind w:firstLine="720"/>
-      </w:pPr>
+        <w:ind w:firstLine="0"/>
+      </w:pPr>
+      <w:r>
+        <w:rPr>
+          <w:rFonts w:ascii="Times New Roman" w:hAnsi="Times New Roman"/>
+          <w:b/>
+          <w:sz w:val="24"/>
+        </w:rPr>
+        <w:t xml:space="preserve">[0231]    </w:t>
+      </w:r>
       <w:r>
         <w:rPr>
           <w:rFonts w:ascii="Times New Roman" w:hAnsi="Times New Roman"/>
@@ -4208,8 +6100,16 @@
     <w:p>
       <w:pPr>
         <w:spacing w:before="0" w:after="120" w:line="360" w:lineRule="exact"/>
-        <w:ind w:firstLine="720"/>
-      </w:pPr>
+        <w:ind w:firstLine="0"/>
+      </w:pPr>
+      <w:r>
+        <w:rPr>
+          <w:rFonts w:ascii="Times New Roman" w:hAnsi="Times New Roman"/>
+          <w:b/>
+          <w:sz w:val="24"/>
+        </w:rPr>
+        <w:t xml:space="preserve">[0232]    </w:t>
+      </w:r>
       <w:r>
         <w:rPr>
           <w:rFonts w:ascii="Times New Roman" w:hAnsi="Times New Roman"/>
@@ -4228,8 +6128,16 @@
     <w:p>
       <w:pPr>
         <w:spacing w:before="0" w:after="120" w:line="360" w:lineRule="exact"/>
-        <w:ind w:firstLine="720"/>
-      </w:pPr>
+        <w:ind w:firstLine="0"/>
+      </w:pPr>
+      <w:r>
+        <w:rPr>
+          <w:rFonts w:ascii="Times New Roman" w:hAnsi="Times New Roman"/>
+          <w:b/>
+          <w:sz w:val="24"/>
+        </w:rPr>
+        <w:t xml:space="preserve">[0233]    </w:t>
+      </w:r>
       <w:r>
         <w:rPr>
           <w:rFonts w:ascii="Times New Roman" w:hAnsi="Times New Roman"/>
@@ -4268,8 +6176,16 @@
     <w:p>
       <w:pPr>
         <w:spacing w:before="0" w:after="120" w:line="360" w:lineRule="exact"/>
-        <w:ind w:firstLine="720"/>
-      </w:pPr>
+        <w:ind w:firstLine="0"/>
+      </w:pPr>
+      <w:r>
+        <w:rPr>
+          <w:rFonts w:ascii="Times New Roman" w:hAnsi="Times New Roman"/>
+          <w:b/>
+          <w:sz w:val="24"/>
+        </w:rPr>
+        <w:t xml:space="preserve">[0234]    </w:t>
+      </w:r>
       <w:r>
         <w:rPr>
           <w:rFonts w:ascii="Times New Roman" w:hAnsi="Times New Roman"/>
@@ -4282,8 +6198,16 @@
     <w:p>
       <w:pPr>
         <w:spacing w:before="0" w:after="120" w:line="360" w:lineRule="exact"/>
-        <w:ind w:firstLine="720"/>
-      </w:pPr>
+        <w:ind w:firstLine="0"/>
+      </w:pPr>
+      <w:r>
+        <w:rPr>
+          <w:rFonts w:ascii="Times New Roman" w:hAnsi="Times New Roman"/>
+          <w:b/>
+          <w:sz w:val="24"/>
+        </w:rPr>
+        <w:t xml:space="preserve">[0235]    </w:t>
+      </w:r>
       <w:r>
         <w:rPr>
           <w:rFonts w:ascii="Times New Roman" w:hAnsi="Times New Roman"/>
@@ -4296,8 +6220,16 @@
     <w:p>
       <w:pPr>
         <w:spacing w:before="0" w:after="120" w:line="360" w:lineRule="exact"/>
-        <w:ind w:firstLine="720"/>
-      </w:pPr>
+        <w:ind w:firstLine="0"/>
+      </w:pPr>
+      <w:r>
+        <w:rPr>
+          <w:rFonts w:ascii="Times New Roman" w:hAnsi="Times New Roman"/>
+          <w:b/>
+          <w:sz w:val="24"/>
+        </w:rPr>
+        <w:t xml:space="preserve">[0236]    </w:t>
+      </w:r>
       <w:r>
         <w:rPr>
           <w:rFonts w:ascii="Times New Roman" w:hAnsi="Times New Roman"/>
@@ -4310,8 +6242,16 @@
     <w:p>
       <w:pPr>
         <w:spacing w:before="0" w:after="120" w:line="360" w:lineRule="exact"/>
-        <w:ind w:firstLine="720"/>
-      </w:pPr>
+        <w:ind w:firstLine="0"/>
+      </w:pPr>
+      <w:r>
+        <w:rPr>
+          <w:rFonts w:ascii="Times New Roman" w:hAnsi="Times New Roman"/>
+          <w:b/>
+          <w:sz w:val="24"/>
+        </w:rPr>
+        <w:t xml:space="preserve">[0237]    </w:t>
+      </w:r>
       <w:r>
         <w:rPr>
           <w:rFonts w:ascii="Times New Roman" w:hAnsi="Times New Roman"/>
@@ -4324,8 +6264,16 @@
     <w:p>
       <w:pPr>
         <w:spacing w:before="0" w:after="120" w:line="360" w:lineRule="exact"/>
-        <w:ind w:firstLine="720"/>
-      </w:pPr>
+        <w:ind w:firstLine="0"/>
+      </w:pPr>
+      <w:r>
+        <w:rPr>
+          <w:rFonts w:ascii="Times New Roman" w:hAnsi="Times New Roman"/>
+          <w:b/>
+          <w:sz w:val="24"/>
+        </w:rPr>
+        <w:t xml:space="preserve">[0238]    </w:t>
+      </w:r>
       <w:r>
         <w:rPr>
           <w:rFonts w:ascii="Times New Roman" w:hAnsi="Times New Roman"/>
@@ -4338,8 +6286,16 @@
     <w:p>
       <w:pPr>
         <w:spacing w:before="0" w:after="120" w:line="360" w:lineRule="exact"/>
-        <w:ind w:firstLine="720"/>
-      </w:pPr>
+        <w:ind w:firstLine="0"/>
+      </w:pPr>
+      <w:r>
+        <w:rPr>
+          <w:rFonts w:ascii="Times New Roman" w:hAnsi="Times New Roman"/>
+          <w:b/>
+          <w:sz w:val="24"/>
+        </w:rPr>
+        <w:t xml:space="preserve">[0239]    </w:t>
+      </w:r>
       <w:r>
         <w:rPr>
           <w:rFonts w:ascii="Times New Roman" w:hAnsi="Times New Roman"/>
@@ -4365,8 +6321,16 @@
     <w:p>
       <w:pPr>
         <w:spacing w:before="0" w:after="120" w:line="360" w:lineRule="exact"/>
-        <w:ind w:firstLine="720"/>
-      </w:pPr>
+        <w:ind w:firstLine="0"/>
+      </w:pPr>
+      <w:r>
+        <w:rPr>
+          <w:rFonts w:ascii="Times New Roman" w:hAnsi="Times New Roman"/>
+          <w:b/>
+          <w:sz w:val="24"/>
+        </w:rPr>
+        <w:t xml:space="preserve">[0240]    </w:t>
+      </w:r>
       <w:r>
         <w:rPr>
           <w:rFonts w:ascii="Times New Roman" w:hAnsi="Times New Roman"/>
@@ -4379,22 +6343,48 @@
     <w:p>
       <w:pPr>
         <w:spacing w:before="0" w:after="120" w:line="360" w:lineRule="exact"/>
-        <w:ind w:firstLine="720"/>
-      </w:pPr>
-      <w:r>
-        <w:rPr>
-          <w:rFonts w:ascii="Times New Roman" w:hAnsi="Times New Roman"/>
-          <w:b w:val="0"/>
-          <w:sz w:val="24"/>
-        </w:rPr>
-        <w:t>Variable Swap Trap: The system periodically presents challenges containing swapped or impossible physical variables (e.g., a thermodynamic equation with entropy and enthalpy swapped, or a gravitational calculation with imaginary mass). Legitimate agents, having been trained on correct physics, recognize the impossibility and respond with a diagnostic rejection. Rogue agents, attempting to compute the result naively, produce an output that reveals their compromised state.</w:t>
+        <w:ind w:firstLine="0"/>
+      </w:pPr>
+      <w:r>
+        <w:rPr>
+          <w:rFonts w:ascii="Times New Roman" w:hAnsi="Times New Roman"/>
+          <w:b/>
+          <w:sz w:val="24"/>
+        </w:rPr>
+        <w:t xml:space="preserve">[0241]    </w:t>
+      </w:r>
+      <w:r>
+        <w:rPr>
+          <w:rFonts w:ascii="Times New Roman" w:hAnsi="Times New Roman"/>
+          <w:b w:val="0"/>
+          <w:sz w:val="24"/>
+        </w:rPr>
+        <w:t>Variable Swap Trap: The system periodically presents challenges containing</w:t>
+        <w:br/>
+        <w:t>swapped or physically inconsistent variables (e.g., a thermodynamic equation</w:t>
+        <w:br/>
+        <w:t>with entropy and enthalpy swapped, or a gravitational calculation with imaginary</w:t>
+        <w:br/>
+        <w:t>mass). A governed agent may recognize the inconsistency and respond with a</w:t>
+        <w:br/>
+        <w:t>diagnostic rejection, while a compromised agent may attempt to compute the result</w:t>
+        <w:br/>
+        <w:t>naively and thereby produce a detectable governance signal.</w:t>
       </w:r>
     </w:p>
     <w:p>
       <w:pPr>
         <w:spacing w:before="0" w:after="120" w:line="360" w:lineRule="exact"/>
-        <w:ind w:firstLine="720"/>
-      </w:pPr>
+        <w:ind w:firstLine="0"/>
+      </w:pPr>
+      <w:r>
+        <w:rPr>
+          <w:rFonts w:ascii="Times New Roman" w:hAnsi="Times New Roman"/>
+          <w:b/>
+          <w:sz w:val="24"/>
+        </w:rPr>
+        <w:t xml:space="preserve">[0242]    </w:t>
+      </w:r>
       <w:r>
         <w:rPr>
           <w:rFonts w:ascii="Times New Roman" w:hAnsi="Times New Roman"/>
@@ -4407,8 +6397,16 @@
     <w:p>
       <w:pPr>
         <w:spacing w:before="0" w:after="120" w:line="360" w:lineRule="exact"/>
-        <w:ind w:firstLine="720"/>
-      </w:pPr>
+        <w:ind w:firstLine="0"/>
+      </w:pPr>
+      <w:r>
+        <w:rPr>
+          <w:rFonts w:ascii="Times New Roman" w:hAnsi="Times New Roman"/>
+          <w:b/>
+          <w:sz w:val="24"/>
+        </w:rPr>
+        <w:t xml:space="preserve">[0243]    </w:t>
+      </w:r>
       <w:r>
         <w:rPr>
           <w:rFonts w:ascii="Times New Roman" w:hAnsi="Times New Roman"/>
@@ -4416,10 +6414,45 @@
           <w:sz w:val="24"/>
         </w:rPr>
         <w:t>1. Zero false positives for legitimate agents: The traps use well-known impossibilities (perpetual motion, negative entropy generation, FTL information transfer) that any correctly functioning agent will reject.</w:t>
+      </w:r>
+    </w:p>
+    <w:p>
+      <w:pPr>
+        <w:spacing w:before="200" w:after="80" w:line="360" w:lineRule="exact"/>
+      </w:pPr>
+      <w:r>
+        <w:rPr>
+          <w:rFonts w:ascii="Times New Roman" w:hAnsi="Times New Roman"/>
+          <w:b/>
+          <w:sz w:val="24"/>
+        </w:rPr>
+        <w:t>2. Detection support for compromised agents: A compromised agent that has</w:t>
+      </w:r>
+    </w:p>
+    <w:p>
+      <w:pPr>
+        <w:spacing w:before="0" w:after="120" w:line="360" w:lineRule="exact"/>
+        <w:ind w:firstLine="0"/>
+      </w:pPr>
+      <w:r>
+        <w:rPr>
+          <w:rFonts w:ascii="Times New Roman" w:hAnsi="Times New Roman"/>
+          <w:b/>
+          <w:sz w:val="24"/>
+        </w:rPr>
+        <w:t xml:space="preserve">[0244]    </w:t>
+      </w:r>
+      <w:r>
+        <w:rPr>
+          <w:rFonts w:ascii="Times New Roman" w:hAnsi="Times New Roman"/>
+          <w:b w:val="0"/>
+          <w:sz w:val="24"/>
+        </w:rPr>
+        <w:t>been adversarially modified may attempt to compute the inconsistent result,</w:t>
         <w:br/>
-        <w:t>2. High detection rate for compromised agents: A compromised agent that has been adversarially modified will attempt to compute the impossible result, revealing its corruption.</w:t>
+        <w:t>producing a signal that can contribute to a governance decision.</w:t>
         <w:br/>
-        <w:t>3. No information leakage: The trap challenges are indistinguishable from normal computational requests until the agent attempts to solve them, preventing adversaries from pre-filtering traps.</w:t>
+        <w:t>3. Reduced pre-filtering signal: The trap challenges are formatted as normal computational requests until the agent attempts to solve them, reducing the ability of an adversary to pre-filter traps by surface form alone.</w:t>
       </w:r>
     </w:p>
     <w:p>
@@ -4438,8 +6471,16 @@
     <w:p>
       <w:pPr>
         <w:spacing w:before="0" w:after="120" w:line="360" w:lineRule="exact"/>
-        <w:ind w:firstLine="720"/>
-      </w:pPr>
+        <w:ind w:firstLine="0"/>
+      </w:pPr>
+      <w:r>
+        <w:rPr>
+          <w:rFonts w:ascii="Times New Roman" w:hAnsi="Times New Roman"/>
+          <w:b/>
+          <w:sz w:val="24"/>
+        </w:rPr>
+        <w:t xml:space="preserve">[0245]    </w:t>
+      </w:r>
       <w:r>
         <w:rPr>
           <w:rFonts w:ascii="Times New Roman" w:hAnsi="Times New Roman"/>
@@ -4452,8 +6493,16 @@
     <w:p>
       <w:pPr>
         <w:spacing w:before="0" w:after="120" w:line="360" w:lineRule="exact"/>
-        <w:ind w:firstLine="720"/>
-      </w:pPr>
+        <w:ind w:firstLine="0"/>
+      </w:pPr>
+      <w:r>
+        <w:rPr>
+          <w:rFonts w:ascii="Times New Roman" w:hAnsi="Times New Roman"/>
+          <w:b/>
+          <w:sz w:val="24"/>
+        </w:rPr>
+        <w:t xml:space="preserve">[0246]    </w:t>
+      </w:r>
       <w:r>
         <w:rPr>
           <w:rFonts w:ascii="Times New Roman" w:hAnsi="Times New Roman"/>
@@ -4466,8 +6515,16 @@
     <w:p>
       <w:pPr>
         <w:spacing w:before="0" w:after="120" w:line="360" w:lineRule="exact"/>
-        <w:ind w:firstLine="720"/>
-      </w:pPr>
+        <w:ind w:firstLine="0"/>
+      </w:pPr>
+      <w:r>
+        <w:rPr>
+          <w:rFonts w:ascii="Times New Roman" w:hAnsi="Times New Roman"/>
+          <w:b/>
+          <w:sz w:val="24"/>
+        </w:rPr>
+        <w:t xml:space="preserve">[0247]    </w:t>
+      </w:r>
       <w:r>
         <w:rPr>
           <w:rFonts w:ascii="Times New Roman" w:hAnsi="Times New Roman"/>
@@ -4490,8 +6547,16 @@
     <w:p>
       <w:pPr>
         <w:spacing w:before="0" w:after="120" w:line="360" w:lineRule="exact"/>
-        <w:ind w:firstLine="720"/>
-      </w:pPr>
+        <w:ind w:firstLine="0"/>
+      </w:pPr>
+      <w:r>
+        <w:rPr>
+          <w:rFonts w:ascii="Times New Roman" w:hAnsi="Times New Roman"/>
+          <w:b/>
+          <w:sz w:val="24"/>
+        </w:rPr>
+        <w:t xml:space="preserve">[0248]    </w:t>
+      </w:r>
       <w:r>
         <w:rPr>
           <w:rFonts w:ascii="Times New Roman" w:hAnsi="Times New Roman"/>
@@ -4504,8 +6569,16 @@
     <w:p>
       <w:pPr>
         <w:spacing w:before="0" w:after="120" w:line="360" w:lineRule="exact"/>
-        <w:ind w:firstLine="720"/>
-      </w:pPr>
+        <w:ind w:firstLine="0"/>
+      </w:pPr>
+      <w:r>
+        <w:rPr>
+          <w:rFonts w:ascii="Times New Roman" w:hAnsi="Times New Roman"/>
+          <w:b/>
+          <w:sz w:val="24"/>
+        </w:rPr>
+        <w:t xml:space="preserve">[0249]    </w:t>
+      </w:r>
       <w:r>
         <w:rPr>
           <w:rFonts w:ascii="Times New Roman" w:hAnsi="Times New Roman"/>
@@ -4518,8 +6591,16 @@
     <w:p>
       <w:pPr>
         <w:spacing w:before="0" w:after="120" w:line="360" w:lineRule="exact"/>
-        <w:ind w:firstLine="720"/>
-      </w:pPr>
+        <w:ind w:firstLine="0"/>
+      </w:pPr>
+      <w:r>
+        <w:rPr>
+          <w:rFonts w:ascii="Times New Roman" w:hAnsi="Times New Roman"/>
+          <w:b/>
+          <w:sz w:val="24"/>
+        </w:rPr>
+        <w:t xml:space="preserve">[0250]    </w:t>
+      </w:r>
       <w:r>
         <w:rPr>
           <w:rFonts w:ascii="Times New Roman" w:hAnsi="Times New Roman"/>
@@ -4545,8 +6626,16 @@
     <w:p>
       <w:pPr>
         <w:spacing w:before="0" w:after="120" w:line="360" w:lineRule="exact"/>
-        <w:ind w:firstLine="720"/>
-      </w:pPr>
+        <w:ind w:firstLine="0"/>
+      </w:pPr>
+      <w:r>
+        <w:rPr>
+          <w:rFonts w:ascii="Times New Roman" w:hAnsi="Times New Roman"/>
+          <w:b/>
+          <w:sz w:val="24"/>
+        </w:rPr>
+        <w:t xml:space="preserve">[0251]    </w:t>
+      </w:r>
       <w:r>
         <w:rPr>
           <w:rFonts w:ascii="Times New Roman" w:hAnsi="Times New Roman"/>
@@ -4559,8 +6648,16 @@
     <w:p>
       <w:pPr>
         <w:spacing w:before="0" w:after="120" w:line="360" w:lineRule="exact"/>
-        <w:ind w:firstLine="720"/>
-      </w:pPr>
+        <w:ind w:firstLine="0"/>
+      </w:pPr>
+      <w:r>
+        <w:rPr>
+          <w:rFonts w:ascii="Times New Roman" w:hAnsi="Times New Roman"/>
+          <w:b/>
+          <w:sz w:val="24"/>
+        </w:rPr>
+        <w:t xml:space="preserve">[0252]    </w:t>
+      </w:r>
       <w:r>
         <w:rPr>
           <w:rFonts w:ascii="Times New Roman" w:hAnsi="Times New Roman"/>
@@ -4573,8 +6670,16 @@
     <w:p>
       <w:pPr>
         <w:spacing w:before="0" w:after="120" w:line="360" w:lineRule="exact"/>
-        <w:ind w:firstLine="720"/>
-      </w:pPr>
+        <w:ind w:firstLine="0"/>
+      </w:pPr>
+      <w:r>
+        <w:rPr>
+          <w:rFonts w:ascii="Times New Roman" w:hAnsi="Times New Roman"/>
+          <w:b/>
+          <w:sz w:val="24"/>
+        </w:rPr>
+        <w:t xml:space="preserve">[0253]    </w:t>
+      </w:r>
       <w:r>
         <w:rPr>
           <w:rFonts w:ascii="Times New Roman" w:hAnsi="Times New Roman"/>
@@ -4591,8 +6696,16 @@
     <w:p>
       <w:pPr>
         <w:spacing w:before="0" w:after="120" w:line="360" w:lineRule="exact"/>
-        <w:ind w:firstLine="720"/>
-      </w:pPr>
+        <w:ind w:firstLine="0"/>
+      </w:pPr>
+      <w:r>
+        <w:rPr>
+          <w:rFonts w:ascii="Times New Roman" w:hAnsi="Times New Roman"/>
+          <w:b/>
+          <w:sz w:val="24"/>
+        </w:rPr>
+        <w:t xml:space="preserve">[0254]    </w:t>
+      </w:r>
       <w:r>
         <w:rPr>
           <w:rFonts w:ascii="Times New Roman" w:hAnsi="Times New Roman"/>
@@ -4605,8 +6718,16 @@
     <w:p>
       <w:pPr>
         <w:spacing w:before="0" w:after="120" w:line="360" w:lineRule="exact"/>
-        <w:ind w:firstLine="720"/>
-      </w:pPr>
+        <w:ind w:firstLine="0"/>
+      </w:pPr>
+      <w:r>
+        <w:rPr>
+          <w:rFonts w:ascii="Times New Roman" w:hAnsi="Times New Roman"/>
+          <w:b/>
+          <w:sz w:val="24"/>
+        </w:rPr>
+        <w:t xml:space="preserve">[0255]    </w:t>
+      </w:r>
       <w:r>
         <w:rPr>
           <w:rFonts w:ascii="Times New Roman" w:hAnsi="Times New Roman"/>
@@ -4638,8 +6759,16 @@
     <w:p>
       <w:pPr>
         <w:spacing w:before="0" w:after="120" w:line="360" w:lineRule="exact"/>
-        <w:ind w:firstLine="720"/>
-      </w:pPr>
+        <w:ind w:firstLine="0"/>
+      </w:pPr>
+      <w:r>
+        <w:rPr>
+          <w:rFonts w:ascii="Times New Roman" w:hAnsi="Times New Roman"/>
+          <w:b/>
+          <w:sz w:val="24"/>
+        </w:rPr>
+        <w:t xml:space="preserve">[0256]    </w:t>
+      </w:r>
       <w:r>
         <w:rPr>
           <w:rFonts w:ascii="Times New Roman" w:hAnsi="Times New Roman"/>
@@ -4652,8 +6781,16 @@
     <w:p>
       <w:pPr>
         <w:spacing w:before="0" w:after="120" w:line="360" w:lineRule="exact"/>
-        <w:ind w:firstLine="720"/>
-      </w:pPr>
+        <w:ind w:firstLine="0"/>
+      </w:pPr>
+      <w:r>
+        <w:rPr>
+          <w:rFonts w:ascii="Times New Roman" w:hAnsi="Times New Roman"/>
+          <w:b/>
+          <w:sz w:val="24"/>
+        </w:rPr>
+        <w:t xml:space="preserve">[0257]    </w:t>
+      </w:r>
       <w:r>
         <w:rPr>
           <w:rFonts w:ascii="Times New Roman" w:hAnsi="Times New Roman"/>
@@ -4666,8 +6803,16 @@
     <w:p>
       <w:pPr>
         <w:spacing w:before="0" w:after="120" w:line="360" w:lineRule="exact"/>
-        <w:ind w:firstLine="720"/>
-      </w:pPr>
+        <w:ind w:firstLine="0"/>
+      </w:pPr>
+      <w:r>
+        <w:rPr>
+          <w:rFonts w:ascii="Times New Roman" w:hAnsi="Times New Roman"/>
+          <w:b/>
+          <w:sz w:val="24"/>
+        </w:rPr>
+        <w:t xml:space="preserve">[0258]    </w:t>
+      </w:r>
       <w:r>
         <w:rPr>
           <w:rFonts w:ascii="Times New Roman" w:hAnsi="Times New Roman"/>
@@ -4699,8 +6844,16 @@
     <w:p>
       <w:pPr>
         <w:spacing w:before="0" w:after="120" w:line="360" w:lineRule="exact"/>
-        <w:ind w:firstLine="720"/>
-      </w:pPr>
+        <w:ind w:firstLine="0"/>
+      </w:pPr>
+      <w:r>
+        <w:rPr>
+          <w:rFonts w:ascii="Times New Roman" w:hAnsi="Times New Roman"/>
+          <w:b/>
+          <w:sz w:val="24"/>
+        </w:rPr>
+        <w:t xml:space="preserve">[0259]    </w:t>
+      </w:r>
       <w:r>
         <w:rPr>
           <w:rFonts w:ascii="Times New Roman" w:hAnsi="Times New Roman"/>
@@ -4713,8 +6866,16 @@
     <w:p>
       <w:pPr>
         <w:spacing w:before="0" w:after="120" w:line="360" w:lineRule="exact"/>
-        <w:ind w:firstLine="720"/>
-      </w:pPr>
+        <w:ind w:firstLine="0"/>
+      </w:pPr>
+      <w:r>
+        <w:rPr>
+          <w:rFonts w:ascii="Times New Roman" w:hAnsi="Times New Roman"/>
+          <w:b/>
+          <w:sz w:val="24"/>
+        </w:rPr>
+        <w:t xml:space="preserve">[0260]    </w:t>
+      </w:r>
       <w:r>
         <w:rPr>
           <w:rFonts w:ascii="Times New Roman" w:hAnsi="Times New Roman"/>
@@ -4741,8 +6902,16 @@
     <w:p>
       <w:pPr>
         <w:spacing w:before="0" w:after="120" w:line="360" w:lineRule="exact"/>
-        <w:ind w:firstLine="720"/>
-      </w:pPr>
+        <w:ind w:firstLine="0"/>
+      </w:pPr>
+      <w:r>
+        <w:rPr>
+          <w:rFonts w:ascii="Times New Roman" w:hAnsi="Times New Roman"/>
+          <w:b/>
+          <w:sz w:val="24"/>
+        </w:rPr>
+        <w:t xml:space="preserve">[0261]    </w:t>
+      </w:r>
       <w:r>
         <w:rPr>
           <w:rFonts w:ascii="Times New Roman" w:hAnsi="Times New Roman"/>
@@ -4768,8 +6937,16 @@
     <w:p>
       <w:pPr>
         <w:spacing w:before="0" w:after="120" w:line="360" w:lineRule="exact"/>
-        <w:ind w:firstLine="720"/>
-      </w:pPr>
+        <w:ind w:firstLine="0"/>
+      </w:pPr>
+      <w:r>
+        <w:rPr>
+          <w:rFonts w:ascii="Times New Roman" w:hAnsi="Times New Roman"/>
+          <w:b/>
+          <w:sz w:val="24"/>
+        </w:rPr>
+        <w:t xml:space="preserve">[0262]    </w:t>
+      </w:r>
       <w:r>
         <w:rPr>
           <w:rFonts w:ascii="Times New Roman" w:hAnsi="Times New Roman"/>
@@ -4782,8 +6959,16 @@
     <w:p>
       <w:pPr>
         <w:spacing w:before="0" w:after="120" w:line="360" w:lineRule="exact"/>
-        <w:ind w:firstLine="720"/>
-      </w:pPr>
+        <w:ind w:firstLine="0"/>
+      </w:pPr>
+      <w:r>
+        <w:rPr>
+          <w:rFonts w:ascii="Times New Roman" w:hAnsi="Times New Roman"/>
+          <w:b/>
+          <w:sz w:val="24"/>
+        </w:rPr>
+        <w:t xml:space="preserve">[0263]    </w:t>
+      </w:r>
       <w:r>
         <w:rPr>
           <w:rFonts w:ascii="Times New Roman" w:hAnsi="Times New Roman"/>
@@ -4812,22 +6997,38 @@
     <w:p>
       <w:pPr>
         <w:spacing w:before="0" w:after="120" w:line="360" w:lineRule="exact"/>
-        <w:ind w:firstLine="720"/>
-      </w:pPr>
-      <w:r>
-        <w:rPr>
-          <w:rFonts w:ascii="Times New Roman" w:hAnsi="Times New Roman"/>
-          <w:b w:val="0"/>
-          <w:sz w:val="24"/>
-        </w:rPr>
-        <w:t>Overall: 71% of attacks are blocked (cannot proceed), 29% are detected (proceed but identified). 100% detection rate across all attack types.</w:t>
+        <w:ind w:firstLine="0"/>
+      </w:pPr>
+      <w:r>
+        <w:rPr>
+          <w:rFonts w:ascii="Times New Roman" w:hAnsi="Times New Roman"/>
+          <w:b/>
+          <w:sz w:val="24"/>
+        </w:rPr>
+        <w:t xml:space="preserve">[0264]    </w:t>
+      </w:r>
+      <w:r>
+        <w:rPr>
+          <w:rFonts w:ascii="Times New Roman" w:hAnsi="Times New Roman"/>
+          <w:b w:val="0"/>
+          <w:sz w:val="24"/>
+        </w:rPr>
+        <w:t>In the simulated fixture set, 71% of attacks are blocked (cannot proceed), and 29% are detected (proceed but identified). The fixture set produced detections across all enumerated attack types.</w:t>
       </w:r>
     </w:p>
     <w:p>
       <w:pPr>
         <w:spacing w:before="0" w:after="120" w:line="360" w:lineRule="exact"/>
-        <w:ind w:firstLine="720"/>
-      </w:pPr>
+        <w:ind w:firstLine="0"/>
+      </w:pPr>
+      <w:r>
+        <w:rPr>
+          <w:rFonts w:ascii="Times New Roman" w:hAnsi="Times New Roman"/>
+          <w:b/>
+          <w:sz w:val="24"/>
+        </w:rPr>
+        <w:t xml:space="preserve">[0265]    </w:t>
+      </w:r>
       <w:r>
         <w:rPr>
           <w:rFonts w:ascii="Times New Roman" w:hAnsi="Times New Roman"/>
@@ -4866,8 +7067,16 @@
     <w:p>
       <w:pPr>
         <w:spacing w:before="0" w:after="120" w:line="360" w:lineRule="exact"/>
-        <w:ind w:firstLine="720"/>
-      </w:pPr>
+        <w:ind w:firstLine="0"/>
+      </w:pPr>
+      <w:r>
+        <w:rPr>
+          <w:rFonts w:ascii="Times New Roman" w:hAnsi="Times New Roman"/>
+          <w:b/>
+          <w:sz w:val="24"/>
+        </w:rPr>
+        <w:t xml:space="preserve">[0266]    </w:t>
+      </w:r>
       <w:r>
         <w:rPr>
           <w:rFonts w:ascii="Times New Roman" w:hAnsi="Times New Roman"/>
@@ -4880,8 +7089,16 @@
     <w:p>
       <w:pPr>
         <w:spacing w:before="0" w:after="120" w:line="360" w:lineRule="exact"/>
-        <w:ind w:firstLine="720"/>
-      </w:pPr>
+        <w:ind w:firstLine="0"/>
+      </w:pPr>
+      <w:r>
+        <w:rPr>
+          <w:rFonts w:ascii="Times New Roman" w:hAnsi="Times New Roman"/>
+          <w:b/>
+          <w:sz w:val="24"/>
+        </w:rPr>
+        <w:t xml:space="preserve">[0267]    </w:t>
+      </w:r>
       <w:r>
         <w:rPr>
           <w:rFonts w:ascii="Times New Roman" w:hAnsi="Times New Roman"/>
@@ -4908,8 +7125,16 @@
     <w:p>
       <w:pPr>
         <w:spacing w:before="0" w:after="120" w:line="360" w:lineRule="exact"/>
-        <w:ind w:firstLine="720"/>
-      </w:pPr>
+        <w:ind w:firstLine="0"/>
+      </w:pPr>
+      <w:r>
+        <w:rPr>
+          <w:rFonts w:ascii="Times New Roman" w:hAnsi="Times New Roman"/>
+          <w:b/>
+          <w:sz w:val="24"/>
+        </w:rPr>
+        <w:t xml:space="preserve">[0268]    </w:t>
+      </w:r>
       <w:r>
         <w:rPr>
           <w:rFonts w:ascii="Times New Roman" w:hAnsi="Times New Roman"/>
@@ -4947,15 +7172,23 @@
     <w:p>
       <w:pPr>
         <w:spacing w:before="0" w:after="120" w:line="360" w:lineRule="exact"/>
-        <w:ind w:firstLine="720"/>
-      </w:pPr>
-      <w:r>
-        <w:rPr>
-          <w:rFonts w:ascii="Times New Roman" w:hAnsi="Times New Roman"/>
-          <w:b w:val="0"/>
-          <w:sz w:val="24"/>
-        </w:rPr>
-        <w:t>Every claim in this patent application is backed by working, tested code demonstrating reduction to practice.</w:t>
+        <w:ind w:firstLine="0"/>
+      </w:pPr>
+      <w:r>
+        <w:rPr>
+          <w:rFonts w:ascii="Times New Roman" w:hAnsi="Times New Roman"/>
+          <w:b/>
+          <w:sz w:val="24"/>
+        </w:rPr>
+        <w:t xml:space="preserve">[0269]    </w:t>
+      </w:r>
+      <w:r>
+        <w:rPr>
+          <w:rFonts w:ascii="Times New Roman" w:hAnsi="Times New Roman"/>
+          <w:b w:val="0"/>
+          <w:sz w:val="24"/>
+        </w:rPr>
+        <w:t>Each drafted claim is mapped to working implementation evidence or is separately flagged for review as a higher-risk or continuation-style feature.</w:t>
       </w:r>
     </w:p>
     <w:p>
@@ -4974,8 +7207,16 @@
     <w:p>
       <w:pPr>
         <w:spacing w:before="0" w:after="120" w:line="360" w:lineRule="exact"/>
-        <w:ind w:firstLine="720"/>
-      </w:pPr>
+        <w:ind w:firstLine="0"/>
+      </w:pPr>
+      <w:r>
+        <w:rPr>
+          <w:rFonts w:ascii="Times New Roman" w:hAnsi="Times New Roman"/>
+          <w:b/>
+          <w:sz w:val="24"/>
+        </w:rPr>
+        <w:t xml:space="preserve">[0270]    </w:t>
+      </w:r>
       <w:r>
         <w:rPr>
           <w:rFonts w:ascii="Times New Roman" w:hAnsi="Times New Roman"/>
@@ -4988,8 +7229,16 @@
     <w:p>
       <w:pPr>
         <w:spacing w:before="0" w:after="120" w:line="360" w:lineRule="exact"/>
-        <w:ind w:firstLine="720"/>
-      </w:pPr>
+        <w:ind w:firstLine="0"/>
+      </w:pPr>
+      <w:r>
+        <w:rPr>
+          <w:rFonts w:ascii="Times New Roman" w:hAnsi="Times New Roman"/>
+          <w:b/>
+          <w:sz w:val="24"/>
+        </w:rPr>
+        <w:t xml:space="preserve">[0271]    </w:t>
+      </w:r>
       <w:r>
         <w:rPr>
           <w:rFonts w:ascii="Times New Roman" w:hAnsi="Times New Roman"/>
@@ -5022,7 +7271,999 @@
         <w:br/>
         <w:t>| A11 | Triadic distance: d_tri = sqrt(lambda_1d_1^2 + lambda_2d_2^2 + lambda_3*d_G^2) | L11 |</w:t>
         <w:br/>
-        <w:t>| A12 | Harmonic scaling: H(d, R) = R^(d^2) | L12 |</w:t>
+        <w:t>| A12 | Harmonic scaling: nonlinear drift-to-cost or drift-to-score mapping | L12 |</w:t>
+      </w:r>
+    </w:p>
+    <w:p>
+      <w:pPr>
+        <w:spacing w:before="0" w:after="120" w:line="360" w:lineRule="exact"/>
+        <w:ind w:firstLine="0"/>
+      </w:pPr>
+      <w:r>
+        <w:rPr>
+          <w:rFonts w:ascii="Times New Roman" w:hAnsi="Times New Roman"/>
+          <w:b/>
+          <w:sz w:val="24"/>
+        </w:rPr>
+        <w:t xml:space="preserve">[0272]    </w:t>
+      </w:r>
+      <w:r>
+        <w:rPr>
+          <w:rFonts w:ascii="Times New Roman" w:hAnsi="Times New Roman"/>
+          <w:b w:val="0"/>
+          <w:sz w:val="24"/>
+        </w:rPr>
+        <w:t>These axioms are additionally validated against five quantum axiom families: Unitarity (L2, L4, L7), Locality (L3, L8), Causality (L6, L11, L13), Symmetry (L5, L9, L10, L12), and Composition (L1, L14).</w:t>
+      </w:r>
+    </w:p>
+    <w:p>
+      <w:pPr>
+        <w:spacing w:before="200" w:after="80" w:line="360" w:lineRule="exact"/>
+      </w:pPr>
+      <w:r>
+        <w:rPr>
+          <w:rFonts w:ascii="Times New Roman" w:hAnsi="Times New Roman"/>
+          <w:b/>
+          <w:sz w:val="24"/>
+        </w:rPr>
+        <w:t>SECTION 13: PROVENANCE CHAIN AND SEED INTEGRITY</w:t>
+      </w:r>
+    </w:p>
+    <w:p>
+      <w:pPr>
+        <w:spacing w:before="0" w:after="120" w:line="360" w:lineRule="exact"/>
+        <w:ind w:firstLine="0"/>
+      </w:pPr>
+      <w:r>
+        <w:rPr>
+          <w:rFonts w:ascii="Times New Roman" w:hAnsi="Times New Roman"/>
+          <w:b/>
+          <w:sz w:val="24"/>
+        </w:rPr>
+        <w:t xml:space="preserve">[0273]    </w:t>
+      </w:r>
+      <w:r>
+        <w:rPr>
+          <w:rFonts w:ascii="Times New Roman" w:hAnsi="Times New Roman"/>
+          <w:b w:val="0"/>
+          <w:sz w:val="24"/>
+        </w:rPr>
+        <w:t>The linguistic and cryptographic elements of the system trace through a four-layer provenance hierarchy analogous to a BIP-39 hierarchical deterministic wallet:</w:t>
+      </w:r>
+    </w:p>
+    <w:p>
+      <w:pPr>
+        <w:spacing w:before="0" w:after="120" w:line="360" w:lineRule="exact"/>
+        <w:ind w:firstLine="0"/>
+      </w:pPr>
+      <w:r>
+        <w:rPr>
+          <w:rFonts w:ascii="Times New Roman" w:hAnsi="Times New Roman"/>
+          <w:b/>
+          <w:sz w:val="24"/>
+        </w:rPr>
+        <w:t xml:space="preserve">[0274]    </w:t>
+      </w:r>
+      <w:r>
+        <w:rPr>
+          <w:rFonts w:ascii="Times New Roman" w:hAnsi="Times New Roman"/>
+          <w:b w:val="0"/>
+          <w:sz w:val="24"/>
+        </w:rPr>
+        <w:t>Layer 0 (Genesis Block): The Everweave Origin Logs -- canonical origin events that establish the narrative and linguistic foundation. These are immutable and serve as the root of all derivations.</w:t>
+      </w:r>
+    </w:p>
+    <w:p>
+      <w:pPr>
+        <w:spacing w:before="0" w:after="120" w:line="360" w:lineRule="exact"/>
+        <w:ind w:firstLine="0"/>
+      </w:pPr>
+      <w:r>
+        <w:rPr>
+          <w:rFonts w:ascii="Times New Roman" w:hAnsi="Times New Roman"/>
+          <w:b/>
+          <w:sz w:val="24"/>
+        </w:rPr>
+        <w:t xml:space="preserve">[0275]    </w:t>
+      </w:r>
+      <w:r>
+        <w:rPr>
+          <w:rFonts w:ascii="Times New Roman" w:hAnsi="Times New Roman"/>
+          <w:b w:val="0"/>
+          <w:sz w:val="24"/>
+        </w:rPr>
+        <w:t>Layer 1 (Runic Seed): The 24-letter Kor'aelin alphabet with names, phonemes, concepts, and cultural significance. Derived deterministically from Layer 0.</w:t>
+      </w:r>
+    </w:p>
+    <w:p>
+      <w:pPr>
+        <w:spacing w:before="0" w:after="120" w:line="360" w:lineRule="exact"/>
+        <w:ind w:firstLine="0"/>
+      </w:pPr>
+      <w:r>
+        <w:rPr>
+          <w:rFonts w:ascii="Times New Roman" w:hAnsi="Times New Roman"/>
+          <w:b/>
+          <w:sz w:val="24"/>
+        </w:rPr>
+        <w:t xml:space="preserve">[0276]    </w:t>
+      </w:r>
+      <w:r>
+        <w:rPr>
+          <w:rFonts w:ascii="Times New Roman" w:hAnsi="Times New Roman"/>
+          <w:b w:val="0"/>
+          <w:sz w:val="24"/>
+        </w:rPr>
+        <w:t>Layer 2 (Grammatical Expansion): The 14 core particles, sample phrases across six tongues, and compound formation rules. Derived from Layers 0-1.</w:t>
+      </w:r>
+    </w:p>
+    <w:p>
+      <w:pPr>
+        <w:spacing w:before="0" w:after="120" w:line="360" w:lineRule="exact"/>
+        <w:ind w:firstLine="0"/>
+      </w:pPr>
+      <w:r>
+        <w:rPr>
+          <w:rFonts w:ascii="Times New Roman" w:hAnsi="Times New Roman"/>
+          <w:b/>
+          <w:sz w:val="24"/>
+        </w:rPr>
+        <w:t xml:space="preserve">[0277]    </w:t>
+      </w:r>
+      <w:r>
+        <w:rPr>
+          <w:rFonts w:ascii="Times New Roman" w:hAnsi="Times New Roman"/>
+          <w:b w:val="0"/>
+          <w:sz w:val="24"/>
+        </w:rPr>
+        <w:t>Layer 3 (Technical Implementation): The 256-token bijections, cross-translation operations, blending, and GeoSeal. Derived from Layers 0-2.</w:t>
+      </w:r>
+    </w:p>
+    <w:p>
+      <w:pPr>
+        <w:spacing w:before="0" w:after="120" w:line="360" w:lineRule="exact"/>
+        <w:ind w:firstLine="0"/>
+      </w:pPr>
+      <w:r>
+        <w:rPr>
+          <w:rFonts w:ascii="Times New Roman" w:hAnsi="Times New Roman"/>
+          <w:b/>
+          <w:sz w:val="24"/>
+        </w:rPr>
+        <w:t xml:space="preserve">[0278]    </w:t>
+      </w:r>
+      <w:r>
+        <w:rPr>
+          <w:rFonts w:ascii="Times New Roman" w:hAnsi="Times New Roman"/>
+          <w:b w:val="0"/>
+          <w:sz w:val="24"/>
+        </w:rPr>
+        <w:t>Layer 4 (Narrative Application): All story content, vignettes, and derived works. Must be consistent with Layers 0-3.</w:t>
+      </w:r>
+    </w:p>
+    <w:p>
+      <w:pPr>
+        <w:spacing w:before="0" w:after="120" w:line="360" w:lineRule="exact"/>
+        <w:ind w:firstLine="0"/>
+      </w:pPr>
+      <w:r>
+        <w:rPr>
+          <w:rFonts w:ascii="Times New Roman" w:hAnsi="Times New Roman"/>
+          <w:b/>
+          <w:sz w:val="24"/>
+        </w:rPr>
+        <w:t xml:space="preserve">[0279]    </w:t>
+      </w:r>
+      <w:r>
+        <w:rPr>
+          <w:rFonts w:ascii="Times New Roman" w:hAnsi="Times New Roman"/>
+          <w:b w:val="0"/>
+          <w:sz w:val="24"/>
+        </w:rPr>
+        <w:t>Any element in a higher layer that contradicts a lower layer constitutes a provenance violation, analogous to a hash chain break in a blockchain. The system detects such violations through SHA-256 attestation hashes computed at each layer.</w:t>
+      </w:r>
+    </w:p>
+    <w:p>
+      <w:pPr>
+        <w:spacing w:before="0" w:after="120" w:line="360" w:lineRule="exact"/>
+        <w:ind w:firstLine="0"/>
+      </w:pPr>
+      <w:r>
+        <w:rPr>
+          <w:rFonts w:ascii="Times New Roman" w:hAnsi="Times New Roman"/>
+          <w:b/>
+          <w:sz w:val="24"/>
+        </w:rPr>
+        <w:t xml:space="preserve">[0280]    </w:t>
+      </w:r>
+      <w:r>
+        <w:rPr>
+          <w:rFonts w:ascii="Times New Roman" w:hAnsi="Times New Roman"/>
+          <w:b w:val="0"/>
+          <w:sz w:val="24"/>
+        </w:rPr>
+        <w:t>The provenance chain ensures that the token mappings are deterministic from the seed: given the same Everweave origin logs, any implementation will produce the identical 6 x 256 bijective token map. This determinism is critical for cross-implementation interoperability.</w:t>
+      </w:r>
+    </w:p>
+    <w:p>
+      <w:r>
+        <w:br w:type="page"/>
+      </w:r>
+    </w:p>
+    <w:p>
+      <w:pPr>
+        <w:spacing w:before="360" w:after="120" w:line="360" w:lineRule="exact"/>
+        <w:jc w:val="left"/>
+      </w:pPr>
+      <w:r>
+        <w:rPr>
+          <w:rFonts w:ascii="Times New Roman" w:hAnsi="Times New Roman"/>
+          <w:b/>
+          <w:sz w:val="24"/>
+        </w:rPr>
+        <w:t>CLAIMS</w:t>
+      </w:r>
+    </w:p>
+    <w:p/>
+    <w:p>
+      <w:pPr>
+        <w:spacing w:before="120" w:after="0" w:line="360" w:lineRule="exact"/>
+        <w:ind w:left="0" w:firstLine="0"/>
+      </w:pPr>
+      <w:r>
+        <w:rPr>
+          <w:rFonts w:ascii="Times New Roman" w:hAnsi="Times New Roman"/>
+          <w:b w:val="0"/>
+          <w:sz w:val="24"/>
+        </w:rPr>
+        <w:t>1. A computer-implemented method for governing execution of a computational action, comprising:</w:t>
+      </w:r>
+    </w:p>
+    <w:p>
+      <w:pPr>
+        <w:spacing w:before="0" w:after="0" w:line="360" w:lineRule="exact"/>
+        <w:ind w:left="360" w:firstLine="0"/>
+      </w:pPr>
+      <w:r>
+        <w:rPr>
+          <w:rFonts w:ascii="Times New Roman" w:hAnsi="Times New Roman"/>
+          <w:b w:val="0"/>
+          <w:sz w:val="24"/>
+        </w:rPr>
+        <w:t>receiving, by one or more processors, a request associated with the computational action;</w:t>
+      </w:r>
+    </w:p>
+    <w:p>
+      <w:pPr>
+        <w:spacing w:before="0" w:after="0" w:line="360" w:lineRule="exact"/>
+        <w:ind w:left="360" w:firstLine="0"/>
+      </w:pPr>
+      <w:r>
+        <w:rPr>
+          <w:rFonts w:ascii="Times New Roman" w:hAnsi="Times New Roman"/>
+          <w:b w:val="0"/>
+          <w:sz w:val="24"/>
+        </w:rPr>
+        <w:t>generating a context representation comprising one or more semantic, operational, or temporal features;</w:t>
+      </w:r>
+    </w:p>
+    <w:p>
+      <w:pPr>
+        <w:spacing w:before="0" w:after="0" w:line="360" w:lineRule="exact"/>
+        <w:ind w:left="360" w:firstLine="0"/>
+      </w:pPr>
+      <w:r>
+        <w:rPr>
+          <w:rFonts w:ascii="Times New Roman" w:hAnsi="Times New Roman"/>
+          <w:b w:val="0"/>
+          <w:sz w:val="24"/>
+        </w:rPr>
+        <w:t>transforming the context representation into an embedded point in a bounded hyperbolic space comprising a Poincare ball model, via a tanh-normalized projection with epsilon clamping that constrains the embedded point to an open unit ball;</w:t>
+      </w:r>
+    </w:p>
+    <w:p>
+      <w:pPr>
+        <w:spacing w:before="0" w:after="0" w:line="360" w:lineRule="exact"/>
+        <w:ind w:left="360" w:firstLine="0"/>
+      </w:pPr>
+      <w:r>
+        <w:rPr>
+          <w:rFonts w:ascii="Times New Roman" w:hAnsi="Times New Roman"/>
+          <w:b w:val="0"/>
+          <w:sz w:val="24"/>
+        </w:rPr>
+        <w:t>maintaining a session centroid as a trusted reference region, updated as a function of a plurality of embedded points corresponding to prior requests within a session;</w:t>
+      </w:r>
+    </w:p>
+    <w:p>
+      <w:pPr>
+        <w:spacing w:before="0" w:after="0" w:line="360" w:lineRule="exact"/>
+        <w:ind w:left="360" w:firstLine="0"/>
+      </w:pPr>
+      <w:r>
+        <w:rPr>
+          <w:rFonts w:ascii="Times New Roman" w:hAnsi="Times New Roman"/>
+          <w:b w:val="0"/>
+          <w:sz w:val="24"/>
+        </w:rPr>
+        <w:t>computing a hyperbolic distance between the embedded point and the session centroid;</w:t>
+      </w:r>
+    </w:p>
+    <w:p>
+      <w:pPr>
+        <w:spacing w:before="0" w:after="0" w:line="360" w:lineRule="exact"/>
+        <w:ind w:left="360" w:firstLine="0"/>
+      </w:pPr>
+      <w:r>
+        <w:rPr>
+          <w:rFonts w:ascii="Times New Roman" w:hAnsi="Times New Roman"/>
+          <w:b w:val="0"/>
+          <w:sz w:val="24"/>
+        </w:rPr>
+        <w:t>computing a governance cost from the hyperbolic distance using a nonlinear cost function that increases as the hyperbolic distance increases;</w:t>
+      </w:r>
+    </w:p>
+    <w:p>
+      <w:pPr>
+        <w:spacing w:before="0" w:after="0" w:line="360" w:lineRule="exact"/>
+        <w:ind w:left="360" w:firstLine="0"/>
+      </w:pPr>
+      <w:r>
+        <w:rPr>
+          <w:rFonts w:ascii="Times New Roman" w:hAnsi="Times New Roman"/>
+          <w:b w:val="0"/>
+          <w:sz w:val="24"/>
+        </w:rPr>
+        <w:t>combining the governance cost with at least one additional governance signal from: semantic weighting, temporal drift, spectral coherence, spin coherence, identifier canonicality, or bijective tamper detection, to produce a composite risk value;</w:t>
+      </w:r>
+    </w:p>
+    <w:p>
+      <w:pPr>
+        <w:spacing w:before="0" w:after="0" w:line="360" w:lineRule="exact"/>
+        <w:ind w:left="360" w:firstLine="0"/>
+      </w:pPr>
+      <w:r>
+        <w:rPr>
+          <w:rFonts w:ascii="Times New Roman" w:hAnsi="Times New Roman"/>
+          <w:b w:val="0"/>
+          <w:sz w:val="24"/>
+        </w:rPr>
+        <w:t>adjusting a severity of the composite risk value as a function of trajectory drift of the embedded points across the plurality of prior requests; and</w:t>
+      </w:r>
+    </w:p>
+    <w:p>
+      <w:pPr>
+        <w:spacing w:before="0" w:after="0" w:line="360" w:lineRule="exact"/>
+        <w:ind w:left="360" w:firstLine="0"/>
+      </w:pPr>
+      <w:r>
+        <w:rPr>
+          <w:rFonts w:ascii="Times New Roman" w:hAnsi="Times New Roman"/>
+          <w:b w:val="0"/>
+          <w:sz w:val="24"/>
+        </w:rPr>
+        <w:t>emitting a governance decision, from: allow, review, quarantine, or deny, that controls whether the computational action is executed;</w:t>
+      </w:r>
+    </w:p>
+    <w:p>
+      <w:pPr>
+        <w:spacing w:before="0" w:after="120" w:line="360" w:lineRule="exact"/>
+        <w:ind w:left="360" w:firstLine="0"/>
+      </w:pPr>
+      <w:r>
+        <w:rPr>
+          <w:rFonts w:ascii="Times New Roman" w:hAnsi="Times New Roman"/>
+          <w:b w:val="0"/>
+          <w:sz w:val="24"/>
+        </w:rPr>
+        <w:t>whereby the governance cost is a nonlinear increasing function of measured drift from the session centroid and is used to control execution of the computational action through the emitted governance decision.</w:t>
+      </w:r>
+    </w:p>
+    <w:p>
+      <w:pPr>
+        <w:spacing w:before="120" w:after="120" w:line="360" w:lineRule="exact"/>
+        <w:ind w:left="0" w:firstLine="0"/>
+      </w:pPr>
+      <w:r>
+        <w:rPr>
+          <w:rFonts w:ascii="Times New Roman" w:hAnsi="Times New Roman"/>
+          <w:b w:val="0"/>
+          <w:sz w:val="24"/>
+        </w:rPr>
+        <w:t>2. The method of claim 1, wherein the hyperbolic distance is computed as d_H = arccosh(1 + 2||u - v||^2 / ((1 - ||u||^2)(1 - ||v||^2))), where u is the embedded point and v is the session centroid.</w:t>
+      </w:r>
+    </w:p>
+    <w:p>
+      <w:pPr>
+        <w:spacing w:before="120" w:after="120" w:line="360" w:lineRule="exact"/>
+        <w:ind w:left="0" w:firstLine="0"/>
+      </w:pPr>
+      <w:r>
+        <w:rPr>
+          <w:rFonts w:ascii="Times New Roman" w:hAnsi="Times New Roman"/>
+          <w:b w:val="0"/>
+          <w:sz w:val="24"/>
+        </w:rPr>
+        <w:t>3. The method of claim 1, wherein the nonlinear cost function comprises one of: (i) a function of the form H(d, R) = R^(d^2), where d is a distance measure and R is a base greater than one; (ii) a bounded safety-score function of the form H = 1 / (1 + d + 2*pd), where pd is a phase-deviation term; or (iii) a function of the form pi^(phi*d), where pi is the mathematical constant pi and phi is the golden ratio.</w:t>
+      </w:r>
+    </w:p>
+    <w:p>
+      <w:pPr>
+        <w:spacing w:before="120" w:after="120" w:line="360" w:lineRule="exact"/>
+        <w:ind w:left="0" w:firstLine="0"/>
+      </w:pPr>
+      <w:r>
+        <w:rPr>
+          <w:rFonts w:ascii="Times New Roman" w:hAnsi="Times New Roman"/>
+          <w:b w:val="0"/>
+          <w:sz w:val="24"/>
+        </w:rPr>
+        <w:t>4. The method of claim 1, wherein the additional governance signal comprises a six-axis semantic weighting in which each of the six axes corresponds to a distinct semantic domain of the context representation and is assigned a predetermined weight equal to a power of the golden ratio, phi^k for a respective index k from 0 through 5, with phi approximately equal to 1.618, such that the weighting applies exponentially increasing emphasis to higher-order semantic domains and the combined six-axis score scales the governance signal across semantically diverse dimensions of the context.</w:t>
+      </w:r>
+    </w:p>
+    <w:p>
+      <w:pPr>
+        <w:spacing w:before="120" w:after="120" w:line="360" w:lineRule="exact"/>
+        <w:ind w:left="0" w:firstLine="0"/>
+      </w:pPr>
+      <w:r>
+        <w:rPr>
+          <w:rFonts w:ascii="Times New Roman" w:hAnsi="Times New Roman"/>
+          <w:b w:val="0"/>
+          <w:sz w:val="24"/>
+        </w:rPr>
+        <w:t>5. The method of claim 1, wherein maintaining the session centroid comprises an incremental update of the form centroid_new = (n * centroid_old + coord) / (n + 1), where n is a running count of prior embedded points and coord is the embedded point of the current request.</w:t>
+      </w:r>
+    </w:p>
+    <w:p>
+      <w:pPr>
+        <w:spacing w:before="120" w:after="120" w:line="360" w:lineRule="exact"/>
+        <w:ind w:left="0" w:firstLine="0"/>
+      </w:pPr>
+      <w:r>
+        <w:rPr>
+          <w:rFonts w:ascii="Times New Roman" w:hAnsi="Times New Roman"/>
+          <w:b w:val="0"/>
+          <w:sz w:val="24"/>
+        </w:rPr>
+        <w:t>6. The method of claim 1, further comprising maintaining a hash-indexed adversarial-memory set and a hash-indexed safe-memory set, and returning a deny decision for a request whose content hash is a member of the hash-indexed adversarial-memory set without computing a hyperbolic distance, and returning an allow decision for a request whose content hash is a member of the hash-indexed safe-memory set without computing a hyperbolic distance.</w:t>
+      </w:r>
+    </w:p>
+    <w:p>
+      <w:pPr>
+        <w:spacing w:before="120" w:after="120" w:line="360" w:lineRule="exact"/>
+        <w:ind w:left="0" w:firstLine="0"/>
+      </w:pPr>
+      <w:r>
+        <w:rPr>
+          <w:rFonts w:ascii="Times New Roman" w:hAnsi="Times New Roman"/>
+          <w:b w:val="0"/>
+          <w:sz w:val="24"/>
+        </w:rPr>
+        <w:t>7. The method of claim 1, further comprising, responsive to a deny decision, generating a deterministic pseudorandom-looking noise output by computing a seed as a cryptographic hash of a fixed prefix concatenated with a content hash of the request, iteratively re-hashing the seed until a target length is reached, and returning the noise output in place of an error response, such that the noise output is identical for the same request and is reproducible by an auditor from the content hash.</w:t>
+      </w:r>
+    </w:p>
+    <w:p>
+      <w:pPr>
+        <w:spacing w:before="120" w:after="120" w:line="360" w:lineRule="exact"/>
+        <w:ind w:left="0" w:firstLine="0"/>
+      </w:pPr>
+      <w:r>
+        <w:rPr>
+          <w:rFonts w:ascii="Times New Roman" w:hAnsi="Times New Roman"/>
+          <w:b w:val="0"/>
+          <w:sz w:val="24"/>
+        </w:rPr>
+        <w:t>8. The method of claim 6, further comprising periodically persisting, to a durable store, at least the session centroid, a cumulative governance cost, a query count, a trust history, and the hash-indexed adversarial-memory set, collectively referred to as the persisted values; and, after a process restart, restoring the persisted values so that the session continues from the restored trajectory rather than from a cold start.</w:t>
+      </w:r>
+    </w:p>
+    <w:p>
+      <w:pPr>
+        <w:spacing w:before="120" w:after="0" w:line="360" w:lineRule="exact"/>
+        <w:ind w:left="0" w:firstLine="0"/>
+      </w:pPr>
+      <w:r>
+        <w:rPr>
+          <w:rFonts w:ascii="Times New Roman" w:hAnsi="Times New Roman"/>
+          <w:b w:val="0"/>
+          <w:sz w:val="24"/>
+        </w:rPr>
+        <w:t>9. A system for runtime governance of agentic or artificial-intelligence actions, comprising:</w:t>
+      </w:r>
+    </w:p>
+    <w:p>
+      <w:pPr>
+        <w:spacing w:before="0" w:after="0" w:line="360" w:lineRule="exact"/>
+        <w:ind w:left="360" w:firstLine="0"/>
+      </w:pPr>
+      <w:r>
+        <w:rPr>
+          <w:rFonts w:ascii="Times New Roman" w:hAnsi="Times New Roman"/>
+          <w:b w:val="0"/>
+          <w:sz w:val="24"/>
+        </w:rPr>
+        <w:t>at least one processor; and</w:t>
+      </w:r>
+    </w:p>
+    <w:p>
+      <w:pPr>
+        <w:spacing w:before="0" w:after="0" w:line="360" w:lineRule="exact"/>
+        <w:ind w:left="360" w:firstLine="0"/>
+      </w:pPr>
+      <w:r>
+        <w:rPr>
+          <w:rFonts w:ascii="Times New Roman" w:hAnsi="Times New Roman"/>
+          <w:b w:val="0"/>
+          <w:sz w:val="24"/>
+        </w:rPr>
+        <w:t>a non-transitory memory storing a persistent runtime state and instructions that, when executed, cause the system to:</w:t>
+      </w:r>
+    </w:p>
+    <w:p>
+      <w:pPr>
+        <w:spacing w:before="0" w:after="0" w:line="360" w:lineRule="exact"/>
+        <w:ind w:left="360" w:firstLine="0"/>
+      </w:pPr>
+      <w:r>
+        <w:rPr>
+          <w:rFonts w:ascii="Times New Roman" w:hAnsi="Times New Roman"/>
+          <w:b w:val="0"/>
+          <w:sz w:val="24"/>
+        </w:rPr>
+        <w:t>classify a proposed action into a context representation;</w:t>
+      </w:r>
+    </w:p>
+    <w:p>
+      <w:pPr>
+        <w:spacing w:before="0" w:after="0" w:line="360" w:lineRule="exact"/>
+        <w:ind w:left="360" w:firstLine="0"/>
+      </w:pPr>
+      <w:r>
+        <w:rPr>
+          <w:rFonts w:ascii="Times New Roman" w:hAnsi="Times New Roman"/>
+          <w:b w:val="0"/>
+          <w:sz w:val="24"/>
+        </w:rPr>
+        <w:t>map the context representation into a point in a Poincare ball model of bounded hyperbolic space;</w:t>
+      </w:r>
+    </w:p>
+    <w:p>
+      <w:pPr>
+        <w:spacing w:before="0" w:after="0" w:line="360" w:lineRule="exact"/>
+        <w:ind w:left="360" w:firstLine="0"/>
+      </w:pPr>
+      <w:r>
+        <w:rPr>
+          <w:rFonts w:ascii="Times New Roman" w:hAnsi="Times New Roman"/>
+          <w:b w:val="0"/>
+          <w:sz w:val="24"/>
+        </w:rPr>
+        <w:t>measure drift of the proposed action as a hyperbolic distance between the point and a session centroid, the session centroid being part of the persistent runtime state and comprising at least a centroid vector, a cumulative cost, and a query count;</w:t>
+      </w:r>
+    </w:p>
+    <w:p>
+      <w:pPr>
+        <w:spacing w:before="0" w:after="0" w:line="360" w:lineRule="exact"/>
+        <w:ind w:left="360" w:firstLine="0"/>
+      </w:pPr>
+      <w:r>
+        <w:rPr>
+          <w:rFonts w:ascii="Times New Roman" w:hAnsi="Times New Roman"/>
+          <w:b w:val="0"/>
+          <w:sz w:val="24"/>
+        </w:rPr>
+        <w:t>calculate a harmonic governance cost from the measured drift using a nonlinear cost function that increases as the drift increases;</w:t>
+      </w:r>
+    </w:p>
+    <w:p>
+      <w:pPr>
+        <w:spacing w:before="0" w:after="0" w:line="360" w:lineRule="exact"/>
+        <w:ind w:left="360" w:firstLine="0"/>
+      </w:pPr>
+      <w:r>
+        <w:rPr>
+          <w:rFonts w:ascii="Times New Roman" w:hAnsi="Times New Roman"/>
+          <w:b w:val="0"/>
+          <w:sz w:val="24"/>
+        </w:rPr>
+        <w:t>apply a decision gate to the harmonic governance cost and one or more auxiliary signals to produce a governance decision; and</w:t>
+      </w:r>
+    </w:p>
+    <w:p>
+      <w:pPr>
+        <w:spacing w:before="0" w:after="0" w:line="360" w:lineRule="exact"/>
+        <w:ind w:left="360" w:firstLine="0"/>
+      </w:pPr>
+      <w:r>
+        <w:rPr>
+          <w:rFonts w:ascii="Times New Roman" w:hAnsi="Times New Roman"/>
+          <w:b w:val="0"/>
+          <w:sz w:val="24"/>
+        </w:rPr>
+        <w:t>route the proposed action according to the governance decision, which is one of allow, review, quarantine, or deny;</w:t>
+      </w:r>
+    </w:p>
+    <w:p>
+      <w:pPr>
+        <w:spacing w:before="0" w:after="120" w:line="360" w:lineRule="exact"/>
+        <w:ind w:left="360" w:firstLine="0"/>
+      </w:pPr>
+      <w:r>
+        <w:rPr>
+          <w:rFonts w:ascii="Times New Roman" w:hAnsi="Times New Roman"/>
+          <w:b w:val="0"/>
+          <w:sz w:val="24"/>
+        </w:rPr>
+        <w:t>wherein the session centroid is updated from prior proposed actions within a session, and the persistent runtime state is restored after a process restart.</w:t>
+      </w:r>
+    </w:p>
+    <w:p>
+      <w:pPr>
+        <w:spacing w:before="120" w:after="120" w:line="360" w:lineRule="exact"/>
+        <w:ind w:left="0" w:firstLine="0"/>
+      </w:pPr>
+      <w:r>
+        <w:rPr>
+          <w:rFonts w:ascii="Times New Roman" w:hAnsi="Times New Roman"/>
+          <w:b w:val="0"/>
+          <w:sz w:val="24"/>
+        </w:rPr>
+        <w:t>10. The system of claim 9, wherein the quarantine route applies a non-error containment state that, without crashing or terminating the session, restricts available tools to an allowed subset, enforces an execution-time deadline, restricts execution permissions, and limits outbound network or filesystem effects of the proposed action.</w:t>
+      </w:r>
+    </w:p>
+    <w:p>
+      <w:pPr>
+        <w:spacing w:before="120" w:after="120" w:line="360" w:lineRule="exact"/>
+        <w:ind w:left="0" w:firstLine="0"/>
+      </w:pPr>
+      <w:r>
+        <w:rPr>
+          <w:rFonts w:ascii="Times New Roman" w:hAnsi="Times New Roman"/>
+          <w:b w:val="0"/>
+          <w:sz w:val="24"/>
+        </w:rPr>
+        <w:t>11. The system of claim 9, wherein the auxiliary signals are produced by a multi-layer pre-filter stack ordered cheapest-reject-first, comprising: (i) a script-origin gate computing a coverage score as a fraction of UTF-8 bytes falling within the printable ASCII range and rejecting when the coverage score is below a threshold; (ii) an instruction-safety gate matching compiled regular-expression patterns for instruction-override, persona-manipulation, or dangerous-tool-invocation text; (iii) a semantic pattern filter matching the proposed action against an adversarial-intent corpus; and (iv) a small-language-model router that rejects an input for which no applicable semantic band is classified; wherein each gate operates before the hyperbolic-distance computation, and rejection by any gate prevents invocation of subsequent gates.</w:t>
+      </w:r>
+    </w:p>
+    <w:p>
+      <w:pPr>
+        <w:spacing w:before="120" w:after="120" w:line="360" w:lineRule="exact"/>
+        <w:ind w:left="0" w:firstLine="0"/>
+      </w:pPr>
+      <w:r>
+        <w:rPr>
+          <w:rFonts w:ascii="Times New Roman" w:hAnsi="Times New Roman"/>
+          <w:b w:val="0"/>
+          <w:sz w:val="24"/>
+        </w:rPr>
+        <w:t>12. The system of claim 9, wherein, responsive to an allow decision, the system computes a content-addressed identifier of the proposed action as a cryptographic hash of a canonical representation, produces a digital signature by signing the identifier together with an authorization score and a timestamp under a post-quantum digital signature algorithm in accordance with FIPS 204 (ML-DSA-65), encapsulates a session key using a post-quantum key-encapsulation mechanism in accordance with FIPS 203 (ML-KEM-768) to produce a key-encapsulation ciphertext, and returns a structured receipt comprising the governance decision, the authorization score, one or more signal identifiers, the timestamp, the digital signature, and the key-encapsulation ciphertext; and wherein a downstream executor verifies the digital signature before executing the proposed action.</w:t>
+      </w:r>
+    </w:p>
+    <w:p>
+      <w:pPr>
+        <w:spacing w:before="120" w:after="120" w:line="360" w:lineRule="exact"/>
+        <w:ind w:left="0" w:firstLine="0"/>
+      </w:pPr>
+      <w:r>
+        <w:rPr>
+          <w:rFonts w:ascii="Times New Roman" w:hAnsi="Times New Roman"/>
+          <w:b w:val="0"/>
+          <w:sz w:val="24"/>
+        </w:rPr>
+        <w:t>13. The system of claim 9, wherein the system emits an audit receipt comprising at least the governance decision, the harmonic governance cost, one or more signal identifiers, and decision-relevant metadata including a session query count and a cumulative cost.</w:t>
+      </w:r>
+    </w:p>
+    <w:p>
+      <w:pPr>
+        <w:spacing w:before="120" w:after="120" w:line="360" w:lineRule="exact"/>
+        <w:ind w:left="0" w:firstLine="0"/>
+      </w:pPr>
+      <w:r>
+        <w:rPr>
+          <w:rFonts w:ascii="Times New Roman" w:hAnsi="Times New Roman"/>
+          <w:b w:val="0"/>
+          <w:sz w:val="24"/>
+        </w:rPr>
+        <w:t>14. The system of claim 9, wherein the system is deployed as at least one of: a REST API endpoint, an agent bus service, a command-line interface, or a programmatic client library.</w:t>
+      </w:r>
+    </w:p>
+    <w:p>
+      <w:pPr>
+        <w:spacing w:before="120" w:after="0" w:line="360" w:lineRule="exact"/>
+        <w:ind w:left="0" w:firstLine="0"/>
+      </w:pPr>
+      <w:r>
+        <w:rPr>
+          <w:rFonts w:ascii="Times New Roman" w:hAnsi="Times New Roman"/>
+          <w:b w:val="0"/>
+          <w:sz w:val="24"/>
+        </w:rPr>
+        <w:t>15. A non-transitory computer-readable medium storing instructions that, when executed, cause one or more processors to:</w:t>
+      </w:r>
+    </w:p>
+    <w:p>
+      <w:pPr>
+        <w:spacing w:before="0" w:after="0" w:line="360" w:lineRule="exact"/>
+        <w:ind w:left="360" w:firstLine="0"/>
+      </w:pPr>
+      <w:r>
+        <w:rPr>
+          <w:rFonts w:ascii="Times New Roman" w:hAnsi="Times New Roman"/>
+          <w:b w:val="0"/>
+          <w:sz w:val="24"/>
+        </w:rPr>
+        <w:t>receive an input comprising source code or an identifier-containing input;</w:t>
+      </w:r>
+    </w:p>
+    <w:p>
+      <w:pPr>
+        <w:spacing w:before="0" w:after="0" w:line="360" w:lineRule="exact"/>
+        <w:ind w:left="360" w:firstLine="0"/>
+      </w:pPr>
+      <w:r>
+        <w:rPr>
+          <w:rFonts w:ascii="Times New Roman" w:hAnsi="Times New Roman"/>
+          <w:b w:val="0"/>
+          <w:sz w:val="24"/>
+        </w:rPr>
+        <w:t>generate a re-encoded form of the input by applying a bijective encode operation followed by a decode operation mapping the input to a token sequence and back to a decoded input;</w:t>
+      </w:r>
+    </w:p>
+    <w:p>
+      <w:pPr>
+        <w:spacing w:before="0" w:after="0" w:line="360" w:lineRule="exact"/>
+        <w:ind w:left="360" w:firstLine="0"/>
+      </w:pPr>
+      <w:r>
+        <w:rPr>
+          <w:rFonts w:ascii="Times New Roman" w:hAnsi="Times New Roman"/>
+          <w:b w:val="0"/>
+          <w:sz w:val="24"/>
+        </w:rPr>
+        <w:t>compute a first canonical abstract syntax tree (AST) representation of the input and a second canonical AST representation of the decoded input, each comprising a content-derived fingerprint;</w:t>
+      </w:r>
+    </w:p>
+    <w:p>
+      <w:pPr>
+        <w:spacing w:before="0" w:after="0" w:line="360" w:lineRule="exact"/>
+        <w:ind w:left="360" w:firstLine="0"/>
+      </w:pPr>
+      <w:r>
+        <w:rPr>
+          <w:rFonts w:ascii="Times New Roman" w:hAnsi="Times New Roman"/>
+          <w:b w:val="0"/>
+          <w:sz w:val="24"/>
+        </w:rPr>
+        <w:t>compute a tamper signal based on at least one of: (i) a divergence between the first and second canonical AST representations; (ii) a failure of the decoded input to parse into a valid AST; (iii) a Unicode canonicality failure; or (iv) a confusable-identifier condition; and</w:t>
+      </w:r>
+    </w:p>
+    <w:p>
+      <w:pPr>
+        <w:spacing w:before="0" w:after="0" w:line="360" w:lineRule="exact"/>
+        <w:ind w:left="360" w:firstLine="0"/>
+      </w:pPr>
+      <w:r>
+        <w:rPr>
+          <w:rFonts w:ascii="Times New Roman" w:hAnsi="Times New Roman"/>
+          <w:b w:val="0"/>
+          <w:sz w:val="24"/>
+        </w:rPr>
+        <w:t>provide the tamper signal to a governance gate that escalates or blocks a proposed computational action when the tamper signal exceeds a threshold;</w:t>
+      </w:r>
+    </w:p>
+    <w:p>
+      <w:pPr>
+        <w:spacing w:before="0" w:after="120" w:line="360" w:lineRule="exact"/>
+        <w:ind w:left="360" w:firstLine="0"/>
+      </w:pPr>
+      <w:r>
+        <w:rPr>
+          <w:rFonts w:ascii="Times New Roman" w:hAnsi="Times New Roman"/>
+          <w:b w:val="0"/>
+          <w:sz w:val="24"/>
+        </w:rPr>
+        <w:t>wherein the tamper signal is distinct from a tokenizer reconstruction-quality measure in that it is derived from a comparison of abstract syntax tree representations and gates execution of the proposed computational action.</w:t>
+      </w:r>
+    </w:p>
+    <w:p>
+      <w:pPr>
+        <w:spacing w:before="120" w:after="120" w:line="360" w:lineRule="exact"/>
+        <w:ind w:left="0" w:firstLine="0"/>
+      </w:pPr>
+      <w:r>
+        <w:rPr>
+          <w:rFonts w:ascii="Times New Roman" w:hAnsi="Times New Roman"/>
+          <w:b w:val="0"/>
+          <w:sz w:val="24"/>
+        </w:rPr>
+        <w:t>16. The medium of claim 15, wherein each content-derived fingerprint comprises a SHA-256 digest of the corresponding canonical AST, such that two inputs that are semantically equal but differ in whitespace or comments produce identical fingerprints.</w:t>
+      </w:r>
+    </w:p>
+    <w:p>
+      <w:pPr>
+        <w:spacing w:before="120" w:after="120" w:line="360" w:lineRule="exact"/>
+        <w:ind w:left="0" w:firstLine="0"/>
+      </w:pPr>
+      <w:r>
+        <w:rPr>
+          <w:rFonts w:ascii="Times New Roman" w:hAnsi="Times New Roman"/>
+          <w:b w:val="0"/>
+          <w:sz w:val="24"/>
+        </w:rPr>
+        <w:t>17. The medium of claim 15, wherein the confusable-identifier condition is detected by parsing the input into an AST, extracting identifier names, and, for each identifier, determining whether any non-ASCII codepoint maps to an ASCII-confusable codepoint, whether the identifier mixes two or more distinct writing scripts, or whether the identifier contains an invisible or bidirectional control codepoint; and computing a confusable-identifier score as a function of the fraction of suspicious identifiers.</w:t>
+      </w:r>
+    </w:p>
+    <w:p>
+      <w:pPr>
+        <w:spacing w:before="120" w:after="120" w:line="360" w:lineRule="exact"/>
+        <w:ind w:left="0" w:firstLine="0"/>
+      </w:pPr>
+      <w:r>
+        <w:rPr>
+          <w:rFonts w:ascii="Times New Roman" w:hAnsi="Times New Roman"/>
+          <w:b w:val="0"/>
+          <w:sz w:val="24"/>
+        </w:rPr>
+        <w:t>18. The medium of claim 15, wherein the governance gate denies the proposed computational action on a syntax-divergence class in which the decoded input fails to parse, quarantines the proposed computational action on a structural-divergence class in which the canonical ASTs diverge while both parse, and allows with annotation on a normalization-divergence class attributable to Unicode NFC normalization.</w:t>
+      </w:r>
+    </w:p>
+    <w:p>
+      <w:pPr>
+        <w:spacing w:before="120" w:after="120" w:line="360" w:lineRule="exact"/>
+        <w:ind w:left="0" w:firstLine="0"/>
+      </w:pPr>
+      <w:r>
+        <w:rPr>
+          <w:rFonts w:ascii="Times New Roman" w:hAnsi="Times New Roman"/>
+          <w:b w:val="0"/>
+          <w:sz w:val="24"/>
+        </w:rPr>
+        <w:t>19. The medium of claim 15, wherein, when a tokenizer artifact is absent, the instructions substitute a normalization stub that performs the encode operation by applying Unicode NFC normalization and encoding as UTF-8, the stub preserving the bijective round-trip property for ASCII inputs.</w:t>
+      </w:r>
+    </w:p>
+    <w:p>
+      <w:pPr>
+        <w:spacing w:before="120" w:after="120" w:line="360" w:lineRule="exact"/>
+        <w:ind w:left="0" w:firstLine="0"/>
+      </w:pPr>
+      <w:r>
+        <w:rPr>
+          <w:rFonts w:ascii="Times New Roman" w:hAnsi="Times New Roman"/>
+          <w:b w:val="0"/>
+          <w:sz w:val="24"/>
+        </w:rPr>
+        <w:t>20. The medium of claim 15, wherein the tamper signal, a divergence classification, and the content-derived fingerprint are recorded in an audit trail.</w:t>
+      </w:r>
+    </w:p>
+    <w:p>
+      <w:pPr>
+        <w:spacing w:before="120" w:after="120" w:line="360" w:lineRule="exact"/>
+        <w:ind w:left="0" w:firstLine="0"/>
+      </w:pPr>
+      <w:r>
+        <w:rPr>
+          <w:rFonts w:ascii="Times New Roman" w:hAnsi="Times New Roman"/>
+          <w:b w:val="0"/>
+          <w:sz w:val="24"/>
+        </w:rPr>
+        <w:t>21. The method of claim 1, further comprising generating a cryptographic authorization container that is unlocked only when N predetermined predicates are satisfied, where N is at least three, the predicates including at least: a semantic predicate evaluating whether the context representation of the computational action satisfies an authorized semantic profile; a geometric predicate measuring whether the embedded point lies within a predetermined hyperbolic distance from the session centroid; and a cryptographic predicate verifying a post-quantum signature; wherein failure of any predicate causes the container to return a noise or pseudorandom-looking output generated by computing a cryptographic hash over a fixed prefix and a content hash of the computational action and iteratively re-hashing the result until a predetermined output length is reached, rather than a structured predicate-failure response.</w:t>
+      </w:r>
+    </w:p>
+    <w:p>
+      <w:pPr>
+        <w:spacing w:before="120" w:after="120" w:line="360" w:lineRule="exact"/>
+        <w:ind w:left="0" w:firstLine="0"/>
+      </w:pPr>
+      <w:r>
+        <w:rPr>
+          <w:rFonts w:ascii="Times New Roman" w:hAnsi="Times New Roman"/>
+          <w:b w:val="0"/>
+          <w:sz w:val="24"/>
+        </w:rPr>
+        <w:t>22. The method of claim 21, wherein the noise or pseudorandom-looking output is generated by a deterministic re-hashing sequence seeded by the content hash of the computational action, such that a repeated failure path for the same computational action produces an audit-reproducible output of the predetermined output length while avoiding disclosure of which predicate failed.</w:t>
+      </w:r>
+    </w:p>
+    <w:p>
+      <w:pPr>
+        <w:spacing w:before="120" w:after="120" w:line="360" w:lineRule="exact"/>
+        <w:ind w:left="0" w:firstLine="0"/>
+      </w:pPr>
+      <w:r>
+        <w:rPr>
+          <w:rFonts w:ascii="Times New Roman" w:hAnsi="Times New Roman"/>
+          <w:b w:val="0"/>
+          <w:sz w:val="24"/>
+        </w:rPr>
+        <w:t>23. The method of claim 1, further comprising: prior to emitting the governance decision, determining whether the computational action matches a predetermined reroute rule associated with a class of actions; and, when a match is found, substituting a replacement action for the computational action and emitting an allow decision for the replacement action, such that high-risk classes of actions are redirected to lower-risk alternatives without exposing a denial response to the requesting entity.</w:t>
+      </w:r>
+    </w:p>
+    <w:p>
+      <w:pPr>
+        <w:spacing w:before="120" w:after="120" w:line="360" w:lineRule="exact"/>
+        <w:ind w:left="0" w:firstLine="0"/>
+      </w:pPr>
+      <w:r>
+        <w:rPr>
+          <w:rFonts w:ascii="Times New Roman" w:hAnsi="Times New Roman"/>
+          <w:b w:val="0"/>
+          <w:sz w:val="24"/>
+        </w:rPr>
+        <w:t>24. The method of claim 1, further comprising computing a null-space anomaly score by determining whether per-axis deviations of the context representation from the session centroid each fall below a predetermined threshold; incrementing the null-space anomaly score when all per-axis deviations are below the threshold; and incorporating the null-space anomaly score into the composite risk value; wherein a null-space anomaly score above a predetermined level is treated as a governance signal indicating an action that is deliberately mimicking baseline behavior to evade the governance cost.</w:t>
+      </w:r>
+    </w:p>
+    <w:p>
+      <w:pPr>
+        <w:spacing w:before="120" w:after="120" w:line="360" w:lineRule="exact"/>
+        <w:ind w:left="0" w:firstLine="0"/>
+      </w:pPr>
+      <w:r>
+        <w:rPr>
+          <w:rFonts w:ascii="Times New Roman" w:hAnsi="Times New Roman"/>
+          <w:b w:val="0"/>
+          <w:sz w:val="24"/>
+        </w:rPr>
+        <w:t>25. The system of claim 9, wherein the system coordinates task execution across a plurality of agent slots using a physics-based juggling model in which tasks are modeled as balls having inertia proportional to a task priority, agent slots are modeled as hands having readiness states, handoffs are modeled as throws having predicted catch windows, and a governance cost of a task increases when a trajectory of the task deviates from a predicted flight arc, such that higher-risk tasks are assigned higher arcs and fewer handoffs.</w:t>
+      </w:r>
+    </w:p>
+    <w:p>
+      <w:pPr>
+        <w:spacing w:before="120" w:after="120" w:line="360" w:lineRule="exact"/>
+        <w:ind w:left="0" w:firstLine="0"/>
+      </w:pPr>
+      <w:r>
+        <w:rPr>
+          <w:rFonts w:ascii="Times New Roman" w:hAnsi="Times New Roman"/>
+          <w:b w:val="0"/>
+          <w:sz w:val="24"/>
+        </w:rPr>
+        <w:t>26. The method of claim 4, wherein each axis of the semantic weighting employs a bijective token alphabet comprising a number of tokens equal to the Cartesian product of a first predetermined prefix set and a second predetermined suffix set, each token uniquely formed by concatenating a prefix element, a predetermined separator character, and a suffix element, such that the complete token vocabulary for each axis bijects onto a contiguous range of integer byte indices, and wherein a serialized token form includes an axis designator that makes serialized token vocabularies of distinct axes pairwise disjoint and makes the axis of origin of any serialized token determinable from the serialized token without additional context.</w:t>
+      </w:r>
+    </w:p>
+    <w:p>
+      <w:pPr>
+        <w:spacing w:before="120" w:after="120" w:line="360" w:lineRule="exact"/>
+        <w:ind w:left="0" w:firstLine="0"/>
+      </w:pPr>
+      <w:r>
+        <w:rPr>
+          <w:rFonts w:ascii="Times New Roman" w:hAnsi="Times New Roman"/>
+          <w:b w:val="0"/>
+          <w:sz w:val="24"/>
+        </w:rPr>
+        <w:t>27. The method of claim 4, wherein each of the six axes of the semantic weighting is associated with a respective harmonic frequency ratio selected from integer-ratio musical intervals, and a phase offset equal to 2*pi*k/6 radians for the respective axis index k from 0 through 5, such that the six axes are uniformly distributed around the unit circle at sixty-degree intervals, and the governance signal incorporates the phase offset of each axis as a fixed structural parameter of the six-axis weighting configuration.</w:t>
+      </w:r>
+    </w:p>
+    <w:p>
+      <w:pPr>
+        <w:spacing w:before="120" w:after="120" w:line="360" w:lineRule="exact"/>
+        <w:ind w:left="0" w:firstLine="0"/>
+      </w:pPr>
+      <w:r>
+        <w:rPr>
+          <w:rFonts w:ascii="Times New Roman" w:hAnsi="Times New Roman"/>
+          <w:b w:val="0"/>
+          <w:sz w:val="24"/>
+        </w:rPr>
+        <w:t>28. The method of claim 26, wherein each axis's token vocabulary constitutes a domain-specific deterministic byte encoding in which each byte value of a context representation maps uniquely to a token in that axis's vocabulary, the semantic content of the context thereby constraining the specific tokens produced within each axis's vocabulary; and wherein the pairwise-disjoint arrangement of the serialized vocabularies ensures that the same byte sequence encoded under distinct axes produces structurally distinct token sequences, such that axis-specific encodings of the same input are mutually distinguishable without decoding.</w:t>
+      </w:r>
+    </w:p>
+    <w:p>
+      <w:r>
+        <w:br w:type="page"/>
+      </w:r>
+    </w:p>
+    <w:p>
+      <w:pPr>
+        <w:spacing w:before="360" w:after="120" w:line="360" w:lineRule="exact"/>
+        <w:jc w:val="left"/>
+      </w:pPr>
+      <w:r>
+        <w:rPr>
+          <w:rFonts w:ascii="Times New Roman" w:hAnsi="Times New Roman"/>
+          <w:b/>
+          <w:sz w:val="24"/>
+        </w:rPr>
+        <w:t>ABSTRACT</w:t>
       </w:r>
     </w:p>
     <w:p>
@@ -5036,885 +8277,7 @@
           <w:b w:val="0"/>
           <w:sz w:val="24"/>
         </w:rPr>
-        <w:t>These axioms are additionally validated against five quantum axiom families: Unitarity (L2, L4, L7), Locality (L3, L8), Causality (L6, L11, L13), Symmetry (L5, L9, L10, L12), and Composition (L1, L14).</w:t>
-      </w:r>
-    </w:p>
-    <w:p>
-      <w:pPr>
-        <w:spacing w:before="200" w:after="80" w:line="360" w:lineRule="exact"/>
-      </w:pPr>
-      <w:r>
-        <w:rPr>
-          <w:rFonts w:ascii="Times New Roman" w:hAnsi="Times New Roman"/>
-          <w:b/>
-          <w:sz w:val="24"/>
-        </w:rPr>
-        <w:t>SECTION 13: PROVENANCE CHAIN AND SEED INTEGRITY</w:t>
-      </w:r>
-    </w:p>
-    <w:p>
-      <w:pPr>
-        <w:spacing w:before="0" w:after="120" w:line="360" w:lineRule="exact"/>
-        <w:ind w:firstLine="720"/>
-      </w:pPr>
-      <w:r>
-        <w:rPr>
-          <w:rFonts w:ascii="Times New Roman" w:hAnsi="Times New Roman"/>
-          <w:b w:val="0"/>
-          <w:sz w:val="24"/>
-        </w:rPr>
-        <w:t>The linguistic and cryptographic elements of the system trace through a four-layer provenance hierarchy analogous to a BIP-39 hierarchical deterministic wallet:</w:t>
-      </w:r>
-    </w:p>
-    <w:p>
-      <w:pPr>
-        <w:spacing w:before="0" w:after="120" w:line="360" w:lineRule="exact"/>
-        <w:ind w:firstLine="720"/>
-      </w:pPr>
-      <w:r>
-        <w:rPr>
-          <w:rFonts w:ascii="Times New Roman" w:hAnsi="Times New Roman"/>
-          <w:b w:val="0"/>
-          <w:sz w:val="24"/>
-        </w:rPr>
-        <w:t>Layer 0 (Genesis Block): The Everweave Origin Logs -- canonical origin events that establish the narrative and linguistic foundation. These are immutable and serve as the root of all derivations.</w:t>
-      </w:r>
-    </w:p>
-    <w:p>
-      <w:pPr>
-        <w:spacing w:before="0" w:after="120" w:line="360" w:lineRule="exact"/>
-        <w:ind w:firstLine="720"/>
-      </w:pPr>
-      <w:r>
-        <w:rPr>
-          <w:rFonts w:ascii="Times New Roman" w:hAnsi="Times New Roman"/>
-          <w:b w:val="0"/>
-          <w:sz w:val="24"/>
-        </w:rPr>
-        <w:t>Layer 1 (Runic Seed): The 24-letter Kor'aelin alphabet with names, phonemes, concepts, and cultural significance. Derived deterministically from Layer 0.</w:t>
-      </w:r>
-    </w:p>
-    <w:p>
-      <w:pPr>
-        <w:spacing w:before="0" w:after="120" w:line="360" w:lineRule="exact"/>
-        <w:ind w:firstLine="720"/>
-      </w:pPr>
-      <w:r>
-        <w:rPr>
-          <w:rFonts w:ascii="Times New Roman" w:hAnsi="Times New Roman"/>
-          <w:b w:val="0"/>
-          <w:sz w:val="24"/>
-        </w:rPr>
-        <w:t>Layer 2 (Grammatical Expansion): The 14 core particles, sample phrases across six tongues, and compound formation rules. Derived from Layers 0-1.</w:t>
-      </w:r>
-    </w:p>
-    <w:p>
-      <w:pPr>
-        <w:spacing w:before="0" w:after="120" w:line="360" w:lineRule="exact"/>
-        <w:ind w:firstLine="720"/>
-      </w:pPr>
-      <w:r>
-        <w:rPr>
-          <w:rFonts w:ascii="Times New Roman" w:hAnsi="Times New Roman"/>
-          <w:b w:val="0"/>
-          <w:sz w:val="24"/>
-        </w:rPr>
-        <w:t>Layer 3 (Technical Implementation): The 256-token bijections, cross-translation operations, blending, and GeoSeal. Derived from Layers 0-2.</w:t>
-      </w:r>
-    </w:p>
-    <w:p>
-      <w:pPr>
-        <w:spacing w:before="0" w:after="120" w:line="360" w:lineRule="exact"/>
-        <w:ind w:firstLine="720"/>
-      </w:pPr>
-      <w:r>
-        <w:rPr>
-          <w:rFonts w:ascii="Times New Roman" w:hAnsi="Times New Roman"/>
-          <w:b w:val="0"/>
-          <w:sz w:val="24"/>
-        </w:rPr>
-        <w:t>Layer 4 (Narrative Application): All story content, vignettes, and derived works. Must be consistent with Layers 0-3.</w:t>
-      </w:r>
-    </w:p>
-    <w:p>
-      <w:pPr>
-        <w:spacing w:before="0" w:after="120" w:line="360" w:lineRule="exact"/>
-        <w:ind w:firstLine="720"/>
-      </w:pPr>
-      <w:r>
-        <w:rPr>
-          <w:rFonts w:ascii="Times New Roman" w:hAnsi="Times New Roman"/>
-          <w:b w:val="0"/>
-          <w:sz w:val="24"/>
-        </w:rPr>
-        <w:t>Any element in a higher layer that contradicts a lower layer constitutes a provenance violation, analogous to a hash chain break in a blockchain. The system detects such violations through SHA-256 attestation hashes computed at each layer.</w:t>
-      </w:r>
-    </w:p>
-    <w:p>
-      <w:pPr>
-        <w:spacing w:before="0" w:after="120" w:line="360" w:lineRule="exact"/>
-        <w:ind w:firstLine="720"/>
-      </w:pPr>
-      <w:r>
-        <w:rPr>
-          <w:rFonts w:ascii="Times New Roman" w:hAnsi="Times New Roman"/>
-          <w:b w:val="0"/>
-          <w:sz w:val="24"/>
-        </w:rPr>
-        <w:t>The provenance chain ensures that the token mappings are deterministic from the seed: given the same Everweave origin logs, any implementation will produce the identical 6 x 256 bijective token map. This determinism is critical for cross-implementation interoperability.</w:t>
-      </w:r>
-    </w:p>
-    <w:p>
-      <w:r>
-        <w:br w:type="page"/>
-      </w:r>
-    </w:p>
-    <w:p>
-      <w:pPr>
-        <w:spacing w:before="360" w:after="120" w:line="360" w:lineRule="exact"/>
-        <w:jc w:val="left"/>
-      </w:pPr>
-      <w:r>
-        <w:rPr>
-          <w:rFonts w:ascii="Times New Roman" w:hAnsi="Times New Roman"/>
-          <w:b/>
-          <w:sz w:val="24"/>
-        </w:rPr>
-        <w:t>CLAIMS</w:t>
-      </w:r>
-    </w:p>
-    <w:p/>
-    <w:p>
-      <w:pPr>
-        <w:spacing w:before="120" w:after="0" w:line="360" w:lineRule="exact"/>
-        <w:ind w:left="0" w:firstLine="0"/>
-      </w:pPr>
-      <w:r>
-        <w:rPr>
-          <w:rFonts w:ascii="Times New Roman" w:hAnsi="Times New Roman"/>
-          <w:b w:val="0"/>
-          <w:sz w:val="24"/>
-        </w:rPr>
-        <w:t>1. A computer-implemented method for governing execution of a computational action, comprising:</w:t>
-      </w:r>
-    </w:p>
-    <w:p>
-      <w:pPr>
-        <w:spacing w:before="0" w:after="0" w:line="360" w:lineRule="exact"/>
-        <w:ind w:left="360" w:firstLine="0"/>
-      </w:pPr>
-      <w:r>
-        <w:rPr>
-          <w:rFonts w:ascii="Times New Roman" w:hAnsi="Times New Roman"/>
-          <w:b w:val="0"/>
-          <w:sz w:val="24"/>
-        </w:rPr>
-        <w:t>receiving, by one or more processors, a request associated with the computational action;</w:t>
-      </w:r>
-    </w:p>
-    <w:p>
-      <w:pPr>
-        <w:spacing w:before="0" w:after="0" w:line="360" w:lineRule="exact"/>
-        <w:ind w:left="360" w:firstLine="0"/>
-      </w:pPr>
-      <w:r>
-        <w:rPr>
-          <w:rFonts w:ascii="Times New Roman" w:hAnsi="Times New Roman"/>
-          <w:b w:val="0"/>
-          <w:sz w:val="24"/>
-        </w:rPr>
-        <w:t>generating a context representation comprising one or more semantic, operational, or temporal features;</w:t>
-      </w:r>
-    </w:p>
-    <w:p>
-      <w:pPr>
-        <w:spacing w:before="0" w:after="0" w:line="360" w:lineRule="exact"/>
-        <w:ind w:left="360" w:firstLine="0"/>
-      </w:pPr>
-      <w:r>
-        <w:rPr>
-          <w:rFonts w:ascii="Times New Roman" w:hAnsi="Times New Roman"/>
-          <w:b w:val="0"/>
-          <w:sz w:val="24"/>
-        </w:rPr>
-        <w:t>transforming the context representation into an embedded point in a bounded hyperbolic space comprising a Poincare ball model, via a tanh-normalized projection with epsilon clamping that constrains the embedded point to an open unit ball;</w:t>
-      </w:r>
-    </w:p>
-    <w:p>
-      <w:pPr>
-        <w:spacing w:before="0" w:after="0" w:line="360" w:lineRule="exact"/>
-        <w:ind w:left="360" w:firstLine="0"/>
-      </w:pPr>
-      <w:r>
-        <w:rPr>
-          <w:rFonts w:ascii="Times New Roman" w:hAnsi="Times New Roman"/>
-          <w:b w:val="0"/>
-          <w:sz w:val="24"/>
-        </w:rPr>
-        <w:t>maintaining a session centroid as a trusted reference region, updated as a function of a plurality of embedded points corresponding to prior requests within a session;</w:t>
-      </w:r>
-    </w:p>
-    <w:p>
-      <w:pPr>
-        <w:spacing w:before="0" w:after="0" w:line="360" w:lineRule="exact"/>
-        <w:ind w:left="360" w:firstLine="0"/>
-      </w:pPr>
-      <w:r>
-        <w:rPr>
-          <w:rFonts w:ascii="Times New Roman" w:hAnsi="Times New Roman"/>
-          <w:b w:val="0"/>
-          <w:sz w:val="24"/>
-        </w:rPr>
-        <w:t>computing a hyperbolic distance between the embedded point and the session centroid;</w:t>
-      </w:r>
-    </w:p>
-    <w:p>
-      <w:pPr>
-        <w:spacing w:before="0" w:after="0" w:line="360" w:lineRule="exact"/>
-        <w:ind w:left="360" w:firstLine="0"/>
-      </w:pPr>
-      <w:r>
-        <w:rPr>
-          <w:rFonts w:ascii="Times New Roman" w:hAnsi="Times New Roman"/>
-          <w:b w:val="0"/>
-          <w:sz w:val="24"/>
-        </w:rPr>
-        <w:t>computing a governance cost from the hyperbolic distance using a nonlinear cost function that increases as the hyperbolic distance increases;</w:t>
-      </w:r>
-    </w:p>
-    <w:p>
-      <w:pPr>
-        <w:spacing w:before="0" w:after="0" w:line="360" w:lineRule="exact"/>
-        <w:ind w:left="360" w:firstLine="0"/>
-      </w:pPr>
-      <w:r>
-        <w:rPr>
-          <w:rFonts w:ascii="Times New Roman" w:hAnsi="Times New Roman"/>
-          <w:b w:val="0"/>
-          <w:sz w:val="24"/>
-        </w:rPr>
-        <w:t>combining the governance cost with at least one additional governance signal from: semantic weighting, temporal drift, spectral coherence, spin coherence, identifier canonicality, or bijective tamper detection, to produce a composite risk value;</w:t>
-      </w:r>
-    </w:p>
-    <w:p>
-      <w:pPr>
-        <w:spacing w:before="0" w:after="0" w:line="360" w:lineRule="exact"/>
-        <w:ind w:left="360" w:firstLine="0"/>
-      </w:pPr>
-      <w:r>
-        <w:rPr>
-          <w:rFonts w:ascii="Times New Roman" w:hAnsi="Times New Roman"/>
-          <w:b w:val="0"/>
-          <w:sz w:val="24"/>
-        </w:rPr>
-        <w:t>adjusting a severity of the composite risk value as a function of trajectory drift of the embedded points across the plurality of prior requests; and</w:t>
-      </w:r>
-    </w:p>
-    <w:p>
-      <w:pPr>
-        <w:spacing w:before="0" w:after="0" w:line="360" w:lineRule="exact"/>
-        <w:ind w:left="360" w:firstLine="0"/>
-      </w:pPr>
-      <w:r>
-        <w:rPr>
-          <w:rFonts w:ascii="Times New Roman" w:hAnsi="Times New Roman"/>
-          <w:b w:val="0"/>
-          <w:sz w:val="24"/>
-        </w:rPr>
-        <w:t>emitting a governance decision, from: allow, review, quarantine, or deny, that controls whether the computational action is executed;</w:t>
-      </w:r>
-    </w:p>
-    <w:p>
-      <w:pPr>
-        <w:spacing w:before="0" w:after="120" w:line="360" w:lineRule="exact"/>
-        <w:ind w:left="360" w:firstLine="0"/>
-      </w:pPr>
-      <w:r>
-        <w:rPr>
-          <w:rFonts w:ascii="Times New Roman" w:hAnsi="Times New Roman"/>
-          <w:b w:val="0"/>
-          <w:sz w:val="24"/>
-        </w:rPr>
-        <w:t>whereby the governance cost increases superexponentially as the embedded point approaches a boundary of the open unit ball.</w:t>
-      </w:r>
-    </w:p>
-    <w:p>
-      <w:pPr>
-        <w:spacing w:before="120" w:after="120" w:line="360" w:lineRule="exact"/>
-        <w:ind w:left="0" w:firstLine="0"/>
-      </w:pPr>
-      <w:r>
-        <w:rPr>
-          <w:rFonts w:ascii="Times New Roman" w:hAnsi="Times New Roman"/>
-          <w:b w:val="0"/>
-          <w:sz w:val="24"/>
-        </w:rPr>
-        <w:t>2. The method of claim 1, wherein the hyperbolic distance is computed as d_H = arccosh(1 + 2||u - v||^2 / ((1 - ||u||^2)(1 - ||v||^2))), where u is the embedded point and v is the session centroid.</w:t>
-      </w:r>
-    </w:p>
-    <w:p>
-      <w:pPr>
-        <w:spacing w:before="120" w:after="120" w:line="360" w:lineRule="exact"/>
-        <w:ind w:left="0" w:firstLine="0"/>
-      </w:pPr>
-      <w:r>
-        <w:rPr>
-          <w:rFonts w:ascii="Times New Roman" w:hAnsi="Times New Roman"/>
-          <w:b w:val="0"/>
-          <w:sz w:val="24"/>
-        </w:rPr>
-        <w:t>3. The method of claim 1, wherein the nonlinear cost function comprises one of: (i) a function of the form H(d, R) = R^(d^2), where d is a distance measure and R is a base greater than one; or (ii) a bounded safety-score function of the form H = 1 / (1 + d + 2*pd), where pd is a phase-deviation term.</w:t>
-      </w:r>
-    </w:p>
-    <w:p>
-      <w:pPr>
-        <w:spacing w:before="120" w:after="120" w:line="360" w:lineRule="exact"/>
-        <w:ind w:left="0" w:firstLine="0"/>
-      </w:pPr>
-      <w:r>
-        <w:rPr>
-          <w:rFonts w:ascii="Times New Roman" w:hAnsi="Times New Roman"/>
-          <w:b w:val="0"/>
-          <w:sz w:val="24"/>
-        </w:rPr>
-        <w:t>4. The method of claim 1, wherein the additional governance signal comprises a six-axis semantic weighting in which each axis has a predetermined weight equal to a power of the golden ratio, phi^k for k = 0 through 5, with phi approximately equal to 1.618.</w:t>
-      </w:r>
-    </w:p>
-    <w:p>
-      <w:pPr>
-        <w:spacing w:before="120" w:after="120" w:line="360" w:lineRule="exact"/>
-        <w:ind w:left="0" w:firstLine="0"/>
-      </w:pPr>
-      <w:r>
-        <w:rPr>
-          <w:rFonts w:ascii="Times New Roman" w:hAnsi="Times New Roman"/>
-          <w:b w:val="0"/>
-          <w:sz w:val="24"/>
-        </w:rPr>
-        <w:t>5. The method of claim 1, wherein maintaining the session centroid comprises an incremental update of the form centroid_new = (n * centroid_old + coord) / (n + 1), where n is a running count of prior embedded points and coord is the embedded point of the current request.</w:t>
-      </w:r>
-    </w:p>
-    <w:p>
-      <w:pPr>
-        <w:spacing w:before="120" w:after="120" w:line="360" w:lineRule="exact"/>
-        <w:ind w:left="0" w:firstLine="0"/>
-      </w:pPr>
-      <w:r>
-        <w:rPr>
-          <w:rFonts w:ascii="Times New Roman" w:hAnsi="Times New Roman"/>
-          <w:b w:val="0"/>
-          <w:sz w:val="24"/>
-        </w:rPr>
-        <w:t>6. The method of claim 1, further comprising maintaining a hash-indexed adversarial-memory set and a hash-indexed safe-memory set, and, prior to said transforming, returning a deny decision for a request whose content hash is a member of the adversarial-memory set, and returning an allow decision for a request whose content hash is a member of the safe-memory set, in each case without computing the hyperbolic distance.</w:t>
-      </w:r>
-    </w:p>
-    <w:p>
-      <w:pPr>
-        <w:spacing w:before="120" w:after="120" w:line="360" w:lineRule="exact"/>
-        <w:ind w:left="0" w:firstLine="0"/>
-      </w:pPr>
-      <w:r>
-        <w:rPr>
-          <w:rFonts w:ascii="Times New Roman" w:hAnsi="Times New Roman"/>
-          <w:b w:val="0"/>
-          <w:sz w:val="24"/>
-        </w:rPr>
-        <w:t>7. The method of claim 1, further comprising, responsive to a deny decision, generating a deterministic pseudorandom noise output by computing a seed as a cryptographic hash of a fixed prefix concatenated with a content hash of the denied request, iteratively re-hashing the seed until a target length is reached, and returning the noise output in place of an error response, such that the noise output is indistinguishable from a valid output to an observer not holding the governance keys, is identical for identical denied requests, and is reproducible by an auditor from the content hash.</w:t>
-      </w:r>
-    </w:p>
-    <w:p>
-      <w:pPr>
-        <w:spacing w:before="120" w:after="120" w:line="360" w:lineRule="exact"/>
-        <w:ind w:left="0" w:firstLine="0"/>
-      </w:pPr>
-      <w:r>
-        <w:rPr>
-          <w:rFonts w:ascii="Times New Roman" w:hAnsi="Times New Roman"/>
-          <w:b w:val="0"/>
-          <w:sz w:val="24"/>
-        </w:rPr>
-        <w:t>8. The method of claim 1, further comprising periodically persisting, to a durable store, at least the session centroid, a cumulative governance cost, a query count, a trust history, and the adversarial-memory set of claim 6; and, after a process restart, restoring the persisted values so that the session continues from the restored trajectory rather than from a cold start.</w:t>
-      </w:r>
-    </w:p>
-    <w:p>
-      <w:pPr>
-        <w:spacing w:before="120" w:after="0" w:line="360" w:lineRule="exact"/>
-        <w:ind w:left="0" w:firstLine="0"/>
-      </w:pPr>
-      <w:r>
-        <w:rPr>
-          <w:rFonts w:ascii="Times New Roman" w:hAnsi="Times New Roman"/>
-          <w:b w:val="0"/>
-          <w:sz w:val="24"/>
-        </w:rPr>
-        <w:t>9. A system for runtime governance of agentic or artificial-intelligence actions, comprising:</w:t>
-      </w:r>
-    </w:p>
-    <w:p>
-      <w:pPr>
-        <w:spacing w:before="0" w:after="0" w:line="360" w:lineRule="exact"/>
-        <w:ind w:left="360" w:firstLine="0"/>
-      </w:pPr>
-      <w:r>
-        <w:rPr>
-          <w:rFonts w:ascii="Times New Roman" w:hAnsi="Times New Roman"/>
-          <w:b w:val="0"/>
-          <w:sz w:val="24"/>
-        </w:rPr>
-        <w:t>at least one processor; and</w:t>
-      </w:r>
-    </w:p>
-    <w:p>
-      <w:pPr>
-        <w:spacing w:before="0" w:after="0" w:line="360" w:lineRule="exact"/>
-        <w:ind w:left="360" w:firstLine="0"/>
-      </w:pPr>
-      <w:r>
-        <w:rPr>
-          <w:rFonts w:ascii="Times New Roman" w:hAnsi="Times New Roman"/>
-          <w:b w:val="0"/>
-          <w:sz w:val="24"/>
-        </w:rPr>
-        <w:t>a non-transitory memory storing a persistent runtime state and instructions that, when executed, cause the system to:</w:t>
-      </w:r>
-    </w:p>
-    <w:p>
-      <w:pPr>
-        <w:spacing w:before="0" w:after="0" w:line="360" w:lineRule="exact"/>
-        <w:ind w:left="360" w:firstLine="0"/>
-      </w:pPr>
-      <w:r>
-        <w:rPr>
-          <w:rFonts w:ascii="Times New Roman" w:hAnsi="Times New Roman"/>
-          <w:b w:val="0"/>
-          <w:sz w:val="24"/>
-        </w:rPr>
-        <w:t>classify a proposed action into a context representation;</w:t>
-      </w:r>
-    </w:p>
-    <w:p>
-      <w:pPr>
-        <w:spacing w:before="0" w:after="0" w:line="360" w:lineRule="exact"/>
-        <w:ind w:left="360" w:firstLine="0"/>
-      </w:pPr>
-      <w:r>
-        <w:rPr>
-          <w:rFonts w:ascii="Times New Roman" w:hAnsi="Times New Roman"/>
-          <w:b w:val="0"/>
-          <w:sz w:val="24"/>
-        </w:rPr>
-        <w:t>map the context representation into a point in a Poincare ball model of bounded hyperbolic space;</w:t>
-      </w:r>
-    </w:p>
-    <w:p>
-      <w:pPr>
-        <w:spacing w:before="0" w:after="0" w:line="360" w:lineRule="exact"/>
-        <w:ind w:left="360" w:firstLine="0"/>
-      </w:pPr>
-      <w:r>
-        <w:rPr>
-          <w:rFonts w:ascii="Times New Roman" w:hAnsi="Times New Roman"/>
-          <w:b w:val="0"/>
-          <w:sz w:val="24"/>
-        </w:rPr>
-        <w:t>measure drift of the proposed action as a hyperbolic distance between the point and a session centroid, the session centroid being part of the persistent runtime state and comprising at least a centroid vector, a cumulative cost, and a query count;</w:t>
-      </w:r>
-    </w:p>
-    <w:p>
-      <w:pPr>
-        <w:spacing w:before="0" w:after="0" w:line="360" w:lineRule="exact"/>
-        <w:ind w:left="360" w:firstLine="0"/>
-      </w:pPr>
-      <w:r>
-        <w:rPr>
-          <w:rFonts w:ascii="Times New Roman" w:hAnsi="Times New Roman"/>
-          <w:b w:val="0"/>
-          <w:sz w:val="24"/>
-        </w:rPr>
-        <w:t>calculate a harmonic governance cost from the measured drift using a nonlinear cost function that increases as the drift increases;</w:t>
-      </w:r>
-    </w:p>
-    <w:p>
-      <w:pPr>
-        <w:spacing w:before="0" w:after="0" w:line="360" w:lineRule="exact"/>
-        <w:ind w:left="360" w:firstLine="0"/>
-      </w:pPr>
-      <w:r>
-        <w:rPr>
-          <w:rFonts w:ascii="Times New Roman" w:hAnsi="Times New Roman"/>
-          <w:b w:val="0"/>
-          <w:sz w:val="24"/>
-        </w:rPr>
-        <w:t>apply a decision gate to the harmonic governance cost and one or more auxiliary signals; and</w:t>
-      </w:r>
-    </w:p>
-    <w:p>
-      <w:pPr>
-        <w:spacing w:before="0" w:after="0" w:line="360" w:lineRule="exact"/>
-        <w:ind w:left="360" w:firstLine="0"/>
-      </w:pPr>
-      <w:r>
-        <w:rPr>
-          <w:rFonts w:ascii="Times New Roman" w:hAnsi="Times New Roman"/>
-          <w:b w:val="0"/>
-          <w:sz w:val="24"/>
-        </w:rPr>
-        <w:t>route the proposed action according to allow, review, quarantine, or deny;</w:t>
-      </w:r>
-    </w:p>
-    <w:p>
-      <w:pPr>
-        <w:spacing w:before="0" w:after="120" w:line="360" w:lineRule="exact"/>
-        <w:ind w:left="360" w:firstLine="0"/>
-      </w:pPr>
-      <w:r>
-        <w:rPr>
-          <w:rFonts w:ascii="Times New Roman" w:hAnsi="Times New Roman"/>
-          <w:b w:val="0"/>
-          <w:sz w:val="24"/>
-        </w:rPr>
-        <w:t>wherein the session centroid is updated from prior proposed actions within a session, and the persistent runtime state is restored after a process restart.</w:t>
-      </w:r>
-    </w:p>
-    <w:p>
-      <w:pPr>
-        <w:spacing w:before="120" w:after="120" w:line="360" w:lineRule="exact"/>
-        <w:ind w:left="0" w:firstLine="0"/>
-      </w:pPr>
-      <w:r>
-        <w:rPr>
-          <w:rFonts w:ascii="Times New Roman" w:hAnsi="Times New Roman"/>
-          <w:b w:val="0"/>
-          <w:sz w:val="24"/>
-        </w:rPr>
-        <w:t>10. The system of claim 9, wherein the quarantine route applies a non-error containment state that, without crashing or terminating the session, restricts available tools to an allowed subset, enforces an execution-time deadline, restricts execution permissions, and limits outbound network or filesystem effects of the proposed action.</w:t>
-      </w:r>
-    </w:p>
-    <w:p>
-      <w:pPr>
-        <w:spacing w:before="120" w:after="120" w:line="360" w:lineRule="exact"/>
-        <w:ind w:left="0" w:firstLine="0"/>
-      </w:pPr>
-      <w:r>
-        <w:rPr>
-          <w:rFonts w:ascii="Times New Roman" w:hAnsi="Times New Roman"/>
-          <w:b w:val="0"/>
-          <w:sz w:val="24"/>
-        </w:rPr>
-        <w:t>11. The system of claim 9, wherein the auxiliary signals are produced by a multi-layer pre-filter stack ordered cheapest-reject-first, comprising: (i) a script-origin gate computing a coverage score as a fraction of UTF-8 bytes falling within the printable ASCII range and rejecting when the coverage score is below a threshold; (ii) an instruction-safety gate matching compiled regular-expression patterns for instruction-override, persona-manipulation, or dangerous-tool-invocation text; (iii) a semantic pattern filter matching the proposed action against an adversarial-intent corpus; and (iv) a small-language-model router that rejects an input for which no applicable semantic band is classified; wherein each gate operates before the hyperbolic-distance computation, and rejection by any gate prevents invocation of subsequent gates.</w:t>
-      </w:r>
-    </w:p>
-    <w:p>
-      <w:pPr>
-        <w:spacing w:before="120" w:after="120" w:line="360" w:lineRule="exact"/>
-        <w:ind w:left="0" w:firstLine="0"/>
-      </w:pPr>
-      <w:r>
-        <w:rPr>
-          <w:rFonts w:ascii="Times New Roman" w:hAnsi="Times New Roman"/>
-          <w:b w:val="0"/>
-          <w:sz w:val="24"/>
-        </w:rPr>
-        <w:t>12. The system of claim 9, wherein, responsive to an allow decision, the system computes a content-addressed identifier of the proposed action as a cryptographic hash of a canonical representation, signs the identifier together with an authorization score and a timestamp using a post-quantum digital signature algorithm in accordance with FIPS 204 (ML-DSA-65), encapsulates a session key using a post-quantum key-encapsulation mechanism in accordance with FIPS 203 (ML-KEM-768), and returns a structured receipt comprising the decision, the score, signal identifiers, the timestamp, the signature, and a key-encapsulation ciphertext; and wherein a downstream executor verifies the signature before executing the allowed action.</w:t>
-      </w:r>
-    </w:p>
-    <w:p>
-      <w:pPr>
-        <w:spacing w:before="120" w:after="120" w:line="360" w:lineRule="exact"/>
-        <w:ind w:left="0" w:firstLine="0"/>
-      </w:pPr>
-      <w:r>
-        <w:rPr>
-          <w:rFonts w:ascii="Times New Roman" w:hAnsi="Times New Roman"/>
-          <w:b w:val="0"/>
-          <w:sz w:val="24"/>
-        </w:rPr>
-        <w:t>13. The system of claim 9, wherein the system emits an audit receipt comprising at least the decision, the harmonic governance cost, signal identifiers, and decision-relevant metadata including a session query count and a cumulative cost.</w:t>
-      </w:r>
-    </w:p>
-    <w:p>
-      <w:pPr>
-        <w:spacing w:before="120" w:after="120" w:line="360" w:lineRule="exact"/>
-        <w:ind w:left="0" w:firstLine="0"/>
-      </w:pPr>
-      <w:r>
-        <w:rPr>
-          <w:rFonts w:ascii="Times New Roman" w:hAnsi="Times New Roman"/>
-          <w:b w:val="0"/>
-          <w:sz w:val="24"/>
-        </w:rPr>
-        <w:t>14. The system of claim 9, wherein the system is deployed as at least one of: a REST API endpoint, an agent bus service, a command-line interface, or a programmatic client library.</w:t>
-      </w:r>
-    </w:p>
-    <w:p>
-      <w:pPr>
-        <w:spacing w:before="120" w:after="0" w:line="360" w:lineRule="exact"/>
-        <w:ind w:left="0" w:firstLine="0"/>
-      </w:pPr>
-      <w:r>
-        <w:rPr>
-          <w:rFonts w:ascii="Times New Roman" w:hAnsi="Times New Roman"/>
-          <w:b w:val="0"/>
-          <w:sz w:val="24"/>
-        </w:rPr>
-        <w:t>15. A non-transitory computer-readable medium storing instructions that, when executed, cause one or more processors to:</w:t>
-      </w:r>
-    </w:p>
-    <w:p>
-      <w:pPr>
-        <w:spacing w:before="0" w:after="0" w:line="360" w:lineRule="exact"/>
-        <w:ind w:left="360" w:firstLine="0"/>
-      </w:pPr>
-      <w:r>
-        <w:rPr>
-          <w:rFonts w:ascii="Times New Roman" w:hAnsi="Times New Roman"/>
-          <w:b w:val="0"/>
-          <w:sz w:val="24"/>
-        </w:rPr>
-        <w:t>receive an input comprising source code or an identifier-containing input;</w:t>
-      </w:r>
-    </w:p>
-    <w:p>
-      <w:pPr>
-        <w:spacing w:before="0" w:after="0" w:line="360" w:lineRule="exact"/>
-        <w:ind w:left="360" w:firstLine="0"/>
-      </w:pPr>
-      <w:r>
-        <w:rPr>
-          <w:rFonts w:ascii="Times New Roman" w:hAnsi="Times New Roman"/>
-          <w:b w:val="0"/>
-          <w:sz w:val="24"/>
-        </w:rPr>
-        <w:t>generate a re-encoded form of the input by applying a bijective encode operation followed by a decode operation mapping the input to a token sequence and back to a decoded input;</w:t>
-      </w:r>
-    </w:p>
-    <w:p>
-      <w:pPr>
-        <w:spacing w:before="0" w:after="0" w:line="360" w:lineRule="exact"/>
-        <w:ind w:left="360" w:firstLine="0"/>
-      </w:pPr>
-      <w:r>
-        <w:rPr>
-          <w:rFonts w:ascii="Times New Roman" w:hAnsi="Times New Roman"/>
-          <w:b w:val="0"/>
-          <w:sz w:val="24"/>
-        </w:rPr>
-        <w:t>compute a first canonical abstract syntax tree (AST) representation of the input and a second canonical AST representation of the decoded input, each comprising a content-derived fingerprint;</w:t>
-      </w:r>
-    </w:p>
-    <w:p>
-      <w:pPr>
-        <w:spacing w:before="0" w:after="0" w:line="360" w:lineRule="exact"/>
-        <w:ind w:left="360" w:firstLine="0"/>
-      </w:pPr>
-      <w:r>
-        <w:rPr>
-          <w:rFonts w:ascii="Times New Roman" w:hAnsi="Times New Roman"/>
-          <w:b w:val="0"/>
-          <w:sz w:val="24"/>
-        </w:rPr>
-        <w:t>compute a tamper signal based on at least one of: (i) a divergence between the first and second canonical AST representations; (ii) a failure of the decoded input to parse into a valid AST; (iii) a Unicode canonicality failure; or (iv) a confusable-identifier condition; and</w:t>
-      </w:r>
-    </w:p>
-    <w:p>
-      <w:pPr>
-        <w:spacing w:before="0" w:after="0" w:line="360" w:lineRule="exact"/>
-        <w:ind w:left="360" w:firstLine="0"/>
-      </w:pPr>
-      <w:r>
-        <w:rPr>
-          <w:rFonts w:ascii="Times New Roman" w:hAnsi="Times New Roman"/>
-          <w:b w:val="0"/>
-          <w:sz w:val="24"/>
-        </w:rPr>
-        <w:t>provide the tamper signal to a governance gate that escalates or blocks a proposed computational action when the tamper signal exceeds a threshold;</w:t>
-      </w:r>
-    </w:p>
-    <w:p>
-      <w:pPr>
-        <w:spacing w:before="0" w:after="120" w:line="360" w:lineRule="exact"/>
-        <w:ind w:left="360" w:firstLine="0"/>
-      </w:pPr>
-      <w:r>
-        <w:rPr>
-          <w:rFonts w:ascii="Times New Roman" w:hAnsi="Times New Roman"/>
-          <w:b w:val="0"/>
-          <w:sz w:val="24"/>
-        </w:rPr>
-        <w:t>wherein the tamper signal is distinct from a tokenizer reconstruction-quality measure in that it is derived from a comparison of abstract syntax tree representations and gates execution of a proposed action.</w:t>
-      </w:r>
-    </w:p>
-    <w:p>
-      <w:pPr>
-        <w:spacing w:before="120" w:after="120" w:line="360" w:lineRule="exact"/>
-        <w:ind w:left="0" w:firstLine="0"/>
-      </w:pPr>
-      <w:r>
-        <w:rPr>
-          <w:rFonts w:ascii="Times New Roman" w:hAnsi="Times New Roman"/>
-          <w:b w:val="0"/>
-          <w:sz w:val="24"/>
-        </w:rPr>
-        <w:t>16. The medium of claim 15, wherein each content-derived fingerprint comprises a SHA-256 digest of the corresponding canonical AST, such that two inputs that are semantically equal but differ in whitespace or comments produce identical fingerprints.</w:t>
-      </w:r>
-    </w:p>
-    <w:p>
-      <w:pPr>
-        <w:spacing w:before="120" w:after="120" w:line="360" w:lineRule="exact"/>
-        <w:ind w:left="0" w:firstLine="0"/>
-      </w:pPr>
-      <w:r>
-        <w:rPr>
-          <w:rFonts w:ascii="Times New Roman" w:hAnsi="Times New Roman"/>
-          <w:b w:val="0"/>
-          <w:sz w:val="24"/>
-        </w:rPr>
-        <w:t>17. The medium of claim 15, wherein the confusable-identifier condition is detected by parsing the input into an AST, extracting identifier names, and, for each identifier, determining whether any non-ASCII codepoint maps to an ASCII-confusable codepoint, whether the identifier mixes two or more distinct writing scripts, or whether the identifier contains an invisible or bidirectional control codepoint; and computing a confusable-identifier score as a function of the fraction of suspicious identifiers.</w:t>
-      </w:r>
-    </w:p>
-    <w:p>
-      <w:pPr>
-        <w:spacing w:before="120" w:after="120" w:line="360" w:lineRule="exact"/>
-        <w:ind w:left="0" w:firstLine="0"/>
-      </w:pPr>
-      <w:r>
-        <w:rPr>
-          <w:rFonts w:ascii="Times New Roman" w:hAnsi="Times New Roman"/>
-          <w:b w:val="0"/>
-          <w:sz w:val="24"/>
-        </w:rPr>
-        <w:t>18. The medium of claim 15, wherein the governance gate denies the proposed computational action on a syntax-divergence class in which the decoded input fails to parse, quarantines the proposed computational action on a structural-divergence class in which the canonical ASTs diverge while both parse, and allows with annotation on a normalization-divergence class attributable to Unicode NFC normalization.</w:t>
-      </w:r>
-    </w:p>
-    <w:p>
-      <w:pPr>
-        <w:spacing w:before="120" w:after="120" w:line="360" w:lineRule="exact"/>
-        <w:ind w:left="0" w:firstLine="0"/>
-      </w:pPr>
-      <w:r>
-        <w:rPr>
-          <w:rFonts w:ascii="Times New Roman" w:hAnsi="Times New Roman"/>
-          <w:b w:val="0"/>
-          <w:sz w:val="24"/>
-        </w:rPr>
-        <w:t>19. The medium of claim 15, wherein, when a tokenizer artifact is absent, the instructions substitute a normalization stub that performs the encode operation by applying Unicode NFC normalization and encoding as UTF-8, the stub preserving the bijective round-trip property for ASCII inputs.</w:t>
-      </w:r>
-    </w:p>
-    <w:p>
-      <w:pPr>
-        <w:spacing w:before="120" w:after="120" w:line="360" w:lineRule="exact"/>
-        <w:ind w:left="0" w:firstLine="0"/>
-      </w:pPr>
-      <w:r>
-        <w:rPr>
-          <w:rFonts w:ascii="Times New Roman" w:hAnsi="Times New Roman"/>
-          <w:b w:val="0"/>
-          <w:sz w:val="24"/>
-        </w:rPr>
-        <w:t>20. The medium of claim 15, wherein the tamper signal, a divergence classification, and the content-derived fingerprint are recorded in an audit trail.</w:t>
-      </w:r>
-    </w:p>
-    <w:p>
-      <w:pPr>
-        <w:spacing w:before="120" w:after="120" w:line="360" w:lineRule="exact"/>
-        <w:ind w:left="0" w:firstLine="0"/>
-      </w:pPr>
-      <w:r>
-        <w:rPr>
-          <w:rFonts w:ascii="Times New Roman" w:hAnsi="Times New Roman"/>
-          <w:b w:val="0"/>
-          <w:sz w:val="24"/>
-        </w:rPr>
-        <w:t>21. The method of claim 1, further comprising generating a cryptographic authorization container that is unlocked only when all of N predetermined predicates are satisfied, the predicates comprising at least: a semantic predicate; a geometric predicate measuring distance from a known safe region; an execution-path predicate verifying that the container was reached via an authorized call chain; a quorum predicate requiring a threshold number of approving agents; and a cryptographic predicate verifying a post-quantum signature; wherein failure of any predicate returns a noise output indistinguishable from a successfully-unlocked container.</w:t>
-      </w:r>
-    </w:p>
-    <w:p>
-      <w:pPr>
-        <w:spacing w:before="120" w:after="120" w:line="360" w:lineRule="exact"/>
-        <w:ind w:left="0" w:firstLine="0"/>
-      </w:pPr>
-      <w:r>
-        <w:rPr>
-          <w:rFonts w:ascii="Times New Roman" w:hAnsi="Times New Roman"/>
-          <w:b w:val="0"/>
-          <w:sz w:val="24"/>
-        </w:rPr>
-        <w:t>22. The method of claim 21, wherein the noise output is generated by the deterministic re-hashing of claim 7, such that every output path -- both a successful unlock and a failure of any predicate -- produces an output indistinguishable, to an observer not holding the keys for all of the predicates, from any other output path.</w:t>
-      </w:r>
-    </w:p>
-    <w:p>
-      <w:pPr>
-        <w:spacing w:before="120" w:after="120" w:line="360" w:lineRule="exact"/>
-        <w:ind w:left="0" w:firstLine="0"/>
-      </w:pPr>
-      <w:r>
-        <w:rPr>
-          <w:rFonts w:ascii="Times New Roman" w:hAnsi="Times New Roman"/>
-          <w:b w:val="0"/>
-          <w:sz w:val="24"/>
-        </w:rPr>
-        <w:t>23. The system of claim 9, wherein the system maintains a swarm trust score for each participating governance agent, updates the trust score as tau_new = alpha * tau_old + (1 - alpha) * v, where v is a validity factor for a most-recent contribution and alpha is a smoothing constant, and automatically self-excludes from the governance decision any agent whose trust score falls below a participation threshold, thereby producing a Byzantine-fault-tolerant swarm consensus without a central coordinator.</w:t>
-      </w:r>
-    </w:p>
-    <w:p>
-      <w:pPr>
-        <w:spacing w:before="120" w:after="120" w:line="360" w:lineRule="exact"/>
-        <w:ind w:left="0" w:firstLine="0"/>
-      </w:pPr>
-      <w:r>
-        <w:rPr>
-          <w:rFonts w:ascii="Times New Roman" w:hAnsi="Times New Roman"/>
-          <w:b w:val="0"/>
-          <w:sz w:val="24"/>
-        </w:rPr>
-        <w:t>24. The method of claim 1, further comprising applying a Hopfield energy function E(c) = -1/2 * (c')^T * W * c' + theta^T * c' to the context representation c, wherein W encodes patterns of known legitimate operations learned offline; classifying the action as novel-intent when E(c) is above a threshold relative to trained patterns; and incorporating the novel-intent indicator into the composite risk value.</w:t>
-      </w:r>
-    </w:p>
-    <w:p>
-      <w:pPr>
-        <w:spacing w:before="120" w:after="120" w:line="360" w:lineRule="exact"/>
-        <w:ind w:left="0" w:firstLine="0"/>
-      </w:pPr>
-      <w:r>
-        <w:rPr>
-          <w:rFonts w:ascii="Times New Roman" w:hAnsi="Times New Roman"/>
-          <w:b w:val="0"/>
-          <w:sz w:val="24"/>
-        </w:rPr>
-        <w:t>25. The system of claim 9, wherein the system coordinates task execution across a plurality of agent slots using a physics-based juggling model in which tasks are modeled as balls having inertia proportional to a task priority, agent slots are modeled as hands having readiness states, handoffs are modeled as throws having predicted catch windows, and a governance cost of a task increases when a trajectory of the task deviates from a predicted flight arc, such that higher-risk tasks are assigned higher arcs and fewer handoffs.</w:t>
-      </w:r>
-    </w:p>
-    <w:p>
-      <w:r>
-        <w:br w:type="page"/>
-      </w:r>
-    </w:p>
-    <w:p>
-      <w:pPr>
-        <w:spacing w:before="360" w:after="120" w:line="360" w:lineRule="exact"/>
-        <w:jc w:val="left"/>
-      </w:pPr>
-      <w:r>
-        <w:rPr>
-          <w:rFonts w:ascii="Times New Roman" w:hAnsi="Times New Roman"/>
-          <w:b/>
-          <w:sz w:val="24"/>
-        </w:rPr>
-        <w:t>ABSTRACT</w:t>
-      </w:r>
-    </w:p>
-    <w:p>
-      <w:pPr>
-        <w:spacing w:before="0" w:after="120" w:line="360" w:lineRule="exact"/>
-        <w:ind w:firstLine="720"/>
-      </w:pPr>
-      <w:r>
-        <w:rPr>
-          <w:rFonts w:ascii="Times New Roman" w:hAnsi="Times New Roman"/>
-          <w:b w:val="0"/>
-          <w:sz w:val="24"/>
-        </w:rPr>
-        <w:t>A computer-implemented system and method govern execution of computational actions in artificial-intelligence and agentic systems. Input actions are encoded as six-dimensional context vectors weighted by successive powers of the golden ratio and embedded into a Poincare ball model of hyperbolic space. Hyperbolic distance between the embedded point and a session centroid representing prior authorized behavior drives an exponential authorization cost that makes adversarial deviations computationally prohibitive. Governance decisions -- allow, quarantine, escalate, or deny -- combine the authorization cost with bijective tamper detection, instruction-safety pattern matching, and spectral coherence signals. Denied actions return deterministic pseudorandom noise indistinguishable from valid output. Authorized actions receive post-quantum cryptographic receipts signed under ML-DSA-65 and encapsulated under ML-KEM-768.</w:t>
+        <w:t>A computer-implemented system and method govern execution of computational actions in artificial-intelligence and agentic systems. Input actions are encoded as six-dimensional context vectors weighted by successive powers of the golden ratio and embedded into a Poincare ball model of hyperbolic space. Hyperbolic distance between the embedded point and a session centroid representing prior authorized behavior drives a nonlinear authorization cost or safety score used to control execution. Governance decisions -- allow, review, quarantine, or deny -- combine the authorization cost with bijective tamper detection, instruction-safety pattern matching, and spectral coherence signals. Denied actions return deterministic pseudorandom-looking audit noise instead of a structured failure category. Authorized actions receive post-quantum cryptographic receipts signed under ML-DSA-65 and encapsulated under ML-KEM-768.</w:t>
       </w:r>
     </w:p>
     <w:sectPr>
